--- a/documentation/editables/03-Software-Architecture-Design.docx
+++ b/documentation/editables/03-Software-Architecture-Design.docx
@@ -70,7 +70,23 @@
         <w:pStyle w:val="InfoBlue"/>
       </w:pPr>
       <w:r>
-        <w:t>[Note: The following template is provided for use with the Unified Process for EDUcation. Text enclosed in square brackets and displayed in blue italics (style=InfoBlue) is included to provide guidance to the author and should be deleted before publishing the document. A paragraph entered following this style will automatically be set to normal (style=Body Text).]</w:t>
+        <w:t xml:space="preserve">[Note: The following template is provided for use with the Unified Process for </w:t>
+      </w:r>
+      <w:proofErr w:type="spellStart"/>
+      <w:r>
+        <w:t>EDUcation</w:t>
+      </w:r>
+      <w:proofErr w:type="spellEnd"/>
+      <w:r>
+        <w:t>. Text enclosed in square brackets and displayed in blue italics (style=</w:t>
+      </w:r>
+      <w:proofErr w:type="spellStart"/>
+      <w:r>
+        <w:t>InfoBlue</w:t>
+      </w:r>
+      <w:proofErr w:type="spellEnd"/>
+      <w:r>
+        <w:t>) is included to provide guidance to the author and should be deleted before publishing the document. A paragraph entered following this style will automatically be set to normal (style=Body Text).]</w:t>
       </w:r>
     </w:p>
     <w:p>
@@ -81,7 +97,15 @@
         </w:rPr>
       </w:pPr>
       <w:r>
-        <w:t xml:space="preserve">[To customize automatic fields in Microsoft Word (which display a gray background when selected), select File&gt;Properties and replace the Title, Subject and Company fields with the appropriate information for this document. After closing the dialog, automatic fields may be updated throughout the document by selecting Edit&gt;Select All (or Ctrl-A) and pressing F9, or simply click on the field and press F9.  This must be done separately for Headers and Footers.  Alt-F9 will toggle between displaying the field names and the field contents.  See Word help for more information on working with fields.]  </w:t>
+        <w:t xml:space="preserve">[To customize automatic fields in Microsoft Word (which display a gray background when selected), select File&gt;Properties and replace the Title, Subject and Company fields with the appropriate information for this document. After closing the dialog, automatic fields may be updated throughout the document by selecting Edit&gt;Select All (or Ctrl-A) and pressing </w:t>
+      </w:r>
+      <w:proofErr w:type="gramStart"/>
+      <w:r>
+        <w:t>F9, or</w:t>
+      </w:r>
+      <w:proofErr w:type="gramEnd"/>
+      <w:r>
+        <w:t xml:space="preserve"> simply click on the field and press F9.  This must be done separately for Headers and Footers.  Alt-F9 will toggle between displaying the field names and the field contents.  See Word help for more information on working with fields.]  </w:t>
       </w:r>
       <w:r>
         <w:rPr>
@@ -98,7 +122,21 @@
         <w:rPr>
           <w:highlight w:val="yellow"/>
         </w:rPr>
-        <w:t>that are OK to leave out.</w:t>
+        <w:t xml:space="preserve">that </w:t>
+      </w:r>
+      <w:proofErr w:type="gramStart"/>
+      <w:r>
+        <w:rPr>
+          <w:highlight w:val="yellow"/>
+        </w:rPr>
+        <w:t>are</w:t>
+      </w:r>
+      <w:proofErr w:type="gramEnd"/>
+      <w:r>
+        <w:rPr>
+          <w:highlight w:val="yellow"/>
+        </w:rPr>
+        <w:t xml:space="preserve"> OK to leave out.</w:t>
       </w:r>
     </w:p>
     <w:p>
@@ -397,8 +435,91 @@
             <w:pPr>
               <w:pStyle w:val="Tabletext"/>
             </w:pPr>
+            <w:proofErr w:type="spellStart"/>
             <w:r>
-              <w:t>Yecolia E.</w:t>
+              <w:t>Yecolia</w:t>
+            </w:r>
+            <w:proofErr w:type="spellEnd"/>
+            <w:r>
+              <w:t xml:space="preserve"> E.</w:t>
+            </w:r>
+          </w:p>
+        </w:tc>
+      </w:tr>
+      <w:tr>
+        <w:tc>
+          <w:tcPr>
+            <w:tcW w:w="2303" w:type="dxa"/>
+            <w:tcBorders>
+              <w:top w:val="single" w:sz="6" w:space="0" w:color="000000"/>
+              <w:left w:val="single" w:sz="6" w:space="0" w:color="000000"/>
+              <w:bottom w:val="single" w:sz="6" w:space="0" w:color="000000"/>
+              <w:right w:val="single" w:sz="6" w:space="0" w:color="000000"/>
+            </w:tcBorders>
+          </w:tcPr>
+          <w:p>
+            <w:pPr>
+              <w:pStyle w:val="Tabletext"/>
+            </w:pPr>
+            <w:r>
+              <w:t>9 April 2026</w:t>
+            </w:r>
+          </w:p>
+        </w:tc>
+        <w:tc>
+          <w:tcPr>
+            <w:tcW w:w="1152" w:type="dxa"/>
+            <w:tcBorders>
+              <w:top w:val="single" w:sz="6" w:space="0" w:color="000000"/>
+              <w:left w:val="single" w:sz="6" w:space="0" w:color="000000"/>
+              <w:bottom w:val="single" w:sz="6" w:space="0" w:color="000000"/>
+              <w:right w:val="single" w:sz="6" w:space="0" w:color="000000"/>
+            </w:tcBorders>
+          </w:tcPr>
+          <w:p>
+            <w:pPr>
+              <w:pStyle w:val="Tabletext"/>
+            </w:pPr>
+            <w:r>
+              <w:t>0.3</w:t>
+            </w:r>
+          </w:p>
+        </w:tc>
+        <w:tc>
+          <w:tcPr>
+            <w:tcW w:w="3745" w:type="dxa"/>
+            <w:tcBorders>
+              <w:top w:val="single" w:sz="6" w:space="0" w:color="000000"/>
+              <w:left w:val="single" w:sz="6" w:space="0" w:color="000000"/>
+              <w:bottom w:val="single" w:sz="6" w:space="0" w:color="000000"/>
+              <w:right w:val="single" w:sz="6" w:space="0" w:color="000000"/>
+            </w:tcBorders>
+          </w:tcPr>
+          <w:p>
+            <w:pPr>
+              <w:pStyle w:val="Tabletext"/>
+            </w:pPr>
+            <w:r>
+              <w:t>Added sections 3 and 5</w:t>
+            </w:r>
+          </w:p>
+        </w:tc>
+        <w:tc>
+          <w:tcPr>
+            <w:tcW w:w="2303" w:type="dxa"/>
+            <w:tcBorders>
+              <w:top w:val="single" w:sz="6" w:space="0" w:color="000000"/>
+              <w:left w:val="single" w:sz="6" w:space="0" w:color="000000"/>
+              <w:bottom w:val="single" w:sz="6" w:space="0" w:color="000000"/>
+              <w:right w:val="single" w:sz="6" w:space="0" w:color="000000"/>
+            </w:tcBorders>
+          </w:tcPr>
+          <w:p>
+            <w:pPr>
+              <w:pStyle w:val="Tabletext"/>
+            </w:pPr>
+            <w:r>
+              <w:t>Alexander W.</w:t>
             </w:r>
           </w:p>
         </w:tc>
@@ -469,72 +590,6 @@
           </w:p>
         </w:tc>
       </w:tr>
-      <w:tr>
-        <w:tc>
-          <w:tcPr>
-            <w:tcW w:w="2303" w:type="dxa"/>
-            <w:tcBorders>
-              <w:top w:val="single" w:sz="6" w:space="0" w:color="000000"/>
-              <w:left w:val="single" w:sz="6" w:space="0" w:color="000000"/>
-              <w:bottom w:val="single" w:sz="6" w:space="0" w:color="000000"/>
-              <w:right w:val="single" w:sz="6" w:space="0" w:color="000000"/>
-            </w:tcBorders>
-          </w:tcPr>
-          <w:p>
-            <w:pPr>
-              <w:pStyle w:val="Tabletext"/>
-            </w:pPr>
-          </w:p>
-        </w:tc>
-        <w:tc>
-          <w:tcPr>
-            <w:tcW w:w="1152" w:type="dxa"/>
-            <w:tcBorders>
-              <w:top w:val="single" w:sz="6" w:space="0" w:color="000000"/>
-              <w:left w:val="single" w:sz="6" w:space="0" w:color="000000"/>
-              <w:bottom w:val="single" w:sz="6" w:space="0" w:color="000000"/>
-              <w:right w:val="single" w:sz="6" w:space="0" w:color="000000"/>
-            </w:tcBorders>
-          </w:tcPr>
-          <w:p>
-            <w:pPr>
-              <w:pStyle w:val="Tabletext"/>
-            </w:pPr>
-          </w:p>
-        </w:tc>
-        <w:tc>
-          <w:tcPr>
-            <w:tcW w:w="3745" w:type="dxa"/>
-            <w:tcBorders>
-              <w:top w:val="single" w:sz="6" w:space="0" w:color="000000"/>
-              <w:left w:val="single" w:sz="6" w:space="0" w:color="000000"/>
-              <w:bottom w:val="single" w:sz="6" w:space="0" w:color="000000"/>
-              <w:right w:val="single" w:sz="6" w:space="0" w:color="000000"/>
-            </w:tcBorders>
-          </w:tcPr>
-          <w:p>
-            <w:pPr>
-              <w:pStyle w:val="Tabletext"/>
-            </w:pPr>
-          </w:p>
-        </w:tc>
-        <w:tc>
-          <w:tcPr>
-            <w:tcW w:w="2303" w:type="dxa"/>
-            <w:tcBorders>
-              <w:top w:val="single" w:sz="6" w:space="0" w:color="000000"/>
-              <w:left w:val="single" w:sz="6" w:space="0" w:color="000000"/>
-              <w:bottom w:val="single" w:sz="6" w:space="0" w:color="000000"/>
-              <w:right w:val="single" w:sz="6" w:space="0" w:color="000000"/>
-            </w:tcBorders>
-          </w:tcPr>
-          <w:p>
-            <w:pPr>
-              <w:pStyle w:val="Tabletext"/>
-            </w:pPr>
-          </w:p>
-        </w:tc>
-      </w:tr>
     </w:tbl>
     <w:p>
       <w:r>
@@ -1106,7 +1161,15 @@
         <w:pStyle w:val="InfoBlue"/>
       </w:pPr>
       <w:r>
-        <w:t>[This document provides a comprehensive architectural overview of the system, using a number of different architectural views to depict different aspects of the system. It is intended to capture and convey the significant architectural decisions which have been made on the system.]</w:t>
+        <w:t xml:space="preserve">[This document provides a comprehensive architectural overview of the system, using </w:t>
+      </w:r>
+      <w:proofErr w:type="gramStart"/>
+      <w:r>
+        <w:t>a number of</w:t>
+      </w:r>
+      <w:proofErr w:type="gramEnd"/>
+      <w:r>
+        <w:t xml:space="preserve"> different architectural views to depict different aspects of the system. It is intended to capture and convey the significant architectural decisions which have been made on the system.]</w:t>
       </w:r>
     </w:p>
     <w:p>
@@ -1364,30 +1427,78 @@
       <w:r>
         <w:lastRenderedPageBreak/>
         <w:tab/>
-        <w:t xml:space="preserve">an integer that represents the number of inputs the token requires, and a basic toString method that returns </w:t>
-      </w:r>
-      <w:r>
-        <w:tab/>
-        <w:t>the typeOf result of the class. Subclasses of Token are as follows:</w:t>
+        <w:t xml:space="preserve">an integer that represents the number of inputs the token requires, and a basic </w:t>
+      </w:r>
+      <w:proofErr w:type="spellStart"/>
+      <w:r>
+        <w:t>toString</w:t>
+      </w:r>
+      <w:proofErr w:type="spellEnd"/>
+      <w:r>
+        <w:t xml:space="preserve"> method that returns </w:t>
+      </w:r>
+      <w:r>
+        <w:tab/>
+        <w:t xml:space="preserve">the </w:t>
+      </w:r>
+      <w:proofErr w:type="spellStart"/>
+      <w:r>
+        <w:t>typeOf</w:t>
+      </w:r>
+      <w:proofErr w:type="spellEnd"/>
+      <w:r>
+        <w:t xml:space="preserve"> result of the class. Subclasses of Token are as follows:</w:t>
       </w:r>
     </w:p>
     <w:p/>
     <w:p>
       <w:r>
         <w:tab/>
-        <w:t>-Integer – 0 inputs, contains an integer, overrides toString to return the stored value</w:t>
-      </w:r>
-    </w:p>
-    <w:p>
-      <w:r>
-        <w:tab/>
-        <w:t>-Float – 0 inputs, contains a float, overrides toString to return the stored value</w:t>
-      </w:r>
-    </w:p>
-    <w:p>
-      <w:r>
-        <w:tab/>
-        <w:t xml:space="preserve">-Parentheses – 0 inputs, contains an array of Tokens, overrides toString to return the toStrings of the array </w:t>
+        <w:t xml:space="preserve">-Integer – 0 inputs, contains an integer, overrides </w:t>
+      </w:r>
+      <w:proofErr w:type="spellStart"/>
+      <w:r>
+        <w:t>toString</w:t>
+      </w:r>
+      <w:proofErr w:type="spellEnd"/>
+      <w:r>
+        <w:t xml:space="preserve"> to return the stored value</w:t>
+      </w:r>
+    </w:p>
+    <w:p>
+      <w:r>
+        <w:tab/>
+        <w:t xml:space="preserve">-Float – 0 inputs, contains a float, overrides </w:t>
+      </w:r>
+      <w:proofErr w:type="spellStart"/>
+      <w:r>
+        <w:t>toString</w:t>
+      </w:r>
+      <w:proofErr w:type="spellEnd"/>
+      <w:r>
+        <w:t xml:space="preserve"> to return the stored value</w:t>
+      </w:r>
+    </w:p>
+    <w:p>
+      <w:r>
+        <w:tab/>
+        <w:t xml:space="preserve">-Parentheses – 0 inputs, contains an array of Tokens, overrides </w:t>
+      </w:r>
+      <w:proofErr w:type="spellStart"/>
+      <w:r>
+        <w:t>toString</w:t>
+      </w:r>
+      <w:proofErr w:type="spellEnd"/>
+      <w:r>
+        <w:t xml:space="preserve"> to return the </w:t>
+      </w:r>
+      <w:proofErr w:type="spellStart"/>
+      <w:r>
+        <w:t>toStrings</w:t>
+      </w:r>
+      <w:proofErr w:type="spellEnd"/>
+      <w:r>
+        <w:t xml:space="preserve"> of the array </w:t>
       </w:r>
       <w:r>
         <w:tab/>
@@ -1405,7 +1516,14 @@
       </w:r>
       <w:r>
         <w:tab/>
-        <w:t>toString to return the string representation of the operation represented</w:t>
+      </w:r>
+      <w:proofErr w:type="spellStart"/>
+      <w:r>
+        <w:t>toString</w:t>
+      </w:r>
+      <w:proofErr w:type="spellEnd"/>
+      <w:r>
+        <w:t xml:space="preserve"> to return the string representation of the operation represented</w:t>
       </w:r>
     </w:p>
     <w:p>
@@ -1435,13 +1553,29 @@
     <w:p>
       <w:r>
         <w:tab/>
-        <w:t>-Checks the ordering of Tokens to make sure each has the correct number of inputs to consume.</w:t>
-      </w:r>
-    </w:p>
-    <w:p>
-      <w:r>
-        <w:tab/>
-        <w:t>-Re-orders the Tokens in the given array to follow PEMDAS evaluation order.</w:t>
+        <w:t>-</w:t>
+      </w:r>
+      <w:proofErr w:type="gramStart"/>
+      <w:r>
+        <w:t>Checks</w:t>
+      </w:r>
+      <w:proofErr w:type="gramEnd"/>
+      <w:r>
+        <w:t xml:space="preserve"> the ordering of Tokens to make sure each has the correct number of inputs to consume.</w:t>
+      </w:r>
+    </w:p>
+    <w:p>
+      <w:r>
+        <w:tab/>
+        <w:t>-Re-</w:t>
+      </w:r>
+      <w:proofErr w:type="gramStart"/>
+      <w:r>
+        <w:t>orders</w:t>
+      </w:r>
+      <w:proofErr w:type="gramEnd"/>
+      <w:r>
+        <w:t xml:space="preserve"> the Tokens in the given array to follow PEMDAS evaluation order.</w:t>
       </w:r>
     </w:p>
     <w:p>
@@ -1453,7 +1587,15 @@
     <w:p>
       <w:r>
         <w:tab/>
-        <w:t>-Returns error state as a boolean.</w:t>
+        <w:t xml:space="preserve">-Returns error state as a </w:t>
+      </w:r>
+      <w:proofErr w:type="spellStart"/>
+      <w:r>
+        <w:t>boolean</w:t>
+      </w:r>
+      <w:proofErr w:type="spellEnd"/>
+      <w:r>
+        <w:t>.</w:t>
       </w:r>
     </w:p>
     <w:p>
@@ -1477,7 +1619,15 @@
     <w:p>
       <w:r>
         <w:tab/>
-        <w:t>-Evaluates the Tokens recursively.</w:t>
+        <w:t>-</w:t>
+      </w:r>
+      <w:proofErr w:type="gramStart"/>
+      <w:r>
+        <w:t>Evaluates</w:t>
+      </w:r>
+      <w:proofErr w:type="gramEnd"/>
+      <w:r>
+        <w:t xml:space="preserve"> the Tokens recursively.</w:t>
       </w:r>
     </w:p>
     <w:p>
@@ -1531,11 +1681,34 @@
     </w:p>
     <w:p>
       <w:pPr>
-        <w:pStyle w:val="InfoBlue"/>
-      </w:pPr>
-      <w:r>
-        <w:t>[This section describes the software requirements and objectives that have some significant impact on the architecture; for example, safety, security, privacy, use of an off-the-shelf product, portability, distribution, and reuse. It also captures the special constraints that may apply: design and implementation strategy, development tools, team structure, schedule, legacy code, and so on.]</w:t>
-      </w:r>
+        <w:ind w:left="720"/>
+      </w:pPr>
+      <w:r>
+        <w:t xml:space="preserve">The software will function as an arithmetic expression parser, evaluating inputs in the correct order (PEMDAS) and with proper parentheses grouping, as well being able to detect a variety of syntax and mathematical errors. The program will be implemented entirely in C++ using an </w:t>
+      </w:r>
+      <w:r>
+        <w:t>object-oriented</w:t>
+      </w:r>
+      <w:r>
+        <w:t xml:space="preserve"> design philosophy and taking </w:t>
+      </w:r>
+      <w:r>
+        <w:t>input</w:t>
+      </w:r>
+      <w:r>
+        <w:t xml:space="preserve">/displaying outputs via command line interface. The program's functionality will be based on its ability to pass a series of </w:t>
+      </w:r>
+      <w:r>
+        <w:t>team-developed</w:t>
+      </w:r>
+      <w:r>
+        <w:t xml:space="preserve"> unit tests.</w:t>
+      </w:r>
+    </w:p>
+    <w:p>
+      <w:pPr>
+        <w:ind w:left="720"/>
+      </w:pPr>
     </w:p>
     <w:p>
       <w:pPr>
@@ -1595,7 +1768,35 @@
         <w:rPr>
           <w:highlight w:val="yellow"/>
         </w:rPr>
-        <w:t>[This section illustrates how the software actually works by giving a few selected use-case (or scenario) realizations, and explains how the various design model elements contribute to their functionality. If a Use-Case Realization Document is available, refer to it in this section.]</w:t>
+        <w:t xml:space="preserve">[This section illustrates how the software </w:t>
+      </w:r>
+      <w:proofErr w:type="gramStart"/>
+      <w:r>
+        <w:rPr>
+          <w:highlight w:val="yellow"/>
+        </w:rPr>
+        <w:t>actually works</w:t>
+      </w:r>
+      <w:proofErr w:type="gramEnd"/>
+      <w:r>
+        <w:rPr>
+          <w:highlight w:val="yellow"/>
+        </w:rPr>
+        <w:t xml:space="preserve"> by giving a few selected use-case (or scenario) </w:t>
+      </w:r>
+      <w:proofErr w:type="gramStart"/>
+      <w:r>
+        <w:rPr>
+          <w:highlight w:val="yellow"/>
+        </w:rPr>
+        <w:t>realizations, and</w:t>
+      </w:r>
+      <w:proofErr w:type="gramEnd"/>
+      <w:r>
+        <w:rPr>
+          <w:highlight w:val="yellow"/>
+        </w:rPr>
+        <w:t xml:space="preserve"> explains how the various design model elements contribute to their functionality. If a Use-Case Realization Document is available, refer to it in this section.]</w:t>
       </w:r>
     </w:p>
     <w:p/>
@@ -1617,7 +1818,15 @@
         <w:pStyle w:val="InfoBlue"/>
       </w:pPr>
       <w:r>
-        <w:t>[This section describes the architecturally significant parts of the design model, such as its decomposition into subsystems and packages. And for each significant package, its decomposition into classes and class utilities. You should introduce architecturally significant classes and describe their responsibilities, as well as a few very important relationships, operations, and attributes.]</w:t>
+        <w:t xml:space="preserve">[This section describes the architecturally significant parts of the design model, such as its decomposition into subsystems and packages. And for each significant package, </w:t>
+      </w:r>
+      <w:proofErr w:type="gramStart"/>
+      <w:r>
+        <w:t>its</w:t>
+      </w:r>
+      <w:proofErr w:type="gramEnd"/>
+      <w:r>
+        <w:t xml:space="preserve"> decomposition into classes and class utilities. You should introduce architecturally significant classes and describe their responsibilities, as well as a few very important relationships, operations, and attributes.]</w:t>
       </w:r>
     </w:p>
     <w:p>
@@ -1627,20 +1836,29 @@
       </w:pPr>
       <w:bookmarkStart w:id="17" w:name="_Toc6187938"/>
       <w:r>
+        <w:lastRenderedPageBreak/>
         <w:t>Overview</w:t>
       </w:r>
       <w:bookmarkEnd w:id="17"/>
     </w:p>
     <w:p>
       <w:pPr>
-        <w:pStyle w:val="InfoBlue"/>
-      </w:pPr>
-      <w:r>
-        <w:t xml:space="preserve">[This subsection describes the overall decomposition of the design model in terms of its package hierarchy </w:t>
-      </w:r>
-      <w:r>
-        <w:lastRenderedPageBreak/>
-        <w:t>and layers.]</w:t>
+        <w:ind w:left="720"/>
+      </w:pPr>
+      <w:r>
+        <w:t xml:space="preserve">Structured using </w:t>
+      </w:r>
+      <w:r>
+        <w:t>object-oriented</w:t>
+      </w:r>
+      <w:r>
+        <w:t xml:space="preserve"> programming principles to separate the program into independent sections. The program decomposes into 5 main packages, reading user input and returning program output, tokenizing user input, parsing tokens generated from user input, evaluating parsed </w:t>
+      </w:r>
+      <w:r>
+        <w:t>expressions,</w:t>
+      </w:r>
+      <w:r>
+        <w:t xml:space="preserve"> and error handling.</w:t>
       </w:r>
     </w:p>
     <w:p>
@@ -1656,18 +1874,367 @@
     </w:p>
     <w:p>
       <w:pPr>
-        <w:pStyle w:val="InfoBlue"/>
-      </w:pPr>
-      <w:r>
-        <w:t xml:space="preserve">[For each significant package, include a subsection with its name, its brief description, and a diagram with all significant classes and packages contained within the package. </w:t>
-      </w:r>
-    </w:p>
-    <w:p>
-      <w:pPr>
-        <w:pStyle w:val="InfoBlue"/>
-      </w:pPr>
-      <w:r>
-        <w:t>For each significant class in the package, include its name, brief description, and, optionally, a description of some of its major responsibilities, operations, and attributes.]</w:t>
+        <w:ind w:left="720"/>
+      </w:pPr>
+      <w:r>
+        <w:t>User Interface</w:t>
+      </w:r>
+    </w:p>
+    <w:p>
+      <w:pPr>
+        <w:ind w:left="720"/>
+      </w:pPr>
+      <w:r>
+        <w:tab/>
+        <w:t>Provides a command line interface for the user, prompts user to enter an arithmetic expression and returns the result.</w:t>
+      </w:r>
+    </w:p>
+    <w:p>
+      <w:pPr>
+        <w:ind w:left="720"/>
+      </w:pPr>
+    </w:p>
+    <w:p>
+      <w:pPr>
+        <w:ind w:left="720"/>
+      </w:pPr>
+      <w:r>
+        <w:tab/>
+      </w:r>
+      <w:proofErr w:type="spellStart"/>
+      <w:proofErr w:type="gramStart"/>
+      <w:r>
+        <w:t>displayMenu</w:t>
+      </w:r>
+      <w:proofErr w:type="spellEnd"/>
+      <w:r>
+        <w:t>(</w:t>
+      </w:r>
+      <w:proofErr w:type="gramEnd"/>
+      <w:r>
+        <w:t>) - displays starting menu</w:t>
+      </w:r>
+    </w:p>
+    <w:p>
+      <w:pPr>
+        <w:ind w:left="720"/>
+      </w:pPr>
+      <w:r>
+        <w:tab/>
+      </w:r>
+      <w:proofErr w:type="spellStart"/>
+      <w:proofErr w:type="gramStart"/>
+      <w:r>
+        <w:t>getInput</w:t>
+      </w:r>
+      <w:proofErr w:type="spellEnd"/>
+      <w:r>
+        <w:t>(</w:t>
+      </w:r>
+      <w:proofErr w:type="gramEnd"/>
+      <w:r>
+        <w:t xml:space="preserve">) - asks the user for an expression to evaluate </w:t>
+      </w:r>
+    </w:p>
+    <w:p>
+      <w:pPr>
+        <w:ind w:left="720"/>
+      </w:pPr>
+      <w:r>
+        <w:tab/>
+      </w:r>
+      <w:proofErr w:type="spellStart"/>
+      <w:r>
+        <w:t>dislpayResult</w:t>
+      </w:r>
+      <w:proofErr w:type="spellEnd"/>
+      <w:r>
+        <w:t xml:space="preserve"> (float result) - displays result after evaluation stage</w:t>
+      </w:r>
+    </w:p>
+    <w:p>
+      <w:pPr>
+        <w:ind w:left="720"/>
+      </w:pPr>
+    </w:p>
+    <w:p>
+      <w:pPr>
+        <w:ind w:left="720"/>
+      </w:pPr>
+      <w:r>
+        <w:t>Tokenizer</w:t>
+      </w:r>
+    </w:p>
+    <w:p>
+      <w:pPr>
+        <w:ind w:left="1440"/>
+      </w:pPr>
+      <w:r>
+        <w:t xml:space="preserve">Converts input into </w:t>
+      </w:r>
+      <w:r>
+        <w:t>recognizable</w:t>
+      </w:r>
+      <w:r>
+        <w:t xml:space="preserve"> tokens. Sorts characters into numeric constants, operators, and parentheses</w:t>
+      </w:r>
+    </w:p>
+    <w:p>
+      <w:pPr>
+        <w:ind w:left="720"/>
+      </w:pPr>
+    </w:p>
+    <w:p>
+      <w:pPr>
+        <w:ind w:left="720"/>
+      </w:pPr>
+      <w:r>
+        <w:tab/>
+      </w:r>
+      <w:proofErr w:type="gramStart"/>
+      <w:r>
+        <w:t>Token(</w:t>
+      </w:r>
+      <w:proofErr w:type="gramEnd"/>
+      <w:r>
+        <w:t xml:space="preserve">) - represents a single unit of </w:t>
+      </w:r>
+      <w:r>
+        <w:t>expression</w:t>
+      </w:r>
+      <w:r>
+        <w:t>, numeric constant, operator, or parenthesis</w:t>
+      </w:r>
+    </w:p>
+    <w:p>
+      <w:pPr>
+        <w:ind w:left="720"/>
+      </w:pPr>
+      <w:r>
+        <w:tab/>
+      </w:r>
+      <w:proofErr w:type="gramStart"/>
+      <w:r>
+        <w:t>Lexer(</w:t>
+      </w:r>
+      <w:proofErr w:type="gramEnd"/>
+      <w:r>
+        <w:t>) - scans input string to return a list of tokens present in that string</w:t>
+      </w:r>
+    </w:p>
+    <w:p>
+      <w:pPr>
+        <w:ind w:left="720"/>
+      </w:pPr>
+    </w:p>
+    <w:p>
+      <w:pPr>
+        <w:ind w:left="720"/>
+      </w:pPr>
+      <w:r>
+        <w:t>Parser</w:t>
+      </w:r>
+    </w:p>
+    <w:p>
+      <w:pPr>
+        <w:ind w:left="1440"/>
+      </w:pPr>
+      <w:r>
+        <w:t xml:space="preserve">Creates a data </w:t>
+      </w:r>
+      <w:r>
+        <w:t>structure</w:t>
+      </w:r>
+      <w:r>
+        <w:t xml:space="preserve"> (stack or tree) to represent the structure of the tokenized expression. Uses this structure to decide on execution order and grouping.</w:t>
+      </w:r>
+    </w:p>
+    <w:p>
+      <w:pPr>
+        <w:ind w:left="720"/>
+      </w:pPr>
+    </w:p>
+    <w:p>
+      <w:pPr>
+        <w:ind w:left="1440"/>
+      </w:pPr>
+      <w:proofErr w:type="gramStart"/>
+      <w:r>
+        <w:t>Parser(</w:t>
+      </w:r>
+      <w:proofErr w:type="gramEnd"/>
+      <w:r>
+        <w:t>) - converts list tokens into chosen data structure (stack or tree) organized by operator precedence</w:t>
+      </w:r>
+    </w:p>
+    <w:p>
+      <w:pPr>
+        <w:ind w:left="720"/>
+      </w:pPr>
+      <w:r>
+        <w:tab/>
+      </w:r>
+    </w:p>
+    <w:p>
+      <w:pPr>
+        <w:ind w:left="720"/>
+      </w:pPr>
+      <w:r>
+        <w:t>Evaluation</w:t>
+      </w:r>
+    </w:p>
+    <w:p>
+      <w:pPr>
+        <w:ind w:left="720"/>
+      </w:pPr>
+      <w:r>
+        <w:tab/>
+      </w:r>
+      <w:proofErr w:type="gramStart"/>
+      <w:r>
+        <w:t>Computes</w:t>
+      </w:r>
+      <w:proofErr w:type="gramEnd"/>
+      <w:r>
+        <w:t xml:space="preserve"> the expression from the parsed data structure. </w:t>
+      </w:r>
+    </w:p>
+    <w:p>
+      <w:pPr>
+        <w:ind w:left="720"/>
+      </w:pPr>
+    </w:p>
+    <w:p>
+      <w:pPr>
+        <w:ind w:left="720"/>
+      </w:pPr>
+      <w:r>
+        <w:tab/>
+        <w:t>Evaluator(</w:t>
+      </w:r>
+      <w:proofErr w:type="spellStart"/>
+      <w:r>
+        <w:t>parserDS</w:t>
+      </w:r>
+      <w:proofErr w:type="spellEnd"/>
+      <w:r>
+        <w:t xml:space="preserve">) - </w:t>
+      </w:r>
+      <w:r>
+        <w:t>evaluates</w:t>
+      </w:r>
+      <w:r>
+        <w:t xml:space="preserve"> expressions as it moves through the sorted data structure </w:t>
+      </w:r>
+    </w:p>
+    <w:p>
+      <w:pPr>
+        <w:ind w:left="720"/>
+      </w:pPr>
+    </w:p>
+    <w:p>
+      <w:pPr>
+        <w:ind w:left="720"/>
+      </w:pPr>
+      <w:r>
+        <w:t>Error Handling</w:t>
+      </w:r>
+    </w:p>
+    <w:p>
+      <w:pPr>
+        <w:ind w:left="720"/>
+      </w:pPr>
+      <w:r>
+        <w:tab/>
+        <w:t>Intercepts invalid input and operations to prevent the program from crashing</w:t>
+      </w:r>
+    </w:p>
+    <w:p>
+      <w:pPr>
+        <w:ind w:left="720"/>
+      </w:pPr>
+    </w:p>
+    <w:p>
+      <w:pPr>
+        <w:ind w:left="720"/>
+      </w:pPr>
+      <w:r>
+        <w:tab/>
+      </w:r>
+      <w:proofErr w:type="spellStart"/>
+      <w:proofErr w:type="gramStart"/>
+      <w:r>
+        <w:t>reportError</w:t>
+      </w:r>
+      <w:proofErr w:type="spellEnd"/>
+      <w:r>
+        <w:t>(</w:t>
+      </w:r>
+      <w:proofErr w:type="gramEnd"/>
+      <w:r>
+        <w:t xml:space="preserve">string error) - returns the error found in user input to the command line </w:t>
+      </w:r>
+    </w:p>
+    <w:p>
+      <w:pPr>
+        <w:ind w:left="720"/>
+      </w:pPr>
+    </w:p>
+    <w:p>
+      <w:pPr>
+        <w:ind w:left="720"/>
+      </w:pPr>
+      <w:r>
+        <w:lastRenderedPageBreak/>
+        <w:fldChar w:fldCharType="begin"/>
+      </w:r>
+      <w:r>
+        <w:instrText xml:space="preserve"> INCLUDEPICTURE "C:\\Users\\alexj\\Downloads\\packagediagram.PNG" \* MERGEFORMATINET </w:instrText>
+      </w:r>
+      <w:r>
+        <w:fldChar w:fldCharType="separate"/>
+      </w:r>
+      <w:r>
+        <w:pict w14:anchorId="4878DFF4">
+          <v:shapetype id="_x0000_t75" coordsize="21600,21600" o:spt="75" o:preferrelative="t" path="m@4@5l@4@11@9@11@9@5xe" filled="f" stroked="f">
+            <v:stroke joinstyle="miter"/>
+            <v:formulas>
+              <v:f eqn="if lineDrawn pixelLineWidth 0"/>
+              <v:f eqn="sum @0 1 0"/>
+              <v:f eqn="sum 0 0 @1"/>
+              <v:f eqn="prod @2 1 2"/>
+              <v:f eqn="prod @3 21600 pixelWidth"/>
+              <v:f eqn="prod @3 21600 pixelHeight"/>
+              <v:f eqn="sum @0 0 1"/>
+              <v:f eqn="prod @6 1 2"/>
+              <v:f eqn="prod @7 21600 pixelWidth"/>
+              <v:f eqn="sum @8 21600 0"/>
+              <v:f eqn="prod @7 21600 pixelHeight"/>
+              <v:f eqn="sum @10 21600 0"/>
+            </v:formulas>
+            <v:path o:extrusionok="f" gradientshapeok="t" o:connecttype="rect"/>
+            <o:lock v:ext="edit" aspectratio="t"/>
+          </v:shapetype>
+          <v:shape id="_x0000_i1031" type="#_x0000_t75" alt="" style="width:483.75pt;height:248.25pt">
+            <v:imagedata r:id="rId10" r:href="rId11"/>
+          </v:shape>
+        </w:pict>
+      </w:r>
+      <w:r>
+        <w:fldChar w:fldCharType="end"/>
+      </w:r>
+    </w:p>
+    <w:p>
+      <w:pPr>
+        <w:ind w:left="720"/>
+      </w:pPr>
+    </w:p>
+    <w:p>
+      <w:pPr>
+        <w:ind w:left="720"/>
+      </w:pPr>
+      <w:r>
+        <w:tab/>
       </w:r>
     </w:p>
     <w:p>
@@ -1819,7 +2386,23 @@
           <w:iCs/>
           <w:color w:val="000000"/>
         </w:rPr>
-        <w:t>The system contains proper error handling for cases such as incorrect inputs, division by zero, and other errors that might arise during the tokenization, parsing, and evaluation processes.</w:t>
+        <w:t xml:space="preserve">The system contains proper </w:t>
+      </w:r>
+      <w:proofErr w:type="gramStart"/>
+      <w:r>
+        <w:rPr>
+          <w:iCs/>
+          <w:color w:val="000000"/>
+        </w:rPr>
+        <w:t>error handling</w:t>
+      </w:r>
+      <w:proofErr w:type="gramEnd"/>
+      <w:r>
+        <w:rPr>
+          <w:iCs/>
+          <w:color w:val="000000"/>
+        </w:rPr>
+        <w:t xml:space="preserve"> for cases such as incorrect inputs, division by zero, and other errors that might arise during the tokenization, parsing, and evaluation processes.</w:t>
       </w:r>
     </w:p>
     <w:p>
@@ -1855,35 +2438,7 @@
           <w:iCs/>
           <w:color w:val="000000"/>
         </w:rPr>
-        <w:t>The system follows the principles of object-oriented programming with clearly</w:t>
-      </w:r>
-      <w:r>
-        <w:rPr>
-          <w:iCs/>
-          <w:color w:val="000000"/>
-        </w:rPr>
-        <w:t xml:space="preserve"> </w:t>
-      </w:r>
-      <w:r>
-        <w:rPr>
-          <w:iCs/>
-          <w:color w:val="000000"/>
-        </w:rPr>
-        <w:t>defined classes such as Token and its subclasses</w:t>
-      </w:r>
-      <w:r>
-        <w:rPr>
-          <w:iCs/>
-          <w:color w:val="000000"/>
-        </w:rPr>
-        <w:t>,</w:t>
-      </w:r>
-      <w:r>
-        <w:rPr>
-          <w:iCs/>
-          <w:color w:val="000000"/>
-        </w:rPr>
-        <w:t xml:space="preserve"> which make the architecture more readable and convenient for debugging, modifying, and updating in the future.</w:t>
+        <w:t>The system follows the principles of object-oriented programming with clearly defined classes such as Token and its subclasses, which make the architecture more readable and convenient for debugging, modifying, and updating in the future.</w:t>
       </w:r>
     </w:p>
     <w:p>
@@ -1939,6 +2494,7 @@
           <w:iCs/>
           <w:color w:val="000000"/>
         </w:rPr>
+        <w:lastRenderedPageBreak/>
         <w:t>Performance:</w:t>
       </w:r>
     </w:p>
@@ -1990,28 +2546,14 @@
           <w:iCs/>
           <w:color w:val="000000"/>
         </w:rPr>
-        <w:t xml:space="preserve">The system was developed using standard C++, which means that it can run on any platform with </w:t>
-      </w:r>
-      <w:r>
-        <w:rPr>
-          <w:iCs/>
-          <w:color w:val="000000"/>
-        </w:rPr>
-        <w:t xml:space="preserve">a </w:t>
-      </w:r>
-      <w:r>
-        <w:rPr>
-          <w:iCs/>
-          <w:color w:val="000000"/>
-        </w:rPr>
-        <w:t>proper compiler installed.</w:t>
+        <w:t>The system was developed using standard C++, which means that it can run on any platform with a proper compiler installed.</w:t>
       </w:r>
     </w:p>
     <w:sectPr>
-      <w:headerReference w:type="default" r:id="rId10"/>
-      <w:footerReference w:type="default" r:id="rId11"/>
-      <w:headerReference w:type="first" r:id="rId12"/>
-      <w:footerReference w:type="first" r:id="rId13"/>
+      <w:headerReference w:type="default" r:id="rId12"/>
+      <w:footerReference w:type="default" r:id="rId13"/>
+      <w:headerReference w:type="first" r:id="rId14"/>
+      <w:footerReference w:type="first" r:id="rId15"/>
       <w:pgSz w:w="12240" w:h="15840"/>
       <w:pgMar w:top="1440" w:right="1440" w:bottom="1440" w:left="1440" w:header="720" w:footer="720" w:gutter="0"/>
       <w:cols w:space="720"/>
@@ -2063,7 +2605,7 @@
           <v:stroke joinstyle="miter"/>
           <v:path gradientshapeok="t" o:connecttype="rect"/>
         </v:shapetype>
-        <v:shape id="Text Box 2" o:spid="_x0000_s1025" type="#_x0000_t202" style="position:absolute;margin-left:-50.05pt;margin-top:.05pt;width:1.15pt;height:1.15pt;z-index:1;visibility:visible;mso-wrap-style:square;mso-width-percent:0;mso-height-percent:0;mso-wrap-distance-left:0;mso-wrap-distance-top:0;mso-wrap-distance-right:0;mso-wrap-distance-bottom:0;mso-position-horizontal:right;mso-position-horizontal-relative:margin;mso-position-vertical:absolute;mso-position-vertical-relative:text;mso-width-percent:0;mso-height-percent:0;mso-width-relative:page;mso-height-relative:page;v-text-anchor:top" o:gfxdata="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" stroked="f">
+        <v:shape id="Text Box 2" o:spid="_x0000_s1025" type="#_x0000_t202" style="position:absolute;margin-left:-100.1pt;margin-top:.05pt;width:1.15pt;height:1.15pt;z-index:1;visibility:visible;mso-wrap-style:square;mso-width-percent:0;mso-height-percent:0;mso-wrap-distance-left:0;mso-wrap-distance-top:0;mso-wrap-distance-right:0;mso-wrap-distance-bottom:0;mso-position-horizontal:right;mso-position-horizontal-relative:margin;mso-position-vertical:absolute;mso-position-vertical-relative:text;mso-width-percent:0;mso-height-percent:0;mso-width-relative:page;mso-height-relative:page;v-text-anchor:top" o:gfxdata="" stroked="f">
           <v:fill opacity="0"/>
           <v:textbox style="mso-fit-shape-to-text:t" inset="0,0,0,0">
             <w:txbxContent>
@@ -2576,19 +3118,7 @@
         </w:tcPr>
         <w:p>
           <w:r>
-            <w:t>EECS348-S</w:t>
-          </w:r>
-          <w:r>
-            <w:t>AD</w:t>
-          </w:r>
-          <w:r>
-            <w:t>-TermProj-</w:t>
-          </w:r>
-          <w:r>
-            <w:t>v</w:t>
-          </w:r>
-          <w:r>
-            <w:t>1.</w:t>
+            <w:t>EECS348-SAD-TermProj-v1.</w:t>
           </w:r>
           <w:r>
             <w:t>0</w:t>
@@ -3300,7 +3830,6 @@
   <w:style w:type="character" w:default="1" w:styleId="DefaultParagraphFont">
     <w:name w:val="Default Paragraph Font"/>
     <w:uiPriority w:val="1"/>
-    <w:semiHidden/>
     <w:unhideWhenUsed/>
   </w:style>
   <w:style w:type="table" w:default="1" w:styleId="TableNormal">

--- a/documentation/editables/03-Software-Architecture-Design.docx
+++ b/documentation/editables/03-Software-Architecture-Design.docx
@@ -16,7 +16,7 @@
         <w:pStyle w:val="Title"/>
         <w:jc w:val="right"/>
       </w:pPr>
-      <w:fldSimple w:instr=" TITLE ">
+      <w:fldSimple w:instr=" TITLE  \* MERGEFORMAT ">
         <w:r>
           <w:t>Software Architecture Document</w:t>
         </w:r>
@@ -40,83 +40,42 @@
         <w:rPr>
           <w:sz w:val="28"/>
         </w:rPr>
-        <w:t>Version &lt;1.</w:t>
+        <w:t>Version 1.</w:t>
       </w:r>
       <w:r>
         <w:rPr>
           <w:sz w:val="28"/>
         </w:rPr>
-        <w:t>0</w:t>
-      </w:r>
-      <w:r>
+        <w:t>7</w:t>
+      </w:r>
+    </w:p>
+    <w:p>
+      <w:pPr>
+        <w:pStyle w:val="InfoBlue"/>
+      </w:pPr>
+    </w:p>
+    <w:p>
+      <w:pPr>
+        <w:pStyle w:val="InfoBlue"/>
+      </w:pPr>
+    </w:p>
+    <w:p>
+      <w:pPr>
+        <w:pStyle w:val="Title"/>
         <w:rPr>
           <w:sz w:val="28"/>
         </w:rPr>
-        <w:t>&gt;</w:t>
-      </w:r>
-    </w:p>
-    <w:p>
-      <w:pPr>
-        <w:pStyle w:val="InfoBlue"/>
-      </w:pPr>
-    </w:p>
-    <w:p>
-      <w:pPr>
-        <w:pStyle w:val="InfoBlue"/>
-      </w:pPr>
-    </w:p>
-    <w:p>
-      <w:pPr>
-        <w:pStyle w:val="InfoBlue"/>
-      </w:pPr>
-      <w:r>
-        <w:t>[Note: The following template is provided for use with the Unified Process for EDUcation. Text enclosed in square brackets and displayed in blue italics (style=InfoBlue) is included to provide guidance to the author and should be deleted before publishing the document. A paragraph entered following this style will automatically be set to normal (style=Body Text).]</w:t>
-      </w:r>
-    </w:p>
-    <w:p>
-      <w:pPr>
-        <w:pStyle w:val="InfoBlue"/>
-        <w:rPr>
-          <w:highlight w:val="yellow"/>
-        </w:rPr>
-      </w:pPr>
-      <w:r>
-        <w:t xml:space="preserve">[To customize automatic fields in Microsoft Word (which display a gray background when selected), select File&gt;Properties and replace the Title, Subject and Company fields with the appropriate information for this document. After closing the dialog, automatic fields may be updated throughout the document by selecting Edit&gt;Select All (or Ctrl-A) and pressing F9, or simply click on the field and press F9.  This must be done separately for Headers and Footers.  Alt-F9 will toggle between displaying the field names and the field contents.  See Word help for more information on working with fields.]  </w:t>
-      </w:r>
-      <w:r>
-        <w:rPr>
-          <w:highlight w:val="yellow"/>
-        </w:rPr>
-        <w:t>Marked (shaded) areas: items</w:t>
-      </w:r>
-    </w:p>
-    <w:p>
-      <w:pPr>
-        <w:pStyle w:val="InfoBlue"/>
-      </w:pPr>
-      <w:r>
-        <w:rPr>
-          <w:highlight w:val="yellow"/>
-        </w:rPr>
-        <w:t>that are OK to leave out.</w:t>
-      </w:r>
-    </w:p>
-    <w:p>
-      <w:pPr>
-        <w:pStyle w:val="Title"/>
-        <w:rPr>
-          <w:sz w:val="28"/>
-        </w:rPr>
+      </w:pPr>
+    </w:p>
+    <w:p>
+      <w:pPr>
         <w:sectPr>
           <w:headerReference w:type="default" r:id="rId7"/>
           <w:footerReference w:type="even" r:id="rId8"/>
-          <w:headerReference w:type="first" r:id="rId9"/>
-          <w:pgSz w:w="12240" w:h="15840"/>
+          <w:pgSz w:w="12240" w:h="15840" w:code="1"/>
           <w:pgMar w:top="1440" w:right="1440" w:bottom="1440" w:left="1440" w:header="720" w:footer="720" w:gutter="0"/>
           <w:cols w:space="720"/>
-          <w:formProt w:val="0"/>
           <w:vAlign w:val="center"/>
-          <w:docGrid w:linePitch="100" w:charSpace="8192"/>
         </w:sectPr>
       </w:pPr>
     </w:p>
@@ -131,26 +90,28 @@
     </w:p>
     <w:tbl>
       <w:tblPr>
-        <w:tblW w:w="9504" w:type="dxa"/>
+        <w:tblW w:w="0" w:type="auto"/>
+        <w:tblBorders>
+          <w:top w:val="single" w:sz="6" w:space="0" w:color="auto"/>
+          <w:left w:val="single" w:sz="6" w:space="0" w:color="auto"/>
+          <w:bottom w:val="single" w:sz="6" w:space="0" w:color="auto"/>
+          <w:right w:val="single" w:sz="6" w:space="0" w:color="auto"/>
+          <w:insideH w:val="single" w:sz="6" w:space="0" w:color="auto"/>
+          <w:insideV w:val="single" w:sz="6" w:space="0" w:color="auto"/>
+        </w:tblBorders>
         <w:tblLayout w:type="fixed"/>
         <w:tblLook w:val="0000" w:firstRow="0" w:lastRow="0" w:firstColumn="0" w:lastColumn="0" w:noHBand="0" w:noVBand="0"/>
       </w:tblPr>
       <w:tblGrid>
         <w:gridCol w:w="2304"/>
         <w:gridCol w:w="1152"/>
-        <w:gridCol w:w="3745"/>
-        <w:gridCol w:w="2303"/>
+        <w:gridCol w:w="3744"/>
+        <w:gridCol w:w="2304"/>
       </w:tblGrid>
       <w:tr>
         <w:tc>
           <w:tcPr>
-            <w:tcW w:w="2303" w:type="dxa"/>
-            <w:tcBorders>
-              <w:top w:val="single" w:sz="6" w:space="0" w:color="000000"/>
-              <w:left w:val="single" w:sz="6" w:space="0" w:color="000000"/>
-              <w:bottom w:val="single" w:sz="6" w:space="0" w:color="000000"/>
-              <w:right w:val="single" w:sz="6" w:space="0" w:color="000000"/>
-            </w:tcBorders>
+            <w:tcW w:w="2304" w:type="dxa"/>
           </w:tcPr>
           <w:p>
             <w:pPr>
@@ -171,12 +132,6 @@
         <w:tc>
           <w:tcPr>
             <w:tcW w:w="1152" w:type="dxa"/>
-            <w:tcBorders>
-              <w:top w:val="single" w:sz="6" w:space="0" w:color="000000"/>
-              <w:left w:val="single" w:sz="6" w:space="0" w:color="000000"/>
-              <w:bottom w:val="single" w:sz="6" w:space="0" w:color="000000"/>
-              <w:right w:val="single" w:sz="6" w:space="0" w:color="000000"/>
-            </w:tcBorders>
           </w:tcPr>
           <w:p>
             <w:pPr>
@@ -196,13 +151,7 @@
         </w:tc>
         <w:tc>
           <w:tcPr>
-            <w:tcW w:w="3745" w:type="dxa"/>
-            <w:tcBorders>
-              <w:top w:val="single" w:sz="6" w:space="0" w:color="000000"/>
-              <w:left w:val="single" w:sz="6" w:space="0" w:color="000000"/>
-              <w:bottom w:val="single" w:sz="6" w:space="0" w:color="000000"/>
-              <w:right w:val="single" w:sz="6" w:space="0" w:color="000000"/>
-            </w:tcBorders>
+            <w:tcW w:w="3744" w:type="dxa"/>
           </w:tcPr>
           <w:p>
             <w:pPr>
@@ -222,13 +171,7 @@
         </w:tc>
         <w:tc>
           <w:tcPr>
-            <w:tcW w:w="2303" w:type="dxa"/>
-            <w:tcBorders>
-              <w:top w:val="single" w:sz="6" w:space="0" w:color="000000"/>
-              <w:left w:val="single" w:sz="6" w:space="0" w:color="000000"/>
-              <w:bottom w:val="single" w:sz="6" w:space="0" w:color="000000"/>
-              <w:right w:val="single" w:sz="6" w:space="0" w:color="000000"/>
-            </w:tcBorders>
+            <w:tcW w:w="2304" w:type="dxa"/>
           </w:tcPr>
           <w:p>
             <w:pPr>
@@ -244,57 +187,45 @@
               </w:rPr>
               <w:t>Author</w:t>
             </w:r>
+            <w:r>
+              <w:rPr>
+                <w:b/>
+              </w:rPr>
+              <w:t>*</w:t>
+            </w:r>
           </w:p>
         </w:tc>
       </w:tr>
       <w:tr>
         <w:tc>
           <w:tcPr>
-            <w:tcW w:w="2303" w:type="dxa"/>
-            <w:tcBorders>
-              <w:top w:val="single" w:sz="6" w:space="0" w:color="000000"/>
-              <w:left w:val="single" w:sz="6" w:space="0" w:color="000000"/>
-              <w:bottom w:val="single" w:sz="6" w:space="0" w:color="000000"/>
-              <w:right w:val="single" w:sz="6" w:space="0" w:color="000000"/>
-            </w:tcBorders>
+            <w:tcW w:w="2304" w:type="dxa"/>
           </w:tcPr>
           <w:p>
             <w:pPr>
               <w:pStyle w:val="Tabletext"/>
             </w:pPr>
             <w:r>
-              <w:t>2 April 2026</w:t>
+              <w:t>02/Apr/26</w:t>
             </w:r>
           </w:p>
         </w:tc>
         <w:tc>
           <w:tcPr>
             <w:tcW w:w="1152" w:type="dxa"/>
-            <w:tcBorders>
-              <w:top w:val="single" w:sz="6" w:space="0" w:color="000000"/>
-              <w:left w:val="single" w:sz="6" w:space="0" w:color="000000"/>
-              <w:bottom w:val="single" w:sz="6" w:space="0" w:color="000000"/>
-              <w:right w:val="single" w:sz="6" w:space="0" w:color="000000"/>
-            </w:tcBorders>
           </w:tcPr>
           <w:p>
             <w:pPr>
               <w:pStyle w:val="Tabletext"/>
             </w:pPr>
             <w:r>
-              <w:t>0.1</w:t>
+              <w:t>1.1</w:t>
             </w:r>
           </w:p>
         </w:tc>
         <w:tc>
           <w:tcPr>
-            <w:tcW w:w="3745" w:type="dxa"/>
-            <w:tcBorders>
-              <w:top w:val="single" w:sz="6" w:space="0" w:color="000000"/>
-              <w:left w:val="single" w:sz="6" w:space="0" w:color="000000"/>
-              <w:bottom w:val="single" w:sz="6" w:space="0" w:color="000000"/>
-              <w:right w:val="single" w:sz="6" w:space="0" w:color="000000"/>
-            </w:tcBorders>
+            <w:tcW w:w="3744" w:type="dxa"/>
           </w:tcPr>
           <w:p>
             <w:pPr>
@@ -307,13 +238,7 @@
         </w:tc>
         <w:tc>
           <w:tcPr>
-            <w:tcW w:w="2303" w:type="dxa"/>
-            <w:tcBorders>
-              <w:top w:val="single" w:sz="6" w:space="0" w:color="000000"/>
-              <w:left w:val="single" w:sz="6" w:space="0" w:color="000000"/>
-              <w:bottom w:val="single" w:sz="6" w:space="0" w:color="000000"/>
-              <w:right w:val="single" w:sz="6" w:space="0" w:color="000000"/>
-            </w:tcBorders>
+            <w:tcW w:w="2304" w:type="dxa"/>
           </w:tcPr>
           <w:p>
             <w:pPr>
@@ -328,51 +253,147 @@
       <w:tr>
         <w:tc>
           <w:tcPr>
-            <w:tcW w:w="2303" w:type="dxa"/>
-            <w:tcBorders>
-              <w:top w:val="single" w:sz="6" w:space="0" w:color="000000"/>
-              <w:left w:val="single" w:sz="6" w:space="0" w:color="000000"/>
-              <w:bottom w:val="single" w:sz="6" w:space="0" w:color="000000"/>
-              <w:right w:val="single" w:sz="6" w:space="0" w:color="000000"/>
-            </w:tcBorders>
+            <w:tcW w:w="2304" w:type="dxa"/>
           </w:tcPr>
           <w:p>
             <w:pPr>
               <w:pStyle w:val="Tabletext"/>
             </w:pPr>
             <w:r>
-              <w:t>6 April 2026</w:t>
+              <w:t>04/Apr/26</w:t>
             </w:r>
           </w:p>
         </w:tc>
         <w:tc>
           <w:tcPr>
             <w:tcW w:w="1152" w:type="dxa"/>
-            <w:tcBorders>
-              <w:top w:val="single" w:sz="6" w:space="0" w:color="000000"/>
-              <w:left w:val="single" w:sz="6" w:space="0" w:color="000000"/>
-              <w:bottom w:val="single" w:sz="6" w:space="0" w:color="000000"/>
-              <w:right w:val="single" w:sz="6" w:space="0" w:color="000000"/>
-            </w:tcBorders>
           </w:tcPr>
           <w:p>
             <w:pPr>
               <w:pStyle w:val="Tabletext"/>
             </w:pPr>
             <w:r>
-              <w:t>0.2</w:t>
+              <w:t>1.2</w:t>
             </w:r>
           </w:p>
         </w:tc>
         <w:tc>
           <w:tcPr>
-            <w:tcW w:w="3745" w:type="dxa"/>
-            <w:tcBorders>
-              <w:top w:val="single" w:sz="6" w:space="0" w:color="000000"/>
-              <w:left w:val="single" w:sz="6" w:space="0" w:color="000000"/>
-              <w:bottom w:val="single" w:sz="6" w:space="0" w:color="000000"/>
-              <w:right w:val="single" w:sz="6" w:space="0" w:color="000000"/>
-            </w:tcBorders>
+            <w:tcW w:w="3744" w:type="dxa"/>
+          </w:tcPr>
+          <w:p>
+            <w:pPr>
+              <w:pStyle w:val="Tabletext"/>
+            </w:pPr>
+            <w:r>
+              <w:t>Section 1.1 and 1.2</w:t>
+            </w:r>
+          </w:p>
+        </w:tc>
+        <w:tc>
+          <w:tcPr>
+            <w:tcW w:w="2304" w:type="dxa"/>
+          </w:tcPr>
+          <w:p>
+            <w:pPr>
+              <w:pStyle w:val="Tabletext"/>
+            </w:pPr>
+            <w:r>
+              <w:t>Eric Faltermeier</w:t>
+            </w:r>
+          </w:p>
+        </w:tc>
+      </w:tr>
+      <w:tr>
+        <w:tc>
+          <w:tcPr>
+            <w:tcW w:w="2304" w:type="dxa"/>
+          </w:tcPr>
+          <w:p>
+            <w:pPr>
+              <w:pStyle w:val="Tabletext"/>
+            </w:pPr>
+            <w:r>
+              <w:t>05/Apr/26</w:t>
+            </w:r>
+          </w:p>
+        </w:tc>
+        <w:tc>
+          <w:tcPr>
+            <w:tcW w:w="1152" w:type="dxa"/>
+          </w:tcPr>
+          <w:p>
+            <w:pPr>
+              <w:pStyle w:val="Tabletext"/>
+            </w:pPr>
+            <w:r>
+              <w:t>1.</w:t>
+            </w:r>
+            <w:r>
+              <w:t>3</w:t>
+            </w:r>
+          </w:p>
+        </w:tc>
+        <w:tc>
+          <w:tcPr>
+            <w:tcW w:w="3744" w:type="dxa"/>
+          </w:tcPr>
+          <w:p>
+            <w:pPr>
+              <w:pStyle w:val="Tabletext"/>
+            </w:pPr>
+            <w:r>
+              <w:t>Added content for sections 1.5, 5.1, 5.2.</w:t>
+            </w:r>
+          </w:p>
+        </w:tc>
+        <w:tc>
+          <w:tcPr>
+            <w:tcW w:w="2304" w:type="dxa"/>
+          </w:tcPr>
+          <w:p>
+            <w:pPr>
+              <w:pStyle w:val="Tabletext"/>
+            </w:pPr>
+            <w:r>
+              <w:t>John P.</w:t>
+            </w:r>
+          </w:p>
+        </w:tc>
+      </w:tr>
+      <w:tr>
+        <w:tc>
+          <w:tcPr>
+            <w:tcW w:w="2304" w:type="dxa"/>
+          </w:tcPr>
+          <w:p>
+            <w:pPr>
+              <w:pStyle w:val="Tabletext"/>
+            </w:pPr>
+            <w:r>
+              <w:t>06/Apr/26</w:t>
+            </w:r>
+          </w:p>
+        </w:tc>
+        <w:tc>
+          <w:tcPr>
+            <w:tcW w:w="1152" w:type="dxa"/>
+          </w:tcPr>
+          <w:p>
+            <w:pPr>
+              <w:pStyle w:val="Tabletext"/>
+            </w:pPr>
+            <w:r>
+              <w:t>1.</w:t>
+            </w:r>
+            <w:r>
+              <w:t>4</w:t>
+            </w:r>
+          </w:p>
+        </w:tc>
+        <w:tc>
+          <w:tcPr>
+            <w:tcW w:w="3744" w:type="dxa"/>
           </w:tcPr>
           <w:p>
             <w:pPr>
@@ -385,20 +406,19 @@
         </w:tc>
         <w:tc>
           <w:tcPr>
-            <w:tcW w:w="2303" w:type="dxa"/>
-            <w:tcBorders>
-              <w:top w:val="single" w:sz="6" w:space="0" w:color="000000"/>
-              <w:left w:val="single" w:sz="6" w:space="0" w:color="000000"/>
-              <w:bottom w:val="single" w:sz="6" w:space="0" w:color="000000"/>
-              <w:right w:val="single" w:sz="6" w:space="0" w:color="000000"/>
-            </w:tcBorders>
+            <w:tcW w:w="2304" w:type="dxa"/>
           </w:tcPr>
           <w:p>
             <w:pPr>
               <w:pStyle w:val="Tabletext"/>
             </w:pPr>
+            <w:proofErr w:type="spellStart"/>
             <w:r>
-              <w:t>Yecolia E.</w:t>
+              <w:t>Yecolia</w:t>
+            </w:r>
+            <w:proofErr w:type="spellEnd"/>
+            <w:r>
+              <w:t xml:space="preserve"> E.</w:t>
             </w:r>
           </w:p>
         </w:tc>
@@ -406,146 +426,356 @@
       <w:tr>
         <w:tc>
           <w:tcPr>
-            <w:tcW w:w="2303" w:type="dxa"/>
-            <w:tcBorders>
-              <w:top w:val="single" w:sz="6" w:space="0" w:color="000000"/>
-              <w:left w:val="single" w:sz="6" w:space="0" w:color="000000"/>
-              <w:bottom w:val="single" w:sz="6" w:space="0" w:color="000000"/>
-              <w:right w:val="single" w:sz="6" w:space="0" w:color="000000"/>
-            </w:tcBorders>
+            <w:tcW w:w="2304" w:type="dxa"/>
           </w:tcPr>
           <w:p>
             <w:pPr>
               <w:pStyle w:val="Tabletext"/>
             </w:pPr>
+            <w:r>
+              <w:t>07/Apr/26</w:t>
+            </w:r>
           </w:p>
         </w:tc>
         <w:tc>
           <w:tcPr>
             <w:tcW w:w="1152" w:type="dxa"/>
-            <w:tcBorders>
-              <w:top w:val="single" w:sz="6" w:space="0" w:color="000000"/>
-              <w:left w:val="single" w:sz="6" w:space="0" w:color="000000"/>
-              <w:bottom w:val="single" w:sz="6" w:space="0" w:color="000000"/>
-              <w:right w:val="single" w:sz="6" w:space="0" w:color="000000"/>
-            </w:tcBorders>
           </w:tcPr>
           <w:p>
             <w:pPr>
               <w:pStyle w:val="Tabletext"/>
             </w:pPr>
+            <w:r>
+              <w:t>1.5</w:t>
+            </w:r>
           </w:p>
         </w:tc>
         <w:tc>
           <w:tcPr>
-            <w:tcW w:w="3745" w:type="dxa"/>
-            <w:tcBorders>
-              <w:top w:val="single" w:sz="6" w:space="0" w:color="000000"/>
-              <w:left w:val="single" w:sz="6" w:space="0" w:color="000000"/>
-              <w:bottom w:val="single" w:sz="6" w:space="0" w:color="000000"/>
-              <w:right w:val="single" w:sz="6" w:space="0" w:color="000000"/>
-            </w:tcBorders>
+            <w:tcW w:w="3744" w:type="dxa"/>
           </w:tcPr>
           <w:p>
             <w:pPr>
               <w:pStyle w:val="Tabletext"/>
             </w:pPr>
+            <w:r>
+              <w:t>Added content for section 6</w:t>
+            </w:r>
           </w:p>
         </w:tc>
         <w:tc>
           <w:tcPr>
-            <w:tcW w:w="2303" w:type="dxa"/>
-            <w:tcBorders>
-              <w:top w:val="single" w:sz="6" w:space="0" w:color="000000"/>
-              <w:left w:val="single" w:sz="6" w:space="0" w:color="000000"/>
-              <w:bottom w:val="single" w:sz="6" w:space="0" w:color="000000"/>
-              <w:right w:val="single" w:sz="6" w:space="0" w:color="000000"/>
-            </w:tcBorders>
+            <w:tcW w:w="2304" w:type="dxa"/>
           </w:tcPr>
           <w:p>
             <w:pPr>
               <w:pStyle w:val="Tabletext"/>
             </w:pPr>
+            <w:r>
+              <w:t>Tugs T.</w:t>
+            </w:r>
           </w:p>
         </w:tc>
       </w:tr>
       <w:tr>
         <w:tc>
           <w:tcPr>
-            <w:tcW w:w="2303" w:type="dxa"/>
-            <w:tcBorders>
-              <w:top w:val="single" w:sz="6" w:space="0" w:color="000000"/>
-              <w:left w:val="single" w:sz="6" w:space="0" w:color="000000"/>
-              <w:bottom w:val="single" w:sz="6" w:space="0" w:color="000000"/>
-              <w:right w:val="single" w:sz="6" w:space="0" w:color="000000"/>
-            </w:tcBorders>
+            <w:tcW w:w="2304" w:type="dxa"/>
           </w:tcPr>
           <w:p>
             <w:pPr>
               <w:pStyle w:val="Tabletext"/>
             </w:pPr>
+            <w:r>
+              <w:t>09/Apr/26</w:t>
+            </w:r>
           </w:p>
         </w:tc>
         <w:tc>
           <w:tcPr>
             <w:tcW w:w="1152" w:type="dxa"/>
-            <w:tcBorders>
-              <w:top w:val="single" w:sz="6" w:space="0" w:color="000000"/>
-              <w:left w:val="single" w:sz="6" w:space="0" w:color="000000"/>
-              <w:bottom w:val="single" w:sz="6" w:space="0" w:color="000000"/>
-              <w:right w:val="single" w:sz="6" w:space="0" w:color="000000"/>
-            </w:tcBorders>
           </w:tcPr>
           <w:p>
             <w:pPr>
               <w:pStyle w:val="Tabletext"/>
             </w:pPr>
+            <w:r>
+              <w:t>1.6</w:t>
+            </w:r>
           </w:p>
         </w:tc>
         <w:tc>
           <w:tcPr>
-            <w:tcW w:w="3745" w:type="dxa"/>
-            <w:tcBorders>
-              <w:top w:val="single" w:sz="6" w:space="0" w:color="000000"/>
-              <w:left w:val="single" w:sz="6" w:space="0" w:color="000000"/>
-              <w:bottom w:val="single" w:sz="6" w:space="0" w:color="000000"/>
-              <w:right w:val="single" w:sz="6" w:space="0" w:color="000000"/>
-            </w:tcBorders>
+            <w:tcW w:w="3744" w:type="dxa"/>
           </w:tcPr>
           <w:p>
             <w:pPr>
               <w:pStyle w:val="Tabletext"/>
             </w:pPr>
+            <w:r>
+              <w:t>Added sections 3 and 5</w:t>
+            </w:r>
           </w:p>
         </w:tc>
         <w:tc>
           <w:tcPr>
-            <w:tcW w:w="2303" w:type="dxa"/>
-            <w:tcBorders>
-              <w:top w:val="single" w:sz="6" w:space="0" w:color="000000"/>
-              <w:left w:val="single" w:sz="6" w:space="0" w:color="000000"/>
-              <w:bottom w:val="single" w:sz="6" w:space="0" w:color="000000"/>
-              <w:right w:val="single" w:sz="6" w:space="0" w:color="000000"/>
-            </w:tcBorders>
+            <w:tcW w:w="2304" w:type="dxa"/>
           </w:tcPr>
           <w:p>
             <w:pPr>
               <w:pStyle w:val="Tabletext"/>
             </w:pPr>
+            <w:proofErr w:type="spellStart"/>
+            <w:r>
+              <w:t>Alexaxnder</w:t>
+            </w:r>
+            <w:proofErr w:type="spellEnd"/>
+            <w:r>
+              <w:t xml:space="preserve"> W.</w:t>
+            </w:r>
+          </w:p>
+        </w:tc>
+      </w:tr>
+      <w:tr>
+        <w:tc>
+          <w:tcPr>
+            <w:tcW w:w="2304" w:type="dxa"/>
+          </w:tcPr>
+          <w:p>
+            <w:pPr>
+              <w:pStyle w:val="Tabletext"/>
+            </w:pPr>
+            <w:r>
+              <w:t>1</w:t>
+            </w:r>
+            <w:r>
+              <w:t>2</w:t>
+            </w:r>
+            <w:r>
+              <w:t>/Apr/26</w:t>
+            </w:r>
+          </w:p>
+        </w:tc>
+        <w:tc>
+          <w:tcPr>
+            <w:tcW w:w="1152" w:type="dxa"/>
+          </w:tcPr>
+          <w:p>
+            <w:pPr>
+              <w:pStyle w:val="Tabletext"/>
+            </w:pPr>
+            <w:r>
+              <w:t>1.7</w:t>
+            </w:r>
+          </w:p>
+        </w:tc>
+        <w:tc>
+          <w:tcPr>
+            <w:tcW w:w="3744" w:type="dxa"/>
+          </w:tcPr>
+          <w:p>
+            <w:pPr>
+              <w:pStyle w:val="Tabletext"/>
+            </w:pPr>
+            <w:r>
+              <w:t>Finalized formatting and remaining sections.</w:t>
+            </w:r>
+          </w:p>
+        </w:tc>
+        <w:tc>
+          <w:tcPr>
+            <w:tcW w:w="2304" w:type="dxa"/>
+          </w:tcPr>
+          <w:p>
+            <w:pPr>
+              <w:pStyle w:val="Tabletext"/>
+            </w:pPr>
+            <w:r>
+              <w:t>John P.</w:t>
+            </w:r>
           </w:p>
         </w:tc>
       </w:tr>
     </w:tbl>
-    <w:p>
+    <w:p/>
+    <w:p>
+      <w:r>
+        <w:t xml:space="preserve">* </w:t>
+      </w:r>
+      <w:r>
+        <w:t xml:space="preserve">See </w:t>
+      </w:r>
+      <w:r>
+        <w:t>team details below</w:t>
+      </w:r>
+    </w:p>
+    <w:p/>
+    <w:p>
+      <w:r>
+        <w:t>Team Details:</w:t>
+      </w:r>
+    </w:p>
+    <w:p>
+      <w:pPr>
+        <w:numPr>
+          <w:ilvl w:val="0"/>
+          <w:numId w:val="27"/>
+        </w:numPr>
+        <w:suppressAutoHyphens/>
+      </w:pPr>
+      <w:r>
+        <w:t xml:space="preserve">John Pannell – Programmer – </w:t>
+      </w:r>
+      <w:hyperlink r:id="rId9" w:history="1">
+        <w:r>
+          <w:rPr>
+            <w:rStyle w:val="Hyperlink"/>
+          </w:rPr>
+          <w:t>j684p096@ku.edu</w:t>
+        </w:r>
+      </w:hyperlink>
+    </w:p>
+    <w:p>
+      <w:pPr>
+        <w:numPr>
+          <w:ilvl w:val="0"/>
+          <w:numId w:val="27"/>
+        </w:numPr>
+        <w:suppressAutoHyphens/>
+      </w:pPr>
+      <w:r>
+        <w:t xml:space="preserve">Austin Haight – Repository Handler, Programmer – </w:t>
+      </w:r>
+      <w:hyperlink r:id="rId10" w:history="1">
+        <w:r>
+          <w:rPr>
+            <w:rStyle w:val="Hyperlink"/>
+          </w:rPr>
+          <w:t>austindhaight@ku.edu</w:t>
+        </w:r>
+      </w:hyperlink>
+    </w:p>
+    <w:p>
+      <w:pPr>
+        <w:numPr>
+          <w:ilvl w:val="0"/>
+          <w:numId w:val="27"/>
+        </w:numPr>
+        <w:suppressAutoHyphens/>
+      </w:pPr>
+      <w:r>
+        <w:t>Tugs-</w:t>
+      </w:r>
+      <w:proofErr w:type="spellStart"/>
+      <w:r>
+        <w:t>Oyut</w:t>
+      </w:r>
+      <w:proofErr w:type="spellEnd"/>
+      <w:r>
+        <w:t xml:space="preserve"> </w:t>
+      </w:r>
+      <w:proofErr w:type="spellStart"/>
+      <w:r>
+        <w:rPr>
+          <w:szCs w:val="24"/>
+        </w:rPr>
+        <w:t>Tsedensodnom</w:t>
+      </w:r>
+      <w:proofErr w:type="spellEnd"/>
+      <w:r>
+        <w:t xml:space="preserve"> – Programmer – </w:t>
+      </w:r>
+      <w:hyperlink r:id="rId11" w:history="1">
+        <w:r>
+          <w:rPr>
+            <w:rStyle w:val="Hyperlink"/>
+            <w:szCs w:val="24"/>
+          </w:rPr>
+          <w:t>t226t008@ku.edu</w:t>
+        </w:r>
+      </w:hyperlink>
+    </w:p>
+    <w:p>
+      <w:pPr>
+        <w:numPr>
+          <w:ilvl w:val="0"/>
+          <w:numId w:val="27"/>
+        </w:numPr>
+        <w:suppressAutoHyphens/>
+      </w:pPr>
+      <w:r>
+        <w:rPr>
+          <w:szCs w:val="24"/>
+        </w:rPr>
+        <w:t>Eric Faltermeier</w:t>
+      </w:r>
+      <w:r>
+        <w:t xml:space="preserve"> – Meeting Lead, Programmer – </w:t>
+      </w:r>
+      <w:hyperlink r:id="rId12">
+        <w:r>
+          <w:rPr>
+            <w:rStyle w:val="Hyperlink"/>
+          </w:rPr>
+          <w:t>e559f616@ku.edu</w:t>
+        </w:r>
+      </w:hyperlink>
+    </w:p>
+    <w:p>
+      <w:pPr>
+        <w:numPr>
+          <w:ilvl w:val="0"/>
+          <w:numId w:val="27"/>
+        </w:numPr>
+        <w:suppressAutoHyphens/>
+      </w:pPr>
+      <w:r>
+        <w:t xml:space="preserve">Alexander Wichern – Notetaker, Programmer –  </w:t>
+      </w:r>
+      <w:hyperlink r:id="rId13" w:history="1">
+        <w:r>
+          <w:rPr>
+            <w:rStyle w:val="Hyperlink"/>
+            <w:szCs w:val="24"/>
+          </w:rPr>
+          <w:t>alexanderwichern@ku.edu</w:t>
+        </w:r>
+      </w:hyperlink>
+    </w:p>
+    <w:p>
+      <w:pPr>
+        <w:numPr>
+          <w:ilvl w:val="0"/>
+          <w:numId w:val="27"/>
+        </w:numPr>
+      </w:pPr>
+      <w:proofErr w:type="spellStart"/>
+      <w:r>
+        <w:t>Yecolia</w:t>
+      </w:r>
+      <w:proofErr w:type="spellEnd"/>
+      <w:r>
+        <w:t xml:space="preserve"> Ephraim – Programmer, Notetaker – </w:t>
+      </w:r>
+      <w:hyperlink r:id="rId14" w:history="1">
+        <w:r>
+          <w:rPr>
+            <w:rStyle w:val="Hyperlink"/>
+            <w:szCs w:val="24"/>
+          </w:rPr>
+          <w:t>yecolia.ephraim@ku.edu</w:t>
+        </w:r>
+      </w:hyperlink>
+    </w:p>
+    <w:p>
+      <w:pPr>
+        <w:pStyle w:val="Title"/>
+      </w:pPr>
       <w:r>
         <w:br w:type="page"/>
       </w:r>
-    </w:p>
-    <w:p>
-      <w:pPr>
-        <w:pStyle w:val="Title"/>
-      </w:pPr>
-      <w:r>
+      <w:r>
+        <w:lastRenderedPageBreak/>
         <w:t>Table of Contents</w:t>
       </w:r>
     </w:p>
@@ -556,35 +786,86 @@
           <w:tab w:val="left" w:pos="432"/>
         </w:tabs>
         <w:rPr>
+          <w:rFonts w:asciiTheme="minorHAnsi" w:eastAsiaTheme="minorEastAsia" w:hAnsiTheme="minorHAnsi" w:cstheme="minorBidi"/>
+          <w:noProof/>
+          <w:kern w:val="2"/>
           <w:sz w:val="24"/>
           <w:szCs w:val="24"/>
+          <w14:ligatures w14:val="standardContextual"/>
         </w:rPr>
       </w:pPr>
       <w:r>
         <w:fldChar w:fldCharType="begin"/>
       </w:r>
       <w:r>
-        <w:instrText xml:space="preserve"> TOC \o "1-3" \h</w:instrText>
+        <w:instrText xml:space="preserve"> TOC \o "1-3" </w:instrText>
       </w:r>
       <w:r>
         <w:fldChar w:fldCharType="separate"/>
       </w:r>
       <w:r>
+        <w:rPr>
+          <w:noProof/>
+        </w:rPr>
         <w:t>1.</w:t>
       </w:r>
       <w:r>
         <w:rPr>
+          <w:rFonts w:asciiTheme="minorHAnsi" w:eastAsiaTheme="minorEastAsia" w:hAnsiTheme="minorHAnsi" w:cstheme="minorBidi"/>
+          <w:noProof/>
+          <w:kern w:val="2"/>
           <w:sz w:val="24"/>
           <w:szCs w:val="24"/>
+          <w14:ligatures w14:val="standardContextual"/>
         </w:rPr>
         <w:tab/>
       </w:r>
       <w:r>
+        <w:rPr>
+          <w:noProof/>
+        </w:rPr>
         <w:t>Introduction</w:t>
       </w:r>
       <w:r>
+        <w:rPr>
+          <w:noProof/>
+        </w:rPr>
         <w:tab/>
+      </w:r>
+      <w:r>
+        <w:rPr>
+          <w:noProof/>
+        </w:rPr>
+        <w:fldChar w:fldCharType="begin"/>
+      </w:r>
+      <w:r>
+        <w:rPr>
+          <w:noProof/>
+        </w:rPr>
+        <w:instrText xml:space="preserve"> PAGEREF _Toc226825428 \h </w:instrText>
+      </w:r>
+      <w:r>
+        <w:rPr>
+          <w:noProof/>
+        </w:rPr>
+      </w:r>
+      <w:r>
+        <w:rPr>
+          <w:noProof/>
+        </w:rPr>
+        <w:fldChar w:fldCharType="separate"/>
+      </w:r>
+      <w:r>
+        <w:rPr>
+          <w:noProof/>
+        </w:rPr>
         <w:t>4</w:t>
+      </w:r>
+      <w:r>
+        <w:rPr>
+          <w:noProof/>
+        </w:rPr>
+        <w:fldChar w:fldCharType="end"/>
       </w:r>
     </w:p>
     <w:p>
@@ -594,26 +875,77 @@
           <w:tab w:val="left" w:pos="1000"/>
         </w:tabs>
         <w:rPr>
+          <w:rFonts w:asciiTheme="minorHAnsi" w:eastAsiaTheme="minorEastAsia" w:hAnsiTheme="minorHAnsi" w:cstheme="minorBidi"/>
+          <w:noProof/>
+          <w:kern w:val="2"/>
           <w:sz w:val="24"/>
           <w:szCs w:val="24"/>
-        </w:rPr>
-      </w:pPr>
-      <w:r>
+          <w14:ligatures w14:val="standardContextual"/>
+        </w:rPr>
+      </w:pPr>
+      <w:r>
+        <w:rPr>
+          <w:noProof/>
+        </w:rPr>
         <w:t>1.1</w:t>
       </w:r>
       <w:r>
         <w:rPr>
+          <w:rFonts w:asciiTheme="minorHAnsi" w:eastAsiaTheme="minorEastAsia" w:hAnsiTheme="minorHAnsi" w:cstheme="minorBidi"/>
+          <w:noProof/>
+          <w:kern w:val="2"/>
           <w:sz w:val="24"/>
           <w:szCs w:val="24"/>
+          <w14:ligatures w14:val="standardContextual"/>
         </w:rPr>
         <w:tab/>
       </w:r>
       <w:r>
+        <w:rPr>
+          <w:noProof/>
+        </w:rPr>
         <w:t>Purpose</w:t>
       </w:r>
       <w:r>
+        <w:rPr>
+          <w:noProof/>
+        </w:rPr>
         <w:tab/>
+      </w:r>
+      <w:r>
+        <w:rPr>
+          <w:noProof/>
+        </w:rPr>
+        <w:fldChar w:fldCharType="begin"/>
+      </w:r>
+      <w:r>
+        <w:rPr>
+          <w:noProof/>
+        </w:rPr>
+        <w:instrText xml:space="preserve"> PAGEREF _Toc226825429 \h </w:instrText>
+      </w:r>
+      <w:r>
+        <w:rPr>
+          <w:noProof/>
+        </w:rPr>
+      </w:r>
+      <w:r>
+        <w:rPr>
+          <w:noProof/>
+        </w:rPr>
+        <w:fldChar w:fldCharType="separate"/>
+      </w:r>
+      <w:r>
+        <w:rPr>
+          <w:noProof/>
+        </w:rPr>
         <w:t>4</w:t>
+      </w:r>
+      <w:r>
+        <w:rPr>
+          <w:noProof/>
+        </w:rPr>
+        <w:fldChar w:fldCharType="end"/>
       </w:r>
     </w:p>
     <w:p>
@@ -623,26 +955,77 @@
           <w:tab w:val="left" w:pos="1000"/>
         </w:tabs>
         <w:rPr>
+          <w:rFonts w:asciiTheme="minorHAnsi" w:eastAsiaTheme="minorEastAsia" w:hAnsiTheme="minorHAnsi" w:cstheme="minorBidi"/>
+          <w:noProof/>
+          <w:kern w:val="2"/>
           <w:sz w:val="24"/>
           <w:szCs w:val="24"/>
-        </w:rPr>
-      </w:pPr>
-      <w:r>
+          <w14:ligatures w14:val="standardContextual"/>
+        </w:rPr>
+      </w:pPr>
+      <w:r>
+        <w:rPr>
+          <w:noProof/>
+        </w:rPr>
         <w:t>1.2</w:t>
       </w:r>
       <w:r>
         <w:rPr>
+          <w:rFonts w:asciiTheme="minorHAnsi" w:eastAsiaTheme="minorEastAsia" w:hAnsiTheme="minorHAnsi" w:cstheme="minorBidi"/>
+          <w:noProof/>
+          <w:kern w:val="2"/>
           <w:sz w:val="24"/>
           <w:szCs w:val="24"/>
+          <w14:ligatures w14:val="standardContextual"/>
         </w:rPr>
         <w:tab/>
       </w:r>
       <w:r>
+        <w:rPr>
+          <w:noProof/>
+        </w:rPr>
         <w:t>Scope</w:t>
       </w:r>
       <w:r>
+        <w:rPr>
+          <w:noProof/>
+        </w:rPr>
         <w:tab/>
+      </w:r>
+      <w:r>
+        <w:rPr>
+          <w:noProof/>
+        </w:rPr>
+        <w:fldChar w:fldCharType="begin"/>
+      </w:r>
+      <w:r>
+        <w:rPr>
+          <w:noProof/>
+        </w:rPr>
+        <w:instrText xml:space="preserve"> PAGEREF _Toc226825430 \h </w:instrText>
+      </w:r>
+      <w:r>
+        <w:rPr>
+          <w:noProof/>
+        </w:rPr>
+      </w:r>
+      <w:r>
+        <w:rPr>
+          <w:noProof/>
+        </w:rPr>
+        <w:fldChar w:fldCharType="separate"/>
+      </w:r>
+      <w:r>
+        <w:rPr>
+          <w:noProof/>
+        </w:rPr>
         <w:t>4</w:t>
+      </w:r>
+      <w:r>
+        <w:rPr>
+          <w:noProof/>
+        </w:rPr>
+        <w:fldChar w:fldCharType="end"/>
       </w:r>
     </w:p>
     <w:p>
@@ -652,26 +1035,77 @@
           <w:tab w:val="left" w:pos="1000"/>
         </w:tabs>
         <w:rPr>
+          <w:rFonts w:asciiTheme="minorHAnsi" w:eastAsiaTheme="minorEastAsia" w:hAnsiTheme="minorHAnsi" w:cstheme="minorBidi"/>
+          <w:noProof/>
+          <w:kern w:val="2"/>
           <w:sz w:val="24"/>
           <w:szCs w:val="24"/>
-        </w:rPr>
-      </w:pPr>
-      <w:r>
+          <w14:ligatures w14:val="standardContextual"/>
+        </w:rPr>
+      </w:pPr>
+      <w:r>
+        <w:rPr>
+          <w:noProof/>
+        </w:rPr>
         <w:t>1.3</w:t>
       </w:r>
       <w:r>
         <w:rPr>
+          <w:rFonts w:asciiTheme="minorHAnsi" w:eastAsiaTheme="minorEastAsia" w:hAnsiTheme="minorHAnsi" w:cstheme="minorBidi"/>
+          <w:noProof/>
+          <w:kern w:val="2"/>
           <w:sz w:val="24"/>
           <w:szCs w:val="24"/>
+          <w14:ligatures w14:val="standardContextual"/>
         </w:rPr>
         <w:tab/>
       </w:r>
       <w:r>
+        <w:rPr>
+          <w:noProof/>
+        </w:rPr>
         <w:t>Definitions, Acronyms, and Abbreviations</w:t>
       </w:r>
       <w:r>
+        <w:rPr>
+          <w:noProof/>
+        </w:rPr>
         <w:tab/>
+      </w:r>
+      <w:r>
+        <w:rPr>
+          <w:noProof/>
+        </w:rPr>
+        <w:fldChar w:fldCharType="begin"/>
+      </w:r>
+      <w:r>
+        <w:rPr>
+          <w:noProof/>
+        </w:rPr>
+        <w:instrText xml:space="preserve"> PAGEREF _Toc226825431 \h </w:instrText>
+      </w:r>
+      <w:r>
+        <w:rPr>
+          <w:noProof/>
+        </w:rPr>
+      </w:r>
+      <w:r>
+        <w:rPr>
+          <w:noProof/>
+        </w:rPr>
+        <w:fldChar w:fldCharType="separate"/>
+      </w:r>
+      <w:r>
+        <w:rPr>
+          <w:noProof/>
+        </w:rPr>
         <w:t>4</w:t>
+      </w:r>
+      <w:r>
+        <w:rPr>
+          <w:noProof/>
+        </w:rPr>
+        <w:fldChar w:fldCharType="end"/>
       </w:r>
     </w:p>
     <w:p>
@@ -681,26 +1115,77 @@
           <w:tab w:val="left" w:pos="1000"/>
         </w:tabs>
         <w:rPr>
+          <w:rFonts w:asciiTheme="minorHAnsi" w:eastAsiaTheme="minorEastAsia" w:hAnsiTheme="minorHAnsi" w:cstheme="minorBidi"/>
+          <w:noProof/>
+          <w:kern w:val="2"/>
           <w:sz w:val="24"/>
           <w:szCs w:val="24"/>
-        </w:rPr>
-      </w:pPr>
-      <w:r>
+          <w14:ligatures w14:val="standardContextual"/>
+        </w:rPr>
+      </w:pPr>
+      <w:r>
+        <w:rPr>
+          <w:noProof/>
+        </w:rPr>
         <w:t>1.4</w:t>
       </w:r>
       <w:r>
         <w:rPr>
+          <w:rFonts w:asciiTheme="minorHAnsi" w:eastAsiaTheme="minorEastAsia" w:hAnsiTheme="minorHAnsi" w:cstheme="minorBidi"/>
+          <w:noProof/>
+          <w:kern w:val="2"/>
           <w:sz w:val="24"/>
           <w:szCs w:val="24"/>
+          <w14:ligatures w14:val="standardContextual"/>
         </w:rPr>
         <w:tab/>
       </w:r>
       <w:r>
+        <w:rPr>
+          <w:noProof/>
+        </w:rPr>
         <w:t>References</w:t>
       </w:r>
       <w:r>
+        <w:rPr>
+          <w:noProof/>
+        </w:rPr>
         <w:tab/>
+      </w:r>
+      <w:r>
+        <w:rPr>
+          <w:noProof/>
+        </w:rPr>
+        <w:fldChar w:fldCharType="begin"/>
+      </w:r>
+      <w:r>
+        <w:rPr>
+          <w:noProof/>
+        </w:rPr>
+        <w:instrText xml:space="preserve"> PAGEREF _Toc226825432 \h </w:instrText>
+      </w:r>
+      <w:r>
+        <w:rPr>
+          <w:noProof/>
+        </w:rPr>
+      </w:r>
+      <w:r>
+        <w:rPr>
+          <w:noProof/>
+        </w:rPr>
+        <w:fldChar w:fldCharType="separate"/>
+      </w:r>
+      <w:r>
+        <w:rPr>
+          <w:noProof/>
+        </w:rPr>
         <w:t>4</w:t>
+      </w:r>
+      <w:r>
+        <w:rPr>
+          <w:noProof/>
+        </w:rPr>
+        <w:fldChar w:fldCharType="end"/>
       </w:r>
     </w:p>
     <w:p>
@@ -710,26 +1195,77 @@
           <w:tab w:val="left" w:pos="1000"/>
         </w:tabs>
         <w:rPr>
+          <w:rFonts w:asciiTheme="minorHAnsi" w:eastAsiaTheme="minorEastAsia" w:hAnsiTheme="minorHAnsi" w:cstheme="minorBidi"/>
+          <w:noProof/>
+          <w:kern w:val="2"/>
           <w:sz w:val="24"/>
           <w:szCs w:val="24"/>
-        </w:rPr>
-      </w:pPr>
-      <w:r>
+          <w14:ligatures w14:val="standardContextual"/>
+        </w:rPr>
+      </w:pPr>
+      <w:r>
+        <w:rPr>
+          <w:noProof/>
+        </w:rPr>
         <w:t>1.5</w:t>
       </w:r>
       <w:r>
         <w:rPr>
+          <w:rFonts w:asciiTheme="minorHAnsi" w:eastAsiaTheme="minorEastAsia" w:hAnsiTheme="minorHAnsi" w:cstheme="minorBidi"/>
+          <w:noProof/>
+          <w:kern w:val="2"/>
           <w:sz w:val="24"/>
           <w:szCs w:val="24"/>
+          <w14:ligatures w14:val="standardContextual"/>
         </w:rPr>
         <w:tab/>
       </w:r>
       <w:r>
+        <w:rPr>
+          <w:noProof/>
+        </w:rPr>
         <w:t>Overview</w:t>
       </w:r>
       <w:r>
+        <w:rPr>
+          <w:noProof/>
+        </w:rPr>
         <w:tab/>
+      </w:r>
+      <w:r>
+        <w:rPr>
+          <w:noProof/>
+        </w:rPr>
+        <w:fldChar w:fldCharType="begin"/>
+      </w:r>
+      <w:r>
+        <w:rPr>
+          <w:noProof/>
+        </w:rPr>
+        <w:instrText xml:space="preserve"> PAGEREF _Toc226825433 \h </w:instrText>
+      </w:r>
+      <w:r>
+        <w:rPr>
+          <w:noProof/>
+        </w:rPr>
+      </w:r>
+      <w:r>
+        <w:rPr>
+          <w:noProof/>
+        </w:rPr>
+        <w:fldChar w:fldCharType="separate"/>
+      </w:r>
+      <w:r>
+        <w:rPr>
+          <w:noProof/>
+        </w:rPr>
         <w:t>4</w:t>
+      </w:r>
+      <w:r>
+        <w:rPr>
+          <w:noProof/>
+        </w:rPr>
+        <w:fldChar w:fldCharType="end"/>
       </w:r>
     </w:p>
     <w:p>
@@ -739,26 +1275,554 @@
           <w:tab w:val="left" w:pos="432"/>
         </w:tabs>
         <w:rPr>
+          <w:rFonts w:asciiTheme="minorHAnsi" w:eastAsiaTheme="minorEastAsia" w:hAnsiTheme="minorHAnsi" w:cstheme="minorBidi"/>
+          <w:noProof/>
+          <w:kern w:val="2"/>
           <w:sz w:val="24"/>
           <w:szCs w:val="24"/>
-        </w:rPr>
-      </w:pPr>
-      <w:r>
+          <w14:ligatures w14:val="standardContextual"/>
+        </w:rPr>
+      </w:pPr>
+      <w:r>
+        <w:rPr>
+          <w:noProof/>
+        </w:rPr>
         <w:t>2.</w:t>
       </w:r>
       <w:r>
         <w:rPr>
+          <w:rFonts w:asciiTheme="minorHAnsi" w:eastAsiaTheme="minorEastAsia" w:hAnsiTheme="minorHAnsi" w:cstheme="minorBidi"/>
+          <w:noProof/>
+          <w:kern w:val="2"/>
           <w:sz w:val="24"/>
           <w:szCs w:val="24"/>
+          <w14:ligatures w14:val="standardContextual"/>
         </w:rPr>
         <w:tab/>
       </w:r>
       <w:r>
+        <w:rPr>
+          <w:noProof/>
+        </w:rPr>
         <w:t>Architectural Representation</w:t>
       </w:r>
       <w:r>
+        <w:rPr>
+          <w:noProof/>
+        </w:rPr>
         <w:tab/>
-        <w:t>4</w:t>
+      </w:r>
+      <w:r>
+        <w:rPr>
+          <w:noProof/>
+        </w:rPr>
+        <w:fldChar w:fldCharType="begin"/>
+      </w:r>
+      <w:r>
+        <w:rPr>
+          <w:noProof/>
+        </w:rPr>
+        <w:instrText xml:space="preserve"> PAGEREF _Toc226825434 \h </w:instrText>
+      </w:r>
+      <w:r>
+        <w:rPr>
+          <w:noProof/>
+        </w:rPr>
+      </w:r>
+      <w:r>
+        <w:rPr>
+          <w:noProof/>
+        </w:rPr>
+        <w:fldChar w:fldCharType="separate"/>
+      </w:r>
+      <w:r>
+        <w:rPr>
+          <w:noProof/>
+        </w:rPr>
+        <w:t>5</w:t>
+      </w:r>
+      <w:r>
+        <w:rPr>
+          <w:noProof/>
+        </w:rPr>
+        <w:fldChar w:fldCharType="end"/>
+      </w:r>
+    </w:p>
+    <w:p>
+      <w:pPr>
+        <w:pStyle w:val="TOC2"/>
+        <w:tabs>
+          <w:tab w:val="left" w:pos="1000"/>
+        </w:tabs>
+        <w:rPr>
+          <w:rFonts w:asciiTheme="minorHAnsi" w:eastAsiaTheme="minorEastAsia" w:hAnsiTheme="minorHAnsi" w:cstheme="minorBidi"/>
+          <w:noProof/>
+          <w:kern w:val="2"/>
+          <w:sz w:val="24"/>
+          <w:szCs w:val="24"/>
+          <w14:ligatures w14:val="standardContextual"/>
+        </w:rPr>
+      </w:pPr>
+      <w:r>
+        <w:rPr>
+          <w:noProof/>
+        </w:rPr>
+        <w:t>2.1</w:t>
+      </w:r>
+      <w:r>
+        <w:rPr>
+          <w:rFonts w:asciiTheme="minorHAnsi" w:eastAsiaTheme="minorEastAsia" w:hAnsiTheme="minorHAnsi" w:cstheme="minorBidi"/>
+          <w:noProof/>
+          <w:kern w:val="2"/>
+          <w:sz w:val="24"/>
+          <w:szCs w:val="24"/>
+          <w14:ligatures w14:val="standardContextual"/>
+        </w:rPr>
+        <w:tab/>
+      </w:r>
+      <w:r>
+        <w:rPr>
+          <w:noProof/>
+        </w:rPr>
+        <w:t>User I/O</w:t>
+      </w:r>
+      <w:r>
+        <w:rPr>
+          <w:noProof/>
+        </w:rPr>
+        <w:tab/>
+      </w:r>
+      <w:r>
+        <w:rPr>
+          <w:noProof/>
+        </w:rPr>
+        <w:fldChar w:fldCharType="begin"/>
+      </w:r>
+      <w:r>
+        <w:rPr>
+          <w:noProof/>
+        </w:rPr>
+        <w:instrText xml:space="preserve"> PAGEREF _Toc226825435 \h </w:instrText>
+      </w:r>
+      <w:r>
+        <w:rPr>
+          <w:noProof/>
+        </w:rPr>
+      </w:r>
+      <w:r>
+        <w:rPr>
+          <w:noProof/>
+        </w:rPr>
+        <w:fldChar w:fldCharType="separate"/>
+      </w:r>
+      <w:r>
+        <w:rPr>
+          <w:noProof/>
+        </w:rPr>
+        <w:t>5</w:t>
+      </w:r>
+      <w:r>
+        <w:rPr>
+          <w:noProof/>
+        </w:rPr>
+        <w:fldChar w:fldCharType="end"/>
+      </w:r>
+    </w:p>
+    <w:p>
+      <w:pPr>
+        <w:pStyle w:val="TOC2"/>
+        <w:tabs>
+          <w:tab w:val="left" w:pos="1000"/>
+        </w:tabs>
+        <w:rPr>
+          <w:rFonts w:asciiTheme="minorHAnsi" w:eastAsiaTheme="minorEastAsia" w:hAnsiTheme="minorHAnsi" w:cstheme="minorBidi"/>
+          <w:noProof/>
+          <w:kern w:val="2"/>
+          <w:sz w:val="24"/>
+          <w:szCs w:val="24"/>
+          <w14:ligatures w14:val="standardContextual"/>
+        </w:rPr>
+      </w:pPr>
+      <w:r>
+        <w:rPr>
+          <w:noProof/>
+        </w:rPr>
+        <w:t>2.2</w:t>
+      </w:r>
+      <w:r>
+        <w:rPr>
+          <w:rFonts w:asciiTheme="minorHAnsi" w:eastAsiaTheme="minorEastAsia" w:hAnsiTheme="minorHAnsi" w:cstheme="minorBidi"/>
+          <w:noProof/>
+          <w:kern w:val="2"/>
+          <w:sz w:val="24"/>
+          <w:szCs w:val="24"/>
+          <w14:ligatures w14:val="standardContextual"/>
+        </w:rPr>
+        <w:tab/>
+      </w:r>
+      <w:r>
+        <w:rPr>
+          <w:noProof/>
+        </w:rPr>
+        <w:t>Tokenizer</w:t>
+      </w:r>
+      <w:r>
+        <w:rPr>
+          <w:noProof/>
+        </w:rPr>
+        <w:tab/>
+      </w:r>
+      <w:r>
+        <w:rPr>
+          <w:noProof/>
+        </w:rPr>
+        <w:fldChar w:fldCharType="begin"/>
+      </w:r>
+      <w:r>
+        <w:rPr>
+          <w:noProof/>
+        </w:rPr>
+        <w:instrText xml:space="preserve"> PAGEREF _Toc226825436 \h </w:instrText>
+      </w:r>
+      <w:r>
+        <w:rPr>
+          <w:noProof/>
+        </w:rPr>
+      </w:r>
+      <w:r>
+        <w:rPr>
+          <w:noProof/>
+        </w:rPr>
+        <w:fldChar w:fldCharType="separate"/>
+      </w:r>
+      <w:r>
+        <w:rPr>
+          <w:noProof/>
+        </w:rPr>
+        <w:t>5</w:t>
+      </w:r>
+      <w:r>
+        <w:rPr>
+          <w:noProof/>
+        </w:rPr>
+        <w:fldChar w:fldCharType="end"/>
+      </w:r>
+    </w:p>
+    <w:p>
+      <w:pPr>
+        <w:pStyle w:val="TOC3"/>
+        <w:rPr>
+          <w:rFonts w:asciiTheme="minorHAnsi" w:eastAsiaTheme="minorEastAsia" w:hAnsiTheme="minorHAnsi" w:cstheme="minorBidi"/>
+          <w:noProof/>
+          <w:kern w:val="2"/>
+          <w:sz w:val="24"/>
+          <w:szCs w:val="24"/>
+          <w14:ligatures w14:val="standardContextual"/>
+        </w:rPr>
+      </w:pPr>
+      <w:r>
+        <w:rPr>
+          <w:noProof/>
+        </w:rPr>
+        <w:t>2.2.1</w:t>
+      </w:r>
+      <w:r>
+        <w:rPr>
+          <w:rFonts w:asciiTheme="minorHAnsi" w:eastAsiaTheme="minorEastAsia" w:hAnsiTheme="minorHAnsi" w:cstheme="minorBidi"/>
+          <w:noProof/>
+          <w:kern w:val="2"/>
+          <w:sz w:val="24"/>
+          <w:szCs w:val="24"/>
+          <w14:ligatures w14:val="standardContextual"/>
+        </w:rPr>
+        <w:tab/>
+      </w:r>
+      <w:r>
+        <w:rPr>
+          <w:noProof/>
+        </w:rPr>
+        <w:t>Token Object Types</w:t>
+      </w:r>
+      <w:r>
+        <w:rPr>
+          <w:noProof/>
+        </w:rPr>
+        <w:tab/>
+      </w:r>
+      <w:r>
+        <w:rPr>
+          <w:noProof/>
+        </w:rPr>
+        <w:fldChar w:fldCharType="begin"/>
+      </w:r>
+      <w:r>
+        <w:rPr>
+          <w:noProof/>
+        </w:rPr>
+        <w:instrText xml:space="preserve"> PAGEREF _Toc226825437 \h </w:instrText>
+      </w:r>
+      <w:r>
+        <w:rPr>
+          <w:noProof/>
+        </w:rPr>
+      </w:r>
+      <w:r>
+        <w:rPr>
+          <w:noProof/>
+        </w:rPr>
+        <w:fldChar w:fldCharType="separate"/>
+      </w:r>
+      <w:r>
+        <w:rPr>
+          <w:noProof/>
+        </w:rPr>
+        <w:t>5</w:t>
+      </w:r>
+      <w:r>
+        <w:rPr>
+          <w:noProof/>
+        </w:rPr>
+        <w:fldChar w:fldCharType="end"/>
+      </w:r>
+    </w:p>
+    <w:p>
+      <w:pPr>
+        <w:pStyle w:val="TOC2"/>
+        <w:tabs>
+          <w:tab w:val="left" w:pos="1000"/>
+        </w:tabs>
+        <w:rPr>
+          <w:rFonts w:asciiTheme="minorHAnsi" w:eastAsiaTheme="minorEastAsia" w:hAnsiTheme="minorHAnsi" w:cstheme="minorBidi"/>
+          <w:noProof/>
+          <w:kern w:val="2"/>
+          <w:sz w:val="24"/>
+          <w:szCs w:val="24"/>
+          <w14:ligatures w14:val="standardContextual"/>
+        </w:rPr>
+      </w:pPr>
+      <w:r>
+        <w:rPr>
+          <w:noProof/>
+        </w:rPr>
+        <w:t>2.3</w:t>
+      </w:r>
+      <w:r>
+        <w:rPr>
+          <w:rFonts w:asciiTheme="minorHAnsi" w:eastAsiaTheme="minorEastAsia" w:hAnsiTheme="minorHAnsi" w:cstheme="minorBidi"/>
+          <w:noProof/>
+          <w:kern w:val="2"/>
+          <w:sz w:val="24"/>
+          <w:szCs w:val="24"/>
+          <w14:ligatures w14:val="standardContextual"/>
+        </w:rPr>
+        <w:tab/>
+      </w:r>
+      <w:r>
+        <w:rPr>
+          <w:noProof/>
+        </w:rPr>
+        <w:t>Parser</w:t>
+      </w:r>
+      <w:r>
+        <w:rPr>
+          <w:noProof/>
+        </w:rPr>
+        <w:tab/>
+      </w:r>
+      <w:r>
+        <w:rPr>
+          <w:noProof/>
+        </w:rPr>
+        <w:fldChar w:fldCharType="begin"/>
+      </w:r>
+      <w:r>
+        <w:rPr>
+          <w:noProof/>
+        </w:rPr>
+        <w:instrText xml:space="preserve"> PAGEREF _Toc226825438 \h </w:instrText>
+      </w:r>
+      <w:r>
+        <w:rPr>
+          <w:noProof/>
+        </w:rPr>
+      </w:r>
+      <w:r>
+        <w:rPr>
+          <w:noProof/>
+        </w:rPr>
+        <w:fldChar w:fldCharType="separate"/>
+      </w:r>
+      <w:r>
+        <w:rPr>
+          <w:noProof/>
+        </w:rPr>
+        <w:t>5</w:t>
+      </w:r>
+      <w:r>
+        <w:rPr>
+          <w:noProof/>
+        </w:rPr>
+        <w:fldChar w:fldCharType="end"/>
+      </w:r>
+    </w:p>
+    <w:p>
+      <w:pPr>
+        <w:pStyle w:val="TOC2"/>
+        <w:tabs>
+          <w:tab w:val="left" w:pos="1000"/>
+        </w:tabs>
+        <w:rPr>
+          <w:rFonts w:asciiTheme="minorHAnsi" w:eastAsiaTheme="minorEastAsia" w:hAnsiTheme="minorHAnsi" w:cstheme="minorBidi"/>
+          <w:noProof/>
+          <w:kern w:val="2"/>
+          <w:sz w:val="24"/>
+          <w:szCs w:val="24"/>
+          <w14:ligatures w14:val="standardContextual"/>
+        </w:rPr>
+      </w:pPr>
+      <w:r>
+        <w:rPr>
+          <w:noProof/>
+        </w:rPr>
+        <w:t>2.4</w:t>
+      </w:r>
+      <w:r>
+        <w:rPr>
+          <w:rFonts w:asciiTheme="minorHAnsi" w:eastAsiaTheme="minorEastAsia" w:hAnsiTheme="minorHAnsi" w:cstheme="minorBidi"/>
+          <w:noProof/>
+          <w:kern w:val="2"/>
+          <w:sz w:val="24"/>
+          <w:szCs w:val="24"/>
+          <w14:ligatures w14:val="standardContextual"/>
+        </w:rPr>
+        <w:tab/>
+      </w:r>
+      <w:r>
+        <w:rPr>
+          <w:noProof/>
+        </w:rPr>
+        <w:t>Evaluator</w:t>
+      </w:r>
+      <w:r>
+        <w:rPr>
+          <w:noProof/>
+        </w:rPr>
+        <w:tab/>
+      </w:r>
+      <w:r>
+        <w:rPr>
+          <w:noProof/>
+        </w:rPr>
+        <w:fldChar w:fldCharType="begin"/>
+      </w:r>
+      <w:r>
+        <w:rPr>
+          <w:noProof/>
+        </w:rPr>
+        <w:instrText xml:space="preserve"> PAGEREF _Toc226825439 \h </w:instrText>
+      </w:r>
+      <w:r>
+        <w:rPr>
+          <w:noProof/>
+        </w:rPr>
+      </w:r>
+      <w:r>
+        <w:rPr>
+          <w:noProof/>
+        </w:rPr>
+        <w:fldChar w:fldCharType="separate"/>
+      </w:r>
+      <w:r>
+        <w:rPr>
+          <w:noProof/>
+        </w:rPr>
+        <w:t>6</w:t>
+      </w:r>
+      <w:r>
+        <w:rPr>
+          <w:noProof/>
+        </w:rPr>
+        <w:fldChar w:fldCharType="end"/>
+      </w:r>
+    </w:p>
+    <w:p>
+      <w:pPr>
+        <w:pStyle w:val="TOC2"/>
+        <w:tabs>
+          <w:tab w:val="left" w:pos="1000"/>
+        </w:tabs>
+        <w:rPr>
+          <w:rFonts w:asciiTheme="minorHAnsi" w:eastAsiaTheme="minorEastAsia" w:hAnsiTheme="minorHAnsi" w:cstheme="minorBidi"/>
+          <w:noProof/>
+          <w:kern w:val="2"/>
+          <w:sz w:val="24"/>
+          <w:szCs w:val="24"/>
+          <w14:ligatures w14:val="standardContextual"/>
+        </w:rPr>
+      </w:pPr>
+      <w:r>
+        <w:rPr>
+          <w:noProof/>
+        </w:rPr>
+        <w:t>2.5</w:t>
+      </w:r>
+      <w:r>
+        <w:rPr>
+          <w:rFonts w:asciiTheme="minorHAnsi" w:eastAsiaTheme="minorEastAsia" w:hAnsiTheme="minorHAnsi" w:cstheme="minorBidi"/>
+          <w:noProof/>
+          <w:kern w:val="2"/>
+          <w:sz w:val="24"/>
+          <w:szCs w:val="24"/>
+          <w14:ligatures w14:val="standardContextual"/>
+        </w:rPr>
+        <w:tab/>
+      </w:r>
+      <w:r>
+        <w:rPr>
+          <w:noProof/>
+        </w:rPr>
+        <w:t>Program Controller</w:t>
+      </w:r>
+      <w:r>
+        <w:rPr>
+          <w:noProof/>
+        </w:rPr>
+        <w:tab/>
+      </w:r>
+      <w:r>
+        <w:rPr>
+          <w:noProof/>
+        </w:rPr>
+        <w:fldChar w:fldCharType="begin"/>
+      </w:r>
+      <w:r>
+        <w:rPr>
+          <w:noProof/>
+        </w:rPr>
+        <w:instrText xml:space="preserve"> PAGEREF _Toc226825440 \h </w:instrText>
+      </w:r>
+      <w:r>
+        <w:rPr>
+          <w:noProof/>
+        </w:rPr>
+      </w:r>
+      <w:r>
+        <w:rPr>
+          <w:noProof/>
+        </w:rPr>
+        <w:fldChar w:fldCharType="separate"/>
+      </w:r>
+      <w:r>
+        <w:rPr>
+          <w:noProof/>
+        </w:rPr>
+        <w:t>6</w:t>
+      </w:r>
+      <w:r>
+        <w:rPr>
+          <w:noProof/>
+        </w:rPr>
+        <w:fldChar w:fldCharType="end"/>
       </w:r>
     </w:p>
     <w:p>
@@ -768,26 +1832,77 @@
           <w:tab w:val="left" w:pos="432"/>
         </w:tabs>
         <w:rPr>
+          <w:rFonts w:asciiTheme="minorHAnsi" w:eastAsiaTheme="minorEastAsia" w:hAnsiTheme="minorHAnsi" w:cstheme="minorBidi"/>
+          <w:noProof/>
+          <w:kern w:val="2"/>
           <w:sz w:val="24"/>
           <w:szCs w:val="24"/>
-        </w:rPr>
-      </w:pPr>
-      <w:r>
+          <w14:ligatures w14:val="standardContextual"/>
+        </w:rPr>
+      </w:pPr>
+      <w:r>
+        <w:rPr>
+          <w:noProof/>
+        </w:rPr>
         <w:t>3.</w:t>
       </w:r>
       <w:r>
         <w:rPr>
+          <w:rFonts w:asciiTheme="minorHAnsi" w:eastAsiaTheme="minorEastAsia" w:hAnsiTheme="minorHAnsi" w:cstheme="minorBidi"/>
+          <w:noProof/>
+          <w:kern w:val="2"/>
           <w:sz w:val="24"/>
           <w:szCs w:val="24"/>
+          <w14:ligatures w14:val="standardContextual"/>
         </w:rPr>
         <w:tab/>
       </w:r>
       <w:r>
+        <w:rPr>
+          <w:noProof/>
+        </w:rPr>
         <w:t>Architectural Goals and Constraints</w:t>
       </w:r>
       <w:r>
+        <w:rPr>
+          <w:noProof/>
+        </w:rPr>
         <w:tab/>
-        <w:t>4</w:t>
+      </w:r>
+      <w:r>
+        <w:rPr>
+          <w:noProof/>
+        </w:rPr>
+        <w:fldChar w:fldCharType="begin"/>
+      </w:r>
+      <w:r>
+        <w:rPr>
+          <w:noProof/>
+        </w:rPr>
+        <w:instrText xml:space="preserve"> PAGEREF _Toc226825441 \h </w:instrText>
+      </w:r>
+      <w:r>
+        <w:rPr>
+          <w:noProof/>
+        </w:rPr>
+      </w:r>
+      <w:r>
+        <w:rPr>
+          <w:noProof/>
+        </w:rPr>
+        <w:fldChar w:fldCharType="separate"/>
+      </w:r>
+      <w:r>
+        <w:rPr>
+          <w:noProof/>
+        </w:rPr>
+        <w:t>6</w:t>
+      </w:r>
+      <w:r>
+        <w:rPr>
+          <w:noProof/>
+        </w:rPr>
+        <w:fldChar w:fldCharType="end"/>
       </w:r>
     </w:p>
     <w:p>
@@ -797,26 +1912,77 @@
           <w:tab w:val="left" w:pos="432"/>
         </w:tabs>
         <w:rPr>
+          <w:rFonts w:asciiTheme="minorHAnsi" w:eastAsiaTheme="minorEastAsia" w:hAnsiTheme="minorHAnsi" w:cstheme="minorBidi"/>
+          <w:noProof/>
+          <w:kern w:val="2"/>
           <w:sz w:val="24"/>
           <w:szCs w:val="24"/>
-        </w:rPr>
-      </w:pPr>
-      <w:r>
+          <w14:ligatures w14:val="standardContextual"/>
+        </w:rPr>
+      </w:pPr>
+      <w:r>
+        <w:rPr>
+          <w:noProof/>
+        </w:rPr>
         <w:t>4.</w:t>
       </w:r>
       <w:r>
         <w:rPr>
+          <w:rFonts w:asciiTheme="minorHAnsi" w:eastAsiaTheme="minorEastAsia" w:hAnsiTheme="minorHAnsi" w:cstheme="minorBidi"/>
+          <w:noProof/>
+          <w:kern w:val="2"/>
           <w:sz w:val="24"/>
           <w:szCs w:val="24"/>
+          <w14:ligatures w14:val="standardContextual"/>
         </w:rPr>
         <w:tab/>
       </w:r>
       <w:r>
-        <w:t>Use-Case View</w:t>
-      </w:r>
-      <w:r>
+        <w:rPr>
+          <w:noProof/>
+        </w:rPr>
+        <w:t>Logical View</w:t>
+      </w:r>
+      <w:r>
+        <w:rPr>
+          <w:noProof/>
+        </w:rPr>
         <w:tab/>
-        <w:t>4</w:t>
+      </w:r>
+      <w:r>
+        <w:rPr>
+          <w:noProof/>
+        </w:rPr>
+        <w:fldChar w:fldCharType="begin"/>
+      </w:r>
+      <w:r>
+        <w:rPr>
+          <w:noProof/>
+        </w:rPr>
+        <w:instrText xml:space="preserve"> PAGEREF _Toc226825442 \h </w:instrText>
+      </w:r>
+      <w:r>
+        <w:rPr>
+          <w:noProof/>
+        </w:rPr>
+      </w:r>
+      <w:r>
+        <w:rPr>
+          <w:noProof/>
+        </w:rPr>
+        <w:fldChar w:fldCharType="separate"/>
+      </w:r>
+      <w:r>
+        <w:rPr>
+          <w:noProof/>
+        </w:rPr>
+        <w:t>6</w:t>
+      </w:r>
+      <w:r>
+        <w:rPr>
+          <w:noProof/>
+        </w:rPr>
+        <w:fldChar w:fldCharType="end"/>
       </w:r>
     </w:p>
     <w:p>
@@ -826,26 +1992,542 @@
           <w:tab w:val="left" w:pos="1000"/>
         </w:tabs>
         <w:rPr>
+          <w:rFonts w:asciiTheme="minorHAnsi" w:eastAsiaTheme="minorEastAsia" w:hAnsiTheme="minorHAnsi" w:cstheme="minorBidi"/>
+          <w:noProof/>
+          <w:kern w:val="2"/>
           <w:sz w:val="24"/>
           <w:szCs w:val="24"/>
-        </w:rPr>
-      </w:pPr>
-      <w:r>
+          <w14:ligatures w14:val="standardContextual"/>
+        </w:rPr>
+      </w:pPr>
+      <w:r>
+        <w:rPr>
+          <w:noProof/>
+        </w:rPr>
         <w:t>4.1</w:t>
       </w:r>
       <w:r>
         <w:rPr>
+          <w:rFonts w:asciiTheme="minorHAnsi" w:eastAsiaTheme="minorEastAsia" w:hAnsiTheme="minorHAnsi" w:cstheme="minorBidi"/>
+          <w:noProof/>
+          <w:kern w:val="2"/>
           <w:sz w:val="24"/>
           <w:szCs w:val="24"/>
+          <w14:ligatures w14:val="standardContextual"/>
         </w:rPr>
         <w:tab/>
       </w:r>
       <w:r>
-        <w:t>Use-Case Realizations</w:t>
-      </w:r>
-      <w:r>
+        <w:rPr>
+          <w:noProof/>
+        </w:rPr>
+        <w:t>Overview</w:t>
+      </w:r>
+      <w:r>
+        <w:rPr>
+          <w:noProof/>
+        </w:rPr>
         <w:tab/>
-        <w:t>5</w:t>
+      </w:r>
+      <w:r>
+        <w:rPr>
+          <w:noProof/>
+        </w:rPr>
+        <w:fldChar w:fldCharType="begin"/>
+      </w:r>
+      <w:r>
+        <w:rPr>
+          <w:noProof/>
+        </w:rPr>
+        <w:instrText xml:space="preserve"> PAGEREF _Toc226825443 \h </w:instrText>
+      </w:r>
+      <w:r>
+        <w:rPr>
+          <w:noProof/>
+        </w:rPr>
+      </w:r>
+      <w:r>
+        <w:rPr>
+          <w:noProof/>
+        </w:rPr>
+        <w:fldChar w:fldCharType="separate"/>
+      </w:r>
+      <w:r>
+        <w:rPr>
+          <w:noProof/>
+        </w:rPr>
+        <w:t>6</w:t>
+      </w:r>
+      <w:r>
+        <w:rPr>
+          <w:noProof/>
+        </w:rPr>
+        <w:fldChar w:fldCharType="end"/>
+      </w:r>
+    </w:p>
+    <w:p>
+      <w:pPr>
+        <w:pStyle w:val="TOC2"/>
+        <w:tabs>
+          <w:tab w:val="left" w:pos="1000"/>
+        </w:tabs>
+        <w:rPr>
+          <w:rFonts w:asciiTheme="minorHAnsi" w:eastAsiaTheme="minorEastAsia" w:hAnsiTheme="minorHAnsi" w:cstheme="minorBidi"/>
+          <w:noProof/>
+          <w:kern w:val="2"/>
+          <w:sz w:val="24"/>
+          <w:szCs w:val="24"/>
+          <w14:ligatures w14:val="standardContextual"/>
+        </w:rPr>
+      </w:pPr>
+      <w:r>
+        <w:rPr>
+          <w:noProof/>
+        </w:rPr>
+        <w:t>4.2</w:t>
+      </w:r>
+      <w:r>
+        <w:rPr>
+          <w:rFonts w:asciiTheme="minorHAnsi" w:eastAsiaTheme="minorEastAsia" w:hAnsiTheme="minorHAnsi" w:cstheme="minorBidi"/>
+          <w:noProof/>
+          <w:kern w:val="2"/>
+          <w:sz w:val="24"/>
+          <w:szCs w:val="24"/>
+          <w14:ligatures w14:val="standardContextual"/>
+        </w:rPr>
+        <w:tab/>
+      </w:r>
+      <w:r>
+        <w:rPr>
+          <w:noProof/>
+        </w:rPr>
+        <w:t>Architecturally Significant Design Modules or Packages</w:t>
+      </w:r>
+      <w:r>
+        <w:rPr>
+          <w:noProof/>
+        </w:rPr>
+        <w:tab/>
+      </w:r>
+      <w:r>
+        <w:rPr>
+          <w:noProof/>
+        </w:rPr>
+        <w:fldChar w:fldCharType="begin"/>
+      </w:r>
+      <w:r>
+        <w:rPr>
+          <w:noProof/>
+        </w:rPr>
+        <w:instrText xml:space="preserve"> PAGEREF _Toc226825444 \h </w:instrText>
+      </w:r>
+      <w:r>
+        <w:rPr>
+          <w:noProof/>
+        </w:rPr>
+      </w:r>
+      <w:r>
+        <w:rPr>
+          <w:noProof/>
+        </w:rPr>
+        <w:fldChar w:fldCharType="separate"/>
+      </w:r>
+      <w:r>
+        <w:rPr>
+          <w:noProof/>
+        </w:rPr>
+        <w:t>7</w:t>
+      </w:r>
+      <w:r>
+        <w:rPr>
+          <w:noProof/>
+        </w:rPr>
+        <w:fldChar w:fldCharType="end"/>
+      </w:r>
+    </w:p>
+    <w:p>
+      <w:pPr>
+        <w:pStyle w:val="TOC3"/>
+        <w:rPr>
+          <w:rFonts w:asciiTheme="minorHAnsi" w:eastAsiaTheme="minorEastAsia" w:hAnsiTheme="minorHAnsi" w:cstheme="minorBidi"/>
+          <w:noProof/>
+          <w:kern w:val="2"/>
+          <w:sz w:val="24"/>
+          <w:szCs w:val="24"/>
+          <w14:ligatures w14:val="standardContextual"/>
+        </w:rPr>
+      </w:pPr>
+      <w:r>
+        <w:rPr>
+          <w:noProof/>
+        </w:rPr>
+        <w:t>4.2.1</w:t>
+      </w:r>
+      <w:r>
+        <w:rPr>
+          <w:rFonts w:asciiTheme="minorHAnsi" w:eastAsiaTheme="minorEastAsia" w:hAnsiTheme="minorHAnsi" w:cstheme="minorBidi"/>
+          <w:noProof/>
+          <w:kern w:val="2"/>
+          <w:sz w:val="24"/>
+          <w:szCs w:val="24"/>
+          <w14:ligatures w14:val="standardContextual"/>
+        </w:rPr>
+        <w:tab/>
+      </w:r>
+      <w:r>
+        <w:rPr>
+          <w:noProof/>
+        </w:rPr>
+        <w:t>User Interface (I/O) Package</w:t>
+      </w:r>
+      <w:r>
+        <w:rPr>
+          <w:noProof/>
+        </w:rPr>
+        <w:tab/>
+      </w:r>
+      <w:r>
+        <w:rPr>
+          <w:noProof/>
+        </w:rPr>
+        <w:fldChar w:fldCharType="begin"/>
+      </w:r>
+      <w:r>
+        <w:rPr>
+          <w:noProof/>
+        </w:rPr>
+        <w:instrText xml:space="preserve"> PAGEREF _Toc226825445 \h </w:instrText>
+      </w:r>
+      <w:r>
+        <w:rPr>
+          <w:noProof/>
+        </w:rPr>
+      </w:r>
+      <w:r>
+        <w:rPr>
+          <w:noProof/>
+        </w:rPr>
+        <w:fldChar w:fldCharType="separate"/>
+      </w:r>
+      <w:r>
+        <w:rPr>
+          <w:noProof/>
+        </w:rPr>
+        <w:t>7</w:t>
+      </w:r>
+      <w:r>
+        <w:rPr>
+          <w:noProof/>
+        </w:rPr>
+        <w:fldChar w:fldCharType="end"/>
+      </w:r>
+    </w:p>
+    <w:p>
+      <w:pPr>
+        <w:pStyle w:val="TOC3"/>
+        <w:rPr>
+          <w:rFonts w:asciiTheme="minorHAnsi" w:eastAsiaTheme="minorEastAsia" w:hAnsiTheme="minorHAnsi" w:cstheme="minorBidi"/>
+          <w:noProof/>
+          <w:kern w:val="2"/>
+          <w:sz w:val="24"/>
+          <w:szCs w:val="24"/>
+          <w14:ligatures w14:val="standardContextual"/>
+        </w:rPr>
+      </w:pPr>
+      <w:r>
+        <w:rPr>
+          <w:noProof/>
+        </w:rPr>
+        <w:t>4.2.2</w:t>
+      </w:r>
+      <w:r>
+        <w:rPr>
+          <w:rFonts w:asciiTheme="minorHAnsi" w:eastAsiaTheme="minorEastAsia" w:hAnsiTheme="minorHAnsi" w:cstheme="minorBidi"/>
+          <w:noProof/>
+          <w:kern w:val="2"/>
+          <w:sz w:val="24"/>
+          <w:szCs w:val="24"/>
+          <w14:ligatures w14:val="standardContextual"/>
+        </w:rPr>
+        <w:tab/>
+      </w:r>
+      <w:r>
+        <w:rPr>
+          <w:noProof/>
+        </w:rPr>
+        <w:t>Tokenizer Package</w:t>
+      </w:r>
+      <w:r>
+        <w:rPr>
+          <w:noProof/>
+        </w:rPr>
+        <w:tab/>
+      </w:r>
+      <w:r>
+        <w:rPr>
+          <w:noProof/>
+        </w:rPr>
+        <w:fldChar w:fldCharType="begin"/>
+      </w:r>
+      <w:r>
+        <w:rPr>
+          <w:noProof/>
+        </w:rPr>
+        <w:instrText xml:space="preserve"> PAGEREF _Toc226825446 \h </w:instrText>
+      </w:r>
+      <w:r>
+        <w:rPr>
+          <w:noProof/>
+        </w:rPr>
+      </w:r>
+      <w:r>
+        <w:rPr>
+          <w:noProof/>
+        </w:rPr>
+        <w:fldChar w:fldCharType="separate"/>
+      </w:r>
+      <w:r>
+        <w:rPr>
+          <w:noProof/>
+        </w:rPr>
+        <w:t>8</w:t>
+      </w:r>
+      <w:r>
+        <w:rPr>
+          <w:noProof/>
+        </w:rPr>
+        <w:fldChar w:fldCharType="end"/>
+      </w:r>
+    </w:p>
+    <w:p>
+      <w:pPr>
+        <w:pStyle w:val="TOC3"/>
+        <w:rPr>
+          <w:rFonts w:asciiTheme="minorHAnsi" w:eastAsiaTheme="minorEastAsia" w:hAnsiTheme="minorHAnsi" w:cstheme="minorBidi"/>
+          <w:noProof/>
+          <w:kern w:val="2"/>
+          <w:sz w:val="24"/>
+          <w:szCs w:val="24"/>
+          <w14:ligatures w14:val="standardContextual"/>
+        </w:rPr>
+      </w:pPr>
+      <w:r>
+        <w:rPr>
+          <w:noProof/>
+        </w:rPr>
+        <w:t>4.2.3</w:t>
+      </w:r>
+      <w:r>
+        <w:rPr>
+          <w:rFonts w:asciiTheme="minorHAnsi" w:eastAsiaTheme="minorEastAsia" w:hAnsiTheme="minorHAnsi" w:cstheme="minorBidi"/>
+          <w:noProof/>
+          <w:kern w:val="2"/>
+          <w:sz w:val="24"/>
+          <w:szCs w:val="24"/>
+          <w14:ligatures w14:val="standardContextual"/>
+        </w:rPr>
+        <w:tab/>
+      </w:r>
+      <w:r>
+        <w:rPr>
+          <w:noProof/>
+        </w:rPr>
+        <w:t>Parser Package</w:t>
+      </w:r>
+      <w:r>
+        <w:rPr>
+          <w:noProof/>
+        </w:rPr>
+        <w:tab/>
+      </w:r>
+      <w:r>
+        <w:rPr>
+          <w:noProof/>
+        </w:rPr>
+        <w:fldChar w:fldCharType="begin"/>
+      </w:r>
+      <w:r>
+        <w:rPr>
+          <w:noProof/>
+        </w:rPr>
+        <w:instrText xml:space="preserve"> PAGEREF _Toc226825447 \h </w:instrText>
+      </w:r>
+      <w:r>
+        <w:rPr>
+          <w:noProof/>
+        </w:rPr>
+      </w:r>
+      <w:r>
+        <w:rPr>
+          <w:noProof/>
+        </w:rPr>
+        <w:fldChar w:fldCharType="separate"/>
+      </w:r>
+      <w:r>
+        <w:rPr>
+          <w:noProof/>
+        </w:rPr>
+        <w:t>8</w:t>
+      </w:r>
+      <w:r>
+        <w:rPr>
+          <w:noProof/>
+        </w:rPr>
+        <w:fldChar w:fldCharType="end"/>
+      </w:r>
+    </w:p>
+    <w:p>
+      <w:pPr>
+        <w:pStyle w:val="TOC3"/>
+        <w:rPr>
+          <w:rFonts w:asciiTheme="minorHAnsi" w:eastAsiaTheme="minorEastAsia" w:hAnsiTheme="minorHAnsi" w:cstheme="minorBidi"/>
+          <w:noProof/>
+          <w:kern w:val="2"/>
+          <w:sz w:val="24"/>
+          <w:szCs w:val="24"/>
+          <w14:ligatures w14:val="standardContextual"/>
+        </w:rPr>
+      </w:pPr>
+      <w:r>
+        <w:rPr>
+          <w:noProof/>
+        </w:rPr>
+        <w:t>4.2.4</w:t>
+      </w:r>
+      <w:r>
+        <w:rPr>
+          <w:rFonts w:asciiTheme="minorHAnsi" w:eastAsiaTheme="minorEastAsia" w:hAnsiTheme="minorHAnsi" w:cstheme="minorBidi"/>
+          <w:noProof/>
+          <w:kern w:val="2"/>
+          <w:sz w:val="24"/>
+          <w:szCs w:val="24"/>
+          <w14:ligatures w14:val="standardContextual"/>
+        </w:rPr>
+        <w:tab/>
+      </w:r>
+      <w:r>
+        <w:rPr>
+          <w:noProof/>
+        </w:rPr>
+        <w:t>Evaluator Package</w:t>
+      </w:r>
+      <w:r>
+        <w:rPr>
+          <w:noProof/>
+        </w:rPr>
+        <w:tab/>
+      </w:r>
+      <w:r>
+        <w:rPr>
+          <w:noProof/>
+        </w:rPr>
+        <w:fldChar w:fldCharType="begin"/>
+      </w:r>
+      <w:r>
+        <w:rPr>
+          <w:noProof/>
+        </w:rPr>
+        <w:instrText xml:space="preserve"> PAGEREF _Toc226825448 \h </w:instrText>
+      </w:r>
+      <w:r>
+        <w:rPr>
+          <w:noProof/>
+        </w:rPr>
+      </w:r>
+      <w:r>
+        <w:rPr>
+          <w:noProof/>
+        </w:rPr>
+        <w:fldChar w:fldCharType="separate"/>
+      </w:r>
+      <w:r>
+        <w:rPr>
+          <w:noProof/>
+        </w:rPr>
+        <w:t>9</w:t>
+      </w:r>
+      <w:r>
+        <w:rPr>
+          <w:noProof/>
+        </w:rPr>
+        <w:fldChar w:fldCharType="end"/>
+      </w:r>
+    </w:p>
+    <w:p>
+      <w:pPr>
+        <w:pStyle w:val="TOC3"/>
+        <w:rPr>
+          <w:rFonts w:asciiTheme="minorHAnsi" w:eastAsiaTheme="minorEastAsia" w:hAnsiTheme="minorHAnsi" w:cstheme="minorBidi"/>
+          <w:noProof/>
+          <w:kern w:val="2"/>
+          <w:sz w:val="24"/>
+          <w:szCs w:val="24"/>
+          <w14:ligatures w14:val="standardContextual"/>
+        </w:rPr>
+      </w:pPr>
+      <w:r>
+        <w:rPr>
+          <w:noProof/>
+        </w:rPr>
+        <w:t>4.2.5</w:t>
+      </w:r>
+      <w:r>
+        <w:rPr>
+          <w:rFonts w:asciiTheme="minorHAnsi" w:eastAsiaTheme="minorEastAsia" w:hAnsiTheme="minorHAnsi" w:cstheme="minorBidi"/>
+          <w:noProof/>
+          <w:kern w:val="2"/>
+          <w:sz w:val="24"/>
+          <w:szCs w:val="24"/>
+          <w14:ligatures w14:val="standardContextual"/>
+        </w:rPr>
+        <w:tab/>
+      </w:r>
+      <w:r>
+        <w:rPr>
+          <w:noProof/>
+        </w:rPr>
+        <w:t>Error Handler Package</w:t>
+      </w:r>
+      <w:r>
+        <w:rPr>
+          <w:noProof/>
+        </w:rPr>
+        <w:tab/>
+      </w:r>
+      <w:r>
+        <w:rPr>
+          <w:noProof/>
+        </w:rPr>
+        <w:fldChar w:fldCharType="begin"/>
+      </w:r>
+      <w:r>
+        <w:rPr>
+          <w:noProof/>
+        </w:rPr>
+        <w:instrText xml:space="preserve"> PAGEREF _Toc226825449 \h </w:instrText>
+      </w:r>
+      <w:r>
+        <w:rPr>
+          <w:noProof/>
+        </w:rPr>
+      </w:r>
+      <w:r>
+        <w:rPr>
+          <w:noProof/>
+        </w:rPr>
+        <w:fldChar w:fldCharType="separate"/>
+      </w:r>
+      <w:r>
+        <w:rPr>
+          <w:noProof/>
+        </w:rPr>
+        <w:t>9</w:t>
+      </w:r>
+      <w:r>
+        <w:rPr>
+          <w:noProof/>
+        </w:rPr>
+        <w:fldChar w:fldCharType="end"/>
       </w:r>
     </w:p>
     <w:p>
@@ -855,84 +2537,77 @@
           <w:tab w:val="left" w:pos="432"/>
         </w:tabs>
         <w:rPr>
+          <w:rFonts w:asciiTheme="minorHAnsi" w:eastAsiaTheme="minorEastAsia" w:hAnsiTheme="minorHAnsi" w:cstheme="minorBidi"/>
+          <w:noProof/>
+          <w:kern w:val="2"/>
           <w:sz w:val="24"/>
           <w:szCs w:val="24"/>
-        </w:rPr>
-      </w:pPr>
-      <w:r>
+          <w14:ligatures w14:val="standardContextual"/>
+        </w:rPr>
+      </w:pPr>
+      <w:r>
+        <w:rPr>
+          <w:noProof/>
+        </w:rPr>
         <w:t>5.</w:t>
       </w:r>
       <w:r>
         <w:rPr>
+          <w:rFonts w:asciiTheme="minorHAnsi" w:eastAsiaTheme="minorEastAsia" w:hAnsiTheme="minorHAnsi" w:cstheme="minorBidi"/>
+          <w:noProof/>
+          <w:kern w:val="2"/>
           <w:sz w:val="24"/>
           <w:szCs w:val="24"/>
+          <w14:ligatures w14:val="standardContextual"/>
         </w:rPr>
         <w:tab/>
       </w:r>
       <w:r>
-        <w:t>Logical View</w:t>
-      </w:r>
-      <w:r>
+        <w:rPr>
+          <w:noProof/>
+        </w:rPr>
+        <w:t>Interface Description</w:t>
+      </w:r>
+      <w:r>
+        <w:rPr>
+          <w:noProof/>
+        </w:rPr>
         <w:tab/>
-        <w:t>5</w:t>
-      </w:r>
-    </w:p>
-    <w:p>
-      <w:pPr>
-        <w:pStyle w:val="TOC2"/>
-        <w:tabs>
-          <w:tab w:val="left" w:pos="1000"/>
-        </w:tabs>
-        <w:rPr>
-          <w:sz w:val="24"/>
-          <w:szCs w:val="24"/>
-        </w:rPr>
-      </w:pPr>
-      <w:r>
-        <w:t>5.1</w:t>
-      </w:r>
-      <w:r>
-        <w:rPr>
-          <w:sz w:val="24"/>
-          <w:szCs w:val="24"/>
-        </w:rPr>
-        <w:tab/>
-      </w:r>
-      <w:r>
-        <w:t>Overview</w:t>
-      </w:r>
-      <w:r>
-        <w:tab/>
-        <w:t>5</w:t>
-      </w:r>
-    </w:p>
-    <w:p>
-      <w:pPr>
-        <w:pStyle w:val="TOC2"/>
-        <w:tabs>
-          <w:tab w:val="left" w:pos="1000"/>
-        </w:tabs>
-        <w:rPr>
-          <w:sz w:val="24"/>
-          <w:szCs w:val="24"/>
-        </w:rPr>
-      </w:pPr>
-      <w:r>
-        <w:t>5.2</w:t>
-      </w:r>
-      <w:r>
-        <w:rPr>
-          <w:sz w:val="24"/>
-          <w:szCs w:val="24"/>
-        </w:rPr>
-        <w:tab/>
-      </w:r>
-      <w:r>
-        <w:t>Architecturally Significant Design Packages</w:t>
-      </w:r>
-      <w:r>
-        <w:tab/>
-        <w:t>5</w:t>
+      </w:r>
+      <w:r>
+        <w:rPr>
+          <w:noProof/>
+        </w:rPr>
+        <w:fldChar w:fldCharType="begin"/>
+      </w:r>
+      <w:r>
+        <w:rPr>
+          <w:noProof/>
+        </w:rPr>
+        <w:instrText xml:space="preserve"> PAGEREF _Toc226825450 \h </w:instrText>
+      </w:r>
+      <w:r>
+        <w:rPr>
+          <w:noProof/>
+        </w:rPr>
+      </w:r>
+      <w:r>
+        <w:rPr>
+          <w:noProof/>
+        </w:rPr>
+        <w:fldChar w:fldCharType="separate"/>
+      </w:r>
+      <w:r>
+        <w:rPr>
+          <w:noProof/>
+        </w:rPr>
+        <w:t>10</w:t>
+      </w:r>
+      <w:r>
+        <w:rPr>
+          <w:noProof/>
+        </w:rPr>
+        <w:fldChar w:fldCharType="end"/>
       </w:r>
     </w:p>
     <w:p>
@@ -942,86 +2617,76 @@
           <w:tab w:val="left" w:pos="432"/>
         </w:tabs>
         <w:rPr>
+          <w:rFonts w:asciiTheme="minorHAnsi" w:eastAsiaTheme="minorEastAsia" w:hAnsiTheme="minorHAnsi" w:cstheme="minorBidi"/>
+          <w:noProof/>
+          <w:kern w:val="2"/>
           <w:sz w:val="24"/>
           <w:szCs w:val="24"/>
-        </w:rPr>
-      </w:pPr>
-      <w:r>
+          <w14:ligatures w14:val="standardContextual"/>
+        </w:rPr>
+      </w:pPr>
+      <w:r>
+        <w:rPr>
+          <w:noProof/>
+        </w:rPr>
         <w:t>6.</w:t>
       </w:r>
       <w:r>
         <w:rPr>
+          <w:rFonts w:asciiTheme="minorHAnsi" w:eastAsiaTheme="minorEastAsia" w:hAnsiTheme="minorHAnsi" w:cstheme="minorBidi"/>
+          <w:noProof/>
+          <w:kern w:val="2"/>
           <w:sz w:val="24"/>
           <w:szCs w:val="24"/>
+          <w14:ligatures w14:val="standardContextual"/>
         </w:rPr>
         <w:tab/>
       </w:r>
       <w:r>
-        <w:t>Interface Description</w:t>
-      </w:r>
-      <w:r>
+        <w:rPr>
+          <w:noProof/>
+        </w:rPr>
+        <w:t>Quality</w:t>
+      </w:r>
+      <w:r>
+        <w:rPr>
+          <w:noProof/>
+        </w:rPr>
         <w:tab/>
-        <w:t>5</w:t>
-      </w:r>
-    </w:p>
-    <w:p>
-      <w:pPr>
-        <w:pStyle w:val="TOC1"/>
-        <w:tabs>
-          <w:tab w:val="left" w:pos="432"/>
-        </w:tabs>
-        <w:rPr>
-          <w:sz w:val="24"/>
-          <w:szCs w:val="24"/>
-        </w:rPr>
-      </w:pPr>
-      <w:r>
-        <w:t>7.</w:t>
-      </w:r>
-      <w:r>
-        <w:rPr>
-          <w:sz w:val="24"/>
-          <w:szCs w:val="24"/>
-        </w:rPr>
-        <w:tab/>
-      </w:r>
-      <w:r>
-        <w:t>Size and Performance</w:t>
-      </w:r>
-      <w:r>
-        <w:tab/>
-        <w:t>5</w:t>
-      </w:r>
-    </w:p>
-    <w:p>
-      <w:pPr>
-        <w:pStyle w:val="TOC1"/>
-        <w:tabs>
-          <w:tab w:val="left" w:pos="432"/>
-        </w:tabs>
-        <w:rPr>
-          <w:sz w:val="24"/>
-          <w:szCs w:val="24"/>
-        </w:rPr>
-      </w:pPr>
-      <w:r>
-        <w:t>8.</w:t>
-      </w:r>
-      <w:r>
-        <w:rPr>
-          <w:sz w:val="24"/>
-          <w:szCs w:val="24"/>
-        </w:rPr>
-        <w:tab/>
-      </w:r>
-      <w:r>
-        <w:t>Quality</w:t>
-      </w:r>
-      <w:r>
-        <w:tab/>
-        <w:t>5</w:t>
-      </w:r>
-      <w:r>
+      </w:r>
+      <w:r>
+        <w:rPr>
+          <w:noProof/>
+        </w:rPr>
+        <w:fldChar w:fldCharType="begin"/>
+      </w:r>
+      <w:r>
+        <w:rPr>
+          <w:noProof/>
+        </w:rPr>
+        <w:instrText xml:space="preserve"> PAGEREF _Toc226825451 \h </w:instrText>
+      </w:r>
+      <w:r>
+        <w:rPr>
+          <w:noProof/>
+        </w:rPr>
+      </w:r>
+      <w:r>
+        <w:rPr>
+          <w:noProof/>
+        </w:rPr>
+        <w:fldChar w:fldCharType="separate"/>
+      </w:r>
+      <w:r>
+        <w:rPr>
+          <w:noProof/>
+        </w:rPr>
+        <w:t>10</w:t>
+      </w:r>
+      <w:r>
+        <w:rPr>
+          <w:noProof/>
+        </w:rPr>
         <w:fldChar w:fldCharType="end"/>
       </w:r>
     </w:p>
@@ -1030,9 +2695,12 @@
         <w:pStyle w:val="Title"/>
       </w:pPr>
       <w:r>
+        <w:fldChar w:fldCharType="end"/>
+      </w:r>
+      <w:r>
         <w:br w:type="page"/>
       </w:r>
-      <w:fldSimple w:instr=" TITLE ">
+      <w:fldSimple w:instr=" TITLE  \* MERGEFORMAT ">
         <w:r>
           <w:t>Software Architecture Document</w:t>
         </w:r>
@@ -1045,8 +2713,8 @@
       <w:pPr>
         <w:pStyle w:val="Heading1"/>
       </w:pPr>
-      <w:bookmarkStart w:id="0" w:name="_Toc6187927"/>
-      <w:bookmarkStart w:id="1" w:name="_Toc456598586"/>
+      <w:bookmarkStart w:id="0" w:name="_Toc456598586"/>
+      <w:bookmarkStart w:id="1" w:name="_Toc226825428"/>
       <w:r>
         <w:t>Introduction</w:t>
       </w:r>
@@ -1055,46 +2723,10 @@
     </w:p>
     <w:p>
       <w:pPr>
-        <w:pStyle w:val="InfoBlue"/>
-      </w:pPr>
-      <w:r>
-        <w:t xml:space="preserve">[The introduction of the </w:t>
-      </w:r>
-      <w:r>
-        <w:rPr>
-          <w:rStyle w:val="Strong"/>
-        </w:rPr>
-        <w:t>Software Architecture Document</w:t>
-      </w:r>
-      <w:r>
-        <w:t xml:space="preserve"> provides an overview of the entire </w:t>
-      </w:r>
-      <w:r>
-        <w:rPr>
-          <w:rStyle w:val="Strong"/>
-        </w:rPr>
-        <w:t>Software Architecture Document</w:t>
-      </w:r>
-      <w:r>
-        <w:t xml:space="preserve">. It includes the purpose, scope, definitions, acronyms, abbreviations, references, and overview of the </w:t>
-      </w:r>
-      <w:r>
-        <w:rPr>
-          <w:rStyle w:val="Strong"/>
-        </w:rPr>
-        <w:t>Software Architecture Document</w:t>
-      </w:r>
-      <w:r>
-        <w:t>.]</w:t>
-      </w:r>
-    </w:p>
-    <w:p>
-      <w:pPr>
         <w:pStyle w:val="Heading2"/>
-        <w:ind w:left="720" w:hanging="720"/>
-      </w:pPr>
-      <w:bookmarkStart w:id="2" w:name="_Toc6187928"/>
-      <w:bookmarkStart w:id="3" w:name="_Toc456598587"/>
+      </w:pPr>
+      <w:bookmarkStart w:id="2" w:name="_Toc456598587"/>
+      <w:bookmarkStart w:id="3" w:name="_Toc226825429"/>
       <w:r>
         <w:t>Purpose</w:t>
       </w:r>
@@ -1103,41 +2735,44 @@
     </w:p>
     <w:p>
       <w:pPr>
-        <w:pStyle w:val="InfoBlue"/>
-      </w:pPr>
-      <w:r>
-        <w:t>[This document provides a comprehensive architectural overview of the system, using a number of different architectural views to depict different aspects of the system. It is intended to capture and convey the significant architectural decisions which have been made on the system.]</w:t>
-      </w:r>
-    </w:p>
-    <w:p>
-      <w:pPr>
+        <w:pStyle w:val="NormalWeb"/>
         <w:ind w:left="720"/>
-      </w:pPr>
-    </w:p>
-    <w:p>
-      <w:pPr>
-        <w:pStyle w:val="InfoBlue"/>
-      </w:pPr>
-      <w:r>
-        <w:t xml:space="preserve">[This section defines the role or purpose of the </w:t>
-      </w:r>
-      <w:r>
-        <w:rPr>
-          <w:rStyle w:val="Strong"/>
-        </w:rPr>
-        <w:t>Software Architecture Document</w:t>
-      </w:r>
-      <w:r>
-        <w:t>, in the overall project documentation, and briefly describes the structure of the document. The specific audiences for the document are identified, with an indication of how they are expected to use the document.]</w:t>
+        <w:rPr>
+          <w:sz w:val="20"/>
+          <w:szCs w:val="20"/>
+        </w:rPr>
+      </w:pPr>
+      <w:bookmarkStart w:id="4" w:name="_Toc456598588"/>
+      <w:r>
+        <w:rPr>
+          <w:sz w:val="20"/>
+          <w:szCs w:val="20"/>
+        </w:rPr>
+        <w:t>This Software Architecture Document provides an overview of the system’s structure, design, and organization. It describes how the system is divided into components, how those components interact, and the key decisions made during development. The document is intended to help developers, instructors, and stakeholders understand how the system works at a high level.</w:t>
+      </w:r>
+    </w:p>
+    <w:p>
+      <w:pPr>
+        <w:pStyle w:val="NormalWeb"/>
+        <w:ind w:left="720"/>
+        <w:rPr>
+          <w:sz w:val="20"/>
+          <w:szCs w:val="20"/>
+        </w:rPr>
+      </w:pPr>
+      <w:r>
+        <w:rPr>
+          <w:sz w:val="20"/>
+          <w:szCs w:val="20"/>
+        </w:rPr>
+        <w:t>It includes architectural views, design considerations, and explanations of the system’s overall functionality. This document will be used as a reference throughout development and future updates.</w:t>
       </w:r>
     </w:p>
     <w:p>
       <w:pPr>
         <w:pStyle w:val="Heading2"/>
-        <w:ind w:left="720" w:hanging="720"/>
-      </w:pPr>
-      <w:bookmarkStart w:id="4" w:name="_Toc456598588"/>
-      <w:bookmarkStart w:id="5" w:name="_Toc6187929"/>
+      </w:pPr>
+      <w:bookmarkStart w:id="5" w:name="_Toc226825430"/>
       <w:r>
         <w:t>Scope</w:t>
       </w:r>
@@ -1146,49 +2781,247 @@
     </w:p>
     <w:p>
       <w:pPr>
-        <w:pStyle w:val="InfoBlue"/>
-      </w:pPr>
-      <w:r>
-        <w:t>[A brief description of what the Software Architecture Document applies to; what is affected or influenced by this document.]</w:t>
+        <w:pStyle w:val="NormalWeb"/>
+        <w:ind w:left="720"/>
+        <w:rPr>
+          <w:sz w:val="20"/>
+          <w:szCs w:val="20"/>
+        </w:rPr>
+      </w:pPr>
+      <w:bookmarkStart w:id="6" w:name="_Toc456598589"/>
+      <w:r>
+        <w:rPr>
+          <w:sz w:val="20"/>
+          <w:szCs w:val="20"/>
+        </w:rPr>
+        <w:t>This document applies to the entire system and describes its overall architecture and design. It focuses on the main components of the system, their interactions, and the structure used to support the system’s functionality.</w:t>
+      </w:r>
+    </w:p>
+    <w:p>
+      <w:pPr>
+        <w:pStyle w:val="NormalWeb"/>
+        <w:ind w:left="720"/>
+      </w:pPr>
+      <w:r>
+        <w:rPr>
+          <w:sz w:val="20"/>
+          <w:szCs w:val="20"/>
+        </w:rPr>
+        <w:t xml:space="preserve">It influences how the system is developed, organized, and maintained. The document does not go into detailed implementation or code-level </w:t>
+      </w:r>
+      <w:r>
+        <w:rPr>
+          <w:sz w:val="20"/>
+          <w:szCs w:val="20"/>
+        </w:rPr>
+        <w:t>specifics but</w:t>
+      </w:r>
+      <w:r>
+        <w:rPr>
+          <w:sz w:val="20"/>
+          <w:szCs w:val="20"/>
+        </w:rPr>
+        <w:t xml:space="preserve"> instead provides a high-level view of how the system is designed.</w:t>
       </w:r>
     </w:p>
     <w:p>
       <w:pPr>
         <w:pStyle w:val="Heading2"/>
-        <w:ind w:left="720" w:hanging="720"/>
-      </w:pPr>
-      <w:bookmarkStart w:id="6" w:name="_Toc456598589"/>
-      <w:bookmarkStart w:id="7" w:name="_Toc6187930"/>
+      </w:pPr>
+      <w:bookmarkStart w:id="7" w:name="_Toc226825431"/>
       <w:r>
         <w:t>Definitions, Acronyms, and Abbreviations</w:t>
       </w:r>
       <w:bookmarkEnd w:id="6"/>
       <w:bookmarkEnd w:id="7"/>
     </w:p>
-    <w:p>
-      <w:pPr>
-        <w:pStyle w:val="InfoBlue"/>
-      </w:pPr>
-      <w:r>
-        <w:t xml:space="preserve">[This subsection provides the definitions of all terms, acronyms, and abbreviations required to properly interpret the </w:t>
-      </w:r>
-      <w:r>
-        <w:rPr>
-          <w:rStyle w:val="Strong"/>
-        </w:rPr>
-        <w:t>Software Architecture Document</w:t>
-      </w:r>
-      <w:r>
-        <w:t>.  This information may be provided by reference to the project’s Glossary.]</w:t>
+    <w:tbl>
+      <w:tblPr>
+        <w:tblStyle w:val="TableGrid"/>
+        <w:tblW w:w="0" w:type="auto"/>
+        <w:tblInd w:w="828" w:type="dxa"/>
+        <w:tblLook w:val="04A0" w:firstRow="1" w:lastRow="0" w:firstColumn="1" w:lastColumn="0" w:noHBand="0" w:noVBand="1"/>
+      </w:tblPr>
+      <w:tblGrid>
+        <w:gridCol w:w="1710"/>
+        <w:gridCol w:w="7038"/>
+      </w:tblGrid>
+      <w:tr>
+        <w:tc>
+          <w:tcPr>
+            <w:tcW w:w="1710" w:type="dxa"/>
+          </w:tcPr>
+          <w:p>
+            <w:pPr>
+              <w:pStyle w:val="BodyText"/>
+              <w:ind w:left="0"/>
+              <w:rPr>
+                <w:b/>
+                <w:bCs/>
+              </w:rPr>
+            </w:pPr>
+            <w:r>
+              <w:rPr>
+                <w:b/>
+                <w:bCs/>
+              </w:rPr>
+              <w:t>Term</w:t>
+            </w:r>
+          </w:p>
+        </w:tc>
+        <w:tc>
+          <w:tcPr>
+            <w:tcW w:w="7038" w:type="dxa"/>
+          </w:tcPr>
+          <w:p>
+            <w:pPr>
+              <w:pStyle w:val="BodyText"/>
+              <w:ind w:left="0"/>
+              <w:jc w:val="center"/>
+              <w:rPr>
+                <w:b/>
+                <w:bCs/>
+              </w:rPr>
+            </w:pPr>
+            <w:r>
+              <w:rPr>
+                <w:b/>
+                <w:bCs/>
+              </w:rPr>
+              <w:t>Definition</w:t>
+            </w:r>
+          </w:p>
+        </w:tc>
+      </w:tr>
+      <w:tr>
+        <w:tc>
+          <w:tcPr>
+            <w:tcW w:w="1710" w:type="dxa"/>
+          </w:tcPr>
+          <w:p>
+            <w:pPr>
+              <w:pStyle w:val="BodyText"/>
+              <w:ind w:left="0"/>
+            </w:pPr>
+            <w:r>
+              <w:t>SA</w:t>
+            </w:r>
+            <w:r>
+              <w:t>D</w:t>
+            </w:r>
+          </w:p>
+        </w:tc>
+        <w:tc>
+          <w:tcPr>
+            <w:tcW w:w="7038" w:type="dxa"/>
+          </w:tcPr>
+          <w:p>
+            <w:pPr>
+              <w:pStyle w:val="BodyText"/>
+              <w:ind w:left="0"/>
+            </w:pPr>
+            <w:r>
+              <w:t xml:space="preserve">Software Architecture </w:t>
+            </w:r>
+            <w:r>
+              <w:t xml:space="preserve">Document </w:t>
+            </w:r>
+            <w:r>
+              <w:t>that describes the overall structure, components, and design of the system.</w:t>
+            </w:r>
+          </w:p>
+        </w:tc>
+      </w:tr>
+      <w:tr>
+        <w:tc>
+          <w:tcPr>
+            <w:tcW w:w="1710" w:type="dxa"/>
+          </w:tcPr>
+          <w:p>
+            <w:pPr>
+              <w:pStyle w:val="BodyText"/>
+              <w:ind w:left="0"/>
+            </w:pPr>
+            <w:r>
+              <w:t>Tokenizer</w:t>
+            </w:r>
+          </w:p>
+        </w:tc>
+        <w:tc>
+          <w:tcPr>
+            <w:tcW w:w="7038" w:type="dxa"/>
+          </w:tcPr>
+          <w:p>
+            <w:pPr>
+              <w:pStyle w:val="BodyText"/>
+              <w:ind w:left="0"/>
+            </w:pPr>
+            <w:r>
+              <w:t>Component that converts the input expression into tokens.</w:t>
+            </w:r>
+          </w:p>
+        </w:tc>
+      </w:tr>
+      <w:tr>
+        <w:tc>
+          <w:tcPr>
+            <w:tcW w:w="1710" w:type="dxa"/>
+          </w:tcPr>
+          <w:p>
+            <w:pPr>
+              <w:pStyle w:val="BodyText"/>
+              <w:ind w:left="0"/>
+            </w:pPr>
+            <w:r>
+              <w:t>I/O</w:t>
+            </w:r>
+          </w:p>
+        </w:tc>
+        <w:tc>
+          <w:tcPr>
+            <w:tcW w:w="7038" w:type="dxa"/>
+          </w:tcPr>
+          <w:p>
+            <w:pPr>
+              <w:pStyle w:val="BodyText"/>
+              <w:ind w:left="0"/>
+            </w:pPr>
+            <w:r>
+              <w:t>Input/Output</w:t>
+            </w:r>
+            <w:r>
+              <w:t xml:space="preserve"> that shows the input data received and the output data produced in a system.</w:t>
+            </w:r>
+          </w:p>
+        </w:tc>
+      </w:tr>
+    </w:tbl>
+    <w:p>
+      <w:pPr>
+        <w:pStyle w:val="BodyText"/>
+        <w:ind w:left="0"/>
+        <w:rPr>
+          <w:i/>
+          <w:iCs/>
+        </w:rPr>
+      </w:pPr>
+      <w:r>
+        <w:tab/>
+      </w:r>
+      <w:r>
+        <w:rPr>
+          <w:i/>
+          <w:iCs/>
+        </w:rPr>
+        <w:t>Refer to the Project-Glossary.md.</w:t>
       </w:r>
     </w:p>
     <w:p>
       <w:pPr>
         <w:pStyle w:val="Heading2"/>
-        <w:ind w:left="720" w:hanging="720"/>
-      </w:pPr>
-      <w:bookmarkStart w:id="8" w:name="_Toc6187931"/>
-      <w:bookmarkStart w:id="9" w:name="_Toc456598590"/>
+      </w:pPr>
+      <w:bookmarkStart w:id="8" w:name="_Toc456598590"/>
+      <w:bookmarkStart w:id="9" w:name="_Toc226825432"/>
       <w:r>
         <w:t>References</w:t>
       </w:r>
@@ -1197,28 +3030,48 @@
     </w:p>
     <w:p>
       <w:pPr>
-        <w:pStyle w:val="InfoBlue"/>
-      </w:pPr>
-      <w:r>
-        <w:t xml:space="preserve">[This subsection provides a complete list of all documents referenced elsewhere in the </w:t>
-      </w:r>
-      <w:r>
-        <w:rPr>
-          <w:rStyle w:val="Strong"/>
-        </w:rPr>
-        <w:t>Software Architecture Document</w:t>
-      </w:r>
-      <w:r>
-        <w:t>. Identify each document by title, report number (if applicable), date, and publishing organization. Specify the sources from which the references can be obtained. This information may be provided by reference to an appendix or to another document.]</w:t>
+        <w:pStyle w:val="BodyText"/>
+        <w:numPr>
+          <w:ilvl w:val="0"/>
+          <w:numId w:val="29"/>
+        </w:numPr>
+      </w:pPr>
+      <w:r>
+        <w:rPr>
+          <w:b/>
+          <w:bCs/>
+        </w:rPr>
+        <w:t>Arithmetic Expression Evaluator Project Glossary</w:t>
+      </w:r>
+      <w:r>
+        <w:t>, Version 1.2</w:t>
+      </w:r>
+      <w:r>
+        <w:t>, April 2026:</w:t>
+      </w:r>
+    </w:p>
+    <w:p>
+      <w:pPr>
+        <w:pStyle w:val="BodyText"/>
+        <w:ind w:left="2160"/>
+      </w:pPr>
+      <w:r>
+        <w:t xml:space="preserve">Project glossary defining key words, abbreviations, and acronyms. Available in </w:t>
+      </w:r>
+      <w:r>
+        <w:rPr>
+          <w:i/>
+          <w:iCs/>
+        </w:rPr>
+        <w:t>Project-Glossary.md.</w:t>
       </w:r>
     </w:p>
     <w:p>
       <w:pPr>
         <w:pStyle w:val="Heading2"/>
-        <w:ind w:left="720" w:hanging="720"/>
-      </w:pPr>
-      <w:bookmarkStart w:id="10" w:name="_Toc6187932"/>
-      <w:bookmarkStart w:id="11" w:name="_Toc456598591"/>
+      </w:pPr>
+      <w:bookmarkStart w:id="10" w:name="_Toc456598591"/>
+      <w:bookmarkStart w:id="11" w:name="_Toc226825433"/>
       <w:r>
         <w:t>Overview</w:t>
       </w:r>
@@ -1227,525 +3080,2574 @@
     </w:p>
     <w:p>
       <w:pPr>
-        <w:pStyle w:val="InfoBlue"/>
-      </w:pPr>
-      <w:r>
-        <w:t xml:space="preserve">[This subsection describes what the rest of the </w:t>
-      </w:r>
-      <w:r>
-        <w:rPr>
-          <w:rStyle w:val="Strong"/>
-        </w:rPr>
-        <w:t>Software Architecture Document</w:t>
-      </w:r>
-      <w:r>
-        <w:t xml:space="preserve"> contains and explains how the </w:t>
-      </w:r>
-      <w:r>
-        <w:rPr>
-          <w:rStyle w:val="Strong"/>
-        </w:rPr>
-        <w:t>Software Architecture Document</w:t>
-      </w:r>
-      <w:r>
-        <w:t xml:space="preserve"> is organized.]</w:t>
-      </w:r>
-    </w:p>
-    <w:p>
-      <w:pPr>
-        <w:pStyle w:val="Heading1"/>
-      </w:pPr>
-      <w:bookmarkStart w:id="12" w:name="_Toc6187933"/>
-      <w:r>
-        <w:t>Architectural Representation</w:t>
-      </w:r>
-      <w:bookmarkEnd w:id="12"/>
-      <w:r>
-        <w:t xml:space="preserve"> </w:t>
-      </w:r>
-    </w:p>
-    <w:p>
-      <w:pPr>
-        <w:pStyle w:val="Heading2"/>
+        <w:pStyle w:val="BodyText"/>
+      </w:pPr>
+      <w:r>
+        <w:t>The SA</w:t>
+      </w:r>
+      <w:r>
+        <w:t>D</w:t>
+      </w:r>
+      <w:r>
+        <w:t xml:space="preserve"> describes the structure </w:t>
+      </w:r>
+      <w:r>
+        <w:t>of the architecture and key components for th</w:t>
+      </w:r>
+      <w:r>
+        <w:t>e arithmetic expression evaluator system developed in C++</w:t>
+      </w:r>
+      <w:r>
+        <w:t>. The document is organized to explore</w:t>
+      </w:r>
+      <w:r>
+        <w:t xml:space="preserve"> the architectural design of the </w:t>
+      </w:r>
+      <w:r>
+        <w:t>system and</w:t>
+      </w:r>
+      <w:r>
+        <w:t xml:space="preserve"> explains how the software requirements will impact architectural decisions</w:t>
+      </w:r>
+      <w:r>
+        <w:t>.</w:t>
+      </w:r>
+    </w:p>
+    <w:p>
+      <w:pPr>
+        <w:pStyle w:val="BodyText"/>
         <w:numPr>
           <w:ilvl w:val="0"/>
-          <w:numId w:val="0"/>
+          <w:numId w:val="23"/>
         </w:numPr>
       </w:pPr>
       <w:r>
-        <w:t>2.1 – User I/O</w:t>
-      </w:r>
-    </w:p>
-    <w:p>
-      <w:r>
-        <w:tab/>
-        <w:t xml:space="preserve">-A command line user interface. </w:t>
-      </w:r>
-    </w:p>
-    <w:p>
-      <w:r>
-        <w:tab/>
-        <w:t xml:space="preserve">-Handles getting user inputs and displaying requested outputs to the screen. </w:t>
-      </w:r>
-    </w:p>
-    <w:p>
-      <w:r>
-        <w:tab/>
-        <w:t xml:space="preserve">-Responsible for all string conversions that pertain to output information (syntax tree drawing, error </w:t>
-      </w:r>
-      <w:r>
-        <w:tab/>
-        <w:t>notifications, etc.)</w:t>
-      </w:r>
-    </w:p>
-    <w:p>
-      <w:r>
-        <w:tab/>
-        <w:t xml:space="preserve">-Retrieves user inputs as strings and performs no preprocessing on expressions. </w:t>
-      </w:r>
-    </w:p>
-    <w:p>
-      <w:pPr>
-        <w:pStyle w:val="Heading2"/>
+        <w:rPr>
+          <w:b/>
+          <w:bCs/>
+        </w:rPr>
+        <w:t xml:space="preserve"> Section 1 – Introduction:</w:t>
+      </w:r>
+      <w:r>
+        <w:t xml:space="preserve"> Establishes the purpose, scope, key terms, references, and context for the SA</w:t>
+      </w:r>
+      <w:r>
+        <w:t>D</w:t>
+      </w:r>
+      <w:r>
+        <w:t xml:space="preserve"> and its subsections.</w:t>
+      </w:r>
+    </w:p>
+    <w:p>
+      <w:pPr>
+        <w:pStyle w:val="BodyText"/>
         <w:numPr>
           <w:ilvl w:val="0"/>
-          <w:numId w:val="0"/>
+          <w:numId w:val="23"/>
         </w:numPr>
-      </w:pPr>
-      <w:r>
-        <w:t>2.2 – Tokenizer</w:t>
-      </w:r>
-    </w:p>
-    <w:p>
-      <w:r>
-        <w:tab/>
-        <w:t xml:space="preserve">-Takes in expression strings and parses them into token format. </w:t>
-      </w:r>
-    </w:p>
-    <w:p>
-      <w:r>
-        <w:tab/>
-        <w:t xml:space="preserve">-Returns a pointer to an array of Token objects for each expression string. Token arrays are in preorder </w:t>
-      </w:r>
-      <w:r>
-        <w:tab/>
-        <w:t>notation.</w:t>
-      </w:r>
-    </w:p>
-    <w:p>
-      <w:r>
-        <w:tab/>
-        <w:t>-Recurses on parentheses.</w:t>
-      </w:r>
-    </w:p>
-    <w:p>
-      <w:r>
-        <w:tab/>
-        <w:t>-On encountering a syntax error, generates an error token at the end of the array and immediately returns.</w:t>
-      </w:r>
-    </w:p>
-    <w:p>
-      <w:pPr>
-        <w:pStyle w:val="Heading2"/>
+        <w:rPr>
+          <w:b/>
+          <w:bCs/>
+        </w:rPr>
+      </w:pPr>
+      <w:r>
+        <w:rPr>
+          <w:b/>
+          <w:bCs/>
+        </w:rPr>
+        <w:t xml:space="preserve"> </w:t>
+      </w:r>
+      <w:r>
+        <w:rPr>
+          <w:b/>
+          <w:bCs/>
+        </w:rPr>
+        <w:t xml:space="preserve">Section 2 – Architectural Representation: </w:t>
+      </w:r>
+      <w:r>
+        <w:t>Describes the architectural representation for the system and the different views to represent the system structure.</w:t>
+      </w:r>
+    </w:p>
+    <w:p>
+      <w:pPr>
+        <w:pStyle w:val="BodyText"/>
         <w:numPr>
           <w:ilvl w:val="0"/>
-          <w:numId w:val="0"/>
+          <w:numId w:val="23"/>
         </w:numPr>
-      </w:pPr>
-      <w:r>
-        <w:t>2.2.1 – Token Object Types</w:t>
-      </w:r>
-    </w:p>
-    <w:p>
-      <w:r>
-        <w:tab/>
-        <w:t xml:space="preserve">The Token class is a virtual class used to hold the values and operations of an expression. Tokens contain </w:t>
-      </w:r>
-      <w:r>
-        <w:lastRenderedPageBreak/>
-        <w:tab/>
-        <w:t xml:space="preserve">an integer that represents the number of inputs the token requires, and a basic toString method that returns </w:t>
-      </w:r>
-      <w:r>
-        <w:tab/>
-        <w:t>the typeOf result of the class. Subclasses of Token are as follows:</w:t>
-      </w:r>
-    </w:p>
-    <w:p/>
-    <w:p>
-      <w:r>
-        <w:tab/>
-        <w:t>-Integer – 0 inputs, contains an integer, overrides toString to return the stored value</w:t>
-      </w:r>
-    </w:p>
-    <w:p>
-      <w:r>
-        <w:tab/>
-        <w:t>-Float – 0 inputs, contains a float, overrides toString to return the stored value</w:t>
-      </w:r>
-    </w:p>
-    <w:p>
-      <w:r>
-        <w:tab/>
-        <w:t xml:space="preserve">-Parentheses – 0 inputs, contains an array of Tokens, overrides toString to return the toStrings of the array </w:t>
-      </w:r>
-      <w:r>
-        <w:tab/>
-        <w:t xml:space="preserve">contents </w:t>
-      </w:r>
-      <w:r>
-        <w:tab/>
-        <w:t>appended together and surrounded by parentheses</w:t>
-      </w:r>
-    </w:p>
-    <w:p>
-      <w:r>
-        <w:tab/>
-        <w:t xml:space="preserve">-Operator – 2 inputs, contains an integer representation of the operation being performed, overrides </w:t>
-      </w:r>
-      <w:r>
-        <w:tab/>
-        <w:t>toString to return the string representation of the operation represented</w:t>
-      </w:r>
-    </w:p>
-    <w:p>
-      <w:r>
-        <w:tab/>
-        <w:t>-Negation – 1 input</w:t>
-      </w:r>
-    </w:p>
-    <w:p>
-      <w:pPr>
-        <w:pStyle w:val="Heading2"/>
+        <w:rPr>
+          <w:b/>
+          <w:bCs/>
+        </w:rPr>
+      </w:pPr>
+      <w:r>
+        <w:rPr>
+          <w:b/>
+          <w:bCs/>
+        </w:rPr>
+        <w:t xml:space="preserve"> Section 3 </w:t>
+      </w:r>
+      <w:r>
+        <w:rPr>
+          <w:b/>
+          <w:bCs/>
+        </w:rPr>
+        <w:t>–</w:t>
+      </w:r>
+      <w:r>
+        <w:rPr>
+          <w:b/>
+          <w:bCs/>
+        </w:rPr>
+        <w:t xml:space="preserve"> Architectural Goals and Constraints: </w:t>
+      </w:r>
+      <w:r>
+        <w:t>Outlines the effect that software requirements and constraints</w:t>
+      </w:r>
+      <w:r>
+        <w:t>, such as support of binary and unary operators,</w:t>
+      </w:r>
+      <w:r>
+        <w:t xml:space="preserve"> will have on the architectural goals for the system.</w:t>
+      </w:r>
+    </w:p>
+    <w:p>
+      <w:pPr>
+        <w:pStyle w:val="BodyText"/>
         <w:numPr>
           <w:ilvl w:val="0"/>
-          <w:numId w:val="0"/>
+          <w:numId w:val="23"/>
         </w:numPr>
-      </w:pPr>
-      <w:r>
-        <w:t>2.3 – Parser</w:t>
-      </w:r>
-    </w:p>
-    <w:p>
-      <w:r>
-        <w:tab/>
-        <w:t>-Takes in a Token array pointer.</w:t>
-      </w:r>
-    </w:p>
-    <w:p>
-      <w:r>
-        <w:tab/>
-        <w:t>-Checks the ordering of Tokens to make sure each has the correct number of inputs to consume.</w:t>
-      </w:r>
-    </w:p>
-    <w:p>
-      <w:r>
-        <w:tab/>
-        <w:t>-Re-orders the Tokens in the given array to follow PEMDAS evaluation order.</w:t>
-      </w:r>
-    </w:p>
-    <w:p>
-      <w:r>
-        <w:tab/>
-        <w:t>-Recurses on parentheses Tokens.</w:t>
-      </w:r>
-    </w:p>
-    <w:p>
-      <w:r>
-        <w:tab/>
-        <w:t>-Returns error state as a boolean.</w:t>
-      </w:r>
-    </w:p>
-    <w:p>
-      <w:pPr>
-        <w:pStyle w:val="Heading2"/>
+        <w:rPr>
+          <w:b/>
+          <w:bCs/>
+        </w:rPr>
+      </w:pPr>
+      <w:r>
+        <w:rPr>
+          <w:b/>
+          <w:bCs/>
+        </w:rPr>
+        <w:lastRenderedPageBreak/>
+        <w:t xml:space="preserve"> Section 4 </w:t>
+      </w:r>
+      <w:r>
+        <w:rPr>
+          <w:b/>
+          <w:bCs/>
+        </w:rPr>
+        <w:t>–</w:t>
+      </w:r>
+      <w:r>
+        <w:rPr>
+          <w:b/>
+          <w:bCs/>
+        </w:rPr>
+        <w:t xml:space="preserve"> Logical View: </w:t>
+      </w:r>
+      <w:r>
+        <w:t>Provides a detailed breakdown of the system into major packages, such as the parser, evaluator, and error handler, along with their responsibilities and interactions.</w:t>
+      </w:r>
+    </w:p>
+    <w:p>
+      <w:pPr>
+        <w:pStyle w:val="BodyText"/>
         <w:numPr>
           <w:ilvl w:val="0"/>
-          <w:numId w:val="0"/>
+          <w:numId w:val="23"/>
         </w:numPr>
-      </w:pPr>
-      <w:r>
-        <w:t>2.4 – Evaluator</w:t>
-      </w:r>
-    </w:p>
-    <w:p>
-      <w:r>
-        <w:tab/>
-        <w:t>-Takes in a Token array pointer.</w:t>
-      </w:r>
-    </w:p>
-    <w:p>
-      <w:r>
-        <w:tab/>
-        <w:t>-Evaluates the Tokens recursively.</w:t>
-      </w:r>
-    </w:p>
-    <w:p>
-      <w:r>
-        <w:tab/>
-        <w:t>-Returns an array of 3 floats representing in order: calculated value, error type, error location index</w:t>
-      </w:r>
-    </w:p>
-    <w:p>
-      <w:r>
-        <w:tab/>
-        <w:t>-Immediately returns when encountering any error, does not attempt to find all errors in one run.</w:t>
-      </w:r>
-    </w:p>
-    <w:p>
-      <w:pPr>
-        <w:pStyle w:val="Heading2"/>
+        <w:rPr>
+          <w:b/>
+          <w:bCs/>
+        </w:rPr>
+      </w:pPr>
+      <w:r>
+        <w:rPr>
+          <w:b/>
+          <w:bCs/>
+        </w:rPr>
+        <w:t xml:space="preserve"> Section 5 </w:t>
+      </w:r>
+      <w:r>
+        <w:rPr>
+          <w:b/>
+          <w:bCs/>
+        </w:rPr>
+        <w:t>–</w:t>
+      </w:r>
+      <w:r>
+        <w:rPr>
+          <w:b/>
+          <w:bCs/>
+        </w:rPr>
+        <w:t xml:space="preserve"> Interface Description: </w:t>
+      </w:r>
+      <w:r>
+        <w:t xml:space="preserve">Describes how the </w:t>
+      </w:r>
+      <w:r>
+        <w:t xml:space="preserve">users interact with the system through a command-line interface, including the process to inputs and expected outputs. </w:t>
+      </w:r>
+    </w:p>
+    <w:p>
+      <w:pPr>
+        <w:pStyle w:val="BodyText"/>
         <w:numPr>
           <w:ilvl w:val="0"/>
-          <w:numId w:val="0"/>
+          <w:numId w:val="23"/>
         </w:numPr>
-      </w:pPr>
-      <w:r>
-        <w:t>2.5 – Program Controller</w:t>
+        <w:rPr>
+          <w:b/>
+          <w:bCs/>
+        </w:rPr>
+      </w:pPr>
+      <w:r>
+        <w:rPr>
+          <w:b/>
+          <w:bCs/>
+        </w:rPr>
+        <w:t xml:space="preserve"> </w:t>
+      </w:r>
+      <w:r>
+        <w:rPr>
+          <w:b/>
+          <w:bCs/>
+        </w:rPr>
+        <w:t xml:space="preserve">Section 6 </w:t>
+      </w:r>
+      <w:r>
+        <w:rPr>
+          <w:b/>
+          <w:bCs/>
+        </w:rPr>
+        <w:t>–</w:t>
+      </w:r>
+      <w:r>
+        <w:rPr>
+          <w:b/>
+          <w:bCs/>
+        </w:rPr>
+        <w:t xml:space="preserve"> Quality: </w:t>
+      </w:r>
+      <w:r>
+        <w:t xml:space="preserve">Discusses quality attributes, such as reliability and portability, </w:t>
+      </w:r>
+      <w:r>
+        <w:t>and how the system</w:t>
+      </w:r>
+      <w:r>
+        <w:t xml:space="preserve"> architecture</w:t>
+      </w:r>
+      <w:r>
+        <w:t xml:space="preserve"> supports these characteristics.</w:t>
+      </w:r>
+    </w:p>
+    <w:p>
+      <w:pPr>
+        <w:pStyle w:val="Heading1"/>
+      </w:pPr>
+      <w:bookmarkStart w:id="12" w:name="_Toc226825434"/>
+      <w:r>
+        <w:t>Architectural Representation</w:t>
+      </w:r>
+      <w:bookmarkEnd w:id="12"/>
+      <w:r>
+        <w:t xml:space="preserve"> </w:t>
+      </w:r>
+    </w:p>
+    <w:p>
+      <w:pPr>
+        <w:pStyle w:val="BodyText"/>
+      </w:pPr>
+      <w:r>
+        <w:t xml:space="preserve">The system </w:t>
+      </w:r>
+      <w:r>
+        <w:t>follows a modular</w:t>
+      </w:r>
+      <w:r>
+        <w:t xml:space="preserve"> architecture</w:t>
+      </w:r>
+      <w:r>
+        <w:t xml:space="preserve"> design approach</w:t>
+      </w:r>
+      <w:r>
+        <w:t xml:space="preserve"> with layers defining the high-level structure</w:t>
+      </w:r>
+      <w:r>
+        <w:t xml:space="preserve">. The system is decomposed into a set of components that has a specific responsibility </w:t>
+      </w:r>
+      <w:r>
+        <w:t xml:space="preserve">for a stage in the process of evaluation. </w:t>
+      </w:r>
+      <w:r>
+        <w:t xml:space="preserve">These modules are designed </w:t>
+      </w:r>
+      <w:r>
+        <w:t xml:space="preserve">to be loosely coupled, while still communicating through well-defined interfaces. </w:t>
+      </w:r>
+      <w:r>
+        <w:t xml:space="preserve">The primary focus is the Logical View, which highlights the </w:t>
+      </w:r>
+      <w:r>
+        <w:t>decomposition of the system</w:t>
+      </w:r>
+      <w:r>
+        <w:t xml:space="preserve"> using UML diagrams to clearly illustrate the components and their relationships. </w:t>
+      </w:r>
+    </w:p>
+    <w:p>
+      <w:pPr>
+        <w:pStyle w:val="BodyText"/>
+      </w:pPr>
+      <w:r>
+        <w:t xml:space="preserve">This section further provides a high-level decomposition into the major components and briefly outlines their responsibilities. Detailed implementation </w:t>
+      </w:r>
+      <w:r>
+        <w:t>logic is further expanded in the Logical View.</w:t>
+      </w:r>
+    </w:p>
+    <w:p>
+      <w:pPr>
+        <w:pStyle w:val="Heading2"/>
+      </w:pPr>
+      <w:bookmarkStart w:id="13" w:name="_Toc226825435"/>
+      <w:r>
+        <w:t>User I/O</w:t>
+      </w:r>
+      <w:bookmarkEnd w:id="13"/>
+    </w:p>
+    <w:p>
+      <w:pPr>
+        <w:ind w:left="864" w:hanging="144"/>
+      </w:pPr>
+      <w:r>
+        <w:t>-</w:t>
+      </w:r>
+      <w:r>
+        <w:t xml:space="preserve"> </w:t>
+      </w:r>
+      <w:r>
+        <w:t xml:space="preserve">A command line user interface. </w:t>
+      </w:r>
+    </w:p>
+    <w:p>
+      <w:pPr>
+        <w:ind w:left="864" w:hanging="144"/>
+      </w:pPr>
+      <w:r>
+        <w:t>-</w:t>
+      </w:r>
+      <w:r>
+        <w:t xml:space="preserve"> </w:t>
+      </w:r>
+      <w:r>
+        <w:t xml:space="preserve">Handles getting user inputs and displaying requested outputs to the screen. </w:t>
+      </w:r>
+    </w:p>
+    <w:p>
+      <w:pPr>
+        <w:ind w:left="864" w:hanging="144"/>
+      </w:pPr>
+      <w:r>
+        <w:t>-</w:t>
+      </w:r>
+      <w:r>
+        <w:t xml:space="preserve"> </w:t>
+      </w:r>
+      <w:r>
+        <w:t>Responsible for all string conversions that pertain to output information (syntax tree drawing, error notifications, etc.)</w:t>
+      </w:r>
+    </w:p>
+    <w:p>
+      <w:pPr>
+        <w:ind w:left="864" w:hanging="144"/>
+      </w:pPr>
+      <w:r>
+        <w:t>-</w:t>
+      </w:r>
+      <w:r>
+        <w:t xml:space="preserve"> </w:t>
+      </w:r>
+      <w:r>
+        <w:t xml:space="preserve">Retrieves user inputs as strings and performs no preprocessing on expressions. </w:t>
+      </w:r>
+    </w:p>
+    <w:p>
+      <w:pPr>
+        <w:pStyle w:val="Heading2"/>
+      </w:pPr>
+      <w:bookmarkStart w:id="14" w:name="_Toc226825436"/>
+      <w:r>
+        <w:t>Tokenizer</w:t>
+      </w:r>
+      <w:bookmarkEnd w:id="14"/>
+    </w:p>
+    <w:p>
+      <w:pPr>
+        <w:ind w:firstLine="720"/>
+      </w:pPr>
+      <w:r>
+        <w:t xml:space="preserve">- Takes in expression strings and </w:t>
+      </w:r>
+      <w:proofErr w:type="gramStart"/>
+      <w:r>
+        <w:t>parses</w:t>
+      </w:r>
+      <w:proofErr w:type="gramEnd"/>
+      <w:r>
+        <w:t xml:space="preserve"> them into token format. </w:t>
+      </w:r>
+    </w:p>
+    <w:p>
+      <w:pPr>
+        <w:ind w:left="864" w:hanging="144"/>
+      </w:pPr>
+      <w:r>
+        <w:t>- Returns a pointer to an array of Token objects for each expression string. Token arrays are in preorder notation.</w:t>
       </w:r>
     </w:p>
     <w:p>
       <w:r>
         <w:tab/>
-        <w:t>-Stores and moves data between above modules.</w:t>
-      </w:r>
-    </w:p>
-    <w:p>
+        <w:t>- Recurses on parentheses.</w:t>
+      </w:r>
+    </w:p>
+    <w:p>
+      <w:pPr>
+        <w:ind w:left="720"/>
+      </w:pPr>
+      <w:r>
+        <w:t>- On encountering a syntax error, generates an error token at the end of the array and immediately returns.</w:t>
+      </w:r>
+    </w:p>
+    <w:p>
+      <w:pPr>
+        <w:pStyle w:val="Heading3"/>
+      </w:pPr>
+      <w:bookmarkStart w:id="15" w:name="_Toc226825437"/>
+      <w:r>
+        <w:t>Token Object Types</w:t>
+      </w:r>
+      <w:bookmarkEnd w:id="15"/>
+    </w:p>
+    <w:p>
+      <w:pPr>
+        <w:ind w:left="720"/>
+      </w:pPr>
+      <w:r>
+        <w:t xml:space="preserve">The Token class is a virtual class used to hold the values and operations of an expression. Tokens contain an integer that represents the number of inputs the token requires, and a basic </w:t>
+      </w:r>
+      <w:proofErr w:type="spellStart"/>
+      <w:r>
+        <w:t>toString</w:t>
+      </w:r>
+      <w:proofErr w:type="spellEnd"/>
+      <w:r>
+        <w:t xml:space="preserve"> method that returns the </w:t>
+      </w:r>
+      <w:proofErr w:type="spellStart"/>
+      <w:r>
+        <w:t>typeOf</w:t>
+      </w:r>
+      <w:proofErr w:type="spellEnd"/>
+      <w:r>
+        <w:t xml:space="preserve"> result of the class. Subclasses of Token are as follows:</w:t>
+      </w:r>
+    </w:p>
+    <w:p/>
+    <w:p>
+      <w:pPr>
+        <w:ind w:left="540" w:firstLine="90"/>
+      </w:pPr>
       <w:r>
         <w:tab/>
-        <w:t>-Responsible for calling module methods and handling their outputs.</w:t>
+        <w:t>-</w:t>
+      </w:r>
+      <w:r>
+        <w:t xml:space="preserve"> </w:t>
+      </w:r>
+      <w:r>
+        <w:t xml:space="preserve">Integer – 0 inputs, contains an integer, overrides </w:t>
+      </w:r>
+      <w:proofErr w:type="spellStart"/>
+      <w:r>
+        <w:t>toString</w:t>
+      </w:r>
+      <w:proofErr w:type="spellEnd"/>
+      <w:r>
+        <w:t xml:space="preserve"> to return the stored value</w:t>
+      </w:r>
+    </w:p>
+    <w:p>
+      <w:r>
+        <w:tab/>
+        <w:t>-</w:t>
+      </w:r>
+      <w:r>
+        <w:t xml:space="preserve"> </w:t>
+      </w:r>
+      <w:r>
+        <w:t xml:space="preserve">Float – 0 inputs, contains a float, overrides </w:t>
+      </w:r>
+      <w:proofErr w:type="spellStart"/>
+      <w:r>
+        <w:t>toString</w:t>
+      </w:r>
+      <w:proofErr w:type="spellEnd"/>
+      <w:r>
+        <w:t xml:space="preserve"> to return the stored value</w:t>
+      </w:r>
+    </w:p>
+    <w:p>
+      <w:pPr>
+        <w:ind w:left="821" w:hanging="101"/>
+      </w:pPr>
+      <w:r>
+        <w:t>-</w:t>
+      </w:r>
+      <w:r>
+        <w:t xml:space="preserve"> </w:t>
+      </w:r>
+      <w:r>
+        <w:t xml:space="preserve">Parentheses – 0 inputs, contains an array of Tokens, overrides </w:t>
+      </w:r>
+      <w:proofErr w:type="spellStart"/>
+      <w:r>
+        <w:t>toString</w:t>
+      </w:r>
+      <w:proofErr w:type="spellEnd"/>
+      <w:r>
+        <w:t xml:space="preserve"> to return the </w:t>
+      </w:r>
+      <w:proofErr w:type="spellStart"/>
+      <w:r>
+        <w:t>toStrings</w:t>
+      </w:r>
+      <w:proofErr w:type="spellEnd"/>
+      <w:r>
+        <w:t xml:space="preserve"> of the array</w:t>
+      </w:r>
+      <w:r>
+        <w:t xml:space="preserve"> </w:t>
+      </w:r>
+      <w:r>
+        <w:t>contents</w:t>
+      </w:r>
+      <w:r>
+        <w:t xml:space="preserve"> </w:t>
+      </w:r>
+      <w:r>
+        <w:t>appended together and surrounded by parentheses</w:t>
+      </w:r>
+    </w:p>
+    <w:p>
+      <w:pPr>
+        <w:ind w:left="864" w:hanging="144"/>
+      </w:pPr>
+      <w:r>
+        <w:t>-</w:t>
+      </w:r>
+      <w:r>
+        <w:t xml:space="preserve"> </w:t>
+      </w:r>
+      <w:r>
+        <w:t xml:space="preserve">Operator – 2 inputs, contains an integer representation of the operation being performed, overrides </w:t>
+      </w:r>
+      <w:proofErr w:type="spellStart"/>
+      <w:r>
+        <w:t>toString</w:t>
+      </w:r>
+      <w:proofErr w:type="spellEnd"/>
+      <w:r>
+        <w:t xml:space="preserve"> to return the string representation of the operation represented</w:t>
+      </w:r>
+    </w:p>
+    <w:p>
+      <w:r>
+        <w:tab/>
+        <w:t>-</w:t>
+      </w:r>
+      <w:r>
+        <w:t xml:space="preserve"> </w:t>
+      </w:r>
+      <w:r>
+        <w:t>Negation – 1 input</w:t>
+      </w:r>
+    </w:p>
+    <w:p>
+      <w:pPr>
+        <w:pStyle w:val="Heading2"/>
+      </w:pPr>
+      <w:bookmarkStart w:id="16" w:name="_Toc226825438"/>
+      <w:r>
+        <w:t>Parser</w:t>
+      </w:r>
+      <w:bookmarkEnd w:id="16"/>
+    </w:p>
+    <w:p>
+      <w:pPr>
+        <w:ind w:firstLine="720"/>
+      </w:pPr>
+      <w:r>
+        <w:t>- Takes in a Token array pointer.</w:t>
+      </w:r>
+    </w:p>
+    <w:p>
+      <w:r>
+        <w:tab/>
+        <w:t>- Checks the ordering of Tokens to make sure each has the correct number of inputs to consume.</w:t>
+      </w:r>
+    </w:p>
+    <w:p>
+      <w:r>
+        <w:tab/>
+        <w:t>- Re-</w:t>
+      </w:r>
+      <w:proofErr w:type="gramStart"/>
+      <w:r>
+        <w:t>orders</w:t>
+      </w:r>
+      <w:proofErr w:type="gramEnd"/>
+      <w:r>
+        <w:t xml:space="preserve"> the Tokens in the given array to follow PEMDAS evaluation order.</w:t>
+      </w:r>
+    </w:p>
+    <w:p>
+      <w:r>
+        <w:tab/>
+        <w:t>- Recurses on parentheses Tokens.</w:t>
+      </w:r>
+    </w:p>
+    <w:p>
+      <w:r>
+        <w:tab/>
+        <w:t xml:space="preserve">- Returns error state as </w:t>
+      </w:r>
+      <w:r>
+        <w:t>Boolean</w:t>
+      </w:r>
+      <w:r>
+        <w:t>.</w:t>
+      </w:r>
+    </w:p>
+    <w:p>
+      <w:pPr>
+        <w:pStyle w:val="Heading2"/>
+      </w:pPr>
+      <w:bookmarkStart w:id="17" w:name="_Toc226825439"/>
+      <w:r>
+        <w:lastRenderedPageBreak/>
+        <w:t>Evaluator</w:t>
+      </w:r>
+      <w:bookmarkEnd w:id="17"/>
+    </w:p>
+    <w:p>
+      <w:pPr>
+        <w:ind w:firstLine="720"/>
+      </w:pPr>
+      <w:r>
+        <w:t>- Takes in a Token array pointer.</w:t>
+      </w:r>
+    </w:p>
+    <w:p>
+      <w:r>
+        <w:tab/>
+        <w:t>- Evaluates the Tokens recursively.</w:t>
+      </w:r>
+    </w:p>
+    <w:p>
+      <w:r>
+        <w:tab/>
+        <w:t>- Returns an array of 3 floats representing in order: calculated value, error type, error location index</w:t>
+      </w:r>
+    </w:p>
+    <w:p>
+      <w:r>
+        <w:tab/>
+        <w:t>- Immediately returns when encountering any error, does not attempt to find all errors in one run.</w:t>
+      </w:r>
+    </w:p>
+    <w:p>
+      <w:pPr>
+        <w:pStyle w:val="Heading2"/>
+      </w:pPr>
+      <w:bookmarkStart w:id="18" w:name="_Toc226825440"/>
+      <w:r>
+        <w:t>Program Controller</w:t>
+      </w:r>
+      <w:bookmarkEnd w:id="18"/>
+    </w:p>
+    <w:p>
+      <w:pPr>
+        <w:ind w:firstLine="720"/>
+      </w:pPr>
+      <w:r>
+        <w:t>- Stores and moves data between above modules.</w:t>
+      </w:r>
+    </w:p>
+    <w:p>
+      <w:r>
+        <w:tab/>
+        <w:t>- Responsible for calling module methods and handling their outputs.</w:t>
       </w:r>
     </w:p>
     <w:p>
       <w:pPr>
         <w:pStyle w:val="Heading1"/>
       </w:pPr>
-      <w:bookmarkStart w:id="13" w:name="_Toc6187934"/>
+      <w:bookmarkStart w:id="19" w:name="_Toc226825441"/>
       <w:r>
         <w:t>Architectural Goals and Constraints</w:t>
       </w:r>
-      <w:bookmarkEnd w:id="13"/>
+      <w:bookmarkEnd w:id="19"/>
       <w:r>
         <w:t xml:space="preserve"> </w:t>
       </w:r>
     </w:p>
     <w:p>
       <w:pPr>
-        <w:pStyle w:val="InfoBlue"/>
-      </w:pPr>
-      <w:r>
-        <w:t>[This section describes the software requirements and objectives that have some significant impact on the architecture; for example, safety, security, privacy, use of an off-the-shelf product, portability, distribution, and reuse. It also captures the special constraints that may apply: design and implementation strategy, development tools, team structure, schedule, legacy code, and so on.]</w:t>
+        <w:pStyle w:val="BodyText"/>
+      </w:pPr>
+      <w:r>
+        <w:t xml:space="preserve">The software will function as an arithmetic expression parser, evaluating inputs in the correct order (PEMDAS) and with proper parentheses grouping, as well being able to detect a variety of syntax and mathematical errors. </w:t>
+      </w:r>
+      <w:r>
+        <w:t xml:space="preserve">The system must also </w:t>
+      </w:r>
+      <w:r>
+        <w:t xml:space="preserve">detect potential </w:t>
+      </w:r>
+      <w:r>
+        <w:t>errors</w:t>
+      </w:r>
+      <w:r>
+        <w:t xml:space="preserve"> in the input, such as division by zero, while </w:t>
+      </w:r>
+      <w:r>
+        <w:t>produc</w:t>
+      </w:r>
+      <w:r>
+        <w:t>ing</w:t>
+      </w:r>
+      <w:r>
+        <w:t xml:space="preserve"> clear and informative output </w:t>
+      </w:r>
+      <w:r>
+        <w:t>fo</w:t>
+      </w:r>
+      <w:r>
+        <w:t>r the user.</w:t>
+      </w:r>
+    </w:p>
+    <w:p>
+      <w:pPr>
+        <w:pStyle w:val="BodyText"/>
+      </w:pPr>
+      <w:r>
+        <w:t>The program will be implemented entirely in C++ using an object-oriented design philosophy and taking input/displaying outputs via command line interface. The program's functionality will be based on its ability to pass a series of team-developed unit tests.</w:t>
+      </w:r>
+      <w:r>
+        <w:t xml:space="preserve"> </w:t>
+      </w:r>
+    </w:p>
+    <w:p>
+      <w:pPr>
+        <w:pStyle w:val="BodyText"/>
+      </w:pPr>
+      <w:r>
+        <w:t xml:space="preserve">The goals and constraints for the arithmetic expression evaluator </w:t>
+      </w:r>
+      <w:r>
+        <w:t>impact the style and design for the system’s architecture.</w:t>
+      </w:r>
+      <w:r>
+        <w:t xml:space="preserve"> Requirements for </w:t>
+      </w:r>
+      <w:r>
+        <w:t xml:space="preserve">performance, usability, and reliability </w:t>
+      </w:r>
+      <w:r>
+        <w:t xml:space="preserve">force a modular </w:t>
+      </w:r>
+      <w:r>
+        <w:t>system structure</w:t>
+      </w:r>
+      <w:r>
+        <w:t xml:space="preserve">. </w:t>
+      </w:r>
+      <w:r>
+        <w:t>As a result</w:t>
+      </w:r>
+      <w:r>
+        <w:t>, the</w:t>
+      </w:r>
+      <w:r>
+        <w:t xml:space="preserve"> separation between input handling, </w:t>
+      </w:r>
+      <w:r>
+        <w:t xml:space="preserve">tokenization, parsing, evaluation, </w:t>
+      </w:r>
+      <w:r>
+        <w:t xml:space="preserve">and </w:t>
+      </w:r>
+      <w:r>
+        <w:t>error handling</w:t>
+      </w:r>
+      <w:r>
+        <w:t xml:space="preserve"> </w:t>
+      </w:r>
+      <w:r>
+        <w:t>must be designed in the system's architecture</w:t>
+      </w:r>
+      <w:r>
+        <w:t xml:space="preserve"> to </w:t>
+      </w:r>
+      <w:r>
+        <w:t>define clear responsibilities that support th</w:t>
+      </w:r>
+      <w:r>
+        <w:t>ese goals.</w:t>
       </w:r>
     </w:p>
     <w:p>
       <w:pPr>
         <w:pStyle w:val="Heading1"/>
-        <w:rPr>
-          <w:highlight w:val="yellow"/>
-        </w:rPr>
-      </w:pPr>
-      <w:bookmarkStart w:id="14" w:name="_Toc6187935"/>
-      <w:r>
-        <w:rPr>
-          <w:highlight w:val="yellow"/>
-        </w:rPr>
-        <w:t>Use-Case View</w:t>
-      </w:r>
-      <w:bookmarkEnd w:id="14"/>
-      <w:r>
-        <w:rPr>
-          <w:highlight w:val="yellow"/>
-        </w:rPr>
+      </w:pPr>
+      <w:bookmarkStart w:id="20" w:name="_Toc226825442"/>
+      <w:r>
+        <w:t>Logical View</w:t>
+      </w:r>
+      <w:bookmarkEnd w:id="20"/>
+      <w:r>
         <w:t xml:space="preserve"> </w:t>
       </w:r>
     </w:p>
     <w:p>
       <w:pPr>
-        <w:pStyle w:val="InfoBlue"/>
-      </w:pPr>
-      <w:r>
-        <w:rPr>
-          <w:highlight w:val="yellow"/>
-        </w:rPr>
-        <w:t>[This section lists use cases or scenarios from the use-case model if they represent some significant, central functionality of the final system, or if they have a large architectural coverage—they exercise many architectural elements or if they stress or illustrate a specific, delicate point of the architecture.]</w:t>
-      </w:r>
-    </w:p>
-    <w:p>
-      <w:pPr>
         <w:pStyle w:val="Heading2"/>
-        <w:ind w:left="720" w:hanging="720"/>
-        <w:rPr>
-          <w:highlight w:val="yellow"/>
-        </w:rPr>
-      </w:pPr>
-      <w:bookmarkStart w:id="15" w:name="_Toc6187936"/>
-      <w:r>
-        <w:rPr>
-          <w:highlight w:val="yellow"/>
-        </w:rPr>
-        <w:t>Use-Case Realizations</w:t>
-      </w:r>
-      <w:bookmarkEnd w:id="15"/>
-    </w:p>
-    <w:p>
-      <w:pPr>
-        <w:pStyle w:val="InfoBlue"/>
-      </w:pPr>
-      <w:r>
-        <w:rPr>
-          <w:highlight w:val="yellow"/>
-        </w:rPr>
-        <w:t>[This section illustrates how the software actually works by giving a few selected use-case (or scenario) realizations, and explains how the various design model elements contribute to their functionality. If a Use-Case Realization Document is available, refer to it in this section.]</w:t>
-      </w:r>
+      </w:pPr>
+      <w:bookmarkStart w:id="21" w:name="_Toc226825443"/>
+      <w:r>
+        <w:t>Overview</w:t>
+      </w:r>
+      <w:bookmarkEnd w:id="21"/>
+    </w:p>
+    <w:p>
+      <w:pPr>
+        <w:pStyle w:val="BodyText"/>
+      </w:pPr>
+      <w:r>
+        <w:t xml:space="preserve">The arithmetic expression evaluator system follows a modular design in which it is decomposed into a set of cohesive modules or packages. Each module has a specific responsibility for a defined stage in the process of the system. These modules must also interact with one another to transform the user input into a computed result. </w:t>
+      </w:r>
+    </w:p>
+    <w:p>
+      <w:pPr>
+        <w:pStyle w:val="BodyText"/>
+      </w:pPr>
+      <w:r>
+        <w:t>The system is organized into the following layers:</w:t>
+      </w:r>
+    </w:p>
+    <w:p>
+      <w:pPr>
+        <w:pStyle w:val="BodyText"/>
+        <w:numPr>
+          <w:ilvl w:val="0"/>
+          <w:numId w:val="24"/>
+        </w:numPr>
+        <w:rPr>
+          <w:b/>
+          <w:bCs/>
+        </w:rPr>
+      </w:pPr>
+      <w:r>
+        <w:rPr>
+          <w:b/>
+          <w:bCs/>
+        </w:rPr>
+        <w:t>User Interface</w:t>
+      </w:r>
+      <w:r>
+        <w:rPr>
+          <w:b/>
+          <w:bCs/>
+        </w:rPr>
+        <w:t xml:space="preserve"> Layer</w:t>
+      </w:r>
+      <w:r>
+        <w:rPr>
+          <w:b/>
+          <w:bCs/>
+        </w:rPr>
+        <w:t xml:space="preserve">: </w:t>
+      </w:r>
+      <w:r>
+        <w:t>Handles the user interaction through a command-line interface that accepts input from the user and displays the corresponding result.</w:t>
+      </w:r>
+    </w:p>
+    <w:p>
+      <w:pPr>
+        <w:pStyle w:val="BodyText"/>
+        <w:numPr>
+          <w:ilvl w:val="1"/>
+          <w:numId w:val="24"/>
+        </w:numPr>
+        <w:rPr>
+          <w:b/>
+          <w:bCs/>
+        </w:rPr>
+      </w:pPr>
+      <w:r>
+        <w:rPr>
+          <w:b/>
+          <w:bCs/>
+        </w:rPr>
+        <w:t xml:space="preserve">User Interface (I/O) Package: </w:t>
+      </w:r>
+      <w:r>
+        <w:t xml:space="preserve">Accepts arithmetic expressions from the user and gives the inputs to the Processing </w:t>
+      </w:r>
+      <w:r>
+        <w:t>l</w:t>
+      </w:r>
+      <w:r>
+        <w:t>ayer.</w:t>
+      </w:r>
+      <w:r>
+        <w:rPr>
+          <w:b/>
+          <w:bCs/>
+        </w:rPr>
+        <w:t xml:space="preserve"> </w:t>
+      </w:r>
+      <w:r>
+        <w:t>Displays the computed results or error message to the user based on the result from the Processing or Error Handling layers.</w:t>
+      </w:r>
+    </w:p>
+    <w:p>
+      <w:pPr>
+        <w:pStyle w:val="BodyText"/>
+        <w:numPr>
+          <w:ilvl w:val="0"/>
+          <w:numId w:val="24"/>
+        </w:numPr>
+        <w:rPr>
+          <w:b/>
+          <w:bCs/>
+        </w:rPr>
+      </w:pPr>
+      <w:r>
+        <w:rPr>
+          <w:b/>
+          <w:bCs/>
+        </w:rPr>
+        <w:t>Processing</w:t>
+      </w:r>
+      <w:r>
+        <w:rPr>
+          <w:b/>
+          <w:bCs/>
+        </w:rPr>
+        <w:t xml:space="preserve"> Layer</w:t>
+      </w:r>
+      <w:r>
+        <w:rPr>
+          <w:b/>
+          <w:bCs/>
+        </w:rPr>
+        <w:t xml:space="preserve">: </w:t>
+      </w:r>
+      <w:r>
+        <w:t>Holds the core logic of the system, including tokenization, parsing, and evaluation of the expressions.</w:t>
+      </w:r>
+    </w:p>
+    <w:p>
+      <w:pPr>
+        <w:pStyle w:val="BodyText"/>
+        <w:numPr>
+          <w:ilvl w:val="1"/>
+          <w:numId w:val="24"/>
+        </w:numPr>
+        <w:rPr>
+          <w:b/>
+          <w:bCs/>
+        </w:rPr>
+      </w:pPr>
+      <w:r>
+        <w:rPr>
+          <w:b/>
+          <w:bCs/>
+        </w:rPr>
+        <w:t xml:space="preserve">Tokenizer Package: </w:t>
+      </w:r>
+      <w:r>
+        <w:t>Translates the input string into a sequence of tokens for the numbers, operators, and parentheses that may have been entered.</w:t>
+      </w:r>
+    </w:p>
+    <w:p>
+      <w:pPr>
+        <w:pStyle w:val="BodyText"/>
+        <w:numPr>
+          <w:ilvl w:val="1"/>
+          <w:numId w:val="24"/>
+        </w:numPr>
+        <w:rPr>
+          <w:b/>
+          <w:bCs/>
+        </w:rPr>
+      </w:pPr>
+      <w:r>
+        <w:rPr>
+          <w:b/>
+          <w:bCs/>
+        </w:rPr>
+        <w:t xml:space="preserve">Parser Package: </w:t>
+      </w:r>
+      <w:r>
+        <w:t>Analyzes tokens to ensure the order of operations (PEMDAS) is followed and generates a structured representation of the expression to be evaluated.</w:t>
+      </w:r>
+    </w:p>
+    <w:p>
+      <w:pPr>
+        <w:pStyle w:val="BodyText"/>
+        <w:numPr>
+          <w:ilvl w:val="1"/>
+          <w:numId w:val="24"/>
+        </w:numPr>
+        <w:rPr>
+          <w:b/>
+          <w:bCs/>
+        </w:rPr>
+      </w:pPr>
+      <w:r>
+        <w:rPr>
+          <w:b/>
+          <w:bCs/>
+        </w:rPr>
+        <w:t xml:space="preserve">Evaluator Package: </w:t>
+      </w:r>
+      <w:r>
+        <w:t xml:space="preserve">Computes the result of the parsed expression based off order of operations, associativity, and parentheses. </w:t>
+      </w:r>
+    </w:p>
+    <w:p>
+      <w:pPr>
+        <w:pStyle w:val="BodyText"/>
+        <w:numPr>
+          <w:ilvl w:val="0"/>
+          <w:numId w:val="24"/>
+        </w:numPr>
+        <w:rPr>
+          <w:b/>
+          <w:bCs/>
+        </w:rPr>
+      </w:pPr>
+      <w:r>
+        <w:rPr>
+          <w:b/>
+          <w:bCs/>
+        </w:rPr>
+        <w:t>Error Handling</w:t>
+      </w:r>
+      <w:r>
+        <w:rPr>
+          <w:b/>
+          <w:bCs/>
+        </w:rPr>
+        <w:t xml:space="preserve"> Layer</w:t>
+      </w:r>
+      <w:r>
+        <w:rPr>
+          <w:b/>
+          <w:bCs/>
+        </w:rPr>
+        <w:t xml:space="preserve">: </w:t>
+      </w:r>
+      <w:r>
+        <w:t>Detects and reports errors in any of the other layers, such as detecting invalid expressions.</w:t>
+      </w:r>
+    </w:p>
+    <w:p>
+      <w:pPr>
+        <w:pStyle w:val="BodyText"/>
+        <w:numPr>
+          <w:ilvl w:val="1"/>
+          <w:numId w:val="24"/>
+        </w:numPr>
+        <w:rPr>
+          <w:b/>
+          <w:bCs/>
+        </w:rPr>
+      </w:pPr>
+      <w:r>
+        <w:rPr>
+          <w:b/>
+          <w:bCs/>
+        </w:rPr>
+        <w:lastRenderedPageBreak/>
+        <w:t>Error Handler Package:</w:t>
+      </w:r>
+      <w:r>
+        <w:t xml:space="preserve"> Monitors all layers to detect any error for the system and communicates with Output Handler to display the error.</w:t>
+      </w:r>
+    </w:p>
+    <w:p>
+      <w:pPr>
+        <w:pStyle w:val="BodyText"/>
+      </w:pPr>
+      <w:r>
+        <w:t>The flow of interaction is as follows:</w:t>
+      </w:r>
+    </w:p>
+    <w:p>
+      <w:pPr>
+        <w:pStyle w:val="BodyText"/>
+        <w:numPr>
+          <w:ilvl w:val="0"/>
+          <w:numId w:val="25"/>
+        </w:numPr>
+      </w:pPr>
+      <w:r>
+        <w:t xml:space="preserve">The user inputs an arithmetic expression using the command-line interface in the </w:t>
+      </w:r>
+      <w:r>
+        <w:rPr>
+          <w:b/>
+          <w:bCs/>
+        </w:rPr>
+        <w:t>User Interface</w:t>
+      </w:r>
+      <w:r>
+        <w:t xml:space="preserve"> layer.</w:t>
+      </w:r>
+    </w:p>
+    <w:p>
+      <w:pPr>
+        <w:pStyle w:val="BodyText"/>
+        <w:numPr>
+          <w:ilvl w:val="0"/>
+          <w:numId w:val="25"/>
+        </w:numPr>
+      </w:pPr>
+      <w:r>
+        <w:t xml:space="preserve">The </w:t>
+      </w:r>
+      <w:r>
+        <w:rPr>
+          <w:b/>
+          <w:bCs/>
+        </w:rPr>
+        <w:t>Processing</w:t>
+      </w:r>
+      <w:r>
+        <w:t xml:space="preserve"> layer begins with the </w:t>
+      </w:r>
+      <w:r>
+        <w:rPr>
+          <w:b/>
+          <w:bCs/>
+        </w:rPr>
+        <w:t>Tokenizer</w:t>
+      </w:r>
+      <w:r>
+        <w:t xml:space="preserve"> converting inputs into tokens.</w:t>
+      </w:r>
+    </w:p>
+    <w:p>
+      <w:pPr>
+        <w:pStyle w:val="BodyText"/>
+        <w:numPr>
+          <w:ilvl w:val="0"/>
+          <w:numId w:val="25"/>
+        </w:numPr>
+      </w:pPr>
+      <w:r>
+        <w:t xml:space="preserve">The </w:t>
+      </w:r>
+      <w:r>
+        <w:rPr>
+          <w:b/>
+          <w:bCs/>
+        </w:rPr>
+        <w:t>Parser</w:t>
+      </w:r>
+      <w:r>
+        <w:t xml:space="preserve"> creates a structured representation based off tokens.</w:t>
+      </w:r>
+    </w:p>
+    <w:p>
+      <w:pPr>
+        <w:pStyle w:val="BodyText"/>
+        <w:numPr>
+          <w:ilvl w:val="0"/>
+          <w:numId w:val="25"/>
+        </w:numPr>
+      </w:pPr>
+      <w:r>
+        <w:t xml:space="preserve">The </w:t>
+      </w:r>
+      <w:r>
+        <w:rPr>
+          <w:b/>
+          <w:bCs/>
+        </w:rPr>
+        <w:t>Evaluator</w:t>
+      </w:r>
+      <w:r>
+        <w:t xml:space="preserve"> creates the result.</w:t>
+      </w:r>
+    </w:p>
+    <w:p>
+      <w:pPr>
+        <w:pStyle w:val="BodyText"/>
+        <w:numPr>
+          <w:ilvl w:val="0"/>
+          <w:numId w:val="25"/>
+        </w:numPr>
+      </w:pPr>
+      <w:r>
+        <w:t xml:space="preserve">The </w:t>
+      </w:r>
+      <w:r>
+        <w:rPr>
+          <w:b/>
+          <w:bCs/>
+        </w:rPr>
+        <w:t>User Interface</w:t>
+      </w:r>
+      <w:r>
+        <w:t xml:space="preserve"> layer will display the results or errors. </w:t>
+      </w:r>
+    </w:p>
+    <w:p>
+      <w:pPr>
+        <w:pStyle w:val="BodyText"/>
+        <w:numPr>
+          <w:ilvl w:val="0"/>
+          <w:numId w:val="25"/>
+        </w:numPr>
+      </w:pPr>
+      <w:r>
+        <w:t xml:space="preserve">Any errors that are found during tokenization, parsing, or evaluation are handled by the </w:t>
+      </w:r>
+      <w:r>
+        <w:rPr>
+          <w:b/>
+          <w:bCs/>
+        </w:rPr>
+        <w:t>Error Handling</w:t>
+      </w:r>
+      <w:r>
+        <w:t xml:space="preserve"> layer. </w:t>
+      </w:r>
+    </w:p>
+    <w:p>
+      <w:pPr>
+        <w:pStyle w:val="BodyText"/>
+        <w:ind w:left="0"/>
+        <w:rPr>
+          <w:noProof/>
+        </w:rPr>
+      </w:pPr>
+      <w:r>
+        <w:rPr>
+          <w:noProof/>
+        </w:rPr>
+        <w:pict w14:anchorId="3D66C4F5">
+          <v:shapetype id="_x0000_t75" coordsize="21600,21600" o:spt="75" o:preferrelative="t" path="m@4@5l@4@11@9@11@9@5xe" filled="f" stroked="f">
+            <v:stroke joinstyle="miter"/>
+            <v:formulas>
+              <v:f eqn="if lineDrawn pixelLineWidth 0"/>
+              <v:f eqn="sum @0 1 0"/>
+              <v:f eqn="sum 0 0 @1"/>
+              <v:f eqn="prod @2 1 2"/>
+              <v:f eqn="prod @3 21600 pixelWidth"/>
+              <v:f eqn="prod @3 21600 pixelHeight"/>
+              <v:f eqn="sum @0 0 1"/>
+              <v:f eqn="prod @6 1 2"/>
+              <v:f eqn="prod @7 21600 pixelWidth"/>
+              <v:f eqn="sum @8 21600 0"/>
+              <v:f eqn="prod @7 21600 pixelHeight"/>
+              <v:f eqn="sum @10 21600 0"/>
+            </v:formulas>
+            <v:path o:extrusionok="f" gradientshapeok="t" o:connecttype="rect"/>
+            <o:lock v:ext="edit" aspectratio="t"/>
+          </v:shapetype>
+          <v:shape id="_x0000_s2063" type="#_x0000_t75" style="position:absolute;margin-left:16.65pt;margin-top:6.2pt;width:320.8pt;height:267.6pt;z-index:-251651072;visibility:visible;mso-wrap-style:square;mso-position-horizontal-relative:text;mso-position-vertical-relative:text;mso-width-relative:page;mso-height-relative:page" wrapcoords="-44 0 -44 21547 21600 21547 21600 0 -44 0">
+            <v:imagedata r:id="rId15" o:title=""/>
+            <w10:wrap type="tight"/>
+          </v:shape>
+        </w:pict>
+      </w:r>
+    </w:p>
+    <w:p>
+      <w:pPr>
+        <w:pStyle w:val="BodyText"/>
+        <w:ind w:left="0"/>
+        <w:rPr>
+          <w:noProof/>
+        </w:rPr>
+      </w:pPr>
+      <w:r>
+        <w:rPr>
+          <w:b/>
+          <w:bCs/>
+          <w:noProof/>
+        </w:rPr>
+        <w:t>SYSTEM DIAGRAM</w:t>
+      </w:r>
+      <w:r>
+        <w:rPr>
+          <w:noProof/>
+        </w:rPr>
+        <w:t xml:space="preserve">: </w:t>
+      </w:r>
+    </w:p>
+    <w:p>
+      <w:pPr>
+        <w:pStyle w:val="BodyText"/>
+        <w:ind w:left="0"/>
+        <w:rPr>
+          <w:noProof/>
+        </w:rPr>
+      </w:pPr>
+      <w:r>
+        <w:rPr>
+          <w:noProof/>
+        </w:rPr>
+        <w:t xml:space="preserve">Each box in the UML diagram represents a </w:t>
+      </w:r>
+      <w:r>
+        <w:rPr>
+          <w:noProof/>
+        </w:rPr>
+        <w:t xml:space="preserve">system component, such as a layer, package, or class. Each arrow in the diagram represents </w:t>
+      </w:r>
+      <w:r>
+        <w:rPr>
+          <w:noProof/>
+        </w:rPr>
+        <w:t>the</w:t>
+      </w:r>
+      <w:r>
+        <w:rPr>
+          <w:noProof/>
+        </w:rPr>
+        <w:t xml:space="preserve"> flow of data between components</w:t>
+      </w:r>
+      <w:r>
+        <w:rPr>
+          <w:noProof/>
+        </w:rPr>
+        <w:t>, and the process of interaction between components.</w:t>
+      </w:r>
+    </w:p>
+    <w:p>
+      <w:pPr>
+        <w:pStyle w:val="BodyText"/>
+        <w:ind w:left="0"/>
+        <w:rPr>
+          <w:noProof/>
+        </w:rPr>
+      </w:pPr>
+    </w:p>
+    <w:p>
+      <w:pPr>
+        <w:pStyle w:val="BodyText"/>
+        <w:ind w:left="0"/>
+        <w:rPr>
+          <w:noProof/>
+        </w:rPr>
+      </w:pPr>
+    </w:p>
+    <w:p>
+      <w:pPr>
+        <w:pStyle w:val="BodyText"/>
+        <w:ind w:left="0"/>
+        <w:rPr>
+          <w:noProof/>
+        </w:rPr>
+      </w:pPr>
+    </w:p>
+    <w:p>
+      <w:pPr>
+        <w:pStyle w:val="BodyText"/>
+        <w:ind w:left="0"/>
+        <w:rPr>
+          <w:noProof/>
+        </w:rPr>
+      </w:pPr>
+    </w:p>
+    <w:p>
+      <w:pPr>
+        <w:pStyle w:val="BodyText"/>
+        <w:ind w:left="0"/>
+        <w:rPr>
+          <w:noProof/>
+        </w:rPr>
+      </w:pPr>
+    </w:p>
+    <w:p>
+      <w:pPr>
+        <w:pStyle w:val="BodyText"/>
+        <w:ind w:left="0"/>
+        <w:rPr>
+          <w:noProof/>
+        </w:rPr>
+      </w:pPr>
+    </w:p>
+    <w:p>
+      <w:pPr>
+        <w:pStyle w:val="BodyText"/>
+        <w:ind w:left="0"/>
+        <w:rPr>
+          <w:noProof/>
+        </w:rPr>
+      </w:pPr>
+    </w:p>
+    <w:p>
+      <w:pPr>
+        <w:pStyle w:val="BodyText"/>
+        <w:ind w:left="0"/>
+        <w:rPr>
+          <w:noProof/>
+        </w:rPr>
+      </w:pPr>
+    </w:p>
+    <w:p>
+      <w:pPr>
+        <w:pStyle w:val="BodyText"/>
+        <w:ind w:left="0"/>
+      </w:pPr>
+    </w:p>
+    <w:p>
+      <w:pPr>
+        <w:pStyle w:val="Heading2"/>
+      </w:pPr>
+      <w:bookmarkStart w:id="22" w:name="_Toc226825444"/>
+      <w:r>
+        <w:t>Architecturally Significant Design</w:t>
+      </w:r>
+      <w:r>
+        <w:t xml:space="preserve"> Modules or</w:t>
+      </w:r>
+      <w:r>
+        <w:t xml:space="preserve"> Packages</w:t>
+      </w:r>
+      <w:bookmarkEnd w:id="22"/>
+    </w:p>
+    <w:p>
+      <w:pPr>
+        <w:pStyle w:val="Heading3"/>
+      </w:pPr>
+      <w:bookmarkStart w:id="23" w:name="_Toc226825445"/>
+      <w:r>
+        <w:t>User Interface (I/O)</w:t>
+      </w:r>
+      <w:r>
+        <w:t xml:space="preserve"> Package</w:t>
+      </w:r>
+      <w:bookmarkEnd w:id="23"/>
+    </w:p>
+    <w:p>
+      <w:pPr>
+        <w:spacing w:after="120"/>
+        <w:ind w:left="720"/>
+      </w:pPr>
+      <w:r>
+        <w:t xml:space="preserve">Handles reading arithmetic expressions from the user and advancing them to the </w:t>
+      </w:r>
+      <w:r>
+        <w:t>packages in the Processing layer.</w:t>
+      </w:r>
+      <w:r>
+        <w:t xml:space="preserve"> </w:t>
+      </w:r>
+      <w:r>
+        <w:t>This package is the connection point between the user and the processing logic</w:t>
+      </w:r>
+      <w:r>
+        <w:t xml:space="preserve"> for the expression that is entered.</w:t>
+      </w:r>
+      <w:r>
+        <w:t xml:space="preserve"> Basic input checks</w:t>
+      </w:r>
+      <w:r>
+        <w:t>, such as</w:t>
+      </w:r>
+      <w:r>
+        <w:t xml:space="preserve"> empty </w:t>
+      </w:r>
+      <w:r>
+        <w:t>input</w:t>
+      </w:r>
+      <w:r>
+        <w:t xml:space="preserve"> or illegal characters</w:t>
+      </w:r>
+      <w:r>
+        <w:t>,</w:t>
+      </w:r>
+      <w:r>
+        <w:t xml:space="preserve"> are also</w:t>
+      </w:r>
+      <w:r>
+        <w:t xml:space="preserve"> performed.</w:t>
+      </w:r>
+    </w:p>
+    <w:p>
+      <w:pPr>
+        <w:spacing w:after="120"/>
+        <w:ind w:left="720"/>
+      </w:pPr>
+      <w:r>
+        <w:rPr>
+          <w:b/>
+          <w:bCs/>
+        </w:rPr>
+        <w:t>Significant Classes</w:t>
+      </w:r>
+      <w:r>
+        <w:t xml:space="preserve">: </w:t>
+      </w:r>
+    </w:p>
+    <w:p>
+      <w:pPr>
+        <w:numPr>
+          <w:ilvl w:val="0"/>
+          <w:numId w:val="26"/>
+        </w:numPr>
+        <w:spacing w:after="120"/>
+        <w:ind w:left="1368" w:hanging="288"/>
+      </w:pPr>
+      <w:proofErr w:type="spellStart"/>
+      <w:r>
+        <w:rPr>
+          <w:b/>
+          <w:bCs/>
+        </w:rPr>
+        <w:t>Inpu</w:t>
+      </w:r>
+      <w:r>
+        <w:rPr>
+          <w:b/>
+          <w:bCs/>
+        </w:rPr>
+        <w:t>tHandler</w:t>
+      </w:r>
+      <w:proofErr w:type="spellEnd"/>
+      <w:r>
+        <w:t xml:space="preserve">: </w:t>
+      </w:r>
+      <w:r>
+        <w:t>Reads user input from the command line</w:t>
+      </w:r>
+      <w:r>
+        <w:t>, makes basic input checks,</w:t>
+      </w:r>
+      <w:r>
+        <w:t xml:space="preserve"> and passes it to the Tokenizer</w:t>
+      </w:r>
+      <w:r>
+        <w:t xml:space="preserve"> for further processing</w:t>
+      </w:r>
+      <w:r>
+        <w:t>.</w:t>
+      </w:r>
+      <w:r>
+        <w:t xml:space="preserve"> </w:t>
+      </w:r>
+      <w:r>
+        <w:t xml:space="preserve">This class is responsible for </w:t>
+      </w:r>
+      <w:r>
+        <w:t xml:space="preserve">accepting arithmetic expressions entered by the user and is considered the point of interaction between the user and the </w:t>
+      </w:r>
+      <w:r>
+        <w:lastRenderedPageBreak/>
+        <w:t>system.</w:t>
+      </w:r>
+    </w:p>
+    <w:p>
+      <w:pPr>
+        <w:numPr>
+          <w:ilvl w:val="1"/>
+          <w:numId w:val="26"/>
+        </w:numPr>
+        <w:spacing w:after="120"/>
+      </w:pPr>
+      <w:r>
+        <w:rPr>
+          <w:b/>
+          <w:bCs/>
+        </w:rPr>
+        <w:t>Key Attributes/Operations:</w:t>
+      </w:r>
+      <w:r>
+        <w:rPr>
+          <w:b/>
+          <w:bCs/>
+        </w:rPr>
+        <w:t xml:space="preserve"> </w:t>
+      </w:r>
+      <w:r>
+        <w:t>There will be a</w:t>
+      </w:r>
+      <w:r>
+        <w:t xml:space="preserve"> string expression attribute to store user input.</w:t>
+      </w:r>
+      <w:r>
+        <w:t xml:space="preserve"> A read expression operation will read the expression from the user</w:t>
+      </w:r>
+      <w:r>
+        <w:t xml:space="preserve">, and a basic validate input operation will be used for </w:t>
+      </w:r>
+      <w:r>
+        <w:t>small</w:t>
+      </w:r>
+      <w:r>
+        <w:t xml:space="preserve"> error checking.</w:t>
+      </w:r>
+    </w:p>
+    <w:p>
+      <w:pPr>
+        <w:numPr>
+          <w:ilvl w:val="0"/>
+          <w:numId w:val="26"/>
+        </w:numPr>
+        <w:spacing w:after="120"/>
+      </w:pPr>
+      <w:proofErr w:type="spellStart"/>
+      <w:r>
+        <w:rPr>
+          <w:b/>
+          <w:bCs/>
+        </w:rPr>
+        <w:t>OutputHandler</w:t>
+      </w:r>
+      <w:proofErr w:type="spellEnd"/>
+      <w:r>
+        <w:t xml:space="preserve">: </w:t>
+      </w:r>
+      <w:r>
+        <w:t xml:space="preserve">Displays the computed result or error message to the user through the command-line interface. </w:t>
+      </w:r>
+      <w:r>
+        <w:t>I</w:t>
+      </w:r>
+      <w:r>
+        <w:t xml:space="preserve">nteracts with the Processing layer (Evaluator Package) to receive the result of the computation and with the Error Handler if there is an error in the input. </w:t>
+      </w:r>
+    </w:p>
+    <w:p>
+      <w:pPr>
+        <w:numPr>
+          <w:ilvl w:val="1"/>
+          <w:numId w:val="26"/>
+        </w:numPr>
+        <w:spacing w:after="120"/>
+        <w:jc w:val="both"/>
+        <w:rPr>
+          <w:b/>
+          <w:bCs/>
+        </w:rPr>
+      </w:pPr>
+      <w:r>
+        <w:rPr>
+          <w:noProof/>
+        </w:rPr>
+        <w:pict w14:anchorId="6DA9E065">
+          <v:shape id="Picture 1" o:spid="_x0000_s2061" type="#_x0000_t75" style="position:absolute;left:0;text-align:left;margin-left:15.15pt;margin-top:40.8pt;width:248.4pt;height:87pt;z-index:-251654144;visibility:visible;mso-wrap-style:square;mso-position-horizontal-relative:text;mso-position-vertical-relative:text;mso-width-relative:page;mso-height-relative:page" wrapcoords="-65 0 -65 21414 21600 21414 21600 0 -65 0">
+            <v:imagedata r:id="rId16" o:title=""/>
+            <w10:wrap type="tight"/>
+          </v:shape>
+        </w:pict>
+      </w:r>
+      <w:r>
+        <w:rPr>
+          <w:b/>
+          <w:bCs/>
+        </w:rPr>
+        <w:t>Key Attributes/Operations:</w:t>
+      </w:r>
+      <w:r>
+        <w:t xml:space="preserve"> </w:t>
+      </w:r>
+      <w:r>
+        <w:t>Result and error message string attributes are used to store the result of the expression or the error message to display. There will also be operations to display the result and error messages.</w:t>
+      </w:r>
+    </w:p>
+    <w:p>
+      <w:pPr>
+        <w:spacing w:after="120"/>
+        <w:jc w:val="both"/>
+        <w:rPr>
+          <w:b/>
+          <w:bCs/>
+        </w:rPr>
+      </w:pPr>
     </w:p>
     <w:p/>
     <w:p>
       <w:pPr>
+        <w:jc w:val="both"/>
+      </w:pPr>
+      <w:r>
+        <w:t xml:space="preserve">The diagram shows the User Interface (I/O) package containing </w:t>
+      </w:r>
+      <w:r>
+        <w:t>the classes that handle user input and output.</w:t>
+      </w:r>
+    </w:p>
+    <w:p/>
+    <w:p/>
+    <w:p>
+      <w:pPr>
+        <w:pStyle w:val="Heading3"/>
+      </w:pPr>
+      <w:bookmarkStart w:id="24" w:name="_Toc226825446"/>
+      <w:r>
+        <w:t>Tokenizer Package</w:t>
+      </w:r>
+      <w:bookmarkEnd w:id="24"/>
+    </w:p>
+    <w:p>
+      <w:pPr>
+        <w:ind w:left="720"/>
+      </w:pPr>
+      <w:r>
+        <w:t xml:space="preserve">Converts the input arithmetic expression into a </w:t>
+      </w:r>
+      <w:r>
+        <w:t xml:space="preserve">sequence of tokens that may contain numbers, operators, and parentheses. </w:t>
+      </w:r>
+      <w:r>
+        <w:t xml:space="preserve">This package is connected from the Input Handler to receive the input that the user entered. </w:t>
+      </w:r>
+      <w:r>
+        <w:t>After the sequence of tokens has been created, the results are sent to the Parser</w:t>
+      </w:r>
+      <w:r>
+        <w:t xml:space="preserve">. The main responsibility is to break down the input, so it can be </w:t>
+      </w:r>
+      <w:r>
+        <w:t>properly interpreted in later packages.</w:t>
+      </w:r>
+    </w:p>
+    <w:p>
+      <w:pPr>
+        <w:ind w:left="720"/>
+      </w:pPr>
+    </w:p>
+    <w:p>
+      <w:pPr>
+        <w:spacing w:after="120"/>
+        <w:ind w:left="720"/>
+      </w:pPr>
+      <w:r>
+        <w:rPr>
+          <w:b/>
+          <w:bCs/>
+        </w:rPr>
+        <w:t>Significant Classes</w:t>
+      </w:r>
+      <w:r>
+        <w:t xml:space="preserve">: </w:t>
+      </w:r>
+    </w:p>
+    <w:p>
+      <w:pPr>
+        <w:numPr>
+          <w:ilvl w:val="0"/>
+          <w:numId w:val="26"/>
+        </w:numPr>
+        <w:spacing w:before="120" w:after="120"/>
+        <w:ind w:left="1368" w:hanging="288"/>
+      </w:pPr>
+      <w:r>
+        <w:rPr>
+          <w:b/>
+          <w:bCs/>
+        </w:rPr>
+        <w:t>Tokenizer</w:t>
+      </w:r>
+      <w:r>
+        <w:t xml:space="preserve">: </w:t>
+      </w:r>
+      <w:r>
+        <w:t xml:space="preserve">Generates tokens for numbers, operators, and parentheses to allow the Parser to </w:t>
+      </w:r>
+      <w:r>
+        <w:t>retrieve tokens for analysis. It ensures that all inputs are tokenized properly and ready for further processing.</w:t>
+      </w:r>
+    </w:p>
+    <w:p>
+      <w:pPr>
+        <w:numPr>
+          <w:ilvl w:val="1"/>
+          <w:numId w:val="26"/>
+        </w:numPr>
+        <w:spacing w:after="120"/>
+      </w:pPr>
+      <w:r>
+        <w:rPr>
+          <w:b/>
+          <w:bCs/>
+        </w:rPr>
+        <w:t>Key Attributes/Operations</w:t>
+      </w:r>
+      <w:r>
+        <w:t xml:space="preserve">: </w:t>
+      </w:r>
+      <w:r>
+        <w:t xml:space="preserve">A tokens </w:t>
+      </w:r>
+      <w:r>
+        <w:t>array</w:t>
+      </w:r>
+      <w:r>
+        <w:t xml:space="preserve"> </w:t>
+      </w:r>
+      <w:r>
+        <w:t xml:space="preserve">attribute will hold the list </w:t>
+      </w:r>
+      <w:r>
+        <w:t>of tokens</w:t>
+      </w:r>
+      <w:r>
+        <w:t xml:space="preserve">. </w:t>
+      </w:r>
+      <w:r>
+        <w:t>A</w:t>
+      </w:r>
+      <w:r>
+        <w:t xml:space="preserve"> key operation </w:t>
+      </w:r>
+      <w:r>
+        <w:t>is</w:t>
+      </w:r>
+      <w:r>
+        <w:t xml:space="preserve"> the tokenize method that converts </w:t>
+      </w:r>
+      <w:r>
+        <w:t>the string to tokens</w:t>
+      </w:r>
+      <w:r>
+        <w:t>.</w:t>
+      </w:r>
+      <w:r>
+        <w:t xml:space="preserve"> </w:t>
+      </w:r>
+    </w:p>
+    <w:p>
+      <w:pPr>
+        <w:numPr>
+          <w:ilvl w:val="0"/>
+          <w:numId w:val="26"/>
+        </w:numPr>
+        <w:spacing w:after="120"/>
+      </w:pPr>
+      <w:r>
+        <w:rPr>
+          <w:b/>
+          <w:bCs/>
+        </w:rPr>
+        <w:t>Token</w:t>
+      </w:r>
+      <w:r>
+        <w:t>:</w:t>
+      </w:r>
+      <w:r>
+        <w:t xml:space="preserve"> </w:t>
+      </w:r>
+      <w:r>
+        <w:t>Represents one sin</w:t>
+      </w:r>
+      <w:r>
+        <w:t>gle token or piece in the expression. Each token relies on a type and value attribute</w:t>
+      </w:r>
+      <w:r>
+        <w:t xml:space="preserve">. </w:t>
+      </w:r>
+    </w:p>
+    <w:p>
+      <w:r>
+        <w:rPr>
+          <w:noProof/>
+        </w:rPr>
+        <w:pict w14:anchorId="2C6FE108">
+          <v:shape id="_x0000_s2062" type="#_x0000_t75" style="position:absolute;margin-left:26.8pt;margin-top:2.75pt;width:213pt;height:98.15pt;z-index:-251653120;visibility:visible;mso-wrap-style:square;mso-position-horizontal-relative:text;mso-position-vertical-relative:text;mso-width-relative:page;mso-height-relative:page" wrapcoords="-73 0 -73 21442 21600 21442 21600 0 -73 0">
+            <v:imagedata r:id="rId17" o:title=""/>
+            <w10:wrap type="tight"/>
+          </v:shape>
+        </w:pict>
+      </w:r>
+    </w:p>
+    <w:p>
+      <w:pPr>
+        <w:ind w:left="720"/>
+      </w:pPr>
+    </w:p>
+    <w:p>
+      <w:pPr>
+        <w:ind w:left="720"/>
+      </w:pPr>
+    </w:p>
+    <w:p>
+      <w:pPr>
+        <w:ind w:left="720"/>
+        <w:jc w:val="both"/>
+      </w:pPr>
+      <w:r>
+        <w:t xml:space="preserve">This diagram shows the Tokenizer package containing the classes responsible </w:t>
+      </w:r>
+      <w:r>
+        <w:t>for converting the input into a sequence of tokens.</w:t>
+      </w:r>
+    </w:p>
+    <w:p>
+      <w:pPr>
+        <w:ind w:left="720"/>
+      </w:pPr>
+    </w:p>
+    <w:p>
+      <w:pPr>
+        <w:ind w:left="720"/>
+      </w:pPr>
+    </w:p>
+    <w:p/>
+    <w:p>
+      <w:pPr>
+        <w:pStyle w:val="Heading3"/>
+      </w:pPr>
+      <w:bookmarkStart w:id="25" w:name="_Toc226825447"/>
+      <w:r>
+        <w:t>Parser Package</w:t>
+      </w:r>
+      <w:bookmarkEnd w:id="25"/>
+    </w:p>
+    <w:p>
+      <w:pPr>
+        <w:ind w:left="720"/>
+      </w:pPr>
+      <w:r>
+        <w:t xml:space="preserve">Creates a structured </w:t>
+      </w:r>
+      <w:r>
+        <w:t xml:space="preserve">representation </w:t>
+      </w:r>
+      <w:r>
+        <w:t xml:space="preserve">of the arithmetic expression </w:t>
+      </w:r>
+      <w:r>
+        <w:t>to allow for operator precedence, associativity, and parentheses to be properly interpreted. The Parser gets the input tokens from the Tokenizer</w:t>
+      </w:r>
+      <w:r>
+        <w:t xml:space="preserve"> and will eventually be sent to the Evaluator</w:t>
+      </w:r>
+      <w:r>
+        <w:t>.</w:t>
+      </w:r>
+    </w:p>
+    <w:p>
+      <w:pPr>
+        <w:ind w:left="720"/>
+      </w:pPr>
+    </w:p>
+    <w:p>
+      <w:pPr>
+        <w:spacing w:after="120"/>
+        <w:ind w:left="720"/>
+      </w:pPr>
+      <w:r>
+        <w:rPr>
+          <w:b/>
+          <w:bCs/>
+        </w:rPr>
+        <w:t>Significant Classes</w:t>
+      </w:r>
+      <w:r>
+        <w:t xml:space="preserve">: </w:t>
+      </w:r>
+    </w:p>
+    <w:p>
+      <w:pPr>
+        <w:numPr>
+          <w:ilvl w:val="0"/>
+          <w:numId w:val="26"/>
+        </w:numPr>
+        <w:spacing w:after="120"/>
+        <w:ind w:left="1368" w:hanging="288"/>
+      </w:pPr>
+      <w:r>
+        <w:rPr>
+          <w:b/>
+          <w:bCs/>
+        </w:rPr>
+        <w:lastRenderedPageBreak/>
+        <w:t>Parser</w:t>
+      </w:r>
+      <w:r>
+        <w:t>: Processes tokens from the Tokenizer and creates a structured representation of the expression. I</w:t>
+      </w:r>
+      <w:r>
+        <w:t xml:space="preserve">t must ensure that PEMDAS is followed, unary operators and parentheses are </w:t>
+      </w:r>
+      <w:r>
+        <w:t xml:space="preserve">handled, and there are no invalid tokens. </w:t>
+      </w:r>
+    </w:p>
+    <w:p>
+      <w:pPr>
+        <w:numPr>
+          <w:ilvl w:val="1"/>
+          <w:numId w:val="26"/>
+        </w:numPr>
+        <w:spacing w:after="120"/>
+      </w:pPr>
+      <w:r>
+        <w:rPr>
+          <w:noProof/>
+        </w:rPr>
+        <w:pict w14:anchorId="38119F8F">
+          <v:shape id="_x0000_s2054" type="#_x0000_t75" style="position:absolute;left:0;text-align:left;margin-left:26.45pt;margin-top:37.2pt;width:135.6pt;height:85.45pt;z-index:-251659264;visibility:visible;mso-wrap-style:square;mso-position-horizontal-relative:text;mso-position-vertical-relative:text;mso-width-relative:page;mso-height-relative:page" wrapcoords="-112 0 -112 21435 21600 21435 21600 0 -112 0">
+            <v:imagedata r:id="rId18" o:title="" cropbottom="5092f"/>
+            <w10:wrap type="tight"/>
+          </v:shape>
+        </w:pict>
+      </w:r>
+      <w:r>
+        <w:rPr>
+          <w:b/>
+          <w:bCs/>
+        </w:rPr>
+        <w:t>Key Attributes/Operations</w:t>
+      </w:r>
+      <w:r>
+        <w:t xml:space="preserve">: </w:t>
+      </w:r>
+      <w:r>
+        <w:t xml:space="preserve">An attribute of tokens </w:t>
+      </w:r>
+      <w:r>
+        <w:t>will be used from Tokenizer</w:t>
+      </w:r>
+      <w:r>
+        <w:t xml:space="preserve"> to generate a structure</w:t>
+      </w:r>
+      <w:r>
+        <w:t xml:space="preserve">. </w:t>
+      </w:r>
+      <w:r>
+        <w:t>A key operation includes the parse expression method, which will parse the tokens into a structured representation.</w:t>
+      </w:r>
+    </w:p>
+    <w:p>
+      <w:pPr>
+        <w:ind w:left="1368"/>
+      </w:pPr>
+    </w:p>
+    <w:p>
+      <w:pPr>
+        <w:ind w:left="720"/>
+      </w:pPr>
+    </w:p>
+    <w:p>
+      <w:pPr>
+        <w:ind w:left="720"/>
+      </w:pPr>
+    </w:p>
+    <w:p>
+      <w:pPr>
+        <w:ind w:left="720"/>
+        <w:jc w:val="both"/>
+      </w:pPr>
+      <w:r>
+        <w:t xml:space="preserve">This diagram shows the Parser package </w:t>
+      </w:r>
+      <w:r>
+        <w:t>containing the</w:t>
+      </w:r>
+      <w:r>
+        <w:t xml:space="preserve"> </w:t>
+      </w:r>
+      <w:r>
+        <w:t xml:space="preserve">class </w:t>
+      </w:r>
+      <w:r>
+        <w:t>responsible for processing</w:t>
+      </w:r>
+      <w:r>
+        <w:t xml:space="preserve"> tokens and creat</w:t>
+      </w:r>
+      <w:r>
+        <w:t>ing</w:t>
+      </w:r>
+      <w:r>
+        <w:t xml:space="preserve"> a structured representation</w:t>
+      </w:r>
+      <w:r>
+        <w:t xml:space="preserve"> of the expression</w:t>
+      </w:r>
+      <w:r>
+        <w:t>.</w:t>
+      </w:r>
+    </w:p>
+    <w:p>
+      <w:pPr>
+        <w:ind w:left="720"/>
+      </w:pPr>
+    </w:p>
+    <w:p>
+      <w:pPr>
+        <w:ind w:left="720"/>
+      </w:pPr>
+    </w:p>
+    <w:p/>
+    <w:p>
+      <w:pPr>
+        <w:pStyle w:val="Heading3"/>
+      </w:pPr>
+      <w:bookmarkStart w:id="26" w:name="_Toc226825448"/>
+      <w:r>
+        <w:t>Evaluator Package</w:t>
+      </w:r>
+      <w:bookmarkEnd w:id="26"/>
+    </w:p>
+    <w:p>
+      <w:pPr>
+        <w:ind w:left="720"/>
+      </w:pPr>
+      <w:r>
+        <w:t xml:space="preserve">Computes </w:t>
+      </w:r>
+      <w:r>
+        <w:t>the result</w:t>
+      </w:r>
+      <w:r>
+        <w:t xml:space="preserve"> </w:t>
+      </w:r>
+      <w:r>
+        <w:t>of the arithmetic expression entered by the user. I</w:t>
+      </w:r>
+      <w:r>
+        <w:t>t</w:t>
+      </w:r>
+      <w:r>
+        <w:t xml:space="preserve"> processes the structured representation from the Parser and appli</w:t>
+      </w:r>
+      <w:r>
+        <w:t xml:space="preserve">es operator precedence, parentheses, and associativity to compute the result. </w:t>
+      </w:r>
+      <w:r>
+        <w:t>Runtime errors are also found during this package and reported to the Error Handler.</w:t>
+      </w:r>
+    </w:p>
+    <w:p>
+      <w:pPr>
+        <w:ind w:left="720"/>
+      </w:pPr>
+    </w:p>
+    <w:p>
+      <w:pPr>
+        <w:spacing w:after="120"/>
+        <w:ind w:left="720"/>
+      </w:pPr>
+      <w:r>
+        <w:rPr>
+          <w:b/>
+          <w:bCs/>
+        </w:rPr>
+        <w:t>Significant Classes</w:t>
+      </w:r>
+      <w:r>
+        <w:t xml:space="preserve">: </w:t>
+      </w:r>
+    </w:p>
+    <w:p>
+      <w:pPr>
+        <w:numPr>
+          <w:ilvl w:val="0"/>
+          <w:numId w:val="26"/>
+        </w:numPr>
+        <w:spacing w:after="120"/>
+        <w:ind w:left="1368" w:hanging="288"/>
+      </w:pPr>
+      <w:r>
+        <w:rPr>
+          <w:b/>
+          <w:bCs/>
+        </w:rPr>
+        <w:t>Evaluator</w:t>
+      </w:r>
+      <w:r>
+        <w:t xml:space="preserve">: Traverses the structured representation and performs the necessary operations to compute the result. </w:t>
+      </w:r>
+      <w:r>
+        <w:t>It ensures all operations follow the proper order, while handling runtime errors.</w:t>
+      </w:r>
+    </w:p>
+    <w:p>
+      <w:pPr>
+        <w:numPr>
+          <w:ilvl w:val="1"/>
+          <w:numId w:val="26"/>
+        </w:numPr>
+        <w:spacing w:after="120"/>
+      </w:pPr>
+      <w:r>
+        <w:rPr>
+          <w:b/>
+          <w:bCs/>
+        </w:rPr>
+        <w:t>Key Attributes/Operations</w:t>
+      </w:r>
+      <w:r>
+        <w:t>:</w:t>
+      </w:r>
+      <w:r>
+        <w:t xml:space="preserve"> Attributes include the structured representation from the Parser and a result attribute with the computed value. Key operations</w:t>
+      </w:r>
+      <w:r>
+        <w:t xml:space="preserve"> include the </w:t>
+      </w:r>
+      <w:proofErr w:type="gramStart"/>
+      <w:r>
+        <w:t>evaluate</w:t>
+      </w:r>
+      <w:proofErr w:type="gramEnd"/>
+      <w:r>
+        <w:t xml:space="preserve"> method, </w:t>
+      </w:r>
+      <w:r>
+        <w:t>unary method for unary operations, and the apply operator method to perform arithmetic</w:t>
+      </w:r>
+      <w:r>
+        <w:t xml:space="preserve"> for the current operator.</w:t>
+      </w:r>
+    </w:p>
+    <w:p>
+      <w:pPr>
+        <w:ind w:left="1368"/>
+      </w:pPr>
+      <w:r>
+        <w:rPr>
+          <w:noProof/>
+        </w:rPr>
+        <w:pict w14:anchorId="59735B83">
+          <v:shape id="_x0000_s2055" type="#_x0000_t75" style="position:absolute;left:0;text-align:left;margin-left:36.3pt;margin-top:7.4pt;width:152.7pt;height:96.35pt;z-index:-251658240;visibility:visible;mso-wrap-style:square;mso-position-horizontal-relative:text;mso-position-vertical-relative:text;mso-width-relative:page;mso-height-relative:page" wrapcoords="-99 0 -99 21443 21600 21443 21600 0 -99 0">
+            <v:imagedata r:id="rId19" o:title=""/>
+            <w10:wrap type="tight"/>
+          </v:shape>
+        </w:pict>
+      </w:r>
+      <w:r>
+        <w:t xml:space="preserve"> </w:t>
+      </w:r>
+    </w:p>
+    <w:p>
+      <w:pPr>
+        <w:ind w:left="720"/>
+      </w:pPr>
+    </w:p>
+    <w:p>
+      <w:pPr>
+        <w:ind w:left="720"/>
+      </w:pPr>
+    </w:p>
+    <w:p>
+      <w:pPr>
+        <w:ind w:left="720"/>
+        <w:jc w:val="both"/>
+      </w:pPr>
+      <w:r>
+        <w:t xml:space="preserve">This diagram shows the Evaluator package containing the class </w:t>
+      </w:r>
+      <w:r>
+        <w:t>responsible for evaluating</w:t>
+      </w:r>
+      <w:r>
+        <w:t xml:space="preserve"> the arithmetic expression from the user.</w:t>
+      </w:r>
+    </w:p>
+    <w:p>
+      <w:pPr>
+        <w:ind w:left="720"/>
+      </w:pPr>
+    </w:p>
+    <w:p>
+      <w:pPr>
+        <w:ind w:left="720"/>
+      </w:pPr>
+    </w:p>
+    <w:p/>
+    <w:p>
+      <w:pPr>
+        <w:ind w:left="720"/>
+      </w:pPr>
+    </w:p>
+    <w:p>
+      <w:pPr>
+        <w:pStyle w:val="Heading3"/>
+      </w:pPr>
+      <w:bookmarkStart w:id="27" w:name="_Toc226825449"/>
+      <w:r>
+        <w:t>Error Handler Package</w:t>
+      </w:r>
+      <w:bookmarkEnd w:id="27"/>
+    </w:p>
+    <w:p>
+      <w:pPr>
+        <w:ind w:left="720"/>
+      </w:pPr>
+      <w:r>
+        <w:t>Detects and helps in the reporting process for errors that are found in other layers.</w:t>
+      </w:r>
+      <w:r>
+        <w:t xml:space="preserve"> Other layers will report errors that are found </w:t>
+      </w:r>
+      <w:r>
+        <w:t>to</w:t>
+      </w:r>
+      <w:r>
+        <w:t xml:space="preserve"> this </w:t>
+      </w:r>
+      <w:r>
+        <w:t>package</w:t>
+      </w:r>
+      <w:r>
+        <w:t>, where it will help differentiate and handle each possible error. Then, it will</w:t>
+      </w:r>
+      <w:r>
+        <w:t xml:space="preserve"> be connected to the Output Handler, which focuses on outputting the error to the user through the command-line interface.</w:t>
+      </w:r>
+    </w:p>
+    <w:p>
+      <w:pPr>
+        <w:ind w:left="720"/>
+      </w:pPr>
+    </w:p>
+    <w:p>
+      <w:pPr>
+        <w:spacing w:after="120"/>
+        <w:ind w:left="720"/>
+      </w:pPr>
+      <w:r>
+        <w:rPr>
+          <w:b/>
+          <w:bCs/>
+        </w:rPr>
+        <w:t>Significant Classes</w:t>
+      </w:r>
+      <w:r>
+        <w:t xml:space="preserve">: </w:t>
+      </w:r>
+    </w:p>
+    <w:p>
+      <w:pPr>
+        <w:numPr>
+          <w:ilvl w:val="0"/>
+          <w:numId w:val="26"/>
+        </w:numPr>
+        <w:spacing w:after="120"/>
+        <w:ind w:left="1368" w:hanging="288"/>
+      </w:pPr>
+      <w:proofErr w:type="spellStart"/>
+      <w:r>
+        <w:rPr>
+          <w:b/>
+          <w:bCs/>
+        </w:rPr>
+        <w:t>Error</w:t>
+      </w:r>
+      <w:r>
+        <w:rPr>
+          <w:b/>
+          <w:bCs/>
+        </w:rPr>
+        <w:t>Handler</w:t>
+      </w:r>
+      <w:proofErr w:type="spellEnd"/>
+      <w:r>
+        <w:t xml:space="preserve">: </w:t>
+      </w:r>
+      <w:r>
+        <w:t xml:space="preserve">Detects, classifies, and reports errors that are found during the processing of the arithmetic expression. It receives error notifications </w:t>
+      </w:r>
+      <w:r>
+        <w:t xml:space="preserve">from other packages, formats clear error messages, and </w:t>
+      </w:r>
+      <w:r>
+        <w:t>forwards them</w:t>
+      </w:r>
+      <w:r>
+        <w:t xml:space="preserve"> to the Output Handler.</w:t>
+      </w:r>
+    </w:p>
+    <w:p>
+      <w:pPr>
+        <w:numPr>
+          <w:ilvl w:val="1"/>
+          <w:numId w:val="26"/>
+        </w:numPr>
+        <w:spacing w:after="120"/>
+      </w:pPr>
+      <w:r>
+        <w:rPr>
+          <w:b/>
+          <w:bCs/>
+        </w:rPr>
+        <w:t>Key Attributes/Operations</w:t>
+      </w:r>
+      <w:r>
+        <w:t xml:space="preserve">: </w:t>
+      </w:r>
+      <w:r>
+        <w:t xml:space="preserve">An error attribute will be necessary to hold the returned </w:t>
+      </w:r>
+      <w:r>
+        <w:lastRenderedPageBreak/>
+        <w:t xml:space="preserve">representation of the error. </w:t>
+      </w:r>
+      <w:r>
+        <w:t>Key operations include the report error method, which formats an error for the Output Handler, and a capture error method to receive errors from other packages.</w:t>
+      </w:r>
+    </w:p>
+    <w:p>
+      <w:pPr>
+        <w:spacing w:after="120"/>
+        <w:ind w:left="2160"/>
+      </w:pPr>
+      <w:r>
+        <w:rPr>
+          <w:noProof/>
+        </w:rPr>
+        <w:pict w14:anchorId="33B60F03">
+          <v:shape id="_x0000_s2059" type="#_x0000_t75" style="position:absolute;left:0;text-align:left;margin-left:32.65pt;margin-top:5.05pt;width:139.2pt;height:77.1pt;z-index:-251656192;visibility:visible;mso-wrap-style:square;mso-position-horizontal-relative:text;mso-position-vertical-relative:text;mso-width-relative:page;mso-height-relative:page" wrapcoords="-97 0 -97 21424 21600 21424 21600 0 -97 0">
+            <v:imagedata r:id="rId20" o:title=""/>
+            <w10:wrap type="tight"/>
+          </v:shape>
+        </w:pict>
+      </w:r>
+    </w:p>
+    <w:p/>
+    <w:p>
+      <w:pPr>
+        <w:ind w:left="720"/>
+        <w:jc w:val="both"/>
+      </w:pPr>
+      <w:r>
+        <w:t>This diagram shows the Error Handler package containing its class to detect and report errors that occur from the expression</w:t>
+      </w:r>
+      <w:r>
+        <w:t>.</w:t>
+      </w:r>
+    </w:p>
+    <w:p>
+      <w:pPr>
+        <w:ind w:left="720"/>
+      </w:pPr>
+    </w:p>
+    <w:p>
+      <w:pPr>
+        <w:ind w:left="720"/>
+      </w:pPr>
+    </w:p>
+    <w:p>
+      <w:pPr>
+        <w:ind w:left="720"/>
+      </w:pPr>
+    </w:p>
+    <w:p>
+      <w:pPr>
         <w:pStyle w:val="Heading1"/>
       </w:pPr>
-      <w:bookmarkStart w:id="16" w:name="_Toc6187937"/>
-      <w:r>
-        <w:t>Logical View</w:t>
-      </w:r>
-      <w:bookmarkEnd w:id="16"/>
+      <w:bookmarkStart w:id="28" w:name="_Toc226825450"/>
+      <w:r>
+        <w:t>Interface Description</w:t>
+      </w:r>
+      <w:bookmarkEnd w:id="28"/>
+    </w:p>
+    <w:p>
+      <w:pPr>
+        <w:pStyle w:val="BodyText"/>
+      </w:pPr>
+      <w:r>
+        <w:t xml:space="preserve">The system uses a simple terminal-based command-line interface for user interaction. </w:t>
+      </w:r>
+      <w:r>
+        <w:t xml:space="preserve">The </w:t>
+      </w:r>
+      <w:r>
+        <w:t>interaction for user input and output</w:t>
+      </w:r>
       <w:r>
         <w:t xml:space="preserve"> </w:t>
       </w:r>
-    </w:p>
-    <w:p>
-      <w:pPr>
-        <w:pStyle w:val="InfoBlue"/>
-      </w:pPr>
-      <w:r>
-        <w:t>[This section describes the architecturally significant parts of the design model, such as its decomposition into subsystems and packages. And for each significant package, its decomposition into classes and class utilities. You should introduce architecturally significant classes and describe their responsibilities, as well as a few very important relationships, operations, and attributes.]</w:t>
-      </w:r>
-    </w:p>
-    <w:p>
-      <w:pPr>
-        <w:pStyle w:val="Heading2"/>
-        <w:ind w:left="720" w:hanging="720"/>
-      </w:pPr>
-      <w:bookmarkStart w:id="17" w:name="_Toc6187938"/>
-      <w:r>
-        <w:t>Overview</w:t>
-      </w:r>
-      <w:bookmarkEnd w:id="17"/>
-    </w:p>
-    <w:p>
-      <w:pPr>
-        <w:pStyle w:val="InfoBlue"/>
-      </w:pPr>
-      <w:r>
-        <w:t xml:space="preserve">[This subsection describes the overall decomposition of the design model in terms of its package hierarchy </w:t>
-      </w:r>
-      <w:r>
-        <w:lastRenderedPageBreak/>
-        <w:t>and layers.]</w:t>
-      </w:r>
-    </w:p>
-    <w:p>
-      <w:pPr>
-        <w:pStyle w:val="Heading2"/>
-        <w:ind w:left="720" w:hanging="720"/>
-      </w:pPr>
-      <w:bookmarkStart w:id="18" w:name="_Toc6187939"/>
-      <w:r>
-        <w:t>Architecturally Significant Design Modules or Packages</w:t>
-      </w:r>
-      <w:bookmarkEnd w:id="18"/>
-    </w:p>
-    <w:p>
-      <w:pPr>
-        <w:pStyle w:val="InfoBlue"/>
-      </w:pPr>
-      <w:r>
-        <w:t xml:space="preserve">[For each significant package, include a subsection with its name, its brief description, and a diagram with all significant classes and packages contained within the package. </w:t>
-      </w:r>
-    </w:p>
-    <w:p>
-      <w:pPr>
-        <w:pStyle w:val="InfoBlue"/>
-      </w:pPr>
-      <w:r>
-        <w:t>For each significant class in the package, include its name, brief description, and, optionally, a description of some of its major responsibilities, operations, and attributes.]</w:t>
+      <w:r>
+        <w:t xml:space="preserve">is </w:t>
+      </w:r>
+      <w:r>
+        <w:t>illustrated</w:t>
+      </w:r>
+      <w:r>
+        <w:t xml:space="preserve"> in the User Interface (I/O) package</w:t>
+      </w:r>
+      <w:r>
+        <w:t xml:space="preserve"> described</w:t>
+      </w:r>
+      <w:r>
+        <w:t xml:space="preserve"> </w:t>
+      </w:r>
+      <w:r>
+        <w:t>in</w:t>
+      </w:r>
+      <w:r>
+        <w:t xml:space="preserve"> section 4.2.</w:t>
+      </w:r>
+    </w:p>
+    <w:p>
+      <w:pPr>
+        <w:pStyle w:val="BodyText"/>
+      </w:pPr>
+      <w:r>
+        <w:t xml:space="preserve">Users enter arithmetic expressions directly into the terminal, including numeric constants, operators (+, −, *, /, %, **), and parentheses. The program parses the input expression and evaluates it according to operator precedence and PEMDAS rules. </w:t>
+      </w:r>
+    </w:p>
+    <w:p>
+      <w:pPr>
+        <w:pStyle w:val="BodyText"/>
+      </w:pPr>
+      <w:r>
+        <w:t>After evaluation, the result is displayed in the terminal. If the expression is invalid, such as containing incorrect syntax or division by zero, the program returns an appropriate error message to the user.</w:t>
+      </w:r>
+      <w:r>
+        <w:t xml:space="preserve"> </w:t>
       </w:r>
     </w:p>
     <w:p>
       <w:pPr>
         <w:pStyle w:val="Heading1"/>
       </w:pPr>
-      <w:bookmarkStart w:id="19" w:name="_Toc6187940"/>
-      <w:r>
-        <w:t>Interface Description</w:t>
-      </w:r>
-      <w:bookmarkEnd w:id="19"/>
-    </w:p>
-    <w:p>
-      <w:pPr>
-        <w:pStyle w:val="InfoBlue"/>
-      </w:pPr>
-      <w:r>
-        <w:t>[A description of the major entity interfaces, including screen formats, valid inputs, and resulting outputs. If a User-Interface Prototype Document is available, refer to it in this section]</w:t>
-      </w:r>
-    </w:p>
-    <w:p>
-      <w:pPr>
-        <w:pStyle w:val="Heading1"/>
-        <w:rPr>
-          <w:highlight w:val="yellow"/>
-        </w:rPr>
-      </w:pPr>
-      <w:bookmarkStart w:id="20" w:name="_Toc6187941"/>
-      <w:r>
-        <w:rPr>
-          <w:highlight w:val="yellow"/>
-        </w:rPr>
-        <w:t>Size and Performance</w:t>
-      </w:r>
-      <w:bookmarkEnd w:id="20"/>
-      <w:r>
-        <w:rPr>
-          <w:highlight w:val="yellow"/>
-        </w:rPr>
+      <w:bookmarkStart w:id="29" w:name="_Toc226825451"/>
+      <w:r>
+        <w:t>Quality</w:t>
+      </w:r>
+      <w:bookmarkEnd w:id="29"/>
+      <w:r>
         <w:t xml:space="preserve"> </w:t>
       </w:r>
     </w:p>
     <w:p>
       <w:pPr>
-        <w:pStyle w:val="InfoBlue"/>
-      </w:pPr>
-      <w:r>
-        <w:rPr>
-          <w:highlight w:val="yellow"/>
-        </w:rPr>
-        <w:t>[A description of the major dimensioning characteristics of the software that impact the architecture, as well as the target performance constraints.]</w:t>
-      </w:r>
-    </w:p>
-    <w:p>
-      <w:pPr>
-        <w:pStyle w:val="Heading1"/>
-      </w:pPr>
-      <w:bookmarkStart w:id="21" w:name="_Toc6187942"/>
-      <w:r>
-        <w:t>Quality</w:t>
-      </w:r>
-      <w:bookmarkEnd w:id="21"/>
-      <w:r>
-        <w:t xml:space="preserve"> </w:t>
-      </w:r>
-    </w:p>
-    <w:p>
-      <w:pPr>
         <w:pStyle w:val="BodyText"/>
         <w:rPr>
           <w:iCs/>
-          <w:color w:val="000000"/>
         </w:rPr>
       </w:pPr>
       <w:r>
         <w:rPr>
           <w:iCs/>
-          <w:color w:val="000000"/>
         </w:rPr>
         <w:t>The architecture of the Arithmetic Expression Evaluator system supports such critical qualities as extensibility, reliability, maintainability, and usability.</w:t>
       </w:r>
@@ -1757,7 +5659,6 @@
           <w:b/>
           <w:bCs/>
           <w:iCs/>
-          <w:color w:val="000000"/>
         </w:rPr>
       </w:pPr>
       <w:r>
@@ -1765,7 +5666,6 @@
           <w:b/>
           <w:bCs/>
           <w:iCs/>
-          <w:color w:val="000000"/>
         </w:rPr>
         <w:t>Extensibility:</w:t>
       </w:r>
@@ -1775,13 +5675,11 @@
         <w:pStyle w:val="BodyText"/>
         <w:rPr>
           <w:iCs/>
-          <w:color w:val="000000"/>
         </w:rPr>
       </w:pPr>
       <w:r>
         <w:rPr>
           <w:iCs/>
-          <w:color w:val="000000"/>
         </w:rPr>
         <w:t>The system is divided into modules such as tokenizer, parser, evaluator, and program controller, which can easily be updated to add extra functionality to the program (e.g., new operation types and support for floating-point numbers).</w:t>
       </w:r>
@@ -1793,7 +5691,6 @@
           <w:b/>
           <w:bCs/>
           <w:iCs/>
-          <w:color w:val="000000"/>
         </w:rPr>
       </w:pPr>
       <w:r>
@@ -1801,7 +5698,6 @@
           <w:b/>
           <w:bCs/>
           <w:iCs/>
-          <w:color w:val="000000"/>
         </w:rPr>
         <w:t>Reliability:</w:t>
       </w:r>
@@ -1811,15 +5707,27 @@
         <w:pStyle w:val="BodyText"/>
         <w:rPr>
           <w:iCs/>
-          <w:color w:val="000000"/>
         </w:rPr>
       </w:pPr>
       <w:r>
         <w:rPr>
           <w:iCs/>
-          <w:color w:val="000000"/>
-        </w:rPr>
-        <w:t>The system contains proper error handling for cases such as incorrect inputs, division by zero, and other errors that might arise during the tokenization, parsing, and evaluation processes.</w:t>
+        </w:rPr>
+        <w:t xml:space="preserve">The system contains proper </w:t>
+      </w:r>
+      <w:proofErr w:type="gramStart"/>
+      <w:r>
+        <w:rPr>
+          <w:iCs/>
+        </w:rPr>
+        <w:t>error handling</w:t>
+      </w:r>
+      <w:proofErr w:type="gramEnd"/>
+      <w:r>
+        <w:rPr>
+          <w:iCs/>
+        </w:rPr>
+        <w:t xml:space="preserve"> for cases such as incorrect inputs, division by zero, and other errors that might arise during the tokenization, parsing, and evaluation processes.</w:t>
       </w:r>
     </w:p>
     <w:p>
@@ -1829,7 +5737,6 @@
           <w:b/>
           <w:bCs/>
           <w:iCs/>
-          <w:color w:val="000000"/>
         </w:rPr>
       </w:pPr>
       <w:r>
@@ -1837,7 +5744,6 @@
           <w:b/>
           <w:bCs/>
           <w:iCs/>
-          <w:color w:val="000000"/>
         </w:rPr>
         <w:t>Maintainability:</w:t>
       </w:r>
@@ -1847,43 +5753,13 @@
         <w:pStyle w:val="BodyText"/>
         <w:rPr>
           <w:iCs/>
-          <w:color w:val="000000"/>
         </w:rPr>
       </w:pPr>
       <w:r>
         <w:rPr>
           <w:iCs/>
-          <w:color w:val="000000"/>
-        </w:rPr>
-        <w:t>The system follows the principles of object-oriented programming with clearly</w:t>
-      </w:r>
-      <w:r>
-        <w:rPr>
-          <w:iCs/>
-          <w:color w:val="000000"/>
-        </w:rPr>
-        <w:t xml:space="preserve"> </w:t>
-      </w:r>
-      <w:r>
-        <w:rPr>
-          <w:iCs/>
-          <w:color w:val="000000"/>
-        </w:rPr>
-        <w:t>defined classes such as Token and its subclasses</w:t>
-      </w:r>
-      <w:r>
-        <w:rPr>
-          <w:iCs/>
-          <w:color w:val="000000"/>
-        </w:rPr>
-        <w:t>,</w:t>
-      </w:r>
-      <w:r>
-        <w:rPr>
-          <w:iCs/>
-          <w:color w:val="000000"/>
-        </w:rPr>
-        <w:t xml:space="preserve"> which make the architecture more readable and convenient for debugging, modifying, and updating in the future.</w:t>
+        </w:rPr>
+        <w:t>The system follows the principles of object-oriented programming with clearly defined classes such as Token and its subclasses, which make the architecture more readable and convenient for debugging, modifying, and updating in the future.</w:t>
       </w:r>
     </w:p>
     <w:p>
@@ -1893,7 +5769,6 @@
           <w:b/>
           <w:bCs/>
           <w:iCs/>
-          <w:color w:val="000000"/>
         </w:rPr>
       </w:pPr>
       <w:r>
@@ -1901,7 +5776,6 @@
           <w:b/>
           <w:bCs/>
           <w:iCs/>
-          <w:color w:val="000000"/>
         </w:rPr>
         <w:t>Usability:</w:t>
       </w:r>
@@ -1911,13 +5785,11 @@
         <w:pStyle w:val="BodyText"/>
         <w:rPr>
           <w:iCs/>
-          <w:color w:val="000000"/>
         </w:rPr>
       </w:pPr>
       <w:r>
         <w:rPr>
           <w:iCs/>
-          <w:color w:val="000000"/>
         </w:rPr>
         <w:t>The system provides an easy-to-use console UI where users can type in their expression, and then, based on the program output, decide whether further calculations should be performed.</w:t>
       </w:r>
@@ -1929,7 +5801,6 @@
           <w:b/>
           <w:bCs/>
           <w:iCs/>
-          <w:color w:val="000000"/>
         </w:rPr>
       </w:pPr>
       <w:r>
@@ -1937,7 +5808,6 @@
           <w:b/>
           <w:bCs/>
           <w:iCs/>
-          <w:color w:val="000000"/>
         </w:rPr>
         <w:t>Performance:</w:t>
       </w:r>
@@ -1947,13 +5817,11 @@
         <w:pStyle w:val="BodyText"/>
         <w:rPr>
           <w:iCs/>
-          <w:color w:val="000000"/>
         </w:rPr>
       </w:pPr>
       <w:r>
         <w:rPr>
           <w:iCs/>
-          <w:color w:val="000000"/>
         </w:rPr>
         <w:t>The system performs expression evaluation efficiently, using a token-based approach and recursion to avoid extra calculations.</w:t>
       </w:r>
@@ -1965,7 +5833,6 @@
           <w:b/>
           <w:bCs/>
           <w:iCs/>
-          <w:color w:val="000000"/>
         </w:rPr>
       </w:pPr>
       <w:r>
@@ -1973,7 +5840,6 @@
           <w:b/>
           <w:bCs/>
           <w:iCs/>
-          <w:color w:val="000000"/>
         </w:rPr>
         <w:t>Portability:</w:t>
       </w:r>
@@ -1981,42 +5847,22 @@
     <w:p>
       <w:pPr>
         <w:pStyle w:val="BodyText"/>
-        <w:rPr>
-          <w:color w:val="000000"/>
-        </w:rPr>
       </w:pPr>
       <w:r>
         <w:rPr>
           <w:iCs/>
-          <w:color w:val="000000"/>
-        </w:rPr>
-        <w:t xml:space="preserve">The system was developed using standard C++, which means that it can run on any platform with </w:t>
-      </w:r>
-      <w:r>
-        <w:rPr>
-          <w:iCs/>
-          <w:color w:val="000000"/>
-        </w:rPr>
-        <w:t xml:space="preserve">a </w:t>
-      </w:r>
-      <w:r>
-        <w:rPr>
-          <w:iCs/>
-          <w:color w:val="000000"/>
-        </w:rPr>
-        <w:t>proper compiler installed.</w:t>
+        </w:rPr>
+        <w:t>The system was developed using standard C++, which means that it can run on any platform with a proper compiler installed.</w:t>
       </w:r>
     </w:p>
     <w:sectPr>
-      <w:headerReference w:type="default" r:id="rId10"/>
-      <w:footerReference w:type="default" r:id="rId11"/>
-      <w:headerReference w:type="first" r:id="rId12"/>
-      <w:footerReference w:type="first" r:id="rId13"/>
-      <w:pgSz w:w="12240" w:h="15840"/>
+      <w:headerReference w:type="default" r:id="rId21"/>
+      <w:footerReference w:type="default" r:id="rId22"/>
+      <w:headerReference w:type="first" r:id="rId23"/>
+      <w:footerReference w:type="first" r:id="rId24"/>
+      <w:pgSz w:w="12240" w:h="15840" w:code="1"/>
       <w:pgMar w:top="1440" w:right="1440" w:bottom="1440" w:left="1440" w:header="720" w:footer="720" w:gutter="0"/>
       <w:cols w:space="720"/>
-      <w:formProt w:val="0"/>
-      <w:docGrid w:linePitch="100" w:charSpace="8192"/>
     </w:sectPr>
   </w:body>
 </w:document>
@@ -2052,65 +5898,35 @@
   <w:p>
     <w:pPr>
       <w:pStyle w:val="Footer"/>
-      <w:ind w:right="360"/>
+      <w:framePr w:wrap="around" w:vAnchor="text" w:hAnchor="margin" w:xAlign="right" w:y="1"/>
+      <w:rPr>
+        <w:rStyle w:val="PageNumber"/>
+      </w:rPr>
     </w:pPr>
     <w:r>
       <w:rPr>
-        <w:noProof/>
+        <w:rStyle w:val="PageNumber"/>
       </w:rPr>
-      <w:pict w14:anchorId="77734148">
-        <v:shapetype id="_x0000_t202" coordsize="21600,21600" o:spt="202" path="m,l,21600r21600,l21600,xe">
-          <v:stroke joinstyle="miter"/>
-          <v:path gradientshapeok="t" o:connecttype="rect"/>
-        </v:shapetype>
-        <v:shape id="Text Box 2" o:spid="_x0000_s1025" type="#_x0000_t202" style="position:absolute;margin-left:-50.05pt;margin-top:.05pt;width:1.15pt;height:1.15pt;z-index:1;visibility:visible;mso-wrap-style:square;mso-width-percent:0;mso-height-percent:0;mso-wrap-distance-left:0;mso-wrap-distance-top:0;mso-wrap-distance-right:0;mso-wrap-distance-bottom:0;mso-position-horizontal:right;mso-position-horizontal-relative:margin;mso-position-vertical:absolute;mso-position-vertical-relative:text;mso-width-percent:0;mso-height-percent:0;mso-width-relative:page;mso-height-relative:page;v-text-anchor:top" o:gfxdata="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" stroked="f">
-          <v:fill opacity="0"/>
-          <v:textbox style="mso-fit-shape-to-text:t" inset="0,0,0,0">
-            <w:txbxContent>
-              <w:p>
-                <w:pPr>
-                  <w:pStyle w:val="Footer"/>
-                  <w:rPr>
-                    <w:rStyle w:val="PageNumber"/>
-                  </w:rPr>
-                </w:pPr>
-                <w:r>
-                  <w:rPr>
-                    <w:rStyle w:val="PageNumber"/>
-                  </w:rPr>
-                  <w:fldChar w:fldCharType="begin"/>
-                </w:r>
-                <w:r>
-                  <w:rPr>
-                    <w:rStyle w:val="PageNumber"/>
-                  </w:rPr>
-                  <w:instrText xml:space="preserve"> PAGE </w:instrText>
-                </w:r>
-                <w:r>
-                  <w:rPr>
-                    <w:rStyle w:val="PageNumber"/>
-                  </w:rPr>
-                  <w:fldChar w:fldCharType="separate"/>
-                </w:r>
-                <w:r>
-                  <w:rPr>
-                    <w:rStyle w:val="PageNumber"/>
-                  </w:rPr>
-                  <w:t>0</w:t>
-                </w:r>
-                <w:r>
-                  <w:rPr>
-                    <w:rStyle w:val="PageNumber"/>
-                  </w:rPr>
-                  <w:fldChar w:fldCharType="end"/>
-                </w:r>
-              </w:p>
-            </w:txbxContent>
-          </v:textbox>
-          <w10:wrap type="square" anchorx="margin"/>
-        </v:shape>
-      </w:pict>
+      <w:fldChar w:fldCharType="begin"/>
     </w:r>
+    <w:r>
+      <w:rPr>
+        <w:rStyle w:val="PageNumber"/>
+      </w:rPr>
+      <w:instrText xml:space="preserve">PAGE  </w:instrText>
+    </w:r>
+    <w:r>
+      <w:rPr>
+        <w:rStyle w:val="PageNumber"/>
+      </w:rPr>
+      <w:fldChar w:fldCharType="end"/>
+    </w:r>
+  </w:p>
+  <w:p>
+    <w:pPr>
+      <w:pStyle w:val="Footer"/>
+      <w:ind w:right="360"/>
+    </w:pPr>
   </w:p>
 </w:ftr>
 </file>
@@ -2119,7 +5935,15 @@
 <w:ftr xmlns:wpc="http://schemas.microsoft.com/office/word/2010/wordprocessingCanvas" xmlns:cx="http://schemas.microsoft.com/office/drawing/2014/chartex" xmlns:cx1="http://schemas.microsoft.com/office/drawing/2015/9/8/chartex" xmlns:cx2="http://schemas.microsoft.com/office/drawing/2015/10/21/chartex" xmlns:cx3="http://schemas.microsoft.com/office/drawing/2016/5/9/chartex" xmlns:cx4="http://schemas.microsoft.com/office/drawing/2016/5/10/chartex" xmlns:cx5="http://schemas.microsoft.com/office/drawing/2016/5/11/chartex" xmlns:cx6="http://schemas.microsoft.com/office/drawing/2016/5/12/chartex" xmlns:cx7="http://schemas.microsoft.com/office/drawing/2016/5/13/chartex" xmlns:cx8="http://schemas.microsoft.com/office/drawing/2016/5/14/chartex" xmlns:mc="http://schemas.openxmlformats.org/markup-compatibility/2006" xmlns:aink="http://schemas.microsoft.com/office/drawing/2016/ink" xmlns:am3d="http://schemas.microsoft.com/office/drawing/2017/model3d" xmlns:o="urn:schemas-microsoft-com:office:office" xmlns:oel="http://schemas.microsoft.com/office/2019/extlst" xmlns:r="http://schemas.openxmlformats.org/officeDocument/2006/relationships" xmlns:m="http://schemas.openxmlformats.org/officeDocument/2006/math" xmlns:v="urn:schemas-microsoft-com:vml" xmlns:wp14="http://schemas.microsoft.com/office/word/2010/wordprocessingDrawing" xmlns:wp="http://schemas.openxmlformats.org/drawingml/2006/wordprocessingDrawing" xmlns:w10="urn:schemas-microsoft-com:office:word" xmlns:w="http://schemas.openxmlformats.org/wordprocessingml/2006/main" xmlns:w14="http://schemas.microsoft.com/office/word/2010/wordml" xmlns:w15="http://schemas.microsoft.com/office/word/2012/wordml" xmlns:w16cex="http://schemas.microsoft.com/office/word/2018/wordml/cex" xmlns:w16cid="http://schemas.microsoft.com/office/word/2016/wordml/cid" xmlns:w16="http://schemas.microsoft.com/office/word/2018/wordml" xmlns:w16du="http://schemas.microsoft.com/office/word/2023/wordml/word16du" xmlns:w16sdtdh="http://schemas.microsoft.com/office/word/2020/wordml/sdtdatahash" xmlns:w16sdtfl="http://schemas.microsoft.com/office/word/2024/wordml/sdtformatlock" xmlns:w16se="http://schemas.microsoft.com/office/word/2015/wordml/symex" xmlns:wpg="http://schemas.microsoft.com/office/word/2010/wordprocessingGroup" xmlns:wpi="http://schemas.microsoft.com/office/word/2010/wordprocessingInk" xmlns:wne="http://schemas.microsoft.com/office/word/2006/wordml" xmlns:wps="http://schemas.microsoft.com/office/word/2010/wordprocessingShape" mc:Ignorable="w14 w15 w16se w16cid w16 w16cex w16sdtdh w16sdtfl w16du wp14">
   <w:tbl>
     <w:tblPr>
-      <w:tblW w:w="9486" w:type="dxa"/>
+      <w:tblW w:w="0" w:type="auto"/>
+      <w:tblBorders>
+        <w:top w:val="single" w:sz="6" w:space="0" w:color="auto"/>
+        <w:left w:val="single" w:sz="6" w:space="0" w:color="auto"/>
+        <w:bottom w:val="single" w:sz="6" w:space="0" w:color="auto"/>
+        <w:right w:val="single" w:sz="6" w:space="0" w:color="auto"/>
+        <w:insideH w:val="single" w:sz="6" w:space="0" w:color="auto"/>
+        <w:insideV w:val="single" w:sz="6" w:space="0" w:color="auto"/>
+      </w:tblBorders>
       <w:tblLayout w:type="fixed"/>
       <w:tblLook w:val="0000" w:firstRow="0" w:lastRow="0" w:firstColumn="0" w:lastColumn="0" w:noHBand="0" w:noVBand="0"/>
     </w:tblPr>
@@ -2132,6 +5956,12 @@
       <w:tc>
         <w:tcPr>
           <w:tcW w:w="3162" w:type="dxa"/>
+          <w:tcBorders>
+            <w:top w:val="nil"/>
+            <w:left w:val="nil"/>
+            <w:bottom w:val="nil"/>
+            <w:right w:val="nil"/>
+          </w:tcBorders>
         </w:tcPr>
         <w:p>
           <w:pPr>
@@ -2145,31 +5975,22 @@
       <w:tc>
         <w:tcPr>
           <w:tcW w:w="3162" w:type="dxa"/>
+          <w:tcBorders>
+            <w:top w:val="nil"/>
+            <w:left w:val="nil"/>
+            <w:bottom w:val="nil"/>
+            <w:right w:val="nil"/>
+          </w:tcBorders>
         </w:tcPr>
         <w:p>
           <w:pPr>
             <w:jc w:val="center"/>
           </w:pPr>
           <w:r>
-            <w:rPr>
-              <w:rFonts w:ascii="Symbol" w:eastAsia="Symbol" w:hAnsi="Symbol" w:cs="Symbol"/>
-            </w:rPr>
             <w:sym w:font="Symbol" w:char="F0D3"/>
           </w:r>
           <w:r>
-            <w:fldChar w:fldCharType="begin"/>
-          </w:r>
-          <w:r>
-            <w:instrText xml:space="preserve"> DOCPROPERTY "Company"</w:instrText>
-          </w:r>
-          <w:r>
-            <w:fldChar w:fldCharType="separate"/>
-          </w:r>
-          <w:r>
-            <w:t>&lt;Company Name&gt;</w:t>
-          </w:r>
-          <w:r>
-            <w:fldChar w:fldCharType="end"/>
+            <w:t xml:space="preserve"> University of Kansas</w:t>
           </w:r>
           <w:r>
             <w:t xml:space="preserve">, </w:t>
@@ -2178,7 +5999,7 @@
             <w:fldChar w:fldCharType="begin"/>
           </w:r>
           <w:r>
-            <w:instrText xml:space="preserve"> DATE \@"yyyy" </w:instrText>
+            <w:instrText xml:space="preserve"> DATE \@ "yyyy" </w:instrText>
           </w:r>
           <w:r>
             <w:fldChar w:fldCharType="separate"/>
@@ -2197,6 +6018,12 @@
       <w:tc>
         <w:tcPr>
           <w:tcW w:w="3162" w:type="dxa"/>
+          <w:tcBorders>
+            <w:top w:val="nil"/>
+            <w:left w:val="nil"/>
+            <w:bottom w:val="nil"/>
+            <w:right w:val="nil"/>
+          </w:tcBorders>
         </w:tcPr>
         <w:p>
           <w:pPr>
@@ -2226,8 +6053,9 @@
           <w:r>
             <w:rPr>
               <w:rStyle w:val="PageNumber"/>
+              <w:noProof/>
             </w:rPr>
-            <w:t>6</w:t>
+            <w:t>5</w:t>
           </w:r>
           <w:r>
             <w:rPr>
@@ -2251,7 +6079,7 @@
             <w:rPr>
               <w:rStyle w:val="PageNumber"/>
             </w:rPr>
-            <w:instrText xml:space="preserve"> NUMPAGES </w:instrText>
+            <w:instrText xml:space="preserve"> NUMPAGES  \* MERGEFORMAT </w:instrText>
           </w:r>
           <w:r>
             <w:rPr>
@@ -2262,8 +6090,9 @@
           <w:r>
             <w:rPr>
               <w:rStyle w:val="PageNumber"/>
+              <w:noProof/>
             </w:rPr>
-            <w:t>6</w:t>
+            <w:t>5</w:t>
           </w:r>
           <w:r>
             <w:rPr>
@@ -2285,7 +6114,11 @@
 
 <file path=word/footer3.xml><?xml version="1.0" encoding="utf-8"?>
 <w:ftr xmlns:wpc="http://schemas.microsoft.com/office/word/2010/wordprocessingCanvas" xmlns:cx="http://schemas.microsoft.com/office/drawing/2014/chartex" xmlns:cx1="http://schemas.microsoft.com/office/drawing/2015/9/8/chartex" xmlns:cx2="http://schemas.microsoft.com/office/drawing/2015/10/21/chartex" xmlns:cx3="http://schemas.microsoft.com/office/drawing/2016/5/9/chartex" xmlns:cx4="http://schemas.microsoft.com/office/drawing/2016/5/10/chartex" xmlns:cx5="http://schemas.microsoft.com/office/drawing/2016/5/11/chartex" xmlns:cx6="http://schemas.microsoft.com/office/drawing/2016/5/12/chartex" xmlns:cx7="http://schemas.microsoft.com/office/drawing/2016/5/13/chartex" xmlns:cx8="http://schemas.microsoft.com/office/drawing/2016/5/14/chartex" xmlns:mc="http://schemas.openxmlformats.org/markup-compatibility/2006" xmlns:aink="http://schemas.microsoft.com/office/drawing/2016/ink" xmlns:am3d="http://schemas.microsoft.com/office/drawing/2017/model3d" xmlns:o="urn:schemas-microsoft-com:office:office" xmlns:oel="http://schemas.microsoft.com/office/2019/extlst" xmlns:r="http://schemas.openxmlformats.org/officeDocument/2006/relationships" xmlns:m="http://schemas.openxmlformats.org/officeDocument/2006/math" xmlns:v="urn:schemas-microsoft-com:vml" xmlns:wp14="http://schemas.microsoft.com/office/word/2010/wordprocessingDrawing" xmlns:wp="http://schemas.openxmlformats.org/drawingml/2006/wordprocessingDrawing" xmlns:w10="urn:schemas-microsoft-com:office:word" xmlns:w="http://schemas.openxmlformats.org/wordprocessingml/2006/main" xmlns:w14="http://schemas.microsoft.com/office/word/2010/wordml" xmlns:w15="http://schemas.microsoft.com/office/word/2012/wordml" xmlns:w16cex="http://schemas.microsoft.com/office/word/2018/wordml/cex" xmlns:w16cid="http://schemas.microsoft.com/office/word/2016/wordml/cid" xmlns:w16="http://schemas.microsoft.com/office/word/2018/wordml" xmlns:w16du="http://schemas.microsoft.com/office/word/2023/wordml/word16du" xmlns:w16sdtdh="http://schemas.microsoft.com/office/word/2020/wordml/sdtdatahash" xmlns:w16sdtfl="http://schemas.microsoft.com/office/word/2024/wordml/sdtformatlock" xmlns:w16se="http://schemas.microsoft.com/office/word/2015/wordml/symex" xmlns:wpg="http://schemas.microsoft.com/office/word/2010/wordprocessingGroup" xmlns:wpi="http://schemas.microsoft.com/office/word/2010/wordprocessingInk" xmlns:wne="http://schemas.microsoft.com/office/word/2006/wordml" xmlns:wps="http://schemas.microsoft.com/office/word/2010/wordprocessingShape" mc:Ignorable="w14 w15 w16se w16cid w16 w16cex w16sdtdh w16sdtfl w16du wp14">
-  <w:p/>
+  <w:p>
+    <w:pPr>
+      <w:pStyle w:val="Footer"/>
+    </w:pPr>
+  </w:p>
 </w:ftr>
 </file>
 
@@ -2326,7 +6159,7 @@
   <w:p>
     <w:pPr>
       <w:pBdr>
-        <w:top w:val="single" w:sz="6" w:space="1" w:color="000000"/>
+        <w:top w:val="single" w:sz="6" w:space="1" w:color="auto"/>
       </w:pBdr>
       <w:rPr>
         <w:sz w:val="24"/>
@@ -2336,7 +6169,7 @@
   <w:p>
     <w:pPr>
       <w:pBdr>
-        <w:bottom w:val="single" w:sz="6" w:space="1" w:color="000000"/>
+        <w:bottom w:val="single" w:sz="6" w:space="1" w:color="auto"/>
       </w:pBdr>
       <w:jc w:val="right"/>
       <w:rPr>
@@ -2357,7 +6190,7 @@
   <w:p>
     <w:pPr>
       <w:pBdr>
-        <w:bottom w:val="single" w:sz="6" w:space="1" w:color="000000"/>
+        <w:bottom w:val="single" w:sz="6" w:space="1" w:color="auto"/>
       </w:pBdr>
       <w:jc w:val="right"/>
       <w:rPr>
@@ -2375,117 +6208,28 @@
 
 <file path=word/header2.xml><?xml version="1.0" encoding="utf-8"?>
 <w:hdr xmlns:wpc="http://schemas.microsoft.com/office/word/2010/wordprocessingCanvas" xmlns:cx="http://schemas.microsoft.com/office/drawing/2014/chartex" xmlns:cx1="http://schemas.microsoft.com/office/drawing/2015/9/8/chartex" xmlns:cx2="http://schemas.microsoft.com/office/drawing/2015/10/21/chartex" xmlns:cx3="http://schemas.microsoft.com/office/drawing/2016/5/9/chartex" xmlns:cx4="http://schemas.microsoft.com/office/drawing/2016/5/10/chartex" xmlns:cx5="http://schemas.microsoft.com/office/drawing/2016/5/11/chartex" xmlns:cx6="http://schemas.microsoft.com/office/drawing/2016/5/12/chartex" xmlns:cx7="http://schemas.microsoft.com/office/drawing/2016/5/13/chartex" xmlns:cx8="http://schemas.microsoft.com/office/drawing/2016/5/14/chartex" xmlns:mc="http://schemas.openxmlformats.org/markup-compatibility/2006" xmlns:aink="http://schemas.microsoft.com/office/drawing/2016/ink" xmlns:am3d="http://schemas.microsoft.com/office/drawing/2017/model3d" xmlns:o="urn:schemas-microsoft-com:office:office" xmlns:oel="http://schemas.microsoft.com/office/2019/extlst" xmlns:r="http://schemas.openxmlformats.org/officeDocument/2006/relationships" xmlns:m="http://schemas.openxmlformats.org/officeDocument/2006/math" xmlns:v="urn:schemas-microsoft-com:vml" xmlns:wp14="http://schemas.microsoft.com/office/word/2010/wordprocessingDrawing" xmlns:wp="http://schemas.openxmlformats.org/drawingml/2006/wordprocessingDrawing" xmlns:w10="urn:schemas-microsoft-com:office:word" xmlns:w="http://schemas.openxmlformats.org/wordprocessingml/2006/main" xmlns:w14="http://schemas.microsoft.com/office/word/2010/wordml" xmlns:w15="http://schemas.microsoft.com/office/word/2012/wordml" xmlns:w16cex="http://schemas.microsoft.com/office/word/2018/wordml/cex" xmlns:w16cid="http://schemas.microsoft.com/office/word/2016/wordml/cid" xmlns:w16="http://schemas.microsoft.com/office/word/2018/wordml" xmlns:w16du="http://schemas.microsoft.com/office/word/2023/wordml/word16du" xmlns:w16sdtdh="http://schemas.microsoft.com/office/word/2020/wordml/sdtdatahash" xmlns:w16sdtfl="http://schemas.microsoft.com/office/word/2024/wordml/sdtformatlock" xmlns:w16se="http://schemas.microsoft.com/office/word/2015/wordml/symex" xmlns:wpg="http://schemas.microsoft.com/office/word/2010/wordprocessingGroup" xmlns:wpi="http://schemas.microsoft.com/office/word/2010/wordprocessingInk" xmlns:wne="http://schemas.microsoft.com/office/word/2006/wordml" xmlns:wps="http://schemas.microsoft.com/office/word/2010/wordprocessingShape" mc:Ignorable="w14 w15 w16se w16cid w16 w16cex w16sdtdh w16sdtfl w16du wp14">
-  <w:p>
-    <w:pPr>
-      <w:rPr>
-        <w:sz w:val="24"/>
-      </w:rPr>
-    </w:pPr>
-  </w:p>
-  <w:p>
-    <w:pPr>
-      <w:pBdr>
-        <w:top w:val="single" w:sz="6" w:space="1" w:color="000000"/>
-      </w:pBdr>
-      <w:rPr>
-        <w:sz w:val="24"/>
-      </w:rPr>
-    </w:pPr>
-  </w:p>
-  <w:p>
-    <w:pPr>
-      <w:pBdr>
-        <w:bottom w:val="single" w:sz="6" w:space="1" w:color="000000"/>
-      </w:pBdr>
-      <w:jc w:val="right"/>
-      <w:rPr>
-        <w:rFonts w:ascii="Arial" w:hAnsi="Arial"/>
-        <w:b/>
-        <w:sz w:val="36"/>
-      </w:rPr>
-    </w:pPr>
-    <w:r>
-      <w:rPr>
-        <w:rFonts w:ascii="Arial" w:hAnsi="Arial"/>
-        <w:b/>
-        <w:sz w:val="36"/>
-      </w:rPr>
-      <w:fldChar w:fldCharType="begin"/>
-    </w:r>
-    <w:r>
-      <w:rPr>
-        <w:rFonts w:ascii="Arial" w:hAnsi="Arial"/>
-        <w:b/>
-        <w:sz w:val="36"/>
-      </w:rPr>
-      <w:instrText xml:space="preserve"> DOCPROPERTY "Company"</w:instrText>
-    </w:r>
-    <w:r>
-      <w:rPr>
-        <w:rFonts w:ascii="Arial" w:hAnsi="Arial"/>
-        <w:b/>
-        <w:sz w:val="36"/>
-      </w:rPr>
-      <w:fldChar w:fldCharType="separate"/>
-    </w:r>
-    <w:r>
-      <w:rPr>
-        <w:rFonts w:ascii="Arial" w:hAnsi="Arial"/>
-        <w:b/>
-        <w:sz w:val="36"/>
-      </w:rPr>
-      <w:t>&lt;Company Name&gt;</w:t>
-    </w:r>
-    <w:r>
-      <w:rPr>
-        <w:rFonts w:ascii="Arial" w:hAnsi="Arial"/>
-        <w:b/>
-        <w:sz w:val="36"/>
-      </w:rPr>
-      <w:fldChar w:fldCharType="end"/>
-    </w:r>
-  </w:p>
-  <w:p>
-    <w:pPr>
-      <w:pBdr>
-        <w:bottom w:val="single" w:sz="6" w:space="1" w:color="000000"/>
-      </w:pBdr>
-      <w:jc w:val="right"/>
-      <w:rPr>
-        <w:sz w:val="24"/>
-      </w:rPr>
-    </w:pPr>
-  </w:p>
-  <w:p>
-    <w:pPr>
-      <w:pStyle w:val="Header"/>
-    </w:pPr>
-  </w:p>
-</w:hdr>
-</file>
-
-<file path=word/header3.xml><?xml version="1.0" encoding="utf-8"?>
-<w:hdr xmlns:wpc="http://schemas.microsoft.com/office/word/2010/wordprocessingCanvas" xmlns:cx="http://schemas.microsoft.com/office/drawing/2014/chartex" xmlns:cx1="http://schemas.microsoft.com/office/drawing/2015/9/8/chartex" xmlns:cx2="http://schemas.microsoft.com/office/drawing/2015/10/21/chartex" xmlns:cx3="http://schemas.microsoft.com/office/drawing/2016/5/9/chartex" xmlns:cx4="http://schemas.microsoft.com/office/drawing/2016/5/10/chartex" xmlns:cx5="http://schemas.microsoft.com/office/drawing/2016/5/11/chartex" xmlns:cx6="http://schemas.microsoft.com/office/drawing/2016/5/12/chartex" xmlns:cx7="http://schemas.microsoft.com/office/drawing/2016/5/13/chartex" xmlns:cx8="http://schemas.microsoft.com/office/drawing/2016/5/14/chartex" xmlns:mc="http://schemas.openxmlformats.org/markup-compatibility/2006" xmlns:aink="http://schemas.microsoft.com/office/drawing/2016/ink" xmlns:am3d="http://schemas.microsoft.com/office/drawing/2017/model3d" xmlns:o="urn:schemas-microsoft-com:office:office" xmlns:oel="http://schemas.microsoft.com/office/2019/extlst" xmlns:r="http://schemas.openxmlformats.org/officeDocument/2006/relationships" xmlns:m="http://schemas.openxmlformats.org/officeDocument/2006/math" xmlns:v="urn:schemas-microsoft-com:vml" xmlns:wp14="http://schemas.microsoft.com/office/word/2010/wordprocessingDrawing" xmlns:wp="http://schemas.openxmlformats.org/drawingml/2006/wordprocessingDrawing" xmlns:w10="urn:schemas-microsoft-com:office:word" xmlns:w="http://schemas.openxmlformats.org/wordprocessingml/2006/main" xmlns:w14="http://schemas.microsoft.com/office/word/2010/wordml" xmlns:w15="http://schemas.microsoft.com/office/word/2012/wordml" xmlns:w16cex="http://schemas.microsoft.com/office/word/2018/wordml/cex" xmlns:w16cid="http://schemas.microsoft.com/office/word/2016/wordml/cid" xmlns:w16="http://schemas.microsoft.com/office/word/2018/wordml" xmlns:w16du="http://schemas.microsoft.com/office/word/2023/wordml/word16du" xmlns:w16sdtdh="http://schemas.microsoft.com/office/word/2020/wordml/sdtdatahash" xmlns:w16sdtfl="http://schemas.microsoft.com/office/word/2024/wordml/sdtformatlock" xmlns:w16se="http://schemas.microsoft.com/office/word/2015/wordml/symex" xmlns:wpg="http://schemas.microsoft.com/office/word/2010/wordprocessingGroup" xmlns:wpi="http://schemas.microsoft.com/office/word/2010/wordprocessingInk" xmlns:wne="http://schemas.microsoft.com/office/word/2006/wordml" xmlns:wps="http://schemas.microsoft.com/office/word/2010/wordprocessingShape" mc:Ignorable="w14 w15 w16se w16cid w16 w16cex w16sdtdh w16sdtfl w16du wp14">
   <w:tbl>
     <w:tblPr>
-      <w:tblW w:w="9558" w:type="dxa"/>
+      <w:tblW w:w="0" w:type="auto"/>
+      <w:tblBorders>
+        <w:top w:val="single" w:sz="6" w:space="0" w:color="auto"/>
+        <w:left w:val="single" w:sz="6" w:space="0" w:color="auto"/>
+        <w:bottom w:val="single" w:sz="6" w:space="0" w:color="auto"/>
+        <w:right w:val="single" w:sz="6" w:space="0" w:color="auto"/>
+        <w:insideH w:val="single" w:sz="6" w:space="0" w:color="auto"/>
+        <w:insideV w:val="single" w:sz="6" w:space="0" w:color="auto"/>
+      </w:tblBorders>
       <w:tblLayout w:type="fixed"/>
       <w:tblLook w:val="0000" w:firstRow="0" w:lastRow="0" w:firstColumn="0" w:lastColumn="0" w:noHBand="0" w:noVBand="0"/>
     </w:tblPr>
     <w:tblGrid>
-      <w:gridCol w:w="6380"/>
-      <w:gridCol w:w="3178"/>
+      <w:gridCol w:w="6379"/>
+      <w:gridCol w:w="3179"/>
     </w:tblGrid>
     <w:tr>
       <w:tc>
         <w:tcPr>
           <w:tcW w:w="6379" w:type="dxa"/>
-          <w:tcBorders>
-            <w:top w:val="single" w:sz="6" w:space="0" w:color="000000"/>
-            <w:left w:val="single" w:sz="6" w:space="0" w:color="000000"/>
-            <w:bottom w:val="single" w:sz="6" w:space="0" w:color="000000"/>
-            <w:right w:val="single" w:sz="6" w:space="0" w:color="000000"/>
-          </w:tcBorders>
         </w:tcPr>
         <w:p>
           <w:r>
@@ -2495,13 +6239,7 @@
       </w:tc>
       <w:tc>
         <w:tcPr>
-          <w:tcW w:w="3178" w:type="dxa"/>
-          <w:tcBorders>
-            <w:top w:val="single" w:sz="6" w:space="0" w:color="000000"/>
-            <w:left w:val="single" w:sz="6" w:space="0" w:color="000000"/>
-            <w:bottom w:val="single" w:sz="6" w:space="0" w:color="000000"/>
-            <w:right w:val="single" w:sz="6" w:space="0" w:color="000000"/>
-          </w:tcBorders>
+          <w:tcW w:w="3179" w:type="dxa"/>
         </w:tcPr>
         <w:p>
           <w:pPr>
@@ -2512,13 +6250,10 @@
             <w:ind w:right="68"/>
           </w:pPr>
           <w:r>
-            <w:t xml:space="preserve">  Version:           &lt;1.</w:t>
+            <w:t xml:space="preserve">  Version:           1.</w:t>
           </w:r>
           <w:r>
-            <w:t>0</w:t>
-          </w:r>
-          <w:r>
-            <w:t>&gt;</w:t>
+            <w:t>7</w:t>
           </w:r>
         </w:p>
       </w:tc>
@@ -2527,15 +6262,9 @@
       <w:tc>
         <w:tcPr>
           <w:tcW w:w="6379" w:type="dxa"/>
-          <w:tcBorders>
-            <w:top w:val="single" w:sz="6" w:space="0" w:color="000000"/>
-            <w:left w:val="single" w:sz="6" w:space="0" w:color="000000"/>
-            <w:bottom w:val="single" w:sz="6" w:space="0" w:color="000000"/>
-            <w:right w:val="single" w:sz="6" w:space="0" w:color="000000"/>
-          </w:tcBorders>
         </w:tcPr>
         <w:p>
-          <w:fldSimple w:instr=" TITLE ">
+          <w:fldSimple w:instr=" TITLE  \* MERGEFORMAT ">
             <w:r>
               <w:t>Software Architecture Document</w:t>
             </w:r>
@@ -2544,13 +6273,7 @@
       </w:tc>
       <w:tc>
         <w:tcPr>
-          <w:tcW w:w="3178" w:type="dxa"/>
-          <w:tcBorders>
-            <w:top w:val="single" w:sz="6" w:space="0" w:color="000000"/>
-            <w:left w:val="single" w:sz="6" w:space="0" w:color="000000"/>
-            <w:bottom w:val="single" w:sz="6" w:space="0" w:color="000000"/>
-            <w:right w:val="single" w:sz="6" w:space="0" w:color="000000"/>
-          </w:tcBorders>
+          <w:tcW w:w="3179" w:type="dxa"/>
         </w:tcPr>
         <w:p>
           <w:r>
@@ -2565,33 +6288,15 @@
     <w:tr>
       <w:tc>
         <w:tcPr>
-          <w:tcW w:w="9557" w:type="dxa"/>
+          <w:tcW w:w="9558" w:type="dxa"/>
           <w:gridSpan w:val="2"/>
-          <w:tcBorders>
-            <w:top w:val="single" w:sz="6" w:space="0" w:color="000000"/>
-            <w:left w:val="single" w:sz="6" w:space="0" w:color="000000"/>
-            <w:bottom w:val="single" w:sz="6" w:space="0" w:color="000000"/>
-            <w:right w:val="single" w:sz="6" w:space="0" w:color="000000"/>
-          </w:tcBorders>
         </w:tcPr>
         <w:p>
           <w:r>
-            <w:t>EECS348-S</w:t>
+            <w:t>EECS348-SAD-TermProj-v1.</w:t>
           </w:r>
           <w:r>
-            <w:t>AD</w:t>
-          </w:r>
-          <w:r>
-            <w:t>-TermProj-</w:t>
-          </w:r>
-          <w:r>
-            <w:t>v</w:t>
-          </w:r>
-          <w:r>
-            <w:t>1.</w:t>
-          </w:r>
-          <w:r>
-            <w:t>0</w:t>
+            <w:t>7</w:t>
           </w:r>
         </w:p>
       </w:tc>
@@ -2605,138 +6310,1461 @@
 </w:hdr>
 </file>
 
-<file path=word/header4.xml><?xml version="1.0" encoding="utf-8"?>
+<file path=word/header3.xml><?xml version="1.0" encoding="utf-8"?>
 <w:hdr xmlns:wpc="http://schemas.microsoft.com/office/word/2010/wordprocessingCanvas" xmlns:cx="http://schemas.microsoft.com/office/drawing/2014/chartex" xmlns:cx1="http://schemas.microsoft.com/office/drawing/2015/9/8/chartex" xmlns:cx2="http://schemas.microsoft.com/office/drawing/2015/10/21/chartex" xmlns:cx3="http://schemas.microsoft.com/office/drawing/2016/5/9/chartex" xmlns:cx4="http://schemas.microsoft.com/office/drawing/2016/5/10/chartex" xmlns:cx5="http://schemas.microsoft.com/office/drawing/2016/5/11/chartex" xmlns:cx6="http://schemas.microsoft.com/office/drawing/2016/5/12/chartex" xmlns:cx7="http://schemas.microsoft.com/office/drawing/2016/5/13/chartex" xmlns:cx8="http://schemas.microsoft.com/office/drawing/2016/5/14/chartex" xmlns:mc="http://schemas.openxmlformats.org/markup-compatibility/2006" xmlns:aink="http://schemas.microsoft.com/office/drawing/2016/ink" xmlns:am3d="http://schemas.microsoft.com/office/drawing/2017/model3d" xmlns:o="urn:schemas-microsoft-com:office:office" xmlns:oel="http://schemas.microsoft.com/office/2019/extlst" xmlns:r="http://schemas.openxmlformats.org/officeDocument/2006/relationships" xmlns:m="http://schemas.openxmlformats.org/officeDocument/2006/math" xmlns:v="urn:schemas-microsoft-com:vml" xmlns:wp14="http://schemas.microsoft.com/office/word/2010/wordprocessingDrawing" xmlns:wp="http://schemas.openxmlformats.org/drawingml/2006/wordprocessingDrawing" xmlns:w10="urn:schemas-microsoft-com:office:word" xmlns:w="http://schemas.openxmlformats.org/wordprocessingml/2006/main" xmlns:w14="http://schemas.microsoft.com/office/word/2010/wordml" xmlns:w15="http://schemas.microsoft.com/office/word/2012/wordml" xmlns:w16cex="http://schemas.microsoft.com/office/word/2018/wordml/cex" xmlns:w16cid="http://schemas.microsoft.com/office/word/2016/wordml/cid" xmlns:w16="http://schemas.microsoft.com/office/word/2018/wordml" xmlns:w16du="http://schemas.microsoft.com/office/word/2023/wordml/word16du" xmlns:w16sdtdh="http://schemas.microsoft.com/office/word/2020/wordml/sdtdatahash" xmlns:w16sdtfl="http://schemas.microsoft.com/office/word/2024/wordml/sdtformatlock" xmlns:w16se="http://schemas.microsoft.com/office/word/2015/wordml/symex" xmlns:wpg="http://schemas.microsoft.com/office/word/2010/wordprocessingGroup" xmlns:wpi="http://schemas.microsoft.com/office/word/2010/wordprocessingInk" xmlns:wne="http://schemas.microsoft.com/office/word/2006/wordml" xmlns:wps="http://schemas.microsoft.com/office/word/2010/wordprocessingShape" mc:Ignorable="w14 w15 w16se w16cid w16 w16cex w16sdtdh w16sdtfl w16du wp14">
-  <w:p/>
+  <w:p>
+    <w:pPr>
+      <w:pStyle w:val="Header"/>
+    </w:pPr>
+  </w:p>
 </w:hdr>
 </file>
 
 <file path=word/numbering.xml><?xml version="1.0" encoding="utf-8"?>
 <w:numbering xmlns:wpc="http://schemas.microsoft.com/office/word/2010/wordprocessingCanvas" xmlns:cx="http://schemas.microsoft.com/office/drawing/2014/chartex" xmlns:cx1="http://schemas.microsoft.com/office/drawing/2015/9/8/chartex" xmlns:cx2="http://schemas.microsoft.com/office/drawing/2015/10/21/chartex" xmlns:cx3="http://schemas.microsoft.com/office/drawing/2016/5/9/chartex" xmlns:cx4="http://schemas.microsoft.com/office/drawing/2016/5/10/chartex" xmlns:cx5="http://schemas.microsoft.com/office/drawing/2016/5/11/chartex" xmlns:cx6="http://schemas.microsoft.com/office/drawing/2016/5/12/chartex" xmlns:cx7="http://schemas.microsoft.com/office/drawing/2016/5/13/chartex" xmlns:cx8="http://schemas.microsoft.com/office/drawing/2016/5/14/chartex" xmlns:mc="http://schemas.openxmlformats.org/markup-compatibility/2006" xmlns:aink="http://schemas.microsoft.com/office/drawing/2016/ink" xmlns:am3d="http://schemas.microsoft.com/office/drawing/2017/model3d" xmlns:o="urn:schemas-microsoft-com:office:office" xmlns:oel="http://schemas.microsoft.com/office/2019/extlst" xmlns:r="http://schemas.openxmlformats.org/officeDocument/2006/relationships" xmlns:m="http://schemas.openxmlformats.org/officeDocument/2006/math" xmlns:v="urn:schemas-microsoft-com:vml" xmlns:wp14="http://schemas.microsoft.com/office/word/2010/wordprocessingDrawing" xmlns:wp="http://schemas.openxmlformats.org/drawingml/2006/wordprocessingDrawing" xmlns:w10="urn:schemas-microsoft-com:office:word" xmlns:w="http://schemas.openxmlformats.org/wordprocessingml/2006/main" xmlns:w14="http://schemas.microsoft.com/office/word/2010/wordml" xmlns:w15="http://schemas.microsoft.com/office/word/2012/wordml" xmlns:w16cex="http://schemas.microsoft.com/office/word/2018/wordml/cex" xmlns:w16cid="http://schemas.microsoft.com/office/word/2016/wordml/cid" xmlns:w16="http://schemas.microsoft.com/office/word/2018/wordml" xmlns:w16du="http://schemas.microsoft.com/office/word/2023/wordml/word16du" xmlns:w16sdtdh="http://schemas.microsoft.com/office/word/2020/wordml/sdtdatahash" xmlns:w16sdtfl="http://schemas.microsoft.com/office/word/2024/wordml/sdtformatlock" xmlns:w16se="http://schemas.microsoft.com/office/word/2015/wordml/symex" xmlns:wpg="http://schemas.microsoft.com/office/word/2010/wordprocessingGroup" xmlns:wpi="http://schemas.microsoft.com/office/word/2010/wordprocessingInk" xmlns:wne="http://schemas.microsoft.com/office/word/2006/wordml" xmlns:wps="http://schemas.microsoft.com/office/word/2010/wordprocessingShape" mc:Ignorable="w14 w15 w16se w16cid w16 w16cex w16sdtdh w16sdtfl w16du wp14">
   <w:abstractNum w:abstractNumId="0" w15:restartNumberingAfterBreak="0">
-    <w:nsid w:val="3C984C76"/>
+    <w:nsid w:val="FFFFFFFB"/>
     <w:multiLevelType w:val="multilevel"/>
-    <w:tmpl w:val="287471AE"/>
+    <w:tmpl w:val="FFFFFFFF"/>
     <w:lvl w:ilvl="0">
       <w:start w:val="1"/>
       <w:numFmt w:val="decimal"/>
       <w:pStyle w:val="Heading1"/>
       <w:lvlText w:val="%1."/>
-      <w:lvlJc w:val="left"/>
-      <w:pPr>
-        <w:tabs>
-          <w:tab w:val="num" w:pos="0"/>
-        </w:tabs>
-        <w:ind w:left="0" w:firstLine="0"/>
-      </w:pPr>
+      <w:legacy w:legacy="1" w:legacySpace="144" w:legacyIndent="0"/>
+      <w:lvlJc w:val="left"/>
     </w:lvl>
     <w:lvl w:ilvl="1">
       <w:start w:val="1"/>
       <w:numFmt w:val="decimal"/>
       <w:pStyle w:val="Heading2"/>
       <w:lvlText w:val="%1.%2"/>
-      <w:lvlJc w:val="left"/>
-      <w:pPr>
-        <w:tabs>
-          <w:tab w:val="num" w:pos="0"/>
-        </w:tabs>
-        <w:ind w:left="0" w:firstLine="0"/>
-      </w:pPr>
+      <w:legacy w:legacy="1" w:legacySpace="144" w:legacyIndent="0"/>
+      <w:lvlJc w:val="left"/>
     </w:lvl>
     <w:lvl w:ilvl="2">
       <w:start w:val="1"/>
       <w:numFmt w:val="decimal"/>
       <w:pStyle w:val="Heading3"/>
       <w:lvlText w:val="%1.%2.%3"/>
-      <w:lvlJc w:val="left"/>
-      <w:pPr>
-        <w:tabs>
-          <w:tab w:val="num" w:pos="0"/>
-        </w:tabs>
-        <w:ind w:left="0" w:firstLine="0"/>
-      </w:pPr>
+      <w:legacy w:legacy="1" w:legacySpace="144" w:legacyIndent="0"/>
+      <w:lvlJc w:val="left"/>
     </w:lvl>
     <w:lvl w:ilvl="3">
       <w:start w:val="1"/>
       <w:numFmt w:val="decimal"/>
       <w:pStyle w:val="Heading4"/>
       <w:lvlText w:val="%1.%2.%3.%4"/>
-      <w:lvlJc w:val="left"/>
-      <w:pPr>
-        <w:tabs>
-          <w:tab w:val="num" w:pos="0"/>
-        </w:tabs>
-        <w:ind w:left="0" w:firstLine="0"/>
-      </w:pPr>
+      <w:legacy w:legacy="1" w:legacySpace="144" w:legacyIndent="0"/>
+      <w:lvlJc w:val="left"/>
     </w:lvl>
     <w:lvl w:ilvl="4">
       <w:start w:val="1"/>
       <w:numFmt w:val="decimal"/>
       <w:pStyle w:val="Heading5"/>
       <w:lvlText w:val="%1.%2.%3.%4.%5"/>
-      <w:lvlJc w:val="left"/>
-      <w:pPr>
-        <w:tabs>
-          <w:tab w:val="num" w:pos="0"/>
-        </w:tabs>
-        <w:ind w:left="0" w:firstLine="0"/>
-      </w:pPr>
+      <w:legacy w:legacy="1" w:legacySpace="144" w:legacyIndent="0"/>
+      <w:lvlJc w:val="left"/>
     </w:lvl>
     <w:lvl w:ilvl="5">
       <w:start w:val="1"/>
       <w:numFmt w:val="decimal"/>
       <w:pStyle w:val="Heading6"/>
       <w:lvlText w:val="%1.%2.%3.%4.%5.%6"/>
-      <w:lvlJc w:val="left"/>
-      <w:pPr>
-        <w:tabs>
-          <w:tab w:val="num" w:pos="0"/>
-        </w:tabs>
-        <w:ind w:left="0" w:firstLine="0"/>
-      </w:pPr>
+      <w:legacy w:legacy="1" w:legacySpace="144" w:legacyIndent="0"/>
+      <w:lvlJc w:val="left"/>
     </w:lvl>
     <w:lvl w:ilvl="6">
       <w:start w:val="1"/>
       <w:numFmt w:val="decimal"/>
       <w:pStyle w:val="Heading7"/>
       <w:lvlText w:val="%1.%2.%3.%4.%5.%6.%7"/>
-      <w:lvlJc w:val="left"/>
-      <w:pPr>
-        <w:tabs>
-          <w:tab w:val="num" w:pos="0"/>
-        </w:tabs>
-        <w:ind w:left="0" w:firstLine="0"/>
-      </w:pPr>
+      <w:legacy w:legacy="1" w:legacySpace="144" w:legacyIndent="0"/>
+      <w:lvlJc w:val="left"/>
     </w:lvl>
     <w:lvl w:ilvl="7">
       <w:start w:val="1"/>
       <w:numFmt w:val="decimal"/>
       <w:pStyle w:val="Heading8"/>
       <w:lvlText w:val="%1.%2.%3.%4.%5.%6.%7.%8"/>
-      <w:lvlJc w:val="left"/>
-      <w:pPr>
-        <w:tabs>
-          <w:tab w:val="num" w:pos="0"/>
-        </w:tabs>
-        <w:ind w:left="0" w:firstLine="0"/>
-      </w:pPr>
+      <w:legacy w:legacy="1" w:legacySpace="144" w:legacyIndent="0"/>
+      <w:lvlJc w:val="left"/>
     </w:lvl>
     <w:lvl w:ilvl="8">
       <w:start w:val="1"/>
       <w:numFmt w:val="decimal"/>
       <w:pStyle w:val="Heading9"/>
       <w:lvlText w:val="%1.%2.%3.%4.%5.%6.%7.%8.%9"/>
+      <w:legacy w:legacy="1" w:legacySpace="144" w:legacyIndent="0"/>
+      <w:lvlJc w:val="left"/>
+    </w:lvl>
+  </w:abstractNum>
+  <w:abstractNum w:abstractNumId="1" w15:restartNumberingAfterBreak="0">
+    <w:nsid w:val="FFFFFFFE"/>
+    <w:multiLevelType w:val="singleLevel"/>
+    <w:tmpl w:val="FFFFFFFF"/>
+    <w:lvl w:ilvl="0">
+      <w:numFmt w:val="decimal"/>
+      <w:lvlText w:val="*"/>
+      <w:lvlJc w:val="left"/>
+    </w:lvl>
+  </w:abstractNum>
+  <w:abstractNum w:abstractNumId="2" w15:restartNumberingAfterBreak="0">
+    <w:nsid w:val="00224753"/>
+    <w:multiLevelType w:val="singleLevel"/>
+    <w:tmpl w:val="04090001"/>
+    <w:lvl w:ilvl="0">
+      <w:start w:val="1"/>
+      <w:numFmt w:val="bullet"/>
+      <w:lvlText w:val=""/>
       <w:lvlJc w:val="left"/>
       <w:pPr>
         <w:tabs>
-          <w:tab w:val="num" w:pos="0"/>
+          <w:tab w:val="num" w:pos="360"/>
         </w:tabs>
-        <w:ind w:left="0" w:firstLine="0"/>
-      </w:pPr>
+        <w:ind w:left="360" w:hanging="360"/>
+      </w:pPr>
+      <w:rPr>
+        <w:rFonts w:ascii="Symbol" w:hAnsi="Symbol" w:hint="default"/>
+      </w:rPr>
     </w:lvl>
   </w:abstractNum>
-  <w:num w:numId="1" w16cid:durableId="557281649">
+  <w:abstractNum w:abstractNumId="3" w15:restartNumberingAfterBreak="0">
+    <w:nsid w:val="02203798"/>
+    <w:multiLevelType w:val="hybridMultilevel"/>
+    <w:tmpl w:val="E15888BE"/>
+    <w:lvl w:ilvl="0" w:tplc="04090001">
+      <w:start w:val="1"/>
+      <w:numFmt w:val="bullet"/>
+      <w:lvlText w:val=""/>
+      <w:lvlJc w:val="left"/>
+      <w:pPr>
+        <w:ind w:left="1440" w:hanging="360"/>
+      </w:pPr>
+      <w:rPr>
+        <w:rFonts w:ascii="Symbol" w:hAnsi="Symbol" w:hint="default"/>
+      </w:rPr>
+    </w:lvl>
+    <w:lvl w:ilvl="1" w:tplc="04090003">
+      <w:start w:val="1"/>
+      <w:numFmt w:val="bullet"/>
+      <w:lvlText w:val="o"/>
+      <w:lvlJc w:val="left"/>
+      <w:pPr>
+        <w:ind w:left="2160" w:hanging="360"/>
+      </w:pPr>
+      <w:rPr>
+        <w:rFonts w:ascii="Courier New" w:hAnsi="Courier New" w:cs="Courier New" w:hint="default"/>
+      </w:rPr>
+    </w:lvl>
+    <w:lvl w:ilvl="2" w:tplc="04090005" w:tentative="1">
+      <w:start w:val="1"/>
+      <w:numFmt w:val="bullet"/>
+      <w:lvlText w:val=""/>
+      <w:lvlJc w:val="left"/>
+      <w:pPr>
+        <w:ind w:left="2880" w:hanging="360"/>
+      </w:pPr>
+      <w:rPr>
+        <w:rFonts w:ascii="Wingdings" w:hAnsi="Wingdings" w:hint="default"/>
+      </w:rPr>
+    </w:lvl>
+    <w:lvl w:ilvl="3" w:tplc="04090001" w:tentative="1">
+      <w:start w:val="1"/>
+      <w:numFmt w:val="bullet"/>
+      <w:lvlText w:val=""/>
+      <w:lvlJc w:val="left"/>
+      <w:pPr>
+        <w:ind w:left="3600" w:hanging="360"/>
+      </w:pPr>
+      <w:rPr>
+        <w:rFonts w:ascii="Symbol" w:hAnsi="Symbol" w:hint="default"/>
+      </w:rPr>
+    </w:lvl>
+    <w:lvl w:ilvl="4" w:tplc="04090003" w:tentative="1">
+      <w:start w:val="1"/>
+      <w:numFmt w:val="bullet"/>
+      <w:lvlText w:val="o"/>
+      <w:lvlJc w:val="left"/>
+      <w:pPr>
+        <w:ind w:left="4320" w:hanging="360"/>
+      </w:pPr>
+      <w:rPr>
+        <w:rFonts w:ascii="Courier New" w:hAnsi="Courier New" w:cs="Courier New" w:hint="default"/>
+      </w:rPr>
+    </w:lvl>
+    <w:lvl w:ilvl="5" w:tplc="04090005" w:tentative="1">
+      <w:start w:val="1"/>
+      <w:numFmt w:val="bullet"/>
+      <w:lvlText w:val=""/>
+      <w:lvlJc w:val="left"/>
+      <w:pPr>
+        <w:ind w:left="5040" w:hanging="360"/>
+      </w:pPr>
+      <w:rPr>
+        <w:rFonts w:ascii="Wingdings" w:hAnsi="Wingdings" w:hint="default"/>
+      </w:rPr>
+    </w:lvl>
+    <w:lvl w:ilvl="6" w:tplc="04090001" w:tentative="1">
+      <w:start w:val="1"/>
+      <w:numFmt w:val="bullet"/>
+      <w:lvlText w:val=""/>
+      <w:lvlJc w:val="left"/>
+      <w:pPr>
+        <w:ind w:left="5760" w:hanging="360"/>
+      </w:pPr>
+      <w:rPr>
+        <w:rFonts w:ascii="Symbol" w:hAnsi="Symbol" w:hint="default"/>
+      </w:rPr>
+    </w:lvl>
+    <w:lvl w:ilvl="7" w:tplc="04090003" w:tentative="1">
+      <w:start w:val="1"/>
+      <w:numFmt w:val="bullet"/>
+      <w:lvlText w:val="o"/>
+      <w:lvlJc w:val="left"/>
+      <w:pPr>
+        <w:ind w:left="6480" w:hanging="360"/>
+      </w:pPr>
+      <w:rPr>
+        <w:rFonts w:ascii="Courier New" w:hAnsi="Courier New" w:cs="Courier New" w:hint="default"/>
+      </w:rPr>
+    </w:lvl>
+    <w:lvl w:ilvl="8" w:tplc="04090005" w:tentative="1">
+      <w:start w:val="1"/>
+      <w:numFmt w:val="bullet"/>
+      <w:lvlText w:val=""/>
+      <w:lvlJc w:val="left"/>
+      <w:pPr>
+        <w:ind w:left="7200" w:hanging="360"/>
+      </w:pPr>
+      <w:rPr>
+        <w:rFonts w:ascii="Wingdings" w:hAnsi="Wingdings" w:hint="default"/>
+      </w:rPr>
+    </w:lvl>
+  </w:abstractNum>
+  <w:abstractNum w:abstractNumId="4" w15:restartNumberingAfterBreak="0">
+    <w:nsid w:val="0A117094"/>
+    <w:multiLevelType w:val="singleLevel"/>
+    <w:tmpl w:val="04090001"/>
+    <w:lvl w:ilvl="0">
+      <w:start w:val="1"/>
+      <w:numFmt w:val="bullet"/>
+      <w:lvlText w:val=""/>
+      <w:lvlJc w:val="left"/>
+      <w:pPr>
+        <w:tabs>
+          <w:tab w:val="num" w:pos="360"/>
+        </w:tabs>
+        <w:ind w:left="360" w:hanging="360"/>
+      </w:pPr>
+      <w:rPr>
+        <w:rFonts w:ascii="Symbol" w:hAnsi="Symbol" w:hint="default"/>
+      </w:rPr>
+    </w:lvl>
+  </w:abstractNum>
+  <w:abstractNum w:abstractNumId="5" w15:restartNumberingAfterBreak="0">
+    <w:nsid w:val="0AEB15C2"/>
+    <w:multiLevelType w:val="hybridMultilevel"/>
+    <w:tmpl w:val="9D380A62"/>
+    <w:lvl w:ilvl="0" w:tplc="04090001">
+      <w:start w:val="1"/>
+      <w:numFmt w:val="bullet"/>
+      <w:lvlText w:val=""/>
+      <w:lvlJc w:val="left"/>
+      <w:pPr>
+        <w:ind w:left="1440" w:hanging="360"/>
+      </w:pPr>
+      <w:rPr>
+        <w:rFonts w:ascii="Symbol" w:hAnsi="Symbol" w:hint="default"/>
+      </w:rPr>
+    </w:lvl>
+    <w:lvl w:ilvl="1" w:tplc="04090003">
+      <w:start w:val="1"/>
+      <w:numFmt w:val="bullet"/>
+      <w:lvlText w:val="o"/>
+      <w:lvlJc w:val="left"/>
+      <w:pPr>
+        <w:ind w:left="2160" w:hanging="360"/>
+      </w:pPr>
+      <w:rPr>
+        <w:rFonts w:ascii="Courier New" w:hAnsi="Courier New" w:cs="Courier New" w:hint="default"/>
+      </w:rPr>
+    </w:lvl>
+    <w:lvl w:ilvl="2" w:tplc="04090005">
+      <w:start w:val="1"/>
+      <w:numFmt w:val="bullet"/>
+      <w:lvlText w:val=""/>
+      <w:lvlJc w:val="left"/>
+      <w:pPr>
+        <w:ind w:left="2880" w:hanging="360"/>
+      </w:pPr>
+      <w:rPr>
+        <w:rFonts w:ascii="Wingdings" w:hAnsi="Wingdings" w:hint="default"/>
+      </w:rPr>
+    </w:lvl>
+    <w:lvl w:ilvl="3" w:tplc="04090001" w:tentative="1">
+      <w:start w:val="1"/>
+      <w:numFmt w:val="bullet"/>
+      <w:lvlText w:val=""/>
+      <w:lvlJc w:val="left"/>
+      <w:pPr>
+        <w:ind w:left="3600" w:hanging="360"/>
+      </w:pPr>
+      <w:rPr>
+        <w:rFonts w:ascii="Symbol" w:hAnsi="Symbol" w:hint="default"/>
+      </w:rPr>
+    </w:lvl>
+    <w:lvl w:ilvl="4" w:tplc="04090003" w:tentative="1">
+      <w:start w:val="1"/>
+      <w:numFmt w:val="bullet"/>
+      <w:lvlText w:val="o"/>
+      <w:lvlJc w:val="left"/>
+      <w:pPr>
+        <w:ind w:left="4320" w:hanging="360"/>
+      </w:pPr>
+      <w:rPr>
+        <w:rFonts w:ascii="Courier New" w:hAnsi="Courier New" w:cs="Courier New" w:hint="default"/>
+      </w:rPr>
+    </w:lvl>
+    <w:lvl w:ilvl="5" w:tplc="04090005" w:tentative="1">
+      <w:start w:val="1"/>
+      <w:numFmt w:val="bullet"/>
+      <w:lvlText w:val=""/>
+      <w:lvlJc w:val="left"/>
+      <w:pPr>
+        <w:ind w:left="5040" w:hanging="360"/>
+      </w:pPr>
+      <w:rPr>
+        <w:rFonts w:ascii="Wingdings" w:hAnsi="Wingdings" w:hint="default"/>
+      </w:rPr>
+    </w:lvl>
+    <w:lvl w:ilvl="6" w:tplc="04090001" w:tentative="1">
+      <w:start w:val="1"/>
+      <w:numFmt w:val="bullet"/>
+      <w:lvlText w:val=""/>
+      <w:lvlJc w:val="left"/>
+      <w:pPr>
+        <w:ind w:left="5760" w:hanging="360"/>
+      </w:pPr>
+      <w:rPr>
+        <w:rFonts w:ascii="Symbol" w:hAnsi="Symbol" w:hint="default"/>
+      </w:rPr>
+    </w:lvl>
+    <w:lvl w:ilvl="7" w:tplc="04090003" w:tentative="1">
+      <w:start w:val="1"/>
+      <w:numFmt w:val="bullet"/>
+      <w:lvlText w:val="o"/>
+      <w:lvlJc w:val="left"/>
+      <w:pPr>
+        <w:ind w:left="6480" w:hanging="360"/>
+      </w:pPr>
+      <w:rPr>
+        <w:rFonts w:ascii="Courier New" w:hAnsi="Courier New" w:cs="Courier New" w:hint="default"/>
+      </w:rPr>
+    </w:lvl>
+    <w:lvl w:ilvl="8" w:tplc="04090005" w:tentative="1">
+      <w:start w:val="1"/>
+      <w:numFmt w:val="bullet"/>
+      <w:lvlText w:val=""/>
+      <w:lvlJc w:val="left"/>
+      <w:pPr>
+        <w:ind w:left="7200" w:hanging="360"/>
+      </w:pPr>
+      <w:rPr>
+        <w:rFonts w:ascii="Wingdings" w:hAnsi="Wingdings" w:hint="default"/>
+      </w:rPr>
+    </w:lvl>
+  </w:abstractNum>
+  <w:abstractNum w:abstractNumId="6" w15:restartNumberingAfterBreak="0">
+    <w:nsid w:val="0AED5499"/>
+    <w:multiLevelType w:val="hybridMultilevel"/>
+    <w:tmpl w:val="1A3AA074"/>
+    <w:lvl w:ilvl="0" w:tplc="53FAEF5A">
+      <w:start w:val="1"/>
+      <w:numFmt w:val="bullet"/>
+      <w:lvlText w:val="-"/>
+      <w:lvlJc w:val="left"/>
+      <w:pPr>
+        <w:ind w:left="1080" w:hanging="360"/>
+      </w:pPr>
+      <w:rPr>
+        <w:rFonts w:ascii="Times New Roman" w:eastAsia="Times New Roman" w:hAnsi="Times New Roman" w:cs="Times New Roman" w:hint="default"/>
+      </w:rPr>
+    </w:lvl>
+    <w:lvl w:ilvl="1" w:tplc="04090003" w:tentative="1">
+      <w:start w:val="1"/>
+      <w:numFmt w:val="bullet"/>
+      <w:lvlText w:val="o"/>
+      <w:lvlJc w:val="left"/>
+      <w:pPr>
+        <w:ind w:left="1800" w:hanging="360"/>
+      </w:pPr>
+      <w:rPr>
+        <w:rFonts w:ascii="Courier New" w:hAnsi="Courier New" w:cs="Courier New" w:hint="default"/>
+      </w:rPr>
+    </w:lvl>
+    <w:lvl w:ilvl="2" w:tplc="04090005" w:tentative="1">
+      <w:start w:val="1"/>
+      <w:numFmt w:val="bullet"/>
+      <w:lvlText w:val=""/>
+      <w:lvlJc w:val="left"/>
+      <w:pPr>
+        <w:ind w:left="2520" w:hanging="360"/>
+      </w:pPr>
+      <w:rPr>
+        <w:rFonts w:ascii="Wingdings" w:hAnsi="Wingdings" w:hint="default"/>
+      </w:rPr>
+    </w:lvl>
+    <w:lvl w:ilvl="3" w:tplc="04090001" w:tentative="1">
+      <w:start w:val="1"/>
+      <w:numFmt w:val="bullet"/>
+      <w:lvlText w:val=""/>
+      <w:lvlJc w:val="left"/>
+      <w:pPr>
+        <w:ind w:left="3240" w:hanging="360"/>
+      </w:pPr>
+      <w:rPr>
+        <w:rFonts w:ascii="Symbol" w:hAnsi="Symbol" w:hint="default"/>
+      </w:rPr>
+    </w:lvl>
+    <w:lvl w:ilvl="4" w:tplc="04090003" w:tentative="1">
+      <w:start w:val="1"/>
+      <w:numFmt w:val="bullet"/>
+      <w:lvlText w:val="o"/>
+      <w:lvlJc w:val="left"/>
+      <w:pPr>
+        <w:ind w:left="3960" w:hanging="360"/>
+      </w:pPr>
+      <w:rPr>
+        <w:rFonts w:ascii="Courier New" w:hAnsi="Courier New" w:cs="Courier New" w:hint="default"/>
+      </w:rPr>
+    </w:lvl>
+    <w:lvl w:ilvl="5" w:tplc="04090005" w:tentative="1">
+      <w:start w:val="1"/>
+      <w:numFmt w:val="bullet"/>
+      <w:lvlText w:val=""/>
+      <w:lvlJc w:val="left"/>
+      <w:pPr>
+        <w:ind w:left="4680" w:hanging="360"/>
+      </w:pPr>
+      <w:rPr>
+        <w:rFonts w:ascii="Wingdings" w:hAnsi="Wingdings" w:hint="default"/>
+      </w:rPr>
+    </w:lvl>
+    <w:lvl w:ilvl="6" w:tplc="04090001" w:tentative="1">
+      <w:start w:val="1"/>
+      <w:numFmt w:val="bullet"/>
+      <w:lvlText w:val=""/>
+      <w:lvlJc w:val="left"/>
+      <w:pPr>
+        <w:ind w:left="5400" w:hanging="360"/>
+      </w:pPr>
+      <w:rPr>
+        <w:rFonts w:ascii="Symbol" w:hAnsi="Symbol" w:hint="default"/>
+      </w:rPr>
+    </w:lvl>
+    <w:lvl w:ilvl="7" w:tplc="04090003" w:tentative="1">
+      <w:start w:val="1"/>
+      <w:numFmt w:val="bullet"/>
+      <w:lvlText w:val="o"/>
+      <w:lvlJc w:val="left"/>
+      <w:pPr>
+        <w:ind w:left="6120" w:hanging="360"/>
+      </w:pPr>
+      <w:rPr>
+        <w:rFonts w:ascii="Courier New" w:hAnsi="Courier New" w:cs="Courier New" w:hint="default"/>
+      </w:rPr>
+    </w:lvl>
+    <w:lvl w:ilvl="8" w:tplc="04090005" w:tentative="1">
+      <w:start w:val="1"/>
+      <w:numFmt w:val="bullet"/>
+      <w:lvlText w:val=""/>
+      <w:lvlJc w:val="left"/>
+      <w:pPr>
+        <w:ind w:left="6840" w:hanging="360"/>
+      </w:pPr>
+      <w:rPr>
+        <w:rFonts w:ascii="Wingdings" w:hAnsi="Wingdings" w:hint="default"/>
+      </w:rPr>
+    </w:lvl>
+  </w:abstractNum>
+  <w:abstractNum w:abstractNumId="7" w15:restartNumberingAfterBreak="0">
+    <w:nsid w:val="123661C8"/>
+    <w:multiLevelType w:val="hybridMultilevel"/>
+    <w:tmpl w:val="682A9ED2"/>
+    <w:lvl w:ilvl="0" w:tplc="BCCA0C40">
+      <w:start w:val="1"/>
+      <w:numFmt w:val="decimal"/>
+      <w:lvlText w:val="%1."/>
+      <w:lvlJc w:val="left"/>
+      <w:pPr>
+        <w:ind w:left="1080" w:hanging="360"/>
+      </w:pPr>
+      <w:rPr>
+        <w:rFonts w:hint="default"/>
+      </w:rPr>
+    </w:lvl>
+    <w:lvl w:ilvl="1" w:tplc="04090019" w:tentative="1">
+      <w:start w:val="1"/>
+      <w:numFmt w:val="lowerLetter"/>
+      <w:lvlText w:val="%2."/>
+      <w:lvlJc w:val="left"/>
+      <w:pPr>
+        <w:ind w:left="1800" w:hanging="360"/>
+      </w:pPr>
+    </w:lvl>
+    <w:lvl w:ilvl="2" w:tplc="0409001B" w:tentative="1">
+      <w:start w:val="1"/>
+      <w:numFmt w:val="lowerRoman"/>
+      <w:lvlText w:val="%3."/>
+      <w:lvlJc w:val="right"/>
+      <w:pPr>
+        <w:ind w:left="2520" w:hanging="180"/>
+      </w:pPr>
+    </w:lvl>
+    <w:lvl w:ilvl="3" w:tplc="0409000F" w:tentative="1">
+      <w:start w:val="1"/>
+      <w:numFmt w:val="decimal"/>
+      <w:lvlText w:val="%4."/>
+      <w:lvlJc w:val="left"/>
+      <w:pPr>
+        <w:ind w:left="3240" w:hanging="360"/>
+      </w:pPr>
+    </w:lvl>
+    <w:lvl w:ilvl="4" w:tplc="04090019" w:tentative="1">
+      <w:start w:val="1"/>
+      <w:numFmt w:val="lowerLetter"/>
+      <w:lvlText w:val="%5."/>
+      <w:lvlJc w:val="left"/>
+      <w:pPr>
+        <w:ind w:left="3960" w:hanging="360"/>
+      </w:pPr>
+    </w:lvl>
+    <w:lvl w:ilvl="5" w:tplc="0409001B" w:tentative="1">
+      <w:start w:val="1"/>
+      <w:numFmt w:val="lowerRoman"/>
+      <w:lvlText w:val="%6."/>
+      <w:lvlJc w:val="right"/>
+      <w:pPr>
+        <w:ind w:left="4680" w:hanging="180"/>
+      </w:pPr>
+    </w:lvl>
+    <w:lvl w:ilvl="6" w:tplc="0409000F" w:tentative="1">
+      <w:start w:val="1"/>
+      <w:numFmt w:val="decimal"/>
+      <w:lvlText w:val="%7."/>
+      <w:lvlJc w:val="left"/>
+      <w:pPr>
+        <w:ind w:left="5400" w:hanging="360"/>
+      </w:pPr>
+    </w:lvl>
+    <w:lvl w:ilvl="7" w:tplc="04090019" w:tentative="1">
+      <w:start w:val="1"/>
+      <w:numFmt w:val="lowerLetter"/>
+      <w:lvlText w:val="%8."/>
+      <w:lvlJc w:val="left"/>
+      <w:pPr>
+        <w:ind w:left="6120" w:hanging="360"/>
+      </w:pPr>
+    </w:lvl>
+    <w:lvl w:ilvl="8" w:tplc="0409001B" w:tentative="1">
+      <w:start w:val="1"/>
+      <w:numFmt w:val="lowerRoman"/>
+      <w:lvlText w:val="%9."/>
+      <w:lvlJc w:val="right"/>
+      <w:pPr>
+        <w:ind w:left="6840" w:hanging="180"/>
+      </w:pPr>
+    </w:lvl>
+  </w:abstractNum>
+  <w:abstractNum w:abstractNumId="8" w15:restartNumberingAfterBreak="0">
+    <w:nsid w:val="17CB6DC4"/>
+    <w:multiLevelType w:val="singleLevel"/>
+    <w:tmpl w:val="04090001"/>
+    <w:lvl w:ilvl="0">
+      <w:start w:val="1"/>
+      <w:numFmt w:val="bullet"/>
+      <w:lvlText w:val=""/>
+      <w:lvlJc w:val="left"/>
+      <w:pPr>
+        <w:tabs>
+          <w:tab w:val="num" w:pos="360"/>
+        </w:tabs>
+        <w:ind w:left="360" w:hanging="360"/>
+      </w:pPr>
+      <w:rPr>
+        <w:rFonts w:ascii="Symbol" w:hAnsi="Symbol" w:hint="default"/>
+      </w:rPr>
+    </w:lvl>
+  </w:abstractNum>
+  <w:abstractNum w:abstractNumId="9" w15:restartNumberingAfterBreak="0">
+    <w:nsid w:val="1FAD76C4"/>
+    <w:multiLevelType w:val="hybridMultilevel"/>
+    <w:tmpl w:val="F9D289BA"/>
+    <w:lvl w:ilvl="0" w:tplc="04090001">
+      <w:start w:val="1"/>
+      <w:numFmt w:val="bullet"/>
+      <w:lvlText w:val=""/>
+      <w:lvlJc w:val="left"/>
+      <w:pPr>
+        <w:ind w:left="720" w:hanging="360"/>
+      </w:pPr>
+      <w:rPr>
+        <w:rFonts w:ascii="Symbol" w:hAnsi="Symbol" w:hint="default"/>
+      </w:rPr>
+    </w:lvl>
+    <w:lvl w:ilvl="1" w:tplc="04090003" w:tentative="1">
+      <w:start w:val="1"/>
+      <w:numFmt w:val="bullet"/>
+      <w:lvlText w:val="o"/>
+      <w:lvlJc w:val="left"/>
+      <w:pPr>
+        <w:ind w:left="1440" w:hanging="360"/>
+      </w:pPr>
+      <w:rPr>
+        <w:rFonts w:ascii="Courier New" w:hAnsi="Courier New" w:cs="Courier New" w:hint="default"/>
+      </w:rPr>
+    </w:lvl>
+    <w:lvl w:ilvl="2" w:tplc="04090005" w:tentative="1">
+      <w:start w:val="1"/>
+      <w:numFmt w:val="bullet"/>
+      <w:lvlText w:val=""/>
+      <w:lvlJc w:val="left"/>
+      <w:pPr>
+        <w:ind w:left="2160" w:hanging="360"/>
+      </w:pPr>
+      <w:rPr>
+        <w:rFonts w:ascii="Wingdings" w:hAnsi="Wingdings" w:hint="default"/>
+      </w:rPr>
+    </w:lvl>
+    <w:lvl w:ilvl="3" w:tplc="04090001" w:tentative="1">
+      <w:start w:val="1"/>
+      <w:numFmt w:val="bullet"/>
+      <w:lvlText w:val=""/>
+      <w:lvlJc w:val="left"/>
+      <w:pPr>
+        <w:ind w:left="2880" w:hanging="360"/>
+      </w:pPr>
+      <w:rPr>
+        <w:rFonts w:ascii="Symbol" w:hAnsi="Symbol" w:hint="default"/>
+      </w:rPr>
+    </w:lvl>
+    <w:lvl w:ilvl="4" w:tplc="04090003" w:tentative="1">
+      <w:start w:val="1"/>
+      <w:numFmt w:val="bullet"/>
+      <w:lvlText w:val="o"/>
+      <w:lvlJc w:val="left"/>
+      <w:pPr>
+        <w:ind w:left="3600" w:hanging="360"/>
+      </w:pPr>
+      <w:rPr>
+        <w:rFonts w:ascii="Courier New" w:hAnsi="Courier New" w:cs="Courier New" w:hint="default"/>
+      </w:rPr>
+    </w:lvl>
+    <w:lvl w:ilvl="5" w:tplc="04090005" w:tentative="1">
+      <w:start w:val="1"/>
+      <w:numFmt w:val="bullet"/>
+      <w:lvlText w:val=""/>
+      <w:lvlJc w:val="left"/>
+      <w:pPr>
+        <w:ind w:left="4320" w:hanging="360"/>
+      </w:pPr>
+      <w:rPr>
+        <w:rFonts w:ascii="Wingdings" w:hAnsi="Wingdings" w:hint="default"/>
+      </w:rPr>
+    </w:lvl>
+    <w:lvl w:ilvl="6" w:tplc="04090001" w:tentative="1">
+      <w:start w:val="1"/>
+      <w:numFmt w:val="bullet"/>
+      <w:lvlText w:val=""/>
+      <w:lvlJc w:val="left"/>
+      <w:pPr>
+        <w:ind w:left="5040" w:hanging="360"/>
+      </w:pPr>
+      <w:rPr>
+        <w:rFonts w:ascii="Symbol" w:hAnsi="Symbol" w:hint="default"/>
+      </w:rPr>
+    </w:lvl>
+    <w:lvl w:ilvl="7" w:tplc="04090003" w:tentative="1">
+      <w:start w:val="1"/>
+      <w:numFmt w:val="bullet"/>
+      <w:lvlText w:val="o"/>
+      <w:lvlJc w:val="left"/>
+      <w:pPr>
+        <w:ind w:left="5760" w:hanging="360"/>
+      </w:pPr>
+      <w:rPr>
+        <w:rFonts w:ascii="Courier New" w:hAnsi="Courier New" w:cs="Courier New" w:hint="default"/>
+      </w:rPr>
+    </w:lvl>
+    <w:lvl w:ilvl="8" w:tplc="04090005" w:tentative="1">
+      <w:start w:val="1"/>
+      <w:numFmt w:val="bullet"/>
+      <w:lvlText w:val=""/>
+      <w:lvlJc w:val="left"/>
+      <w:pPr>
+        <w:ind w:left="6480" w:hanging="360"/>
+      </w:pPr>
+      <w:rPr>
+        <w:rFonts w:ascii="Wingdings" w:hAnsi="Wingdings" w:hint="default"/>
+      </w:rPr>
+    </w:lvl>
+  </w:abstractNum>
+  <w:abstractNum w:abstractNumId="10" w15:restartNumberingAfterBreak="0">
+    <w:nsid w:val="22443AC4"/>
+    <w:multiLevelType w:val="singleLevel"/>
+    <w:tmpl w:val="04090001"/>
+    <w:lvl w:ilvl="0">
+      <w:start w:val="1"/>
+      <w:numFmt w:val="bullet"/>
+      <w:lvlText w:val=""/>
+      <w:lvlJc w:val="left"/>
+      <w:pPr>
+        <w:tabs>
+          <w:tab w:val="num" w:pos="360"/>
+        </w:tabs>
+        <w:ind w:left="360" w:hanging="360"/>
+      </w:pPr>
+      <w:rPr>
+        <w:rFonts w:ascii="Symbol" w:hAnsi="Symbol" w:hint="default"/>
+      </w:rPr>
+    </w:lvl>
+  </w:abstractNum>
+  <w:abstractNum w:abstractNumId="11" w15:restartNumberingAfterBreak="0">
+    <w:nsid w:val="2D4B634E"/>
+    <w:multiLevelType w:val="singleLevel"/>
+    <w:tmpl w:val="04090001"/>
+    <w:lvl w:ilvl="0">
+      <w:start w:val="1"/>
+      <w:numFmt w:val="bullet"/>
+      <w:lvlText w:val=""/>
+      <w:lvlJc w:val="left"/>
+      <w:pPr>
+        <w:tabs>
+          <w:tab w:val="num" w:pos="360"/>
+        </w:tabs>
+        <w:ind w:left="360" w:hanging="360"/>
+      </w:pPr>
+      <w:rPr>
+        <w:rFonts w:ascii="Symbol" w:hAnsi="Symbol" w:hint="default"/>
+      </w:rPr>
+    </w:lvl>
+  </w:abstractNum>
+  <w:abstractNum w:abstractNumId="12" w15:restartNumberingAfterBreak="0">
+    <w:nsid w:val="31DD2C45"/>
+    <w:multiLevelType w:val="singleLevel"/>
+    <w:tmpl w:val="04090001"/>
+    <w:lvl w:ilvl="0">
+      <w:start w:val="1"/>
+      <w:numFmt w:val="bullet"/>
+      <w:lvlText w:val=""/>
+      <w:lvlJc w:val="left"/>
+      <w:pPr>
+        <w:tabs>
+          <w:tab w:val="num" w:pos="360"/>
+        </w:tabs>
+        <w:ind w:left="360" w:hanging="360"/>
+      </w:pPr>
+      <w:rPr>
+        <w:rFonts w:ascii="Symbol" w:hAnsi="Symbol" w:hint="default"/>
+      </w:rPr>
+    </w:lvl>
+  </w:abstractNum>
+  <w:abstractNum w:abstractNumId="13" w15:restartNumberingAfterBreak="0">
+    <w:nsid w:val="32982B51"/>
+    <w:multiLevelType w:val="singleLevel"/>
+    <w:tmpl w:val="04090001"/>
+    <w:lvl w:ilvl="0">
+      <w:start w:val="1"/>
+      <w:numFmt w:val="bullet"/>
+      <w:lvlText w:val=""/>
+      <w:lvlJc w:val="left"/>
+      <w:pPr>
+        <w:tabs>
+          <w:tab w:val="num" w:pos="360"/>
+        </w:tabs>
+        <w:ind w:left="360" w:hanging="360"/>
+      </w:pPr>
+      <w:rPr>
+        <w:rFonts w:ascii="Symbol" w:hAnsi="Symbol" w:hint="default"/>
+      </w:rPr>
+    </w:lvl>
+  </w:abstractNum>
+  <w:abstractNum w:abstractNumId="14" w15:restartNumberingAfterBreak="0">
+    <w:nsid w:val="3375481C"/>
+    <w:multiLevelType w:val="singleLevel"/>
+    <w:tmpl w:val="E6747DA6"/>
+    <w:lvl w:ilvl="0">
+      <w:start w:val="1"/>
+      <w:numFmt w:val="bullet"/>
+      <w:lvlText w:val=""/>
+      <w:lvlJc w:val="left"/>
+      <w:pPr>
+        <w:tabs>
+          <w:tab w:val="num" w:pos="360"/>
+        </w:tabs>
+        <w:ind w:left="360" w:hanging="360"/>
+      </w:pPr>
+      <w:rPr>
+        <w:rFonts w:ascii="Symbol" w:hAnsi="Symbol" w:hint="default"/>
+      </w:rPr>
+    </w:lvl>
+  </w:abstractNum>
+  <w:abstractNum w:abstractNumId="15" w15:restartNumberingAfterBreak="0">
+    <w:nsid w:val="369D5471"/>
+    <w:multiLevelType w:val="singleLevel"/>
+    <w:tmpl w:val="04090001"/>
+    <w:lvl w:ilvl="0">
+      <w:start w:val="1"/>
+      <w:numFmt w:val="bullet"/>
+      <w:lvlText w:val=""/>
+      <w:lvlJc w:val="left"/>
+      <w:pPr>
+        <w:tabs>
+          <w:tab w:val="num" w:pos="360"/>
+        </w:tabs>
+        <w:ind w:left="360" w:hanging="360"/>
+      </w:pPr>
+      <w:rPr>
+        <w:rFonts w:ascii="Symbol" w:hAnsi="Symbol" w:hint="default"/>
+      </w:rPr>
+    </w:lvl>
+  </w:abstractNum>
+  <w:abstractNum w:abstractNumId="16" w15:restartNumberingAfterBreak="0">
+    <w:nsid w:val="37A563FF"/>
+    <w:multiLevelType w:val="hybridMultilevel"/>
+    <w:tmpl w:val="E90AE640"/>
+    <w:lvl w:ilvl="0" w:tplc="04090001">
+      <w:start w:val="1"/>
+      <w:numFmt w:val="bullet"/>
+      <w:lvlText w:val=""/>
+      <w:lvlJc w:val="left"/>
+      <w:pPr>
+        <w:ind w:left="1440" w:hanging="360"/>
+      </w:pPr>
+      <w:rPr>
+        <w:rFonts w:ascii="Symbol" w:hAnsi="Symbol" w:hint="default"/>
+      </w:rPr>
+    </w:lvl>
+    <w:lvl w:ilvl="1" w:tplc="04090003" w:tentative="1">
+      <w:start w:val="1"/>
+      <w:numFmt w:val="bullet"/>
+      <w:lvlText w:val="o"/>
+      <w:lvlJc w:val="left"/>
+      <w:pPr>
+        <w:ind w:left="2160" w:hanging="360"/>
+      </w:pPr>
+      <w:rPr>
+        <w:rFonts w:ascii="Courier New" w:hAnsi="Courier New" w:cs="Courier New" w:hint="default"/>
+      </w:rPr>
+    </w:lvl>
+    <w:lvl w:ilvl="2" w:tplc="04090005" w:tentative="1">
+      <w:start w:val="1"/>
+      <w:numFmt w:val="bullet"/>
+      <w:lvlText w:val=""/>
+      <w:lvlJc w:val="left"/>
+      <w:pPr>
+        <w:ind w:left="2880" w:hanging="360"/>
+      </w:pPr>
+      <w:rPr>
+        <w:rFonts w:ascii="Wingdings" w:hAnsi="Wingdings" w:hint="default"/>
+      </w:rPr>
+    </w:lvl>
+    <w:lvl w:ilvl="3" w:tplc="04090001" w:tentative="1">
+      <w:start w:val="1"/>
+      <w:numFmt w:val="bullet"/>
+      <w:lvlText w:val=""/>
+      <w:lvlJc w:val="left"/>
+      <w:pPr>
+        <w:ind w:left="3600" w:hanging="360"/>
+      </w:pPr>
+      <w:rPr>
+        <w:rFonts w:ascii="Symbol" w:hAnsi="Symbol" w:hint="default"/>
+      </w:rPr>
+    </w:lvl>
+    <w:lvl w:ilvl="4" w:tplc="04090003" w:tentative="1">
+      <w:start w:val="1"/>
+      <w:numFmt w:val="bullet"/>
+      <w:lvlText w:val="o"/>
+      <w:lvlJc w:val="left"/>
+      <w:pPr>
+        <w:ind w:left="4320" w:hanging="360"/>
+      </w:pPr>
+      <w:rPr>
+        <w:rFonts w:ascii="Courier New" w:hAnsi="Courier New" w:cs="Courier New" w:hint="default"/>
+      </w:rPr>
+    </w:lvl>
+    <w:lvl w:ilvl="5" w:tplc="04090005" w:tentative="1">
+      <w:start w:val="1"/>
+      <w:numFmt w:val="bullet"/>
+      <w:lvlText w:val=""/>
+      <w:lvlJc w:val="left"/>
+      <w:pPr>
+        <w:ind w:left="5040" w:hanging="360"/>
+      </w:pPr>
+      <w:rPr>
+        <w:rFonts w:ascii="Wingdings" w:hAnsi="Wingdings" w:hint="default"/>
+      </w:rPr>
+    </w:lvl>
+    <w:lvl w:ilvl="6" w:tplc="04090001" w:tentative="1">
+      <w:start w:val="1"/>
+      <w:numFmt w:val="bullet"/>
+      <w:lvlText w:val=""/>
+      <w:lvlJc w:val="left"/>
+      <w:pPr>
+        <w:ind w:left="5760" w:hanging="360"/>
+      </w:pPr>
+      <w:rPr>
+        <w:rFonts w:ascii="Symbol" w:hAnsi="Symbol" w:hint="default"/>
+      </w:rPr>
+    </w:lvl>
+    <w:lvl w:ilvl="7" w:tplc="04090003" w:tentative="1">
+      <w:start w:val="1"/>
+      <w:numFmt w:val="bullet"/>
+      <w:lvlText w:val="o"/>
+      <w:lvlJc w:val="left"/>
+      <w:pPr>
+        <w:ind w:left="6480" w:hanging="360"/>
+      </w:pPr>
+      <w:rPr>
+        <w:rFonts w:ascii="Courier New" w:hAnsi="Courier New" w:cs="Courier New" w:hint="default"/>
+      </w:rPr>
+    </w:lvl>
+    <w:lvl w:ilvl="8" w:tplc="04090005" w:tentative="1">
+      <w:start w:val="1"/>
+      <w:numFmt w:val="bullet"/>
+      <w:lvlText w:val=""/>
+      <w:lvlJc w:val="left"/>
+      <w:pPr>
+        <w:ind w:left="7200" w:hanging="360"/>
+      </w:pPr>
+      <w:rPr>
+        <w:rFonts w:ascii="Wingdings" w:hAnsi="Wingdings" w:hint="default"/>
+      </w:rPr>
+    </w:lvl>
+  </w:abstractNum>
+  <w:abstractNum w:abstractNumId="17" w15:restartNumberingAfterBreak="0">
+    <w:nsid w:val="3C3875A3"/>
+    <w:multiLevelType w:val="hybridMultilevel"/>
+    <w:tmpl w:val="5FDACAB6"/>
+    <w:lvl w:ilvl="0" w:tplc="04090001">
+      <w:start w:val="1"/>
+      <w:numFmt w:val="bullet"/>
+      <w:lvlText w:val=""/>
+      <w:lvlJc w:val="left"/>
+      <w:pPr>
+        <w:ind w:left="1488" w:hanging="360"/>
+      </w:pPr>
+      <w:rPr>
+        <w:rFonts w:ascii="Symbol" w:hAnsi="Symbol" w:hint="default"/>
+      </w:rPr>
+    </w:lvl>
+    <w:lvl w:ilvl="1" w:tplc="04090003" w:tentative="1">
+      <w:start w:val="1"/>
+      <w:numFmt w:val="bullet"/>
+      <w:lvlText w:val="o"/>
+      <w:lvlJc w:val="left"/>
+      <w:pPr>
+        <w:ind w:left="2208" w:hanging="360"/>
+      </w:pPr>
+      <w:rPr>
+        <w:rFonts w:ascii="Courier New" w:hAnsi="Courier New" w:cs="Courier New" w:hint="default"/>
+      </w:rPr>
+    </w:lvl>
+    <w:lvl w:ilvl="2" w:tplc="04090005" w:tentative="1">
+      <w:start w:val="1"/>
+      <w:numFmt w:val="bullet"/>
+      <w:lvlText w:val=""/>
+      <w:lvlJc w:val="left"/>
+      <w:pPr>
+        <w:ind w:left="2928" w:hanging="360"/>
+      </w:pPr>
+      <w:rPr>
+        <w:rFonts w:ascii="Wingdings" w:hAnsi="Wingdings" w:hint="default"/>
+      </w:rPr>
+    </w:lvl>
+    <w:lvl w:ilvl="3" w:tplc="04090001" w:tentative="1">
+      <w:start w:val="1"/>
+      <w:numFmt w:val="bullet"/>
+      <w:lvlText w:val=""/>
+      <w:lvlJc w:val="left"/>
+      <w:pPr>
+        <w:ind w:left="3648" w:hanging="360"/>
+      </w:pPr>
+      <w:rPr>
+        <w:rFonts w:ascii="Symbol" w:hAnsi="Symbol" w:hint="default"/>
+      </w:rPr>
+    </w:lvl>
+    <w:lvl w:ilvl="4" w:tplc="04090003" w:tentative="1">
+      <w:start w:val="1"/>
+      <w:numFmt w:val="bullet"/>
+      <w:lvlText w:val="o"/>
+      <w:lvlJc w:val="left"/>
+      <w:pPr>
+        <w:ind w:left="4368" w:hanging="360"/>
+      </w:pPr>
+      <w:rPr>
+        <w:rFonts w:ascii="Courier New" w:hAnsi="Courier New" w:cs="Courier New" w:hint="default"/>
+      </w:rPr>
+    </w:lvl>
+    <w:lvl w:ilvl="5" w:tplc="04090005" w:tentative="1">
+      <w:start w:val="1"/>
+      <w:numFmt w:val="bullet"/>
+      <w:lvlText w:val=""/>
+      <w:lvlJc w:val="left"/>
+      <w:pPr>
+        <w:ind w:left="5088" w:hanging="360"/>
+      </w:pPr>
+      <w:rPr>
+        <w:rFonts w:ascii="Wingdings" w:hAnsi="Wingdings" w:hint="default"/>
+      </w:rPr>
+    </w:lvl>
+    <w:lvl w:ilvl="6" w:tplc="04090001" w:tentative="1">
+      <w:start w:val="1"/>
+      <w:numFmt w:val="bullet"/>
+      <w:lvlText w:val=""/>
+      <w:lvlJc w:val="left"/>
+      <w:pPr>
+        <w:ind w:left="5808" w:hanging="360"/>
+      </w:pPr>
+      <w:rPr>
+        <w:rFonts w:ascii="Symbol" w:hAnsi="Symbol" w:hint="default"/>
+      </w:rPr>
+    </w:lvl>
+    <w:lvl w:ilvl="7" w:tplc="04090003" w:tentative="1">
+      <w:start w:val="1"/>
+      <w:numFmt w:val="bullet"/>
+      <w:lvlText w:val="o"/>
+      <w:lvlJc w:val="left"/>
+      <w:pPr>
+        <w:ind w:left="6528" w:hanging="360"/>
+      </w:pPr>
+      <w:rPr>
+        <w:rFonts w:ascii="Courier New" w:hAnsi="Courier New" w:cs="Courier New" w:hint="default"/>
+      </w:rPr>
+    </w:lvl>
+    <w:lvl w:ilvl="8" w:tplc="04090005" w:tentative="1">
+      <w:start w:val="1"/>
+      <w:numFmt w:val="bullet"/>
+      <w:lvlText w:val=""/>
+      <w:lvlJc w:val="left"/>
+      <w:pPr>
+        <w:ind w:left="7248" w:hanging="360"/>
+      </w:pPr>
+      <w:rPr>
+        <w:rFonts w:ascii="Wingdings" w:hAnsi="Wingdings" w:hint="default"/>
+      </w:rPr>
+    </w:lvl>
+  </w:abstractNum>
+  <w:abstractNum w:abstractNumId="18" w15:restartNumberingAfterBreak="0">
+    <w:nsid w:val="42B97F7B"/>
+    <w:multiLevelType w:val="singleLevel"/>
+    <w:tmpl w:val="04090001"/>
+    <w:lvl w:ilvl="0">
+      <w:start w:val="1"/>
+      <w:numFmt w:val="bullet"/>
+      <w:lvlText w:val=""/>
+      <w:lvlJc w:val="left"/>
+      <w:pPr>
+        <w:tabs>
+          <w:tab w:val="num" w:pos="360"/>
+        </w:tabs>
+        <w:ind w:left="360" w:hanging="360"/>
+      </w:pPr>
+      <w:rPr>
+        <w:rFonts w:ascii="Symbol" w:hAnsi="Symbol" w:hint="default"/>
+      </w:rPr>
+    </w:lvl>
+  </w:abstractNum>
+  <w:abstractNum w:abstractNumId="19" w15:restartNumberingAfterBreak="0">
+    <w:nsid w:val="49E170D0"/>
+    <w:multiLevelType w:val="singleLevel"/>
+    <w:tmpl w:val="04090001"/>
+    <w:lvl w:ilvl="0">
+      <w:start w:val="1"/>
+      <w:numFmt w:val="bullet"/>
+      <w:lvlText w:val=""/>
+      <w:lvlJc w:val="left"/>
+      <w:pPr>
+        <w:tabs>
+          <w:tab w:val="num" w:pos="360"/>
+        </w:tabs>
+        <w:ind w:left="360" w:hanging="360"/>
+      </w:pPr>
+      <w:rPr>
+        <w:rFonts w:ascii="Symbol" w:hAnsi="Symbol" w:hint="default"/>
+      </w:rPr>
+    </w:lvl>
+  </w:abstractNum>
+  <w:abstractNum w:abstractNumId="20" w15:restartNumberingAfterBreak="0">
+    <w:nsid w:val="4F64732B"/>
+    <w:multiLevelType w:val="singleLevel"/>
+    <w:tmpl w:val="04090001"/>
+    <w:lvl w:ilvl="0">
+      <w:start w:val="1"/>
+      <w:numFmt w:val="bullet"/>
+      <w:lvlText w:val=""/>
+      <w:lvlJc w:val="left"/>
+      <w:pPr>
+        <w:tabs>
+          <w:tab w:val="num" w:pos="360"/>
+        </w:tabs>
+        <w:ind w:left="360" w:hanging="360"/>
+      </w:pPr>
+      <w:rPr>
+        <w:rFonts w:ascii="Symbol" w:hAnsi="Symbol" w:hint="default"/>
+      </w:rPr>
+    </w:lvl>
+  </w:abstractNum>
+  <w:abstractNum w:abstractNumId="21" w15:restartNumberingAfterBreak="0">
+    <w:nsid w:val="52DF734E"/>
+    <w:multiLevelType w:val="singleLevel"/>
+    <w:tmpl w:val="04090001"/>
+    <w:lvl w:ilvl="0">
+      <w:start w:val="1"/>
+      <w:numFmt w:val="bullet"/>
+      <w:lvlText w:val=""/>
+      <w:lvlJc w:val="left"/>
+      <w:pPr>
+        <w:tabs>
+          <w:tab w:val="num" w:pos="360"/>
+        </w:tabs>
+        <w:ind w:left="360" w:hanging="360"/>
+      </w:pPr>
+      <w:rPr>
+        <w:rFonts w:ascii="Symbol" w:hAnsi="Symbol" w:hint="default"/>
+      </w:rPr>
+    </w:lvl>
+  </w:abstractNum>
+  <w:abstractNum w:abstractNumId="22" w15:restartNumberingAfterBreak="0">
+    <w:nsid w:val="561B1BD0"/>
+    <w:multiLevelType w:val="multilevel"/>
+    <w:tmpl w:val="56BE2358"/>
+    <w:lvl w:ilvl="0">
+      <w:start w:val="1"/>
+      <w:numFmt w:val="decimal"/>
+      <w:pStyle w:val="Bullet"/>
+      <w:lvlText w:val="%1."/>
+      <w:lvlJc w:val="left"/>
+      <w:pPr>
+        <w:tabs>
+          <w:tab w:val="num" w:pos="720"/>
+        </w:tabs>
+        <w:ind w:left="720" w:hanging="720"/>
+      </w:pPr>
+    </w:lvl>
+    <w:lvl w:ilvl="1">
+      <w:start w:val="1"/>
+      <w:numFmt w:val="decimal"/>
+      <w:lvlText w:val="%2."/>
+      <w:lvlJc w:val="left"/>
+      <w:pPr>
+        <w:tabs>
+          <w:tab w:val="num" w:pos="1440"/>
+        </w:tabs>
+        <w:ind w:left="1440" w:hanging="720"/>
+      </w:pPr>
+    </w:lvl>
+    <w:lvl w:ilvl="2">
+      <w:start w:val="1"/>
+      <w:numFmt w:val="decimal"/>
+      <w:lvlText w:val="%3."/>
+      <w:lvlJc w:val="left"/>
+      <w:pPr>
+        <w:tabs>
+          <w:tab w:val="num" w:pos="2160"/>
+        </w:tabs>
+        <w:ind w:left="2160" w:hanging="720"/>
+      </w:pPr>
+    </w:lvl>
+    <w:lvl w:ilvl="3">
+      <w:start w:val="1"/>
+      <w:numFmt w:val="decimal"/>
+      <w:lvlText w:val="%4."/>
+      <w:lvlJc w:val="left"/>
+      <w:pPr>
+        <w:tabs>
+          <w:tab w:val="num" w:pos="2880"/>
+        </w:tabs>
+        <w:ind w:left="2880" w:hanging="720"/>
+      </w:pPr>
+    </w:lvl>
+    <w:lvl w:ilvl="4">
+      <w:start w:val="1"/>
+      <w:numFmt w:val="decimal"/>
+      <w:lvlText w:val="%5."/>
+      <w:lvlJc w:val="left"/>
+      <w:pPr>
+        <w:tabs>
+          <w:tab w:val="num" w:pos="3600"/>
+        </w:tabs>
+        <w:ind w:left="3600" w:hanging="720"/>
+      </w:pPr>
+    </w:lvl>
+    <w:lvl w:ilvl="5">
+      <w:start w:val="1"/>
+      <w:numFmt w:val="decimal"/>
+      <w:lvlText w:val="%6."/>
+      <w:lvlJc w:val="left"/>
+      <w:pPr>
+        <w:tabs>
+          <w:tab w:val="num" w:pos="4320"/>
+        </w:tabs>
+        <w:ind w:left="4320" w:hanging="720"/>
+      </w:pPr>
+    </w:lvl>
+    <w:lvl w:ilvl="6">
+      <w:start w:val="1"/>
+      <w:numFmt w:val="decimal"/>
+      <w:lvlText w:val="%7."/>
+      <w:lvlJc w:val="left"/>
+      <w:pPr>
+        <w:tabs>
+          <w:tab w:val="num" w:pos="5040"/>
+        </w:tabs>
+        <w:ind w:left="5040" w:hanging="720"/>
+      </w:pPr>
+    </w:lvl>
+    <w:lvl w:ilvl="7">
+      <w:start w:val="1"/>
+      <w:numFmt w:val="decimal"/>
+      <w:lvlText w:val="%8."/>
+      <w:lvlJc w:val="left"/>
+      <w:pPr>
+        <w:tabs>
+          <w:tab w:val="num" w:pos="5760"/>
+        </w:tabs>
+        <w:ind w:left="5760" w:hanging="720"/>
+      </w:pPr>
+    </w:lvl>
+    <w:lvl w:ilvl="8">
+      <w:start w:val="1"/>
+      <w:numFmt w:val="decimal"/>
+      <w:lvlText w:val="%9."/>
+      <w:lvlJc w:val="left"/>
+      <w:pPr>
+        <w:tabs>
+          <w:tab w:val="num" w:pos="6480"/>
+        </w:tabs>
+        <w:ind w:left="6480" w:hanging="720"/>
+      </w:pPr>
+    </w:lvl>
+  </w:abstractNum>
+  <w:abstractNum w:abstractNumId="23" w15:restartNumberingAfterBreak="0">
+    <w:nsid w:val="6D2F7D46"/>
+    <w:multiLevelType w:val="singleLevel"/>
+    <w:tmpl w:val="04090001"/>
+    <w:lvl w:ilvl="0">
+      <w:start w:val="1"/>
+      <w:numFmt w:val="bullet"/>
+      <w:lvlText w:val=""/>
+      <w:lvlJc w:val="left"/>
+      <w:pPr>
+        <w:tabs>
+          <w:tab w:val="num" w:pos="360"/>
+        </w:tabs>
+        <w:ind w:left="360" w:hanging="360"/>
+      </w:pPr>
+      <w:rPr>
+        <w:rFonts w:ascii="Symbol" w:hAnsi="Symbol" w:hint="default"/>
+      </w:rPr>
+    </w:lvl>
+  </w:abstractNum>
+  <w:abstractNum w:abstractNumId="24" w15:restartNumberingAfterBreak="0">
+    <w:nsid w:val="71F21F2A"/>
+    <w:multiLevelType w:val="singleLevel"/>
+    <w:tmpl w:val="04090001"/>
+    <w:lvl w:ilvl="0">
+      <w:start w:val="1"/>
+      <w:numFmt w:val="bullet"/>
+      <w:lvlText w:val=""/>
+      <w:lvlJc w:val="left"/>
+      <w:pPr>
+        <w:tabs>
+          <w:tab w:val="num" w:pos="360"/>
+        </w:tabs>
+        <w:ind w:left="360" w:hanging="360"/>
+      </w:pPr>
+      <w:rPr>
+        <w:rFonts w:ascii="Symbol" w:hAnsi="Symbol" w:hint="default"/>
+      </w:rPr>
+    </w:lvl>
+  </w:abstractNum>
+  <w:abstractNum w:abstractNumId="25" w15:restartNumberingAfterBreak="0">
+    <w:nsid w:val="743601FB"/>
+    <w:multiLevelType w:val="singleLevel"/>
+    <w:tmpl w:val="04090001"/>
+    <w:lvl w:ilvl="0">
+      <w:start w:val="1"/>
+      <w:numFmt w:val="bullet"/>
+      <w:lvlText w:val=""/>
+      <w:lvlJc w:val="left"/>
+      <w:pPr>
+        <w:tabs>
+          <w:tab w:val="num" w:pos="360"/>
+        </w:tabs>
+        <w:ind w:left="360" w:hanging="360"/>
+      </w:pPr>
+      <w:rPr>
+        <w:rFonts w:ascii="Symbol" w:hAnsi="Symbol" w:hint="default"/>
+      </w:rPr>
+    </w:lvl>
+  </w:abstractNum>
+  <w:abstractNum w:abstractNumId="26" w15:restartNumberingAfterBreak="0">
+    <w:nsid w:val="756150CA"/>
+    <w:multiLevelType w:val="singleLevel"/>
+    <w:tmpl w:val="04090001"/>
+    <w:lvl w:ilvl="0">
+      <w:start w:val="1"/>
+      <w:numFmt w:val="bullet"/>
+      <w:lvlText w:val=""/>
+      <w:lvlJc w:val="left"/>
+      <w:pPr>
+        <w:tabs>
+          <w:tab w:val="num" w:pos="360"/>
+        </w:tabs>
+        <w:ind w:left="360" w:hanging="360"/>
+      </w:pPr>
+      <w:rPr>
+        <w:rFonts w:ascii="Symbol" w:hAnsi="Symbol" w:hint="default"/>
+      </w:rPr>
+    </w:lvl>
+  </w:abstractNum>
+  <w:abstractNum w:abstractNumId="27" w15:restartNumberingAfterBreak="0">
+    <w:nsid w:val="7BE434D7"/>
+    <w:multiLevelType w:val="singleLevel"/>
+    <w:tmpl w:val="04090001"/>
+    <w:lvl w:ilvl="0">
+      <w:start w:val="1"/>
+      <w:numFmt w:val="bullet"/>
+      <w:lvlText w:val=""/>
+      <w:lvlJc w:val="left"/>
+      <w:pPr>
+        <w:tabs>
+          <w:tab w:val="num" w:pos="360"/>
+        </w:tabs>
+        <w:ind w:left="360" w:hanging="360"/>
+      </w:pPr>
+      <w:rPr>
+        <w:rFonts w:ascii="Symbol" w:hAnsi="Symbol" w:hint="default"/>
+      </w:rPr>
+    </w:lvl>
+  </w:abstractNum>
+  <w:num w:numId="1" w16cid:durableId="1392541645">
     <w:abstractNumId w:val="0"/>
+  </w:num>
+  <w:num w:numId="2" w16cid:durableId="1018235884">
+    <w:abstractNumId w:val="14"/>
+  </w:num>
+  <w:num w:numId="3" w16cid:durableId="2127961893">
+    <w:abstractNumId w:val="27"/>
+  </w:num>
+  <w:num w:numId="4" w16cid:durableId="1976328774">
+    <w:abstractNumId w:val="21"/>
+  </w:num>
+  <w:num w:numId="5" w16cid:durableId="1575972744">
+    <w:abstractNumId w:val="20"/>
+  </w:num>
+  <w:num w:numId="6" w16cid:durableId="152109888">
+    <w:abstractNumId w:val="1"/>
+    <w:lvlOverride w:ilvl="0">
+      <w:lvl w:ilvl="0">
+        <w:numFmt w:val="bullet"/>
+        <w:lvlText w:val=""/>
+        <w:legacy w:legacy="1" w:legacySpace="0" w:legacyIndent="360"/>
+        <w:lvlJc w:val="left"/>
+        <w:pPr>
+          <w:ind w:left="720" w:hanging="360"/>
+        </w:pPr>
+        <w:rPr>
+          <w:rFonts w:ascii="Symbol" w:hAnsi="Symbol" w:hint="default"/>
+        </w:rPr>
+      </w:lvl>
+    </w:lvlOverride>
+  </w:num>
+  <w:num w:numId="7" w16cid:durableId="1775704577">
+    <w:abstractNumId w:val="2"/>
+  </w:num>
+  <w:num w:numId="8" w16cid:durableId="1457212300">
+    <w:abstractNumId w:val="26"/>
+  </w:num>
+  <w:num w:numId="9" w16cid:durableId="2020042611">
+    <w:abstractNumId w:val="4"/>
+  </w:num>
+  <w:num w:numId="10" w16cid:durableId="2144229941">
+    <w:abstractNumId w:val="15"/>
+  </w:num>
+  <w:num w:numId="11" w16cid:durableId="1825392636">
+    <w:abstractNumId w:val="13"/>
+  </w:num>
+  <w:num w:numId="12" w16cid:durableId="1373772660">
+    <w:abstractNumId w:val="25"/>
+  </w:num>
+  <w:num w:numId="13" w16cid:durableId="1937903031">
+    <w:abstractNumId w:val="12"/>
+  </w:num>
+  <w:num w:numId="14" w16cid:durableId="1752383342">
+    <w:abstractNumId w:val="8"/>
+  </w:num>
+  <w:num w:numId="15" w16cid:durableId="349988167">
+    <w:abstractNumId w:val="24"/>
+  </w:num>
+  <w:num w:numId="16" w16cid:durableId="664280071">
+    <w:abstractNumId w:val="19"/>
+  </w:num>
+  <w:num w:numId="17" w16cid:durableId="1752314264">
+    <w:abstractNumId w:val="10"/>
+  </w:num>
+  <w:num w:numId="18" w16cid:durableId="1069495068">
+    <w:abstractNumId w:val="18"/>
+  </w:num>
+  <w:num w:numId="19" w16cid:durableId="1985427359">
+    <w:abstractNumId w:val="1"/>
+    <w:lvlOverride w:ilvl="0">
+      <w:lvl w:ilvl="0">
+        <w:start w:val="1"/>
+        <w:numFmt w:val="bullet"/>
+        <w:lvlText w:val=""/>
+        <w:legacy w:legacy="1" w:legacySpace="0" w:legacyIndent="360"/>
+        <w:lvlJc w:val="left"/>
+        <w:pPr>
+          <w:ind w:left="1080" w:hanging="360"/>
+        </w:pPr>
+        <w:rPr>
+          <w:rFonts w:ascii="Symbol" w:hAnsi="Symbol" w:hint="default"/>
+        </w:rPr>
+      </w:lvl>
+    </w:lvlOverride>
+  </w:num>
+  <w:num w:numId="20" w16cid:durableId="37556462">
+    <w:abstractNumId w:val="11"/>
+  </w:num>
+  <w:num w:numId="21" w16cid:durableId="938172042">
+    <w:abstractNumId w:val="23"/>
+  </w:num>
+  <w:num w:numId="22" w16cid:durableId="951211699">
+    <w:abstractNumId w:val="22"/>
+  </w:num>
+  <w:num w:numId="23" w16cid:durableId="941449463">
+    <w:abstractNumId w:val="17"/>
+  </w:num>
+  <w:num w:numId="24" w16cid:durableId="709302820">
+    <w:abstractNumId w:val="3"/>
+  </w:num>
+  <w:num w:numId="25" w16cid:durableId="1273782557">
+    <w:abstractNumId w:val="7"/>
+  </w:num>
+  <w:num w:numId="26" w16cid:durableId="649674889">
+    <w:abstractNumId w:val="5"/>
+  </w:num>
+  <w:num w:numId="27" w16cid:durableId="457770197">
+    <w:abstractNumId w:val="9"/>
+  </w:num>
+  <w:num w:numId="28" w16cid:durableId="1829901857">
+    <w:abstractNumId w:val="6"/>
+  </w:num>
+  <w:num w:numId="29" w16cid:durableId="606163457">
+    <w:abstractNumId w:val="16"/>
   </w:num>
 </w:numbering>
 </file>
@@ -3135,7 +8163,6 @@
     <w:qFormat/>
     <w:pPr>
       <w:widowControl w:val="0"/>
-      <w:suppressAutoHyphens/>
       <w:spacing w:line="240" w:lineRule="atLeast"/>
     </w:pPr>
   </w:style>
@@ -3324,120 +8351,9 @@
     <w:semiHidden/>
     <w:unhideWhenUsed/>
   </w:style>
-  <w:style w:type="character" w:styleId="PageNumber">
-    <w:name w:val="page number"/>
-    <w:basedOn w:val="DefaultParagraphFont"/>
-  </w:style>
-  <w:style w:type="character" w:customStyle="1" w:styleId="FootnoteCharacters">
-    <w:name w:val="Footnote Characters"/>
-    <w:semiHidden/>
-    <w:qFormat/>
-    <w:rPr>
-      <w:sz w:val="20"/>
-      <w:vertAlign w:val="superscript"/>
-    </w:rPr>
-  </w:style>
-  <w:style w:type="character" w:styleId="FootnoteReference">
-    <w:name w:val="footnote reference"/>
-    <w:rPr>
-      <w:sz w:val="20"/>
-      <w:vertAlign w:val="superscript"/>
-    </w:rPr>
-  </w:style>
-  <w:style w:type="character" w:styleId="Hyperlink">
-    <w:name w:val="Hyperlink"/>
-    <w:rPr>
-      <w:color w:val="0000FF"/>
-      <w:u w:val="single"/>
-    </w:rPr>
-  </w:style>
-  <w:style w:type="character" w:styleId="Strong">
-    <w:name w:val="Strong"/>
-    <w:qFormat/>
-    <w:rPr>
-      <w:b/>
-    </w:rPr>
-  </w:style>
-  <w:style w:type="character" w:styleId="FollowedHyperlink">
-    <w:name w:val="FollowedHyperlink"/>
-    <w:rPr>
-      <w:color w:val="800080"/>
-      <w:u w:val="single"/>
-    </w:rPr>
-  </w:style>
-  <w:style w:type="character" w:customStyle="1" w:styleId="Bullets">
-    <w:name w:val="Bullets"/>
-    <w:qFormat/>
-    <w:rPr>
-      <w:rFonts w:ascii="OpenSymbol" w:eastAsia="OpenSymbol" w:hAnsi="OpenSymbol" w:cs="OpenSymbol"/>
-    </w:rPr>
-  </w:style>
-  <w:style w:type="character" w:customStyle="1" w:styleId="NumberingSymbols">
-    <w:name w:val="Numbering Symbols"/>
-    <w:qFormat/>
-  </w:style>
-  <w:style w:type="paragraph" w:customStyle="1" w:styleId="Heading">
-    <w:name w:val="Heading"/>
-    <w:basedOn w:val="Normal"/>
-    <w:next w:val="BodyText"/>
-    <w:qFormat/>
-    <w:pPr>
-      <w:keepNext/>
-      <w:spacing w:before="240" w:after="120"/>
-    </w:pPr>
-    <w:rPr>
-      <w:rFonts w:ascii="Liberation Sans" w:eastAsia="Noto Sans CJK SC" w:hAnsi="Liberation Sans" w:cs="Noto Sans Devanagari"/>
-      <w:sz w:val="28"/>
-      <w:szCs w:val="28"/>
-    </w:rPr>
-  </w:style>
-  <w:style w:type="paragraph" w:styleId="BodyText">
-    <w:name w:val="Body Text"/>
-    <w:basedOn w:val="Normal"/>
-    <w:pPr>
-      <w:keepLines/>
-      <w:spacing w:after="120"/>
-      <w:ind w:left="720"/>
-    </w:pPr>
-  </w:style>
-  <w:style w:type="paragraph" w:styleId="List">
-    <w:name w:val="List"/>
-    <w:basedOn w:val="BodyText"/>
-    <w:rPr>
-      <w:rFonts w:cs="Noto Sans Devanagari"/>
-    </w:rPr>
-  </w:style>
-  <w:style w:type="paragraph" w:styleId="Caption">
-    <w:name w:val="caption"/>
-    <w:basedOn w:val="Normal"/>
-    <w:qFormat/>
-    <w:pPr>
-      <w:suppressLineNumbers/>
-      <w:spacing w:before="120" w:after="120"/>
-    </w:pPr>
-    <w:rPr>
-      <w:rFonts w:cs="Noto Sans Devanagari"/>
-      <w:i/>
-      <w:iCs/>
-      <w:sz w:val="24"/>
-      <w:szCs w:val="24"/>
-    </w:rPr>
-  </w:style>
-  <w:style w:type="paragraph" w:customStyle="1" w:styleId="Index">
-    <w:name w:val="Index"/>
-    <w:basedOn w:val="Normal"/>
-    <w:qFormat/>
-    <w:pPr>
-      <w:suppressLineNumbers/>
-    </w:pPr>
-    <w:rPr>
-      <w:rFonts w:cs="Noto Sans Devanagari"/>
-    </w:rPr>
-  </w:style>
   <w:style w:type="paragraph" w:customStyle="1" w:styleId="Paragraph2">
     <w:name w:val="Paragraph2"/>
     <w:basedOn w:val="Normal"/>
-    <w:qFormat/>
     <w:pPr>
       <w:spacing w:before="80"/>
       <w:ind w:left="720"/>
@@ -3481,7 +8397,6 @@
   <w:style w:type="paragraph" w:styleId="NormalIndent">
     <w:name w:val="Normal Indent"/>
     <w:basedOn w:val="Normal"/>
-    <w:qFormat/>
     <w:pPr>
       <w:ind w:left="900" w:hanging="900"/>
     </w:pPr>
@@ -3490,7 +8405,7 @@
     <w:name w:val="toc 1"/>
     <w:basedOn w:val="Normal"/>
     <w:next w:val="Normal"/>
-    <w:semiHidden/>
+    <w:uiPriority w:val="39"/>
     <w:pPr>
       <w:tabs>
         <w:tab w:val="right" w:pos="9360"/>
@@ -3503,7 +8418,7 @@
     <w:name w:val="toc 2"/>
     <w:basedOn w:val="Normal"/>
     <w:next w:val="Normal"/>
-    <w:semiHidden/>
+    <w:uiPriority w:val="39"/>
     <w:pPr>
       <w:tabs>
         <w:tab w:val="right" w:pos="9360"/>
@@ -3515,7 +8430,7 @@
     <w:name w:val="toc 3"/>
     <w:basedOn w:val="Normal"/>
     <w:next w:val="Normal"/>
-    <w:semiHidden/>
+    <w:uiPriority w:val="39"/>
     <w:pPr>
       <w:tabs>
         <w:tab w:val="left" w:pos="1440"/>
@@ -3523,11 +8438,6 @@
       </w:tabs>
       <w:ind w:left="864"/>
     </w:pPr>
-  </w:style>
-  <w:style w:type="paragraph" w:customStyle="1" w:styleId="HeaderandFooter">
-    <w:name w:val="Header and Footer"/>
-    <w:basedOn w:val="Normal"/>
-    <w:qFormat/>
   </w:style>
   <w:style w:type="paragraph" w:styleId="Header">
     <w:name w:val="header"/>
@@ -3549,10 +8459,13 @@
       </w:tabs>
     </w:pPr>
   </w:style>
+  <w:style w:type="character" w:styleId="PageNumber">
+    <w:name w:val="page number"/>
+    <w:basedOn w:val="DefaultParagraphFont"/>
+  </w:style>
   <w:style w:type="paragraph" w:customStyle="1" w:styleId="Bullet1">
     <w:name w:val="Bullet1"/>
     <w:basedOn w:val="Normal"/>
-    <w:qFormat/>
     <w:pPr>
       <w:ind w:left="720" w:hanging="432"/>
     </w:pPr>
@@ -3560,7 +8473,6 @@
   <w:style w:type="paragraph" w:customStyle="1" w:styleId="Bullet2">
     <w:name w:val="Bullet2"/>
     <w:basedOn w:val="Normal"/>
-    <w:qFormat/>
     <w:pPr>
       <w:ind w:left="1440" w:hanging="360"/>
     </w:pPr>
@@ -3577,16 +8489,32 @@
       <w:spacing w:after="120"/>
     </w:pPr>
   </w:style>
+  <w:style w:type="paragraph" w:styleId="BodyText">
+    <w:name w:val="Body Text"/>
+    <w:basedOn w:val="Normal"/>
+    <w:pPr>
+      <w:keepLines/>
+      <w:spacing w:after="120"/>
+      <w:ind w:left="720"/>
+    </w:pPr>
+  </w:style>
   <w:style w:type="paragraph" w:styleId="DocumentMap">
     <w:name w:val="Document Map"/>
     <w:basedOn w:val="Normal"/>
     <w:semiHidden/>
-    <w:qFormat/>
     <w:pPr>
       <w:shd w:val="clear" w:color="auto" w:fill="000080"/>
     </w:pPr>
     <w:rPr>
       <w:rFonts w:ascii="Tahoma" w:hAnsi="Tahoma"/>
+    </w:rPr>
+  </w:style>
+  <w:style w:type="character" w:styleId="FootnoteReference">
+    <w:name w:val="footnote reference"/>
+    <w:semiHidden/>
+    <w:rPr>
+      <w:sz w:val="20"/>
+      <w:vertAlign w:val="superscript"/>
     </w:rPr>
   </w:style>
   <w:style w:type="paragraph" w:styleId="FootnoteText">
@@ -3610,7 +8538,6 @@
   <w:style w:type="paragraph" w:customStyle="1" w:styleId="MainTitle">
     <w:name w:val="Main Title"/>
     <w:basedOn w:val="Normal"/>
-    <w:qFormat/>
     <w:pPr>
       <w:spacing w:before="480" w:after="60" w:line="240" w:lineRule="auto"/>
       <w:jc w:val="center"/>
@@ -3618,14 +8545,13 @@
     <w:rPr>
       <w:rFonts w:ascii="Arial" w:hAnsi="Arial"/>
       <w:b/>
-      <w:kern w:val="2"/>
+      <w:kern w:val="28"/>
       <w:sz w:val="32"/>
     </w:rPr>
   </w:style>
   <w:style w:type="paragraph" w:customStyle="1" w:styleId="Paragraph1">
     <w:name w:val="Paragraph1"/>
     <w:basedOn w:val="Normal"/>
-    <w:qFormat/>
     <w:pPr>
       <w:spacing w:before="80" w:line="240" w:lineRule="auto"/>
       <w:jc w:val="both"/>
@@ -3634,7 +8560,6 @@
   <w:style w:type="paragraph" w:customStyle="1" w:styleId="Paragraph3">
     <w:name w:val="Paragraph3"/>
     <w:basedOn w:val="Normal"/>
-    <w:qFormat/>
     <w:pPr>
       <w:spacing w:before="80" w:line="240" w:lineRule="auto"/>
       <w:ind w:left="1530"/>
@@ -3644,7 +8569,6 @@
   <w:style w:type="paragraph" w:customStyle="1" w:styleId="Paragraph4">
     <w:name w:val="Paragraph4"/>
     <w:basedOn w:val="Normal"/>
-    <w:qFormat/>
     <w:pPr>
       <w:spacing w:before="80" w:line="240" w:lineRule="auto"/>
       <w:ind w:left="2250"/>
@@ -3714,7 +8638,6 @@
   <w:style w:type="paragraph" w:styleId="BodyText2">
     <w:name w:val="Body Text 2"/>
     <w:basedOn w:val="Normal"/>
-    <w:qFormat/>
     <w:rPr>
       <w:i/>
       <w:color w:val="0000FF"/>
@@ -3735,7 +8658,6 @@
   <w:style w:type="paragraph" w:customStyle="1" w:styleId="Body">
     <w:name w:val="Body"/>
     <w:basedOn w:val="Normal"/>
-    <w:qFormat/>
     <w:pPr>
       <w:widowControl/>
       <w:spacing w:before="120" w:line="240" w:lineRule="auto"/>
@@ -3748,14 +8670,16 @@
   <w:style w:type="paragraph" w:customStyle="1" w:styleId="Bullet">
     <w:name w:val="Bullet"/>
     <w:basedOn w:val="Normal"/>
-    <w:qFormat/>
     <w:pPr>
       <w:widowControl/>
+      <w:numPr>
+        <w:numId w:val="22"/>
+      </w:numPr>
       <w:tabs>
         <w:tab w:val="left" w:pos="720"/>
       </w:tabs>
       <w:spacing w:before="120" w:line="240" w:lineRule="auto"/>
-      <w:ind w:left="720" w:right="360"/>
+      <w:ind w:right="360"/>
       <w:jc w:val="both"/>
     </w:pPr>
     <w:rPr>
@@ -3767,7 +8691,6 @@
     <w:basedOn w:val="Normal"/>
     <w:next w:val="BodyText"/>
     <w:autoRedefine/>
-    <w:qFormat/>
     <w:pPr>
       <w:spacing w:after="120"/>
       <w:ind w:left="720"/>
@@ -3777,28 +8700,57 @@
       <w:color w:val="0000FF"/>
     </w:rPr>
   </w:style>
-  <w:style w:type="paragraph" w:customStyle="1" w:styleId="FrameContents">
-    <w:name w:val="Frame Contents"/>
+  <w:style w:type="character" w:styleId="Hyperlink">
+    <w:name w:val="Hyperlink"/>
+    <w:uiPriority w:val="99"/>
+    <w:rPr>
+      <w:color w:val="0000FF"/>
+      <w:u w:val="single"/>
+    </w:rPr>
+  </w:style>
+  <w:style w:type="character" w:styleId="Strong">
+    <w:name w:val="Strong"/>
+    <w:qFormat/>
+    <w:rPr>
+      <w:b/>
+    </w:rPr>
+  </w:style>
+  <w:style w:type="character" w:styleId="FollowedHyperlink">
+    <w:name w:val="FollowedHyperlink"/>
+    <w:rPr>
+      <w:color w:val="800080"/>
+      <w:u w:val="single"/>
+    </w:rPr>
+  </w:style>
+  <w:style w:type="table" w:styleId="TableGrid">
+    <w:name w:val="Table Grid"/>
+    <w:basedOn w:val="TableNormal"/>
+    <w:uiPriority w:val="39"/>
+    <w:rsid w:val="00C03989"/>
+    <w:tblPr>
+      <w:tblBorders>
+        <w:top w:val="single" w:sz="4" w:space="0" w:color="auto"/>
+        <w:left w:val="single" w:sz="4" w:space="0" w:color="auto"/>
+        <w:bottom w:val="single" w:sz="4" w:space="0" w:color="auto"/>
+        <w:right w:val="single" w:sz="4" w:space="0" w:color="auto"/>
+        <w:insideH w:val="single" w:sz="4" w:space="0" w:color="auto"/>
+        <w:insideV w:val="single" w:sz="4" w:space="0" w:color="auto"/>
+      </w:tblBorders>
+    </w:tblPr>
+  </w:style>
+  <w:style w:type="paragraph" w:styleId="NormalWeb">
+    <w:name w:val="Normal (Web)"/>
     <w:basedOn w:val="Normal"/>
-    <w:qFormat/>
-  </w:style>
-  <w:style w:type="paragraph" w:customStyle="1" w:styleId="Heading10">
-    <w:name w:val="Heading 10"/>
-    <w:basedOn w:val="Heading"/>
-    <w:next w:val="BodyText"/>
-    <w:qFormat/>
+    <w:uiPriority w:val="99"/>
+    <w:unhideWhenUsed/>
+    <w:rsid w:val="00587E23"/>
     <w:pPr>
-      <w:tabs>
-        <w:tab w:val="num" w:pos="0"/>
-      </w:tabs>
-      <w:spacing w:before="60" w:after="60"/>
-      <w:outlineLvl w:val="8"/>
+      <w:widowControl/>
+      <w:spacing w:before="100" w:beforeAutospacing="1" w:after="100" w:afterAutospacing="1" w:line="240" w:lineRule="auto"/>
     </w:pPr>
     <w:rPr>
-      <w:b/>
-      <w:bCs/>
-      <w:sz w:val="18"/>
-      <w:szCs w:val="18"/>
+      <w:sz w:val="24"/>
+      <w:szCs w:val="24"/>
     </w:rPr>
   </w:style>
 </w:styles>
@@ -3809,10 +8761,10 @@
   <a:themeElements>
     <a:clrScheme name="Office">
       <a:dk1>
-        <a:srgbClr val="000000"/>
+        <a:sysClr val="windowText" lastClr="000000"/>
       </a:dk1>
       <a:lt1>
-        <a:srgbClr val="FFFFFF"/>
+        <a:sysClr val="window" lastClr="FFFFFF"/>
       </a:lt1>
       <a:dk2>
         <a:srgbClr val="44546A"/>
@@ -3850,52 +8802,150 @@
         <a:latin typeface="Calibri Light" panose="020F0302020204030204"/>
         <a:ea typeface=""/>
         <a:cs typeface=""/>
+        <a:font script="Jpan" typeface="游ゴシック Light"/>
+        <a:font script="Hang" typeface="맑은 고딕"/>
+        <a:font script="Hans" typeface="等线 Light"/>
+        <a:font script="Hant" typeface="新細明體"/>
+        <a:font script="Arab" typeface="Times New Roman"/>
+        <a:font script="Hebr" typeface="Times New Roman"/>
+        <a:font script="Thai" typeface="Angsana New"/>
+        <a:font script="Ethi" typeface="Nyala"/>
+        <a:font script="Beng" typeface="Vrinda"/>
+        <a:font script="Gujr" typeface="Shruti"/>
+        <a:font script="Khmr" typeface="MoolBoran"/>
+        <a:font script="Knda" typeface="Tunga"/>
+        <a:font script="Guru" typeface="Raavi"/>
+        <a:font script="Cans" typeface="Euphemia"/>
+        <a:font script="Cher" typeface="Plantagenet Cherokee"/>
+        <a:font script="Yiii" typeface="Microsoft Yi Baiti"/>
+        <a:font script="Tibt" typeface="Microsoft Himalaya"/>
+        <a:font script="Thaa" typeface="MV Boli"/>
+        <a:font script="Deva" typeface="Mangal"/>
+        <a:font script="Telu" typeface="Gautami"/>
+        <a:font script="Taml" typeface="Latha"/>
+        <a:font script="Syrc" typeface="Estrangelo Edessa"/>
+        <a:font script="Orya" typeface="Kalinga"/>
+        <a:font script="Mlym" typeface="Kartika"/>
+        <a:font script="Laoo" typeface="DokChampa"/>
+        <a:font script="Sinh" typeface="Iskoola Pota"/>
+        <a:font script="Mong" typeface="Mongolian Baiti"/>
+        <a:font script="Viet" typeface="Times New Roman"/>
+        <a:font script="Uigh" typeface="Microsoft Uighur"/>
+        <a:font script="Geor" typeface="Sylfaen"/>
+        <a:font script="Armn" typeface="Arial"/>
+        <a:font script="Bugi" typeface="Leelawadee UI"/>
+        <a:font script="Bopo" typeface="Microsoft JhengHei"/>
+        <a:font script="Java" typeface="Javanese Text"/>
+        <a:font script="Lisu" typeface="Segoe UI"/>
+        <a:font script="Mymr" typeface="Myanmar Text"/>
+        <a:font script="Nkoo" typeface="Ebrima"/>
+        <a:font script="Olck" typeface="Nirmala UI"/>
+        <a:font script="Osma" typeface="Ebrima"/>
+        <a:font script="Phag" typeface="Phagspa"/>
+        <a:font script="Syrn" typeface="Estrangelo Edessa"/>
+        <a:font script="Syrj" typeface="Estrangelo Edessa"/>
+        <a:font script="Syre" typeface="Estrangelo Edessa"/>
+        <a:font script="Sora" typeface="Nirmala UI"/>
+        <a:font script="Tale" typeface="Microsoft Tai Le"/>
+        <a:font script="Talu" typeface="Microsoft New Tai Lue"/>
+        <a:font script="Tfng" typeface="Ebrima"/>
       </a:majorFont>
       <a:minorFont>
         <a:latin typeface="Calibri" panose="020F0502020204030204"/>
         <a:ea typeface=""/>
         <a:cs typeface=""/>
+        <a:font script="Jpan" typeface="游明朝"/>
+        <a:font script="Hang" typeface="맑은 고딕"/>
+        <a:font script="Hans" typeface="等线"/>
+        <a:font script="Hant" typeface="新細明體"/>
+        <a:font script="Arab" typeface="Arial"/>
+        <a:font script="Hebr" typeface="Arial"/>
+        <a:font script="Thai" typeface="Cordia New"/>
+        <a:font script="Ethi" typeface="Nyala"/>
+        <a:font script="Beng" typeface="Vrinda"/>
+        <a:font script="Gujr" typeface="Shruti"/>
+        <a:font script="Khmr" typeface="DaunPenh"/>
+        <a:font script="Knda" typeface="Tunga"/>
+        <a:font script="Guru" typeface="Raavi"/>
+        <a:font script="Cans" typeface="Euphemia"/>
+        <a:font script="Cher" typeface="Plantagenet Cherokee"/>
+        <a:font script="Yiii" typeface="Microsoft Yi Baiti"/>
+        <a:font script="Tibt" typeface="Microsoft Himalaya"/>
+        <a:font script="Thaa" typeface="MV Boli"/>
+        <a:font script="Deva" typeface="Mangal"/>
+        <a:font script="Telu" typeface="Gautami"/>
+        <a:font script="Taml" typeface="Latha"/>
+        <a:font script="Syrc" typeface="Estrangelo Edessa"/>
+        <a:font script="Orya" typeface="Kalinga"/>
+        <a:font script="Mlym" typeface="Kartika"/>
+        <a:font script="Laoo" typeface="DokChampa"/>
+        <a:font script="Sinh" typeface="Iskoola Pota"/>
+        <a:font script="Mong" typeface="Mongolian Baiti"/>
+        <a:font script="Viet" typeface="Arial"/>
+        <a:font script="Uigh" typeface="Microsoft Uighur"/>
+        <a:font script="Geor" typeface="Sylfaen"/>
+        <a:font script="Armn" typeface="Arial"/>
+        <a:font script="Bugi" typeface="Leelawadee UI"/>
+        <a:font script="Bopo" typeface="Microsoft JhengHei"/>
+        <a:font script="Java" typeface="Javanese Text"/>
+        <a:font script="Lisu" typeface="Segoe UI"/>
+        <a:font script="Mymr" typeface="Myanmar Text"/>
+        <a:font script="Nkoo" typeface="Ebrima"/>
+        <a:font script="Olck" typeface="Nirmala UI"/>
+        <a:font script="Osma" typeface="Ebrima"/>
+        <a:font script="Phag" typeface="Phagspa"/>
+        <a:font script="Syrn" typeface="Estrangelo Edessa"/>
+        <a:font script="Syrj" typeface="Estrangelo Edessa"/>
+        <a:font script="Syre" typeface="Estrangelo Edessa"/>
+        <a:font script="Sora" typeface="Nirmala UI"/>
+        <a:font script="Tale" typeface="Microsoft Tai Le"/>
+        <a:font script="Talu" typeface="Microsoft New Tai Lue"/>
+        <a:font script="Tfng" typeface="Ebrima"/>
       </a:minorFont>
     </a:fontScheme>
-    <a:fmtScheme>
+    <a:fmtScheme name="Office">
       <a:fillStyleLst>
         <a:solidFill>
           <a:schemeClr val="phClr"/>
         </a:solidFill>
-        <a:gradFill>
+        <a:gradFill rotWithShape="1">
           <a:gsLst>
             <a:gs pos="0">
               <a:schemeClr val="phClr">
                 <a:lumMod val="110000"/>
+                <a:satMod val="105000"/>
                 <a:tint val="67000"/>
               </a:schemeClr>
             </a:gs>
             <a:gs pos="50000">
               <a:schemeClr val="phClr">
                 <a:lumMod val="105000"/>
+                <a:satMod val="103000"/>
                 <a:tint val="73000"/>
               </a:schemeClr>
             </a:gs>
             <a:gs pos="100000">
               <a:schemeClr val="phClr">
                 <a:lumMod val="105000"/>
+                <a:satMod val="109000"/>
                 <a:tint val="81000"/>
               </a:schemeClr>
             </a:gs>
           </a:gsLst>
           <a:lin ang="5400000" scaled="0"/>
-          <a:tileRect/>
         </a:gradFill>
-        <a:gradFill>
+        <a:gradFill rotWithShape="1">
           <a:gsLst>
             <a:gs pos="0">
               <a:schemeClr val="phClr">
+                <a:satMod val="103000"/>
                 <a:lumMod val="102000"/>
                 <a:tint val="94000"/>
               </a:schemeClr>
             </a:gs>
             <a:gs pos="50000">
               <a:schemeClr val="phClr">
+                <a:satMod val="110000"/>
                 <a:lumMod val="100000"/>
                 <a:shade val="100000"/>
               </a:schemeClr>
@@ -3903,24 +8953,33 @@
             <a:gs pos="100000">
               <a:schemeClr val="phClr">
                 <a:lumMod val="99000"/>
+                <a:satMod val="120000"/>
                 <a:shade val="78000"/>
               </a:schemeClr>
             </a:gs>
           </a:gsLst>
           <a:lin ang="5400000" scaled="0"/>
-          <a:tileRect/>
         </a:gradFill>
       </a:fillStyleLst>
       <a:lnStyleLst>
         <a:ln w="6350" cap="flat" cmpd="sng" algn="ctr">
+          <a:solidFill>
+            <a:schemeClr val="phClr"/>
+          </a:solidFill>
           <a:prstDash val="solid"/>
           <a:miter lim="800000"/>
         </a:ln>
         <a:ln w="12700" cap="flat" cmpd="sng" algn="ctr">
+          <a:solidFill>
+            <a:schemeClr val="phClr"/>
+          </a:solidFill>
           <a:prstDash val="solid"/>
           <a:miter lim="800000"/>
         </a:ln>
         <a:ln w="19050" cap="flat" cmpd="sng" algn="ctr">
+          <a:solidFill>
+            <a:schemeClr val="phClr"/>
+          </a:solidFill>
           <a:prstDash val="solid"/>
           <a:miter lim="800000"/>
         </a:ln>
@@ -3933,7 +8992,13 @@
           <a:effectLst/>
         </a:effectStyle>
         <a:effectStyle>
-          <a:effectLst/>
+          <a:effectLst>
+            <a:outerShdw blurRad="57150" dist="19050" dir="5400000" algn="ctr" rotWithShape="0">
+              <a:srgbClr val="000000">
+                <a:alpha val="63000"/>
+              </a:srgbClr>
+            </a:outerShdw>
+          </a:effectLst>
         </a:effectStyle>
       </a:effectStyleLst>
       <a:bgFillStyleLst>
@@ -3943,13 +9008,15 @@
         <a:solidFill>
           <a:schemeClr val="phClr">
             <a:tint val="95000"/>
+            <a:satMod val="170000"/>
           </a:schemeClr>
         </a:solidFill>
-        <a:gradFill>
+        <a:gradFill rotWithShape="1">
           <a:gsLst>
             <a:gs pos="0">
               <a:schemeClr val="phClr">
                 <a:tint val="93000"/>
+                <a:satMod val="150000"/>
                 <a:shade val="98000"/>
                 <a:lumMod val="102000"/>
               </a:schemeClr>
@@ -3957,6 +9024,7 @@
             <a:gs pos="50000">
               <a:schemeClr val="phClr">
                 <a:tint val="98000"/>
+                <a:satMod val="130000"/>
                 <a:shade val="90000"/>
                 <a:lumMod val="103000"/>
               </a:schemeClr>
@@ -3964,16 +9032,21 @@
             <a:gs pos="100000">
               <a:schemeClr val="phClr">
                 <a:shade val="63000"/>
+                <a:satMod val="120000"/>
               </a:schemeClr>
             </a:gs>
           </a:gsLst>
           <a:lin ang="5400000" scaled="0"/>
-          <a:tileRect/>
         </a:gradFill>
       </a:bgFillStyleLst>
     </a:fmtScheme>
   </a:themeElements>
   <a:objectDefaults/>
   <a:extraClrSchemeLst/>
+  <a:extLst>
+    <a:ext uri="{05A4C25C-085E-4340-85A3-A5531E510DB2}">
+      <thm15:themeFamily xmlns:thm15="http://schemas.microsoft.com/office/thememl/2012/main" name="Office Theme" id="{62F939B6-93AF-4DB8-9C6B-D6C7DFDC589F}" vid="{4A3C46E8-61CC-4603-A589-7422A47A8E4A}"/>
+    </a:ext>
+  </a:extLst>
 </a:theme>
 </file>
--- a/documentation/editables/03-Software-Architecture-Design.docx
+++ b/documentation/editables/03-Software-Architecture-Design.docx
@@ -62,7 +62,13 @@
         <w:rPr>
           <w:sz w:val="28"/>
         </w:rPr>
-        <w:t>Version 1.7</w:t>
+        <w:t>Version 1.</w:t>
+      </w:r>
+      <w:r>
+        <w:rPr>
+          <w:sz w:val="28"/>
+        </w:rPr>
+        <w:t>0</w:t>
       </w:r>
     </w:p>
     <w:p>
@@ -77,19 +83,8 @@
     <w:p>
       <w:pPr>
         <w:pStyle w:val="InfoBlue"/>
-        <w:rPr/>
-      </w:pPr>
-      <w:r>
-        <w:rPr/>
-      </w:r>
-    </w:p>
-    <w:p>
-      <w:pPr>
-        <w:pStyle w:val="Title"/>
         <w:spacing w:before="0" w:after="0"/>
-        <w:rPr>
-          <w:sz w:val="28"/>
-        </w:rPr>
+        <w:rPr/>
         <w:sectPr>
           <w:headerReference w:type="even" r:id="rId2"/>
           <w:headerReference w:type="default" r:id="rId3"/>
@@ -108,9 +103,7 @@
         </w:sectPr>
       </w:pPr>
       <w:r>
-        <w:rPr>
-          <w:sz w:val="28"/>
-        </w:rPr>
+        <w:rPr/>
       </w:r>
     </w:p>
     <w:p>
@@ -138,16 +131,16 @@
         <w:tblLook w:firstRow="0" w:noVBand="0" w:lastRow="0" w:firstColumn="0" w:lastColumn="0" w:noHBand="0" w:val="0000"/>
       </w:tblPr>
       <w:tblGrid>
-        <w:gridCol w:w="2303"/>
+        <w:gridCol w:w="2302"/>
         <w:gridCol w:w="1152"/>
-        <w:gridCol w:w="3745"/>
+        <w:gridCol w:w="3746"/>
         <w:gridCol w:w="2304"/>
       </w:tblGrid>
       <w:tr>
         <w:trPr/>
         <w:tc>
           <w:tcPr>
-            <w:tcW w:w="2303" w:type="dxa"/>
+            <w:tcW w:w="2302" w:type="dxa"/>
             <w:tcBorders>
               <w:top w:val="single" w:sz="6" w:space="0" w:color="000000"/>
               <w:left w:val="single" w:sz="6" w:space="0" w:color="000000"/>
@@ -201,7 +194,7 @@
         </w:tc>
         <w:tc>
           <w:tcPr>
-            <w:tcW w:w="3745" w:type="dxa"/>
+            <w:tcW w:w="3746" w:type="dxa"/>
             <w:tcBorders>
               <w:top w:val="single" w:sz="6" w:space="0" w:color="000000"/>
               <w:left w:val="single" w:sz="6" w:space="0" w:color="000000"/>
@@ -258,7 +251,7 @@
         <w:trPr/>
         <w:tc>
           <w:tcPr>
-            <w:tcW w:w="2303" w:type="dxa"/>
+            <w:tcW w:w="2302" w:type="dxa"/>
             <w:tcBorders>
               <w:top w:val="single" w:sz="6" w:space="0" w:color="000000"/>
               <w:left w:val="single" w:sz="6" w:space="0" w:color="000000"/>
@@ -298,17 +291,13 @@
             </w:pPr>
             <w:r>
               <w:rPr/>
-              <w:t>0</w:t>
-            </w:r>
-            <w:r>
-              <w:rPr/>
-              <w:t>.1</w:t>
+              <w:t>0.1</w:t>
             </w:r>
           </w:p>
         </w:tc>
         <w:tc>
           <w:tcPr>
-            <w:tcW w:w="3745" w:type="dxa"/>
+            <w:tcW w:w="3746" w:type="dxa"/>
             <w:tcBorders>
               <w:top w:val="single" w:sz="6" w:space="0" w:color="000000"/>
               <w:left w:val="single" w:sz="6" w:space="0" w:color="000000"/>
@@ -357,7 +346,7 @@
         <w:trPr/>
         <w:tc>
           <w:tcPr>
-            <w:tcW w:w="2303" w:type="dxa"/>
+            <w:tcW w:w="2302" w:type="dxa"/>
             <w:tcBorders>
               <w:top w:val="single" w:sz="6" w:space="0" w:color="000000"/>
               <w:left w:val="single" w:sz="6" w:space="0" w:color="000000"/>
@@ -397,17 +386,13 @@
             </w:pPr>
             <w:r>
               <w:rPr/>
-              <w:t>0</w:t>
-            </w:r>
-            <w:r>
-              <w:rPr/>
-              <w:t>.2</w:t>
+              <w:t>0.2</w:t>
             </w:r>
           </w:p>
         </w:tc>
         <w:tc>
           <w:tcPr>
-            <w:tcW w:w="3745" w:type="dxa"/>
+            <w:tcW w:w="3746" w:type="dxa"/>
             <w:tcBorders>
               <w:top w:val="single" w:sz="6" w:space="0" w:color="000000"/>
               <w:left w:val="single" w:sz="6" w:space="0" w:color="000000"/>
@@ -456,7 +441,7 @@
         <w:trPr/>
         <w:tc>
           <w:tcPr>
-            <w:tcW w:w="2303" w:type="dxa"/>
+            <w:tcW w:w="2302" w:type="dxa"/>
             <w:tcBorders>
               <w:top w:val="single" w:sz="6" w:space="0" w:color="000000"/>
               <w:left w:val="single" w:sz="6" w:space="0" w:color="000000"/>
@@ -496,17 +481,13 @@
             </w:pPr>
             <w:r>
               <w:rPr/>
-              <w:t>0</w:t>
-            </w:r>
-            <w:r>
-              <w:rPr/>
-              <w:t>.3</w:t>
+              <w:t>0.3</w:t>
             </w:r>
           </w:p>
         </w:tc>
         <w:tc>
           <w:tcPr>
-            <w:tcW w:w="3745" w:type="dxa"/>
+            <w:tcW w:w="3746" w:type="dxa"/>
             <w:tcBorders>
               <w:top w:val="single" w:sz="6" w:space="0" w:color="000000"/>
               <w:left w:val="single" w:sz="6" w:space="0" w:color="000000"/>
@@ -555,7 +536,7 @@
         <w:trPr/>
         <w:tc>
           <w:tcPr>
-            <w:tcW w:w="2303" w:type="dxa"/>
+            <w:tcW w:w="2302" w:type="dxa"/>
             <w:tcBorders>
               <w:top w:val="single" w:sz="6" w:space="0" w:color="000000"/>
               <w:left w:val="single" w:sz="6" w:space="0" w:color="000000"/>
@@ -595,17 +576,13 @@
             </w:pPr>
             <w:r>
               <w:rPr/>
-              <w:t>0</w:t>
-            </w:r>
-            <w:r>
-              <w:rPr/>
-              <w:t>.4</w:t>
+              <w:t>0.4</w:t>
             </w:r>
           </w:p>
         </w:tc>
         <w:tc>
           <w:tcPr>
-            <w:tcW w:w="3745" w:type="dxa"/>
+            <w:tcW w:w="3746" w:type="dxa"/>
             <w:tcBorders>
               <w:top w:val="single" w:sz="6" w:space="0" w:color="000000"/>
               <w:left w:val="single" w:sz="6" w:space="0" w:color="000000"/>
@@ -654,7 +631,7 @@
         <w:trPr/>
         <w:tc>
           <w:tcPr>
-            <w:tcW w:w="2303" w:type="dxa"/>
+            <w:tcW w:w="2302" w:type="dxa"/>
             <w:tcBorders>
               <w:top w:val="single" w:sz="6" w:space="0" w:color="000000"/>
               <w:left w:val="single" w:sz="6" w:space="0" w:color="000000"/>
@@ -694,17 +671,13 @@
             </w:pPr>
             <w:r>
               <w:rPr/>
-              <w:t>0</w:t>
-            </w:r>
-            <w:r>
-              <w:rPr/>
-              <w:t>.5</w:t>
+              <w:t>0.5</w:t>
             </w:r>
           </w:p>
         </w:tc>
         <w:tc>
           <w:tcPr>
-            <w:tcW w:w="3745" w:type="dxa"/>
+            <w:tcW w:w="3746" w:type="dxa"/>
             <w:tcBorders>
               <w:top w:val="single" w:sz="6" w:space="0" w:color="000000"/>
               <w:left w:val="single" w:sz="6" w:space="0" w:color="000000"/>
@@ -753,7 +726,7 @@
         <w:trPr/>
         <w:tc>
           <w:tcPr>
-            <w:tcW w:w="2303" w:type="dxa"/>
+            <w:tcW w:w="2302" w:type="dxa"/>
             <w:tcBorders>
               <w:top w:val="single" w:sz="6" w:space="0" w:color="000000"/>
               <w:left w:val="single" w:sz="6" w:space="0" w:color="000000"/>
@@ -793,17 +766,13 @@
             </w:pPr>
             <w:r>
               <w:rPr/>
-              <w:t>0</w:t>
-            </w:r>
-            <w:r>
-              <w:rPr/>
-              <w:t>.6</w:t>
+              <w:t>0.6</w:t>
             </w:r>
           </w:p>
         </w:tc>
         <w:tc>
           <w:tcPr>
-            <w:tcW w:w="3745" w:type="dxa"/>
+            <w:tcW w:w="3746" w:type="dxa"/>
             <w:tcBorders>
               <w:top w:val="single" w:sz="6" w:space="0" w:color="000000"/>
               <w:left w:val="single" w:sz="6" w:space="0" w:color="000000"/>
@@ -852,7 +821,7 @@
         <w:trPr/>
         <w:tc>
           <w:tcPr>
-            <w:tcW w:w="2303" w:type="dxa"/>
+            <w:tcW w:w="2302" w:type="dxa"/>
             <w:tcBorders>
               <w:top w:val="single" w:sz="6" w:space="0" w:color="000000"/>
               <w:left w:val="single" w:sz="6" w:space="0" w:color="000000"/>
@@ -892,17 +861,13 @@
             </w:pPr>
             <w:r>
               <w:rPr/>
-              <w:t>1.</w:t>
-            </w:r>
-            <w:r>
-              <w:rPr/>
-              <w:t>0</w:t>
+              <w:t>1.0</w:t>
             </w:r>
           </w:p>
         </w:tc>
         <w:tc>
           <w:tcPr>
-            <w:tcW w:w="3745" w:type="dxa"/>
+            <w:tcW w:w="3746" w:type="dxa"/>
             <w:tcBorders>
               <w:top w:val="single" w:sz="6" w:space="0" w:color="000000"/>
               <w:left w:val="single" w:sz="6" w:space="0" w:color="000000"/>
@@ -1148,6 +1113,7 @@
     <w:p>
       <w:pPr>
         <w:pStyle w:val="Title"/>
+        <w:spacing w:before="0" w:after="0"/>
         <w:rPr/>
       </w:pPr>
       <w:r>
@@ -1171,7 +1137,7 @@
               <w:tab w:val="right" w:pos="9360" w:leader="none"/>
             </w:tabs>
             <w:rPr>
-              <w:rFonts w:ascii="Calibri" w:hAnsi="Calibri" w:eastAsia="" w:cs="Arial" w:asciiTheme="minorHAnsi" w:cstheme="minorBidi" w:eastAsiaTheme="minorEastAsia" w:hAnsiTheme="minorHAnsi"/>
+              <w:rFonts w:ascii="Calibri" w:hAnsi="Calibri" w:eastAsia="" w:cs="" w:asciiTheme="minorHAnsi" w:cstheme="minorBidi" w:eastAsiaTheme="minorEastAsia" w:hAnsiTheme="minorHAnsi"/>
               <w:kern w:val="2"/>
               <w:sz w:val="24"/>
               <w:szCs w:val="24"/>
@@ -1195,7 +1161,7 @@
           </w:r>
           <w:r>
             <w:rPr>
-              <w:rFonts w:eastAsia="" w:cs="Arial" w:ascii="Calibri" w:hAnsi="Calibri" w:asciiTheme="minorHAnsi" w:cstheme="minorBidi" w:eastAsiaTheme="minorEastAsia" w:hAnsiTheme="minorHAnsi"/>
+              <w:rFonts w:eastAsia="" w:cs="" w:ascii="Calibri" w:hAnsi="Calibri" w:asciiTheme="minorHAnsi" w:cstheme="minorBidi" w:eastAsiaTheme="minorEastAsia" w:hAnsiTheme="minorHAnsi"/>
               <w:kern w:val="2"/>
               <w:sz w:val="24"/>
               <w:szCs w:val="24"/>
@@ -1218,7 +1184,7 @@
               <w:tab w:val="right" w:pos="9360" w:leader="none"/>
             </w:tabs>
             <w:rPr>
-              <w:rFonts w:ascii="Calibri" w:hAnsi="Calibri" w:eastAsia="" w:cs="Arial" w:asciiTheme="minorHAnsi" w:cstheme="minorBidi" w:eastAsiaTheme="minorEastAsia" w:hAnsiTheme="minorHAnsi"/>
+              <w:rFonts w:ascii="Calibri" w:hAnsi="Calibri" w:eastAsia="" w:cs="" w:asciiTheme="minorHAnsi" w:cstheme="minorBidi" w:eastAsiaTheme="minorEastAsia" w:hAnsiTheme="minorHAnsi"/>
               <w:kern w:val="2"/>
               <w:sz w:val="24"/>
               <w:szCs w:val="24"/>
@@ -1231,7 +1197,7 @@
           </w:r>
           <w:r>
             <w:rPr>
-              <w:rFonts w:eastAsia="" w:cs="Arial" w:ascii="Calibri" w:hAnsi="Calibri" w:asciiTheme="minorHAnsi" w:cstheme="minorBidi" w:eastAsiaTheme="minorEastAsia" w:hAnsiTheme="minorHAnsi"/>
+              <w:rFonts w:eastAsia="" w:cs="" w:ascii="Calibri" w:hAnsi="Calibri" w:asciiTheme="minorHAnsi" w:cstheme="minorBidi" w:eastAsiaTheme="minorEastAsia" w:hAnsiTheme="minorHAnsi"/>
               <w:kern w:val="2"/>
               <w:sz w:val="24"/>
               <w:szCs w:val="24"/>
@@ -1254,7 +1220,7 @@
               <w:tab w:val="right" w:pos="9360" w:leader="none"/>
             </w:tabs>
             <w:rPr>
-              <w:rFonts w:ascii="Calibri" w:hAnsi="Calibri" w:eastAsia="" w:cs="Arial" w:asciiTheme="minorHAnsi" w:cstheme="minorBidi" w:eastAsiaTheme="minorEastAsia" w:hAnsiTheme="minorHAnsi"/>
+              <w:rFonts w:ascii="Calibri" w:hAnsi="Calibri" w:eastAsia="" w:cs="" w:asciiTheme="minorHAnsi" w:cstheme="minorBidi" w:eastAsiaTheme="minorEastAsia" w:hAnsiTheme="minorHAnsi"/>
               <w:kern w:val="2"/>
               <w:sz w:val="24"/>
               <w:szCs w:val="24"/>
@@ -1267,7 +1233,7 @@
           </w:r>
           <w:r>
             <w:rPr>
-              <w:rFonts w:eastAsia="" w:cs="Arial" w:ascii="Calibri" w:hAnsi="Calibri" w:asciiTheme="minorHAnsi" w:cstheme="minorBidi" w:eastAsiaTheme="minorEastAsia" w:hAnsiTheme="minorHAnsi"/>
+              <w:rFonts w:eastAsia="" w:cs="" w:ascii="Calibri" w:hAnsi="Calibri" w:asciiTheme="minorHAnsi" w:cstheme="minorBidi" w:eastAsiaTheme="minorEastAsia" w:hAnsiTheme="minorHAnsi"/>
               <w:kern w:val="2"/>
               <w:sz w:val="24"/>
               <w:szCs w:val="24"/>
@@ -1290,7 +1256,7 @@
               <w:tab w:val="right" w:pos="9360" w:leader="none"/>
             </w:tabs>
             <w:rPr>
-              <w:rFonts w:ascii="Calibri" w:hAnsi="Calibri" w:eastAsia="" w:cs="Arial" w:asciiTheme="minorHAnsi" w:cstheme="minorBidi" w:eastAsiaTheme="minorEastAsia" w:hAnsiTheme="minorHAnsi"/>
+              <w:rFonts w:ascii="Calibri" w:hAnsi="Calibri" w:eastAsia="" w:cs="" w:asciiTheme="minorHAnsi" w:cstheme="minorBidi" w:eastAsiaTheme="minorEastAsia" w:hAnsiTheme="minorHAnsi"/>
               <w:kern w:val="2"/>
               <w:sz w:val="24"/>
               <w:szCs w:val="24"/>
@@ -1303,7 +1269,7 @@
           </w:r>
           <w:r>
             <w:rPr>
-              <w:rFonts w:eastAsia="" w:cs="Arial" w:ascii="Calibri" w:hAnsi="Calibri" w:asciiTheme="minorHAnsi" w:cstheme="minorBidi" w:eastAsiaTheme="minorEastAsia" w:hAnsiTheme="minorHAnsi"/>
+              <w:rFonts w:eastAsia="" w:cs="" w:ascii="Calibri" w:hAnsi="Calibri" w:asciiTheme="minorHAnsi" w:cstheme="minorBidi" w:eastAsiaTheme="minorEastAsia" w:hAnsiTheme="minorHAnsi"/>
               <w:kern w:val="2"/>
               <w:sz w:val="24"/>
               <w:szCs w:val="24"/>
@@ -1326,7 +1292,7 @@
               <w:tab w:val="right" w:pos="9360" w:leader="none"/>
             </w:tabs>
             <w:rPr>
-              <w:rFonts w:ascii="Calibri" w:hAnsi="Calibri" w:eastAsia="" w:cs="Arial" w:asciiTheme="minorHAnsi" w:cstheme="minorBidi" w:eastAsiaTheme="minorEastAsia" w:hAnsiTheme="minorHAnsi"/>
+              <w:rFonts w:ascii="Calibri" w:hAnsi="Calibri" w:eastAsia="" w:cs="" w:asciiTheme="minorHAnsi" w:cstheme="minorBidi" w:eastAsiaTheme="minorEastAsia" w:hAnsiTheme="minorHAnsi"/>
               <w:kern w:val="2"/>
               <w:sz w:val="24"/>
               <w:szCs w:val="24"/>
@@ -1339,7 +1305,7 @@
           </w:r>
           <w:r>
             <w:rPr>
-              <w:rFonts w:eastAsia="" w:cs="Arial" w:ascii="Calibri" w:hAnsi="Calibri" w:asciiTheme="minorHAnsi" w:cstheme="minorBidi" w:eastAsiaTheme="minorEastAsia" w:hAnsiTheme="minorHAnsi"/>
+              <w:rFonts w:eastAsia="" w:cs="" w:ascii="Calibri" w:hAnsi="Calibri" w:asciiTheme="minorHAnsi" w:cstheme="minorBidi" w:eastAsiaTheme="minorEastAsia" w:hAnsiTheme="minorHAnsi"/>
               <w:kern w:val="2"/>
               <w:sz w:val="24"/>
               <w:szCs w:val="24"/>
@@ -1362,7 +1328,7 @@
               <w:tab w:val="right" w:pos="9360" w:leader="none"/>
             </w:tabs>
             <w:rPr>
-              <w:rFonts w:ascii="Calibri" w:hAnsi="Calibri" w:eastAsia="" w:cs="Arial" w:asciiTheme="minorHAnsi" w:cstheme="minorBidi" w:eastAsiaTheme="minorEastAsia" w:hAnsiTheme="minorHAnsi"/>
+              <w:rFonts w:ascii="Calibri" w:hAnsi="Calibri" w:eastAsia="" w:cs="" w:asciiTheme="minorHAnsi" w:cstheme="minorBidi" w:eastAsiaTheme="minorEastAsia" w:hAnsiTheme="minorHAnsi"/>
               <w:kern w:val="2"/>
               <w:sz w:val="24"/>
               <w:szCs w:val="24"/>
@@ -1375,7 +1341,7 @@
           </w:r>
           <w:r>
             <w:rPr>
-              <w:rFonts w:eastAsia="" w:cs="Arial" w:ascii="Calibri" w:hAnsi="Calibri" w:asciiTheme="minorHAnsi" w:cstheme="minorBidi" w:eastAsiaTheme="minorEastAsia" w:hAnsiTheme="minorHAnsi"/>
+              <w:rFonts w:eastAsia="" w:cs="" w:ascii="Calibri" w:hAnsi="Calibri" w:asciiTheme="minorHAnsi" w:cstheme="minorBidi" w:eastAsiaTheme="minorEastAsia" w:hAnsiTheme="minorHAnsi"/>
               <w:kern w:val="2"/>
               <w:sz w:val="24"/>
               <w:szCs w:val="24"/>
@@ -1398,7 +1364,7 @@
               <w:tab w:val="right" w:pos="9360" w:leader="none"/>
             </w:tabs>
             <w:rPr>
-              <w:rFonts w:ascii="Calibri" w:hAnsi="Calibri" w:eastAsia="" w:cs="Arial" w:asciiTheme="minorHAnsi" w:cstheme="minorBidi" w:eastAsiaTheme="minorEastAsia" w:hAnsiTheme="minorHAnsi"/>
+              <w:rFonts w:ascii="Calibri" w:hAnsi="Calibri" w:eastAsia="" w:cs="" w:asciiTheme="minorHAnsi" w:cstheme="minorBidi" w:eastAsiaTheme="minorEastAsia" w:hAnsiTheme="minorHAnsi"/>
               <w:kern w:val="2"/>
               <w:sz w:val="24"/>
               <w:szCs w:val="24"/>
@@ -1411,7 +1377,7 @@
           </w:r>
           <w:r>
             <w:rPr>
-              <w:rFonts w:eastAsia="" w:cs="Arial" w:ascii="Calibri" w:hAnsi="Calibri" w:asciiTheme="minorHAnsi" w:cstheme="minorBidi" w:eastAsiaTheme="minorEastAsia" w:hAnsiTheme="minorHAnsi"/>
+              <w:rFonts w:eastAsia="" w:cs="" w:ascii="Calibri" w:hAnsi="Calibri" w:asciiTheme="minorHAnsi" w:cstheme="minorBidi" w:eastAsiaTheme="minorEastAsia" w:hAnsiTheme="minorHAnsi"/>
               <w:kern w:val="2"/>
               <w:sz w:val="24"/>
               <w:szCs w:val="24"/>
@@ -1434,7 +1400,7 @@
               <w:tab w:val="right" w:pos="9360" w:leader="none"/>
             </w:tabs>
             <w:rPr>
-              <w:rFonts w:ascii="Calibri" w:hAnsi="Calibri" w:eastAsia="" w:cs="Arial" w:asciiTheme="minorHAnsi" w:cstheme="minorBidi" w:eastAsiaTheme="minorEastAsia" w:hAnsiTheme="minorHAnsi"/>
+              <w:rFonts w:ascii="Calibri" w:hAnsi="Calibri" w:eastAsia="" w:cs="" w:asciiTheme="minorHAnsi" w:cstheme="minorBidi" w:eastAsiaTheme="minorEastAsia" w:hAnsiTheme="minorHAnsi"/>
               <w:kern w:val="2"/>
               <w:sz w:val="24"/>
               <w:szCs w:val="24"/>
@@ -1447,7 +1413,7 @@
           </w:r>
           <w:r>
             <w:rPr>
-              <w:rFonts w:eastAsia="" w:cs="Arial" w:ascii="Calibri" w:hAnsi="Calibri" w:asciiTheme="minorHAnsi" w:cstheme="minorBidi" w:eastAsiaTheme="minorEastAsia" w:hAnsiTheme="minorHAnsi"/>
+              <w:rFonts w:eastAsia="" w:cs="" w:ascii="Calibri" w:hAnsi="Calibri" w:asciiTheme="minorHAnsi" w:cstheme="minorBidi" w:eastAsiaTheme="minorEastAsia" w:hAnsiTheme="minorHAnsi"/>
               <w:kern w:val="2"/>
               <w:sz w:val="24"/>
               <w:szCs w:val="24"/>
@@ -1470,7 +1436,7 @@
               <w:tab w:val="right" w:pos="9360" w:leader="none"/>
             </w:tabs>
             <w:rPr>
-              <w:rFonts w:ascii="Calibri" w:hAnsi="Calibri" w:eastAsia="" w:cs="Arial" w:asciiTheme="minorHAnsi" w:cstheme="minorBidi" w:eastAsiaTheme="minorEastAsia" w:hAnsiTheme="minorHAnsi"/>
+              <w:rFonts w:ascii="Calibri" w:hAnsi="Calibri" w:eastAsia="" w:cs="" w:asciiTheme="minorHAnsi" w:cstheme="minorBidi" w:eastAsiaTheme="minorEastAsia" w:hAnsiTheme="minorHAnsi"/>
               <w:kern w:val="2"/>
               <w:sz w:val="24"/>
               <w:szCs w:val="24"/>
@@ -1483,7 +1449,7 @@
           </w:r>
           <w:r>
             <w:rPr>
-              <w:rFonts w:eastAsia="" w:cs="Arial" w:ascii="Calibri" w:hAnsi="Calibri" w:asciiTheme="minorHAnsi" w:cstheme="minorBidi" w:eastAsiaTheme="minorEastAsia" w:hAnsiTheme="minorHAnsi"/>
+              <w:rFonts w:eastAsia="" w:cs="" w:ascii="Calibri" w:hAnsi="Calibri" w:asciiTheme="minorHAnsi" w:cstheme="minorBidi" w:eastAsiaTheme="minorEastAsia" w:hAnsiTheme="minorHAnsi"/>
               <w:kern w:val="2"/>
               <w:sz w:val="24"/>
               <w:szCs w:val="24"/>
@@ -1502,7 +1468,7 @@
           <w:pPr>
             <w:pStyle w:val="TOC3"/>
             <w:rPr>
-              <w:rFonts w:ascii="Calibri" w:hAnsi="Calibri" w:eastAsia="" w:cs="Arial" w:asciiTheme="minorHAnsi" w:cstheme="minorBidi" w:eastAsiaTheme="minorEastAsia" w:hAnsiTheme="minorHAnsi"/>
+              <w:rFonts w:ascii="Calibri" w:hAnsi="Calibri" w:eastAsia="" w:cs="" w:asciiTheme="minorHAnsi" w:cstheme="minorBidi" w:eastAsiaTheme="minorEastAsia" w:hAnsiTheme="minorHAnsi"/>
               <w:kern w:val="2"/>
               <w:sz w:val="24"/>
               <w:szCs w:val="24"/>
@@ -1515,7 +1481,7 @@
           </w:r>
           <w:r>
             <w:rPr>
-              <w:rFonts w:eastAsia="" w:cs="Arial" w:ascii="Calibri" w:hAnsi="Calibri" w:asciiTheme="minorHAnsi" w:cstheme="minorBidi" w:eastAsiaTheme="minorEastAsia" w:hAnsiTheme="minorHAnsi"/>
+              <w:rFonts w:eastAsia="" w:cs="" w:ascii="Calibri" w:hAnsi="Calibri" w:asciiTheme="minorHAnsi" w:cstheme="minorBidi" w:eastAsiaTheme="minorEastAsia" w:hAnsiTheme="minorHAnsi"/>
               <w:kern w:val="2"/>
               <w:sz w:val="24"/>
               <w:szCs w:val="24"/>
@@ -1538,7 +1504,7 @@
               <w:tab w:val="right" w:pos="9360" w:leader="none"/>
             </w:tabs>
             <w:rPr>
-              <w:rFonts w:ascii="Calibri" w:hAnsi="Calibri" w:eastAsia="" w:cs="Arial" w:asciiTheme="minorHAnsi" w:cstheme="minorBidi" w:eastAsiaTheme="minorEastAsia" w:hAnsiTheme="minorHAnsi"/>
+              <w:rFonts w:ascii="Calibri" w:hAnsi="Calibri" w:eastAsia="" w:cs="" w:asciiTheme="minorHAnsi" w:cstheme="minorBidi" w:eastAsiaTheme="minorEastAsia" w:hAnsiTheme="minorHAnsi"/>
               <w:kern w:val="2"/>
               <w:sz w:val="24"/>
               <w:szCs w:val="24"/>
@@ -1551,7 +1517,7 @@
           </w:r>
           <w:r>
             <w:rPr>
-              <w:rFonts w:eastAsia="" w:cs="Arial" w:ascii="Calibri" w:hAnsi="Calibri" w:asciiTheme="minorHAnsi" w:cstheme="minorBidi" w:eastAsiaTheme="minorEastAsia" w:hAnsiTheme="minorHAnsi"/>
+              <w:rFonts w:eastAsia="" w:cs="" w:ascii="Calibri" w:hAnsi="Calibri" w:asciiTheme="minorHAnsi" w:cstheme="minorBidi" w:eastAsiaTheme="minorEastAsia" w:hAnsiTheme="minorHAnsi"/>
               <w:kern w:val="2"/>
               <w:sz w:val="24"/>
               <w:szCs w:val="24"/>
@@ -1574,7 +1540,7 @@
               <w:tab w:val="right" w:pos="9360" w:leader="none"/>
             </w:tabs>
             <w:rPr>
-              <w:rFonts w:ascii="Calibri" w:hAnsi="Calibri" w:eastAsia="" w:cs="Arial" w:asciiTheme="minorHAnsi" w:cstheme="minorBidi" w:eastAsiaTheme="minorEastAsia" w:hAnsiTheme="minorHAnsi"/>
+              <w:rFonts w:ascii="Calibri" w:hAnsi="Calibri" w:eastAsia="" w:cs="" w:asciiTheme="minorHAnsi" w:cstheme="minorBidi" w:eastAsiaTheme="minorEastAsia" w:hAnsiTheme="minorHAnsi"/>
               <w:kern w:val="2"/>
               <w:sz w:val="24"/>
               <w:szCs w:val="24"/>
@@ -1587,7 +1553,7 @@
           </w:r>
           <w:r>
             <w:rPr>
-              <w:rFonts w:eastAsia="" w:cs="Arial" w:ascii="Calibri" w:hAnsi="Calibri" w:asciiTheme="minorHAnsi" w:cstheme="minorBidi" w:eastAsiaTheme="minorEastAsia" w:hAnsiTheme="minorHAnsi"/>
+              <w:rFonts w:eastAsia="" w:cs="" w:ascii="Calibri" w:hAnsi="Calibri" w:asciiTheme="minorHAnsi" w:cstheme="minorBidi" w:eastAsiaTheme="minorEastAsia" w:hAnsiTheme="minorHAnsi"/>
               <w:kern w:val="2"/>
               <w:sz w:val="24"/>
               <w:szCs w:val="24"/>
@@ -1610,7 +1576,7 @@
               <w:tab w:val="right" w:pos="9360" w:leader="none"/>
             </w:tabs>
             <w:rPr>
-              <w:rFonts w:ascii="Calibri" w:hAnsi="Calibri" w:eastAsia="" w:cs="Arial" w:asciiTheme="minorHAnsi" w:cstheme="minorBidi" w:eastAsiaTheme="minorEastAsia" w:hAnsiTheme="minorHAnsi"/>
+              <w:rFonts w:ascii="Calibri" w:hAnsi="Calibri" w:eastAsia="" w:cs="" w:asciiTheme="minorHAnsi" w:cstheme="minorBidi" w:eastAsiaTheme="minorEastAsia" w:hAnsiTheme="minorHAnsi"/>
               <w:kern w:val="2"/>
               <w:sz w:val="24"/>
               <w:szCs w:val="24"/>
@@ -1623,7 +1589,7 @@
           </w:r>
           <w:r>
             <w:rPr>
-              <w:rFonts w:eastAsia="" w:cs="Arial" w:ascii="Calibri" w:hAnsi="Calibri" w:asciiTheme="minorHAnsi" w:cstheme="minorBidi" w:eastAsiaTheme="minorEastAsia" w:hAnsiTheme="minorHAnsi"/>
+              <w:rFonts w:eastAsia="" w:cs="" w:ascii="Calibri" w:hAnsi="Calibri" w:asciiTheme="minorHAnsi" w:cstheme="minorBidi" w:eastAsiaTheme="minorEastAsia" w:hAnsiTheme="minorHAnsi"/>
               <w:kern w:val="2"/>
               <w:sz w:val="24"/>
               <w:szCs w:val="24"/>
@@ -1646,7 +1612,7 @@
               <w:tab w:val="right" w:pos="9360" w:leader="none"/>
             </w:tabs>
             <w:rPr>
-              <w:rFonts w:ascii="Calibri" w:hAnsi="Calibri" w:eastAsia="" w:cs="Arial" w:asciiTheme="minorHAnsi" w:cstheme="minorBidi" w:eastAsiaTheme="minorEastAsia" w:hAnsiTheme="minorHAnsi"/>
+              <w:rFonts w:ascii="Calibri" w:hAnsi="Calibri" w:eastAsia="" w:cs="" w:asciiTheme="minorHAnsi" w:cstheme="minorBidi" w:eastAsiaTheme="minorEastAsia" w:hAnsiTheme="minorHAnsi"/>
               <w:kern w:val="2"/>
               <w:sz w:val="24"/>
               <w:szCs w:val="24"/>
@@ -1659,7 +1625,7 @@
           </w:r>
           <w:r>
             <w:rPr>
-              <w:rFonts w:eastAsia="" w:cs="Arial" w:ascii="Calibri" w:hAnsi="Calibri" w:asciiTheme="minorHAnsi" w:cstheme="minorBidi" w:eastAsiaTheme="minorEastAsia" w:hAnsiTheme="minorHAnsi"/>
+              <w:rFonts w:eastAsia="" w:cs="" w:ascii="Calibri" w:hAnsi="Calibri" w:asciiTheme="minorHAnsi" w:cstheme="minorBidi" w:eastAsiaTheme="minorEastAsia" w:hAnsiTheme="minorHAnsi"/>
               <w:kern w:val="2"/>
               <w:sz w:val="24"/>
               <w:szCs w:val="24"/>
@@ -1682,7 +1648,7 @@
               <w:tab w:val="right" w:pos="9360" w:leader="none"/>
             </w:tabs>
             <w:rPr>
-              <w:rFonts w:ascii="Calibri" w:hAnsi="Calibri" w:eastAsia="" w:cs="Arial" w:asciiTheme="minorHAnsi" w:cstheme="minorBidi" w:eastAsiaTheme="minorEastAsia" w:hAnsiTheme="minorHAnsi"/>
+              <w:rFonts w:ascii="Calibri" w:hAnsi="Calibri" w:eastAsia="" w:cs="" w:asciiTheme="minorHAnsi" w:cstheme="minorBidi" w:eastAsiaTheme="minorEastAsia" w:hAnsiTheme="minorHAnsi"/>
               <w:kern w:val="2"/>
               <w:sz w:val="24"/>
               <w:szCs w:val="24"/>
@@ -1695,7 +1661,7 @@
           </w:r>
           <w:r>
             <w:rPr>
-              <w:rFonts w:eastAsia="" w:cs="Arial" w:ascii="Calibri" w:hAnsi="Calibri" w:asciiTheme="minorHAnsi" w:cstheme="minorBidi" w:eastAsiaTheme="minorEastAsia" w:hAnsiTheme="minorHAnsi"/>
+              <w:rFonts w:eastAsia="" w:cs="" w:ascii="Calibri" w:hAnsi="Calibri" w:asciiTheme="minorHAnsi" w:cstheme="minorBidi" w:eastAsiaTheme="minorEastAsia" w:hAnsiTheme="minorHAnsi"/>
               <w:kern w:val="2"/>
               <w:sz w:val="24"/>
               <w:szCs w:val="24"/>
@@ -1718,7 +1684,7 @@
               <w:tab w:val="right" w:pos="9360" w:leader="none"/>
             </w:tabs>
             <w:rPr>
-              <w:rFonts w:ascii="Calibri" w:hAnsi="Calibri" w:eastAsia="" w:cs="Arial" w:asciiTheme="minorHAnsi" w:cstheme="minorBidi" w:eastAsiaTheme="minorEastAsia" w:hAnsiTheme="minorHAnsi"/>
+              <w:rFonts w:ascii="Calibri" w:hAnsi="Calibri" w:eastAsia="" w:cs="" w:asciiTheme="minorHAnsi" w:cstheme="minorBidi" w:eastAsiaTheme="minorEastAsia" w:hAnsiTheme="minorHAnsi"/>
               <w:kern w:val="2"/>
               <w:sz w:val="24"/>
               <w:szCs w:val="24"/>
@@ -1731,7 +1697,7 @@
           </w:r>
           <w:r>
             <w:rPr>
-              <w:rFonts w:eastAsia="" w:cs="Arial" w:ascii="Calibri" w:hAnsi="Calibri" w:asciiTheme="minorHAnsi" w:cstheme="minorBidi" w:eastAsiaTheme="minorEastAsia" w:hAnsiTheme="minorHAnsi"/>
+              <w:rFonts w:eastAsia="" w:cs="" w:ascii="Calibri" w:hAnsi="Calibri" w:asciiTheme="minorHAnsi" w:cstheme="minorBidi" w:eastAsiaTheme="minorEastAsia" w:hAnsiTheme="minorHAnsi"/>
               <w:kern w:val="2"/>
               <w:sz w:val="24"/>
               <w:szCs w:val="24"/>
@@ -1754,7 +1720,7 @@
               <w:tab w:val="right" w:pos="9360" w:leader="none"/>
             </w:tabs>
             <w:rPr>
-              <w:rFonts w:ascii="Calibri" w:hAnsi="Calibri" w:eastAsia="" w:cs="Arial" w:asciiTheme="minorHAnsi" w:cstheme="minorBidi" w:eastAsiaTheme="minorEastAsia" w:hAnsiTheme="minorHAnsi"/>
+              <w:rFonts w:ascii="Calibri" w:hAnsi="Calibri" w:eastAsia="" w:cs="" w:asciiTheme="minorHAnsi" w:cstheme="minorBidi" w:eastAsiaTheme="minorEastAsia" w:hAnsiTheme="minorHAnsi"/>
               <w:kern w:val="2"/>
               <w:sz w:val="24"/>
               <w:szCs w:val="24"/>
@@ -1767,7 +1733,7 @@
           </w:r>
           <w:r>
             <w:rPr>
-              <w:rFonts w:eastAsia="" w:cs="Arial" w:ascii="Calibri" w:hAnsi="Calibri" w:asciiTheme="minorHAnsi" w:cstheme="minorBidi" w:eastAsiaTheme="minorEastAsia" w:hAnsiTheme="minorHAnsi"/>
+              <w:rFonts w:eastAsia="" w:cs="" w:ascii="Calibri" w:hAnsi="Calibri" w:asciiTheme="minorHAnsi" w:cstheme="minorBidi" w:eastAsiaTheme="minorEastAsia" w:hAnsiTheme="minorHAnsi"/>
               <w:kern w:val="2"/>
               <w:sz w:val="24"/>
               <w:szCs w:val="24"/>
@@ -1786,7 +1752,7 @@
           <w:pPr>
             <w:pStyle w:val="TOC3"/>
             <w:rPr>
-              <w:rFonts w:ascii="Calibri" w:hAnsi="Calibri" w:eastAsia="" w:cs="Arial" w:asciiTheme="minorHAnsi" w:cstheme="minorBidi" w:eastAsiaTheme="minorEastAsia" w:hAnsiTheme="minorHAnsi"/>
+              <w:rFonts w:ascii="Calibri" w:hAnsi="Calibri" w:eastAsia="" w:cs="" w:asciiTheme="minorHAnsi" w:cstheme="minorBidi" w:eastAsiaTheme="minorEastAsia" w:hAnsiTheme="minorHAnsi"/>
               <w:kern w:val="2"/>
               <w:sz w:val="24"/>
               <w:szCs w:val="24"/>
@@ -1799,7 +1765,7 @@
           </w:r>
           <w:r>
             <w:rPr>
-              <w:rFonts w:eastAsia="" w:cs="Arial" w:ascii="Calibri" w:hAnsi="Calibri" w:asciiTheme="minorHAnsi" w:cstheme="minorBidi" w:eastAsiaTheme="minorEastAsia" w:hAnsiTheme="minorHAnsi"/>
+              <w:rFonts w:eastAsia="" w:cs="" w:ascii="Calibri" w:hAnsi="Calibri" w:asciiTheme="minorHAnsi" w:cstheme="minorBidi" w:eastAsiaTheme="minorEastAsia" w:hAnsiTheme="minorHAnsi"/>
               <w:kern w:val="2"/>
               <w:sz w:val="24"/>
               <w:szCs w:val="24"/>
@@ -1818,7 +1784,7 @@
           <w:pPr>
             <w:pStyle w:val="TOC3"/>
             <w:rPr>
-              <w:rFonts w:ascii="Calibri" w:hAnsi="Calibri" w:eastAsia="" w:cs="Arial" w:asciiTheme="minorHAnsi" w:cstheme="minorBidi" w:eastAsiaTheme="minorEastAsia" w:hAnsiTheme="minorHAnsi"/>
+              <w:rFonts w:ascii="Calibri" w:hAnsi="Calibri" w:eastAsia="" w:cs="" w:asciiTheme="minorHAnsi" w:cstheme="minorBidi" w:eastAsiaTheme="minorEastAsia" w:hAnsiTheme="minorHAnsi"/>
               <w:kern w:val="2"/>
               <w:sz w:val="24"/>
               <w:szCs w:val="24"/>
@@ -1831,7 +1797,7 @@
           </w:r>
           <w:r>
             <w:rPr>
-              <w:rFonts w:eastAsia="" w:cs="Arial" w:ascii="Calibri" w:hAnsi="Calibri" w:asciiTheme="minorHAnsi" w:cstheme="minorBidi" w:eastAsiaTheme="minorEastAsia" w:hAnsiTheme="minorHAnsi"/>
+              <w:rFonts w:eastAsia="" w:cs="" w:ascii="Calibri" w:hAnsi="Calibri" w:asciiTheme="minorHAnsi" w:cstheme="minorBidi" w:eastAsiaTheme="minorEastAsia" w:hAnsiTheme="minorHAnsi"/>
               <w:kern w:val="2"/>
               <w:sz w:val="24"/>
               <w:szCs w:val="24"/>
@@ -1850,7 +1816,7 @@
           <w:pPr>
             <w:pStyle w:val="TOC3"/>
             <w:rPr>
-              <w:rFonts w:ascii="Calibri" w:hAnsi="Calibri" w:eastAsia="" w:cs="Arial" w:asciiTheme="minorHAnsi" w:cstheme="minorBidi" w:eastAsiaTheme="minorEastAsia" w:hAnsiTheme="minorHAnsi"/>
+              <w:rFonts w:ascii="Calibri" w:hAnsi="Calibri" w:eastAsia="" w:cs="" w:asciiTheme="minorHAnsi" w:cstheme="minorBidi" w:eastAsiaTheme="minorEastAsia" w:hAnsiTheme="minorHAnsi"/>
               <w:kern w:val="2"/>
               <w:sz w:val="24"/>
               <w:szCs w:val="24"/>
@@ -1863,7 +1829,7 @@
           </w:r>
           <w:r>
             <w:rPr>
-              <w:rFonts w:eastAsia="" w:cs="Arial" w:ascii="Calibri" w:hAnsi="Calibri" w:asciiTheme="minorHAnsi" w:cstheme="minorBidi" w:eastAsiaTheme="minorEastAsia" w:hAnsiTheme="minorHAnsi"/>
+              <w:rFonts w:eastAsia="" w:cs="" w:ascii="Calibri" w:hAnsi="Calibri" w:asciiTheme="minorHAnsi" w:cstheme="minorBidi" w:eastAsiaTheme="minorEastAsia" w:hAnsiTheme="minorHAnsi"/>
               <w:kern w:val="2"/>
               <w:sz w:val="24"/>
               <w:szCs w:val="24"/>
@@ -1882,7 +1848,7 @@
           <w:pPr>
             <w:pStyle w:val="TOC3"/>
             <w:rPr>
-              <w:rFonts w:ascii="Calibri" w:hAnsi="Calibri" w:eastAsia="" w:cs="Arial" w:asciiTheme="minorHAnsi" w:cstheme="minorBidi" w:eastAsiaTheme="minorEastAsia" w:hAnsiTheme="minorHAnsi"/>
+              <w:rFonts w:ascii="Calibri" w:hAnsi="Calibri" w:eastAsia="" w:cs="" w:asciiTheme="minorHAnsi" w:cstheme="minorBidi" w:eastAsiaTheme="minorEastAsia" w:hAnsiTheme="minorHAnsi"/>
               <w:kern w:val="2"/>
               <w:sz w:val="24"/>
               <w:szCs w:val="24"/>
@@ -1895,7 +1861,7 @@
           </w:r>
           <w:r>
             <w:rPr>
-              <w:rFonts w:eastAsia="" w:cs="Arial" w:ascii="Calibri" w:hAnsi="Calibri" w:asciiTheme="minorHAnsi" w:cstheme="minorBidi" w:eastAsiaTheme="minorEastAsia" w:hAnsiTheme="minorHAnsi"/>
+              <w:rFonts w:eastAsia="" w:cs="" w:ascii="Calibri" w:hAnsi="Calibri" w:asciiTheme="minorHAnsi" w:cstheme="minorBidi" w:eastAsiaTheme="minorEastAsia" w:hAnsiTheme="minorHAnsi"/>
               <w:kern w:val="2"/>
               <w:sz w:val="24"/>
               <w:szCs w:val="24"/>
@@ -1914,7 +1880,7 @@
           <w:pPr>
             <w:pStyle w:val="TOC3"/>
             <w:rPr>
-              <w:rFonts w:ascii="Calibri" w:hAnsi="Calibri" w:eastAsia="" w:cs="Arial" w:asciiTheme="minorHAnsi" w:cstheme="minorBidi" w:eastAsiaTheme="minorEastAsia" w:hAnsiTheme="minorHAnsi"/>
+              <w:rFonts w:ascii="Calibri" w:hAnsi="Calibri" w:eastAsia="" w:cs="" w:asciiTheme="minorHAnsi" w:cstheme="minorBidi" w:eastAsiaTheme="minorEastAsia" w:hAnsiTheme="minorHAnsi"/>
               <w:kern w:val="2"/>
               <w:sz w:val="24"/>
               <w:szCs w:val="24"/>
@@ -1927,7 +1893,7 @@
           </w:r>
           <w:r>
             <w:rPr>
-              <w:rFonts w:eastAsia="" w:cs="Arial" w:ascii="Calibri" w:hAnsi="Calibri" w:asciiTheme="minorHAnsi" w:cstheme="minorBidi" w:eastAsiaTheme="minorEastAsia" w:hAnsiTheme="minorHAnsi"/>
+              <w:rFonts w:eastAsia="" w:cs="" w:ascii="Calibri" w:hAnsi="Calibri" w:asciiTheme="minorHAnsi" w:cstheme="minorBidi" w:eastAsiaTheme="minorEastAsia" w:hAnsiTheme="minorHAnsi"/>
               <w:kern w:val="2"/>
               <w:sz w:val="24"/>
               <w:szCs w:val="24"/>
@@ -1950,7 +1916,7 @@
               <w:tab w:val="right" w:pos="9360" w:leader="none"/>
             </w:tabs>
             <w:rPr>
-              <w:rFonts w:ascii="Calibri" w:hAnsi="Calibri" w:eastAsia="" w:cs="Arial" w:asciiTheme="minorHAnsi" w:cstheme="minorBidi" w:eastAsiaTheme="minorEastAsia" w:hAnsiTheme="minorHAnsi"/>
+              <w:rFonts w:ascii="Calibri" w:hAnsi="Calibri" w:eastAsia="" w:cs="" w:asciiTheme="minorHAnsi" w:cstheme="minorBidi" w:eastAsiaTheme="minorEastAsia" w:hAnsiTheme="minorHAnsi"/>
               <w:kern w:val="2"/>
               <w:sz w:val="24"/>
               <w:szCs w:val="24"/>
@@ -1963,7 +1929,7 @@
           </w:r>
           <w:r>
             <w:rPr>
-              <w:rFonts w:eastAsia="" w:cs="Arial" w:ascii="Calibri" w:hAnsi="Calibri" w:asciiTheme="minorHAnsi" w:cstheme="minorBidi" w:eastAsiaTheme="minorEastAsia" w:hAnsiTheme="minorHAnsi"/>
+              <w:rFonts w:eastAsia="" w:cs="" w:ascii="Calibri" w:hAnsi="Calibri" w:asciiTheme="minorHAnsi" w:cstheme="minorBidi" w:eastAsiaTheme="minorEastAsia" w:hAnsiTheme="minorHAnsi"/>
               <w:kern w:val="2"/>
               <w:sz w:val="24"/>
               <w:szCs w:val="24"/>
@@ -1986,7 +1952,7 @@
               <w:tab w:val="right" w:pos="9360" w:leader="none"/>
             </w:tabs>
             <w:rPr>
-              <w:rFonts w:ascii="Calibri" w:hAnsi="Calibri" w:eastAsia="" w:cs="Arial" w:asciiTheme="minorHAnsi" w:cstheme="minorBidi" w:eastAsiaTheme="minorEastAsia" w:hAnsiTheme="minorHAnsi"/>
+              <w:rFonts w:ascii="Calibri" w:hAnsi="Calibri" w:eastAsia="" w:cs="" w:asciiTheme="minorHAnsi" w:cstheme="minorBidi" w:eastAsiaTheme="minorEastAsia" w:hAnsiTheme="minorHAnsi"/>
               <w:kern w:val="2"/>
               <w:sz w:val="24"/>
               <w:szCs w:val="24"/>
@@ -1999,7 +1965,7 @@
           </w:r>
           <w:r>
             <w:rPr>
-              <w:rFonts w:eastAsia="" w:cs="Arial" w:ascii="Calibri" w:hAnsi="Calibri" w:asciiTheme="minorHAnsi" w:cstheme="minorBidi" w:eastAsiaTheme="minorEastAsia" w:hAnsiTheme="minorHAnsi"/>
+              <w:rFonts w:eastAsia="" w:cs="" w:ascii="Calibri" w:hAnsi="Calibri" w:asciiTheme="minorHAnsi" w:cstheme="minorBidi" w:eastAsiaTheme="minorEastAsia" w:hAnsiTheme="minorHAnsi"/>
               <w:kern w:val="2"/>
               <w:sz w:val="24"/>
               <w:szCs w:val="24"/>
@@ -2070,8 +2036,8 @@
         <w:ind w:hanging="720" w:left="720"/>
         <w:rPr/>
       </w:pPr>
-      <w:bookmarkStart w:id="0" w:name="_Toc226825428"/>
-      <w:bookmarkStart w:id="1" w:name="_Toc456598586"/>
+      <w:bookmarkStart w:id="0" w:name="_Toc456598586"/>
+      <w:bookmarkStart w:id="1" w:name="_Toc226825428"/>
       <w:r>
         <w:rPr/>
         <w:t>Introduction</w:t>
@@ -2085,8 +2051,8 @@
         <w:ind w:hanging="720" w:left="720"/>
         <w:rPr/>
       </w:pPr>
-      <w:bookmarkStart w:id="2" w:name="_Toc226825429"/>
-      <w:bookmarkStart w:id="3" w:name="_Toc456598587"/>
+      <w:bookmarkStart w:id="2" w:name="_Toc456598587"/>
+      <w:bookmarkStart w:id="3" w:name="_Toc226825429"/>
       <w:r>
         <w:rPr/>
         <w:t>Purpose</w:t>
@@ -2104,7 +2070,6 @@
           <w:szCs w:val="20"/>
         </w:rPr>
       </w:pPr>
-      <w:bookmarkStart w:id="4" w:name="_Toc456598588"/>
       <w:r>
         <w:rPr>
           <w:sz w:val="20"/>
@@ -2137,14 +2102,14 @@
         <w:ind w:hanging="720" w:left="720"/>
         <w:rPr/>
       </w:pPr>
+      <w:bookmarkStart w:id="4" w:name="_Toc226825430"/>
       <w:bookmarkStart w:id="5" w:name="_Toc456598588"/>
-      <w:bookmarkStart w:id="6" w:name="_Toc226825430"/>
       <w:r>
         <w:rPr/>
         <w:t>Scope</w:t>
       </w:r>
+      <w:bookmarkEnd w:id="4"/>
       <w:bookmarkEnd w:id="5"/>
-      <w:bookmarkEnd w:id="6"/>
     </w:p>
     <w:p>
       <w:pPr>
@@ -2156,7 +2121,6 @@
           <w:szCs w:val="20"/>
         </w:rPr>
       </w:pPr>
-      <w:bookmarkStart w:id="7" w:name="_Toc456598589"/>
       <w:r>
         <w:rPr>
           <w:sz w:val="20"/>
@@ -2186,14 +2150,14 @@
         <w:ind w:hanging="720" w:left="720"/>
         <w:rPr/>
       </w:pPr>
-      <w:bookmarkStart w:id="8" w:name="_Toc456598589"/>
-      <w:bookmarkStart w:id="9" w:name="_Toc226825431"/>
+      <w:bookmarkStart w:id="6" w:name="_Toc226825431"/>
+      <w:bookmarkStart w:id="7" w:name="_Toc456598589"/>
       <w:r>
         <w:rPr/>
         <w:t>Definitions, Acronyms, and Abbreviations</w:t>
       </w:r>
-      <w:bookmarkEnd w:id="8"/>
-      <w:bookmarkEnd w:id="9"/>
+      <w:bookmarkEnd w:id="6"/>
+      <w:bookmarkEnd w:id="7"/>
     </w:p>
     <w:tbl>
       <w:tblPr>
@@ -2224,6 +2188,7 @@
           <w:p>
             <w:pPr>
               <w:pStyle w:val="BodyText"/>
+              <w:suppressAutoHyphens w:val="true"/>
               <w:spacing w:before="0" w:after="120"/>
               <w:ind w:left="0"/>
               <w:jc w:val="left"/>
@@ -2254,6 +2219,7 @@
           <w:p>
             <w:pPr>
               <w:pStyle w:val="BodyText"/>
+              <w:suppressAutoHyphens w:val="true"/>
               <w:spacing w:before="0" w:after="120"/>
               <w:ind w:left="0"/>
               <w:jc w:val="center"/>
@@ -2287,6 +2253,7 @@
           <w:p>
             <w:pPr>
               <w:pStyle w:val="BodyText"/>
+              <w:suppressAutoHyphens w:val="true"/>
               <w:spacing w:before="0" w:after="120"/>
               <w:ind w:left="0"/>
               <w:jc w:val="left"/>
@@ -2318,6 +2285,7 @@
           <w:p>
             <w:pPr>
               <w:pStyle w:val="BodyText"/>
+              <w:suppressAutoHyphens w:val="true"/>
               <w:spacing w:before="0" w:after="120"/>
               <w:ind w:left="0"/>
               <w:jc w:val="left"/>
@@ -2352,6 +2320,7 @@
           <w:p>
             <w:pPr>
               <w:pStyle w:val="BodyText"/>
+              <w:suppressAutoHyphens w:val="true"/>
               <w:spacing w:before="0" w:after="120"/>
               <w:ind w:left="0"/>
               <w:jc w:val="left"/>
@@ -2383,6 +2352,7 @@
           <w:p>
             <w:pPr>
               <w:pStyle w:val="BodyText"/>
+              <w:suppressAutoHyphens w:val="true"/>
               <w:spacing w:before="0" w:after="120"/>
               <w:ind w:left="0"/>
               <w:jc w:val="left"/>
@@ -2417,6 +2387,7 @@
           <w:p>
             <w:pPr>
               <w:pStyle w:val="BodyText"/>
+              <w:suppressAutoHyphens w:val="true"/>
               <w:spacing w:before="0" w:after="120"/>
               <w:ind w:left="0"/>
               <w:jc w:val="left"/>
@@ -2448,6 +2419,7 @@
           <w:p>
             <w:pPr>
               <w:pStyle w:val="BodyText"/>
+              <w:suppressAutoHyphens w:val="true"/>
               <w:spacing w:before="0" w:after="120"/>
               <w:ind w:left="0"/>
               <w:jc w:val="left"/>
@@ -2500,14 +2472,14 @@
         <w:ind w:hanging="720" w:left="720"/>
         <w:rPr/>
       </w:pPr>
-      <w:bookmarkStart w:id="10" w:name="_Toc226825432"/>
-      <w:bookmarkStart w:id="11" w:name="_Toc456598590"/>
+      <w:bookmarkStart w:id="8" w:name="_Toc456598590"/>
+      <w:bookmarkStart w:id="9" w:name="_Toc226825432"/>
       <w:r>
         <w:rPr/>
         <w:t>References</w:t>
       </w:r>
-      <w:bookmarkEnd w:id="10"/>
-      <w:bookmarkEnd w:id="11"/>
+      <w:bookmarkEnd w:id="8"/>
+      <w:bookmarkEnd w:id="9"/>
     </w:p>
     <w:p>
       <w:pPr>
@@ -2554,14 +2526,14 @@
         <w:ind w:hanging="720" w:left="720"/>
         <w:rPr/>
       </w:pPr>
-      <w:bookmarkStart w:id="12" w:name="_Toc226825433"/>
-      <w:bookmarkStart w:id="13" w:name="_Toc456598591"/>
+      <w:bookmarkStart w:id="10" w:name="_Toc456598591"/>
+      <w:bookmarkStart w:id="11" w:name="_Toc226825433"/>
       <w:r>
         <w:rPr/>
         <w:t>Overview</w:t>
       </w:r>
-      <w:bookmarkEnd w:id="12"/>
-      <w:bookmarkEnd w:id="13"/>
+      <w:bookmarkEnd w:id="10"/>
+      <w:bookmarkEnd w:id="11"/>
     </w:p>
     <w:p>
       <w:pPr>
@@ -2762,12 +2734,12 @@
         <w:ind w:hanging="720" w:left="720"/>
         <w:rPr/>
       </w:pPr>
-      <w:bookmarkStart w:id="14" w:name="_Toc226825434"/>
+      <w:bookmarkStart w:id="12" w:name="_Toc226825434"/>
       <w:r>
         <w:rPr/>
         <w:t>Architectural Representation</w:t>
       </w:r>
-      <w:bookmarkEnd w:id="14"/>
+      <w:bookmarkEnd w:id="12"/>
       <w:r>
         <w:rPr/>
         <w:t xml:space="preserve"> </w:t>
@@ -2799,12 +2771,12 @@
         <w:ind w:hanging="720" w:left="720"/>
         <w:rPr/>
       </w:pPr>
-      <w:bookmarkStart w:id="15" w:name="_Toc226825435"/>
+      <w:bookmarkStart w:id="13" w:name="_Toc226825435"/>
       <w:r>
         <w:rPr/>
         <w:t>User I/O</w:t>
       </w:r>
-      <w:bookmarkEnd w:id="15"/>
+      <w:bookmarkEnd w:id="13"/>
     </w:p>
     <w:p>
       <w:pPr>
@@ -2856,12 +2828,12 @@
         <w:ind w:hanging="720" w:left="720"/>
         <w:rPr/>
       </w:pPr>
-      <w:bookmarkStart w:id="16" w:name="_Toc226825436"/>
+      <w:bookmarkStart w:id="14" w:name="_Toc226825436"/>
       <w:r>
         <w:rPr/>
         <w:t>Tokenizer</w:t>
       </w:r>
-      <w:bookmarkEnd w:id="16"/>
+      <w:bookmarkEnd w:id="14"/>
     </w:p>
     <w:p>
       <w:pPr>
@@ -2913,12 +2885,12 @@
         <w:ind w:hanging="720" w:left="720"/>
         <w:rPr/>
       </w:pPr>
-      <w:bookmarkStart w:id="17" w:name="_Toc226825437"/>
+      <w:bookmarkStart w:id="15" w:name="_Toc226825437"/>
       <w:r>
         <w:rPr/>
         <w:t>Token Object Types</w:t>
       </w:r>
-      <w:bookmarkEnd w:id="17"/>
+      <w:bookmarkEnd w:id="15"/>
     </w:p>
     <w:p>
       <w:pPr>
@@ -3002,12 +2974,12 @@
         <w:ind w:hanging="720" w:left="720"/>
         <w:rPr/>
       </w:pPr>
-      <w:bookmarkStart w:id="18" w:name="_Toc226825438"/>
+      <w:bookmarkStart w:id="16" w:name="_Toc226825438"/>
       <w:r>
         <w:rPr/>
         <w:t>Parser</w:t>
       </w:r>
-      <w:bookmarkEnd w:id="18"/>
+      <w:bookmarkEnd w:id="16"/>
     </w:p>
     <w:p>
       <w:pPr>
@@ -3070,12 +3042,12 @@
         <w:ind w:hanging="720" w:left="720"/>
         <w:rPr/>
       </w:pPr>
-      <w:bookmarkStart w:id="19" w:name="_Toc226825439"/>
+      <w:bookmarkStart w:id="17" w:name="_Toc226825439"/>
       <w:r>
         <w:rPr/>
         <w:t>Evaluator</w:t>
       </w:r>
-      <w:bookmarkEnd w:id="19"/>
+      <w:bookmarkEnd w:id="17"/>
     </w:p>
     <w:p>
       <w:pPr>
@@ -3127,12 +3099,12 @@
         <w:ind w:hanging="720" w:left="720"/>
         <w:rPr/>
       </w:pPr>
-      <w:bookmarkStart w:id="20" w:name="_Toc226825440"/>
+      <w:bookmarkStart w:id="18" w:name="_Toc226825440"/>
       <w:r>
         <w:rPr/>
         <w:t>Program Controller</w:t>
       </w:r>
-      <w:bookmarkEnd w:id="20"/>
+      <w:bookmarkEnd w:id="18"/>
     </w:p>
     <w:p>
       <w:pPr>
@@ -3162,12 +3134,12 @@
         <w:ind w:hanging="720" w:left="720"/>
         <w:rPr/>
       </w:pPr>
-      <w:bookmarkStart w:id="21" w:name="_Toc226825441"/>
+      <w:bookmarkStart w:id="19" w:name="_Toc226825441"/>
       <w:r>
         <w:rPr/>
         <w:t>Architectural Goals and Constraints</w:t>
       </w:r>
-      <w:bookmarkEnd w:id="21"/>
+      <w:bookmarkEnd w:id="19"/>
       <w:r>
         <w:rPr/>
         <w:t xml:space="preserve"> </w:t>
@@ -3209,12 +3181,12 @@
         <w:ind w:hanging="720" w:left="720"/>
         <w:rPr/>
       </w:pPr>
-      <w:bookmarkStart w:id="22" w:name="_Toc226825442"/>
+      <w:bookmarkStart w:id="20" w:name="_Toc226825442"/>
       <w:r>
         <w:rPr/>
         <w:t>Logical View</w:t>
       </w:r>
-      <w:bookmarkEnd w:id="22"/>
+      <w:bookmarkEnd w:id="20"/>
       <w:r>
         <w:rPr/>
         <w:t xml:space="preserve"> </w:t>
@@ -3226,12 +3198,12 @@
         <w:ind w:hanging="720" w:left="720"/>
         <w:rPr/>
       </w:pPr>
-      <w:bookmarkStart w:id="23" w:name="_Toc226825443"/>
+      <w:bookmarkStart w:id="21" w:name="_Toc226825443"/>
       <w:r>
         <w:rPr/>
         <w:t>Overview</w:t>
       </w:r>
-      <w:bookmarkEnd w:id="23"/>
+      <w:bookmarkEnd w:id="21"/>
     </w:p>
     <w:p>
       <w:pPr>
@@ -3635,88 +3607,60 @@
       </w:pPr>
       <w:r>
         <w:rPr/>
-        <mc:AlternateContent>
-          <mc:Choice Requires="wps">
-            <w:drawing>
-              <wp:anchor behindDoc="1" distT="0" distB="0" distL="0" distR="0" simplePos="0" locked="0" layoutInCell="0" allowOverlap="1" relativeHeight="7">
-                <wp:simplePos x="0" y="0"/>
-                <wp:positionH relativeFrom="column">
-                  <wp:posOffset>211455</wp:posOffset>
-                </wp:positionH>
-                <wp:positionV relativeFrom="paragraph">
-                  <wp:posOffset>78740</wp:posOffset>
-                </wp:positionV>
-                <wp:extent cx="4074160" cy="3398520"/>
-                <wp:effectExtent l="0" t="0" r="0" b="0"/>
-                <wp:wrapThrough wrapText="bothSides">
-                  <wp:wrapPolygon edited="0">
-                    <wp:start x="0" y="0"/>
-                    <wp:lineTo x="21600" y="0"/>
-                    <wp:lineTo x="21600" y="21600"/>
-                    <wp:lineTo x="0" y="21600"/>
-                    <wp:lineTo x="0" y="0"/>
-                  </wp:wrapPolygon>
-                </wp:wrapThrough>
-                <wp:docPr id="2" name=""/>
-                <a:graphic xmlns:a="http://schemas.openxmlformats.org/drawingml/2006/main">
-                  <a:graphicData uri="http://schemas.openxmlformats.org/drawingml/2006/picture">
-                    <pic:pic xmlns:pic="http://schemas.openxmlformats.org/drawingml/2006/picture">
-                      <pic:nvPicPr>
-                        <pic:cNvPr id="3" name=""/>
-                        <pic:cNvPicPr/>
-                      </pic:nvPicPr>
-                      <pic:blipFill>
-                        <a:blip r:embed="rId14"/>
-                        <a:stretch/>
-                      </pic:blipFill>
-                      <pic:spPr>
-                        <a:xfrm>
-                          <a:off x="0" y="0"/>
-                          <a:ext cx="4074120" cy="3398400"/>
-                        </a:xfrm>
-                        <a:prstGeom prst="rect">
-                          <a:avLst/>
-                        </a:prstGeom>
-                        <a:noFill/>
-                        <a:ln w="0">
-                          <a:noFill/>
-                        </a:ln>
-                      </pic:spPr>
-                    </pic:pic>
-                  </a:graphicData>
-                </a:graphic>
-              </wp:anchor>
-            </w:drawing>
-          </mc:Choice>
-          <mc:Fallback>
-            <w:pict>
-              <v:shapetype id="_x0000_t75" coordsize="21600,21600" o:spt="75" o:preferrelative="t" path="m@4@5l@4@11@9@11@9@5xe" filled="f" stroked="f">
-                <v:stroke joinstyle="miter"/>
-                <v:formulas>
-                  <v:f eqn="if lineDrawn pixelLineWidth 0"/>
-                  <v:f eqn="sum @0 1 0"/>
-                  <v:f eqn="sum 0 0 @1"/>
-                  <v:f eqn="prod @2 1 2"/>
-                  <v:f eqn="prod @3 21600 pixelWidth"/>
-                  <v:f eqn="prod @3 21600 pixelHeight"/>
-                  <v:f eqn="sum @0 0 1"/>
-                  <v:f eqn="prod @6 1 2"/>
-                  <v:f eqn="prod @7 21600 pixelWidth"/>
-                  <v:f eqn="sum @8 21600 0"/>
-                  <v:f eqn="prod @7 21600 pixelHeight"/>
-                  <v:f eqn="sum @10 21600 0"/>
-                </v:formulas>
-                <v:path o:extrusionok="f" gradientshapeok="t" o:connecttype="rect"/>
-                <o:lock v:ext="edit" aspectratio="t"/>
-              </v:shapetype>
-              <v:shape id="shape_0" stroked="f" o:allowincell="f" style="position:absolute;margin-left:16.65pt;margin-top:6.2pt;width:320.75pt;height:267.55pt;mso-wrap-style:none;v-text-anchor:middle" type="_x0000_t75">
-                <v:imagedata r:id="rId15" o:detectmouseclick="t"/>
-                <v:stroke color="#3465a4" joinstyle="round" endcap="flat"/>
-                <w10:wrap type="square"/>
-              </v:shape>
-            </w:pict>
-          </mc:Fallback>
-        </mc:AlternateContent>
+        <w:drawing>
+          <wp:anchor behindDoc="0" distT="0" distB="0" distL="0" distR="0" simplePos="0" locked="0" layoutInCell="0" allowOverlap="1" relativeHeight="8">
+            <wp:simplePos x="0" y="0"/>
+            <wp:positionH relativeFrom="column">
+              <wp:posOffset>211455</wp:posOffset>
+            </wp:positionH>
+            <wp:positionV relativeFrom="paragraph">
+              <wp:posOffset>78740</wp:posOffset>
+            </wp:positionV>
+            <wp:extent cx="4074160" cy="3398520"/>
+            <wp:effectExtent l="0" t="0" r="0" b="0"/>
+            <wp:wrapThrough wrapText="bothSides">
+              <wp:wrapPolygon edited="0">
+                <wp:start x="0" y="0"/>
+                <wp:lineTo x="21599" y="0"/>
+                <wp:lineTo x="21599" y="21599"/>
+                <wp:lineTo x="0" y="21599"/>
+                <wp:lineTo x="0" y="0"/>
+              </wp:wrapPolygon>
+            </wp:wrapThrough>
+            <wp:docPr id="2" name="Image1"/>
+            <wp:cNvGraphicFramePr>
+              <a:graphicFrameLocks xmlns:a="http://schemas.openxmlformats.org/drawingml/2006/main" noChangeAspect="1"/>
+            </wp:cNvGraphicFramePr>
+            <a:graphic xmlns:a="http://schemas.openxmlformats.org/drawingml/2006/main">
+              <a:graphicData uri="http://schemas.openxmlformats.org/drawingml/2006/picture">
+                <pic:pic xmlns:pic="http://schemas.openxmlformats.org/drawingml/2006/picture">
+                  <pic:nvPicPr>
+                    <pic:cNvPr id="2" name="Image1"/>
+                    <pic:cNvPicPr>
+                      <a:picLocks noChangeAspect="1" noChangeArrowheads="1"/>
+                    </pic:cNvPicPr>
+                  </pic:nvPicPr>
+                  <pic:blipFill>
+                    <a:blip r:embed="rId14"/>
+                    <a:stretch>
+                      <a:fillRect/>
+                    </a:stretch>
+                  </pic:blipFill>
+                  <pic:spPr bwMode="auto">
+                    <a:xfrm>
+                      <a:off x="0" y="0"/>
+                      <a:ext cx="4074160" cy="3398520"/>
+                    </a:xfrm>
+                    <a:prstGeom prst="rect">
+                      <a:avLst/>
+                    </a:prstGeom>
+                    <a:noFill/>
+                  </pic:spPr>
+                </pic:pic>
+              </a:graphicData>
+            </a:graphic>
+          </wp:anchor>
+        </w:drawing>
       </w:r>
     </w:p>
     <w:p>
@@ -3844,12 +3788,12 @@
         <w:ind w:hanging="720" w:left="720"/>
         <w:rPr/>
       </w:pPr>
-      <w:bookmarkStart w:id="24" w:name="_Toc226825444"/>
+      <w:bookmarkStart w:id="22" w:name="_Toc226825444"/>
       <w:r>
         <w:rPr/>
         <w:t>Architecturally Significant Design Modules or Packages</w:t>
       </w:r>
-      <w:bookmarkEnd w:id="24"/>
+      <w:bookmarkEnd w:id="22"/>
     </w:p>
     <w:p>
       <w:pPr>
@@ -3857,12 +3801,12 @@
         <w:ind w:hanging="720" w:left="720"/>
         <w:rPr/>
       </w:pPr>
-      <w:bookmarkStart w:id="25" w:name="_Toc226825445"/>
+      <w:bookmarkStart w:id="23" w:name="_Toc226825445"/>
       <w:r>
         <w:rPr/>
         <w:t>User Interface (I/O) Package</w:t>
       </w:r>
-      <w:bookmarkEnd w:id="25"/>
+      <w:bookmarkEnd w:id="23"/>
     </w:p>
     <w:p>
       <w:pPr>
@@ -3977,69 +3921,60 @@
         </w:rPr>
       </w:pPr>
       <w:r>
-        <mc:AlternateContent>
-          <mc:Choice Requires="wps">
-            <w:drawing>
-              <wp:anchor behindDoc="1" distT="0" distB="0" distL="0" distR="0" simplePos="0" locked="0" layoutInCell="0" allowOverlap="1" relativeHeight="5">
-                <wp:simplePos x="0" y="0"/>
-                <wp:positionH relativeFrom="column">
-                  <wp:posOffset>192405</wp:posOffset>
-                </wp:positionH>
-                <wp:positionV relativeFrom="paragraph">
-                  <wp:posOffset>518160</wp:posOffset>
-                </wp:positionV>
-                <wp:extent cx="3154680" cy="1104900"/>
-                <wp:effectExtent l="0" t="0" r="0" b="0"/>
-                <wp:wrapThrough wrapText="bothSides">
-                  <wp:wrapPolygon edited="0">
-                    <wp:start x="0" y="0"/>
-                    <wp:lineTo x="21600" y="0"/>
-                    <wp:lineTo x="21600" y="21600"/>
-                    <wp:lineTo x="0" y="21600"/>
-                    <wp:lineTo x="0" y="0"/>
-                  </wp:wrapPolygon>
-                </wp:wrapThrough>
-                <wp:docPr id="4" name="Picture 1"/>
-                <a:graphic xmlns:a="http://schemas.openxmlformats.org/drawingml/2006/main">
-                  <a:graphicData uri="http://schemas.openxmlformats.org/drawingml/2006/picture">
-                    <pic:pic xmlns:pic="http://schemas.openxmlformats.org/drawingml/2006/picture">
-                      <pic:nvPicPr>
-                        <pic:cNvPr id="5" name="Picture 1"/>
-                        <pic:cNvPicPr/>
-                      </pic:nvPicPr>
-                      <pic:blipFill>
-                        <a:blip r:embed="rId16"/>
-                        <a:stretch/>
-                      </pic:blipFill>
-                      <pic:spPr>
-                        <a:xfrm>
-                          <a:off x="0" y="0"/>
-                          <a:ext cx="3154680" cy="1104840"/>
-                        </a:xfrm>
-                        <a:prstGeom prst="rect">
-                          <a:avLst/>
-                        </a:prstGeom>
-                        <a:noFill/>
-                        <a:ln w="0">
-                          <a:noFill/>
-                        </a:ln>
-                      </pic:spPr>
-                    </pic:pic>
-                  </a:graphicData>
-                </a:graphic>
-              </wp:anchor>
-            </w:drawing>
-          </mc:Choice>
-          <mc:Fallback>
-            <w:pict>
-              <v:shape id="shape_0" stroked="f" o:allowincell="f" style="position:absolute;margin-left:15.15pt;margin-top:40.8pt;width:248.35pt;height:86.95pt;mso-wrap-style:none;v-text-anchor:middle" type="_x0000_t75">
-                <v:imagedata r:id="rId17" o:detectmouseclick="t"/>
-                <v:stroke color="#3465a4" joinstyle="round" endcap="flat"/>
-                <w10:wrap type="square"/>
-              </v:shape>
-            </w:pict>
-          </mc:Fallback>
-        </mc:AlternateContent>
+        <w:drawing>
+          <wp:anchor behindDoc="0" distT="0" distB="0" distL="0" distR="0" simplePos="0" locked="0" layoutInCell="0" allowOverlap="1" relativeHeight="6">
+            <wp:simplePos x="0" y="0"/>
+            <wp:positionH relativeFrom="column">
+              <wp:posOffset>192405</wp:posOffset>
+            </wp:positionH>
+            <wp:positionV relativeFrom="paragraph">
+              <wp:posOffset>518160</wp:posOffset>
+            </wp:positionV>
+            <wp:extent cx="3154680" cy="1104900"/>
+            <wp:effectExtent l="0" t="0" r="0" b="0"/>
+            <wp:wrapThrough wrapText="bothSides">
+              <wp:wrapPolygon edited="0">
+                <wp:start x="-1" y="0"/>
+                <wp:lineTo x="21600" y="0"/>
+                <wp:lineTo x="21600" y="21597"/>
+                <wp:lineTo x="-1" y="21597"/>
+                <wp:lineTo x="-1" y="0"/>
+              </wp:wrapPolygon>
+            </wp:wrapThrough>
+            <wp:docPr id="3" name="Picture 1"/>
+            <wp:cNvGraphicFramePr>
+              <a:graphicFrameLocks xmlns:a="http://schemas.openxmlformats.org/drawingml/2006/main" noChangeAspect="1"/>
+            </wp:cNvGraphicFramePr>
+            <a:graphic xmlns:a="http://schemas.openxmlformats.org/drawingml/2006/main">
+              <a:graphicData uri="http://schemas.openxmlformats.org/drawingml/2006/picture">
+                <pic:pic xmlns:pic="http://schemas.openxmlformats.org/drawingml/2006/picture">
+                  <pic:nvPicPr>
+                    <pic:cNvPr id="3" name="Picture 1"/>
+                    <pic:cNvPicPr>
+                      <a:picLocks noChangeAspect="1" noChangeArrowheads="1"/>
+                    </pic:cNvPicPr>
+                  </pic:nvPicPr>
+                  <pic:blipFill>
+                    <a:blip r:embed="rId15"/>
+                    <a:stretch>
+                      <a:fillRect/>
+                    </a:stretch>
+                  </pic:blipFill>
+                  <pic:spPr bwMode="auto">
+                    <a:xfrm>
+                      <a:off x="0" y="0"/>
+                      <a:ext cx="3154680" cy="1104900"/>
+                    </a:xfrm>
+                    <a:prstGeom prst="rect">
+                      <a:avLst/>
+                    </a:prstGeom>
+                    <a:noFill/>
+                  </pic:spPr>
+                </pic:pic>
+              </a:graphicData>
+            </a:graphic>
+          </wp:anchor>
+        </w:drawing>
       </w:r>
       <w:r>
         <w:rPr>
@@ -4114,12 +4049,12 @@
         <w:ind w:hanging="720" w:left="720"/>
         <w:rPr/>
       </w:pPr>
-      <w:bookmarkStart w:id="26" w:name="_Toc226825446"/>
+      <w:bookmarkStart w:id="24" w:name="_Toc226825446"/>
       <w:r>
         <w:rPr/>
         <w:t>Tokenizer Package</w:t>
       </w:r>
-      <w:bookmarkEnd w:id="26"/>
+      <w:bookmarkEnd w:id="24"/>
     </w:p>
     <w:p>
       <w:pPr>
@@ -4235,69 +4170,60 @@
       </w:pPr>
       <w:r>
         <w:rPr/>
-        <mc:AlternateContent>
-          <mc:Choice Requires="wps">
-            <w:drawing>
-              <wp:anchor behindDoc="1" distT="0" distB="0" distL="0" distR="0" simplePos="0" locked="0" layoutInCell="0" allowOverlap="1" relativeHeight="6">
-                <wp:simplePos x="0" y="0"/>
-                <wp:positionH relativeFrom="column">
-                  <wp:posOffset>340360</wp:posOffset>
-                </wp:positionH>
-                <wp:positionV relativeFrom="paragraph">
-                  <wp:posOffset>34925</wp:posOffset>
-                </wp:positionV>
-                <wp:extent cx="2705100" cy="1246505"/>
-                <wp:effectExtent l="0" t="0" r="0" b="0"/>
-                <wp:wrapThrough wrapText="bothSides">
-                  <wp:wrapPolygon edited="0">
-                    <wp:start x="0" y="0"/>
-                    <wp:lineTo x="21600" y="0"/>
-                    <wp:lineTo x="21600" y="21600"/>
-                    <wp:lineTo x="0" y="21600"/>
-                    <wp:lineTo x="0" y="0"/>
-                  </wp:wrapPolygon>
-                </wp:wrapThrough>
-                <wp:docPr id="6" name=""/>
-                <a:graphic xmlns:a="http://schemas.openxmlformats.org/drawingml/2006/main">
-                  <a:graphicData uri="http://schemas.openxmlformats.org/drawingml/2006/picture">
-                    <pic:pic xmlns:pic="http://schemas.openxmlformats.org/drawingml/2006/picture">
-                      <pic:nvPicPr>
-                        <pic:cNvPr id="7" name=""/>
-                        <pic:cNvPicPr/>
-                      </pic:nvPicPr>
-                      <pic:blipFill>
-                        <a:blip r:embed="rId18"/>
-                        <a:stretch/>
-                      </pic:blipFill>
-                      <pic:spPr>
-                        <a:xfrm>
-                          <a:off x="0" y="0"/>
-                          <a:ext cx="2705040" cy="1246680"/>
-                        </a:xfrm>
-                        <a:prstGeom prst="rect">
-                          <a:avLst/>
-                        </a:prstGeom>
-                        <a:noFill/>
-                        <a:ln w="0">
-                          <a:noFill/>
-                        </a:ln>
-                      </pic:spPr>
-                    </pic:pic>
-                  </a:graphicData>
-                </a:graphic>
-              </wp:anchor>
-            </w:drawing>
-          </mc:Choice>
-          <mc:Fallback>
-            <w:pict>
-              <v:shape id="shape_0" stroked="f" o:allowincell="f" style="position:absolute;margin-left:26.8pt;margin-top:2.75pt;width:212.95pt;height:98.1pt;mso-wrap-style:none;v-text-anchor:middle" type="_x0000_t75">
-                <v:imagedata r:id="rId19" o:detectmouseclick="t"/>
-                <v:stroke color="#3465a4" joinstyle="round" endcap="flat"/>
-                <w10:wrap type="square"/>
-              </v:shape>
-            </w:pict>
-          </mc:Fallback>
-        </mc:AlternateContent>
+        <w:drawing>
+          <wp:anchor behindDoc="0" distT="0" distB="0" distL="0" distR="0" simplePos="0" locked="0" layoutInCell="0" allowOverlap="1" relativeHeight="7">
+            <wp:simplePos x="0" y="0"/>
+            <wp:positionH relativeFrom="column">
+              <wp:posOffset>340360</wp:posOffset>
+            </wp:positionH>
+            <wp:positionV relativeFrom="paragraph">
+              <wp:posOffset>34925</wp:posOffset>
+            </wp:positionV>
+            <wp:extent cx="2705100" cy="1246505"/>
+            <wp:effectExtent l="0" t="0" r="0" b="0"/>
+            <wp:wrapThrough wrapText="bothSides">
+              <wp:wrapPolygon edited="0">
+                <wp:start x="-1" y="0"/>
+                <wp:lineTo x="21600" y="0"/>
+                <wp:lineTo x="21600" y="21598"/>
+                <wp:lineTo x="-1" y="21598"/>
+                <wp:lineTo x="-1" y="0"/>
+              </wp:wrapPolygon>
+            </wp:wrapThrough>
+            <wp:docPr id="4" name="Image2"/>
+            <wp:cNvGraphicFramePr>
+              <a:graphicFrameLocks xmlns:a="http://schemas.openxmlformats.org/drawingml/2006/main" noChangeAspect="1"/>
+            </wp:cNvGraphicFramePr>
+            <a:graphic xmlns:a="http://schemas.openxmlformats.org/drawingml/2006/main">
+              <a:graphicData uri="http://schemas.openxmlformats.org/drawingml/2006/picture">
+                <pic:pic xmlns:pic="http://schemas.openxmlformats.org/drawingml/2006/picture">
+                  <pic:nvPicPr>
+                    <pic:cNvPr id="4" name="Image2"/>
+                    <pic:cNvPicPr>
+                      <a:picLocks noChangeAspect="1" noChangeArrowheads="1"/>
+                    </pic:cNvPicPr>
+                  </pic:nvPicPr>
+                  <pic:blipFill>
+                    <a:blip r:embed="rId16"/>
+                    <a:stretch>
+                      <a:fillRect/>
+                    </a:stretch>
+                  </pic:blipFill>
+                  <pic:spPr bwMode="auto">
+                    <a:xfrm>
+                      <a:off x="0" y="0"/>
+                      <a:ext cx="2705100" cy="1246505"/>
+                    </a:xfrm>
+                    <a:prstGeom prst="rect">
+                      <a:avLst/>
+                    </a:prstGeom>
+                    <a:noFill/>
+                  </pic:spPr>
+                </pic:pic>
+              </a:graphicData>
+            </a:graphic>
+          </wp:anchor>
+        </w:drawing>
       </w:r>
     </w:p>
     <w:p>
@@ -4367,12 +4293,12 @@
         <w:ind w:hanging="720" w:left="720"/>
         <w:rPr/>
       </w:pPr>
-      <w:bookmarkStart w:id="27" w:name="_Toc226825447"/>
+      <w:bookmarkStart w:id="25" w:name="_Toc226825447"/>
       <w:r>
         <w:rPr/>
         <w:t>Parser Package</w:t>
       </w:r>
-      <w:bookmarkEnd w:id="27"/>
+      <w:bookmarkEnd w:id="25"/>
     </w:p>
     <w:p>
       <w:pPr>
@@ -4448,70 +4374,61 @@
         <w:rPr/>
       </w:pPr>
       <w:r>
-        <mc:AlternateContent>
-          <mc:Choice Requires="wps">
-            <w:drawing>
-              <wp:anchor behindDoc="1" distT="0" distB="0" distL="0" distR="0" simplePos="0" locked="0" layoutInCell="0" allowOverlap="1" relativeHeight="2">
-                <wp:simplePos x="0" y="0"/>
-                <wp:positionH relativeFrom="column">
-                  <wp:posOffset>335915</wp:posOffset>
-                </wp:positionH>
-                <wp:positionV relativeFrom="paragraph">
-                  <wp:posOffset>472440</wp:posOffset>
-                </wp:positionV>
-                <wp:extent cx="1722120" cy="1085215"/>
-                <wp:effectExtent l="0" t="0" r="0" b="0"/>
-                <wp:wrapThrough wrapText="bothSides">
-                  <wp:wrapPolygon edited="0">
-                    <wp:start x="0" y="0"/>
-                    <wp:lineTo x="21600" y="0"/>
-                    <wp:lineTo x="21600" y="21600"/>
-                    <wp:lineTo x="0" y="21600"/>
-                    <wp:lineTo x="0" y="0"/>
-                  </wp:wrapPolygon>
-                </wp:wrapThrough>
-                <wp:docPr id="8" name=""/>
-                <a:graphic xmlns:a="http://schemas.openxmlformats.org/drawingml/2006/main">
-                  <a:graphicData uri="http://schemas.openxmlformats.org/drawingml/2006/picture">
-                    <pic:pic xmlns:pic="http://schemas.openxmlformats.org/drawingml/2006/picture">
-                      <pic:nvPicPr>
-                        <pic:cNvPr id="9" name=""/>
-                        <pic:cNvPicPr/>
-                      </pic:nvPicPr>
-                      <pic:blipFill>
-                        <a:blip r:embed="rId20"/>
-                        <a:srcRect l="0" t="0" r="0" b="7761"/>
-                        <a:stretch/>
-                      </pic:blipFill>
-                      <pic:spPr>
-                        <a:xfrm>
-                          <a:off x="0" y="0"/>
-                          <a:ext cx="1722240" cy="1085040"/>
-                        </a:xfrm>
-                        <a:prstGeom prst="rect">
-                          <a:avLst/>
-                        </a:prstGeom>
-                        <a:noFill/>
-                        <a:ln w="0">
-                          <a:noFill/>
-                        </a:ln>
-                      </pic:spPr>
-                    </pic:pic>
-                  </a:graphicData>
-                </a:graphic>
-              </wp:anchor>
-            </w:drawing>
-          </mc:Choice>
-          <mc:Fallback>
-            <w:pict>
-              <v:shape id="shape_0" stroked="f" o:allowincell="f" style="position:absolute;margin-left:26.45pt;margin-top:37.2pt;width:135.55pt;height:85.4pt;mso-wrap-style:none;v-text-anchor:middle" type="_x0000_t75">
-                <v:imagedata r:id="rId21" o:detectmouseclick="t"/>
-                <v:stroke color="#3465a4" joinstyle="round" endcap="flat"/>
-                <w10:wrap type="square"/>
-              </v:shape>
-            </w:pict>
-          </mc:Fallback>
-        </mc:AlternateContent>
+        <w:drawing>
+          <wp:anchor behindDoc="0" distT="0" distB="0" distL="0" distR="0" simplePos="0" locked="0" layoutInCell="0" allowOverlap="1" relativeHeight="3">
+            <wp:simplePos x="0" y="0"/>
+            <wp:positionH relativeFrom="column">
+              <wp:posOffset>335915</wp:posOffset>
+            </wp:positionH>
+            <wp:positionV relativeFrom="paragraph">
+              <wp:posOffset>472440</wp:posOffset>
+            </wp:positionV>
+            <wp:extent cx="1722120" cy="1085215"/>
+            <wp:effectExtent l="0" t="0" r="0" b="0"/>
+            <wp:wrapThrough wrapText="bothSides">
+              <wp:wrapPolygon edited="0">
+                <wp:start x="-2" y="0"/>
+                <wp:lineTo x="21600" y="0"/>
+                <wp:lineTo x="21600" y="21605"/>
+                <wp:lineTo x="-2" y="21605"/>
+                <wp:lineTo x="-2" y="0"/>
+              </wp:wrapPolygon>
+            </wp:wrapThrough>
+            <wp:docPr id="5" name="Image3"/>
+            <wp:cNvGraphicFramePr>
+              <a:graphicFrameLocks xmlns:a="http://schemas.openxmlformats.org/drawingml/2006/main" noChangeAspect="1"/>
+            </wp:cNvGraphicFramePr>
+            <a:graphic xmlns:a="http://schemas.openxmlformats.org/drawingml/2006/main">
+              <a:graphicData uri="http://schemas.openxmlformats.org/drawingml/2006/picture">
+                <pic:pic xmlns:pic="http://schemas.openxmlformats.org/drawingml/2006/picture">
+                  <pic:nvPicPr>
+                    <pic:cNvPr id="5" name="Image3"/>
+                    <pic:cNvPicPr>
+                      <a:picLocks noChangeAspect="1" noChangeArrowheads="1"/>
+                    </pic:cNvPicPr>
+                  </pic:nvPicPr>
+                  <pic:blipFill>
+                    <a:blip r:embed="rId17"/>
+                    <a:srcRect l="0" t="0" r="0" b="7790"/>
+                    <a:stretch>
+                      <a:fillRect/>
+                    </a:stretch>
+                  </pic:blipFill>
+                  <pic:spPr bwMode="auto">
+                    <a:xfrm>
+                      <a:off x="0" y="0"/>
+                      <a:ext cx="1722120" cy="1085215"/>
+                    </a:xfrm>
+                    <a:prstGeom prst="rect">
+                      <a:avLst/>
+                    </a:prstGeom>
+                    <a:noFill/>
+                  </pic:spPr>
+                </pic:pic>
+              </a:graphicData>
+            </a:graphic>
+          </wp:anchor>
+        </w:drawing>
       </w:r>
       <w:r>
         <w:rPr>
@@ -4602,12 +4519,12 @@
         <w:ind w:hanging="720" w:left="720"/>
         <w:rPr/>
       </w:pPr>
-      <w:bookmarkStart w:id="28" w:name="_Toc226825448"/>
+      <w:bookmarkStart w:id="26" w:name="_Toc226825448"/>
       <w:r>
         <w:rPr/>
         <w:t>Evaluator Package</w:t>
       </w:r>
-      <w:bookmarkEnd w:id="28"/>
+      <w:bookmarkEnd w:id="26"/>
     </w:p>
     <w:p>
       <w:pPr>
@@ -4701,69 +4618,60 @@
         <w:rPr/>
       </w:pPr>
       <w:r>
-        <mc:AlternateContent>
-          <mc:Choice Requires="wps">
-            <w:drawing>
-              <wp:anchor behindDoc="1" distT="0" distB="0" distL="0" distR="0" simplePos="0" locked="0" layoutInCell="0" allowOverlap="1" relativeHeight="3">
-                <wp:simplePos x="0" y="0"/>
-                <wp:positionH relativeFrom="column">
-                  <wp:posOffset>461010</wp:posOffset>
-                </wp:positionH>
-                <wp:positionV relativeFrom="paragraph">
-                  <wp:posOffset>93980</wp:posOffset>
-                </wp:positionV>
-                <wp:extent cx="1939290" cy="1223645"/>
-                <wp:effectExtent l="0" t="0" r="0" b="0"/>
-                <wp:wrapThrough wrapText="bothSides">
-                  <wp:wrapPolygon edited="0">
-                    <wp:start x="0" y="0"/>
-                    <wp:lineTo x="21600" y="0"/>
-                    <wp:lineTo x="21600" y="21600"/>
-                    <wp:lineTo x="0" y="21600"/>
-                    <wp:lineTo x="0" y="0"/>
-                  </wp:wrapPolygon>
-                </wp:wrapThrough>
-                <wp:docPr id="10" name=""/>
-                <a:graphic xmlns:a="http://schemas.openxmlformats.org/drawingml/2006/main">
-                  <a:graphicData uri="http://schemas.openxmlformats.org/drawingml/2006/picture">
-                    <pic:pic xmlns:pic="http://schemas.openxmlformats.org/drawingml/2006/picture">
-                      <pic:nvPicPr>
-                        <pic:cNvPr id="11" name=""/>
-                        <pic:cNvPicPr/>
-                      </pic:nvPicPr>
-                      <pic:blipFill>
-                        <a:blip r:embed="rId22"/>
-                        <a:stretch/>
-                      </pic:blipFill>
-                      <pic:spPr>
-                        <a:xfrm>
-                          <a:off x="0" y="0"/>
-                          <a:ext cx="1939320" cy="1223640"/>
-                        </a:xfrm>
-                        <a:prstGeom prst="rect">
-                          <a:avLst/>
-                        </a:prstGeom>
-                        <a:noFill/>
-                        <a:ln w="0">
-                          <a:noFill/>
-                        </a:ln>
-                      </pic:spPr>
-                    </pic:pic>
-                  </a:graphicData>
-                </a:graphic>
-              </wp:anchor>
-            </w:drawing>
-          </mc:Choice>
-          <mc:Fallback>
-            <w:pict>
-              <v:shape id="shape_0" stroked="f" o:allowincell="f" style="position:absolute;margin-left:36.3pt;margin-top:7.4pt;width:152.65pt;height:96.3pt;mso-wrap-style:none;v-text-anchor:middle" type="_x0000_t75">
-                <v:imagedata r:id="rId23" o:detectmouseclick="t"/>
-                <v:stroke color="#3465a4" joinstyle="round" endcap="flat"/>
-                <w10:wrap type="square"/>
-              </v:shape>
-            </w:pict>
-          </mc:Fallback>
-        </mc:AlternateContent>
+        <w:drawing>
+          <wp:anchor behindDoc="0" distT="0" distB="0" distL="0" distR="0" simplePos="0" locked="0" layoutInCell="0" allowOverlap="1" relativeHeight="4">
+            <wp:simplePos x="0" y="0"/>
+            <wp:positionH relativeFrom="column">
+              <wp:posOffset>461010</wp:posOffset>
+            </wp:positionH>
+            <wp:positionV relativeFrom="paragraph">
+              <wp:posOffset>93980</wp:posOffset>
+            </wp:positionV>
+            <wp:extent cx="1939290" cy="1223645"/>
+            <wp:effectExtent l="0" t="0" r="0" b="0"/>
+            <wp:wrapThrough wrapText="bothSides">
+              <wp:wrapPolygon edited="0">
+                <wp:start x="-2" y="0"/>
+                <wp:lineTo x="21600" y="0"/>
+                <wp:lineTo x="21600" y="21601"/>
+                <wp:lineTo x="-2" y="21601"/>
+                <wp:lineTo x="-2" y="0"/>
+              </wp:wrapPolygon>
+            </wp:wrapThrough>
+            <wp:docPr id="6" name="Image4"/>
+            <wp:cNvGraphicFramePr>
+              <a:graphicFrameLocks xmlns:a="http://schemas.openxmlformats.org/drawingml/2006/main" noChangeAspect="1"/>
+            </wp:cNvGraphicFramePr>
+            <a:graphic xmlns:a="http://schemas.openxmlformats.org/drawingml/2006/main">
+              <a:graphicData uri="http://schemas.openxmlformats.org/drawingml/2006/picture">
+                <pic:pic xmlns:pic="http://schemas.openxmlformats.org/drawingml/2006/picture">
+                  <pic:nvPicPr>
+                    <pic:cNvPr id="6" name="Image4"/>
+                    <pic:cNvPicPr>
+                      <a:picLocks noChangeAspect="1" noChangeArrowheads="1"/>
+                    </pic:cNvPicPr>
+                  </pic:nvPicPr>
+                  <pic:blipFill>
+                    <a:blip r:embed="rId18"/>
+                    <a:stretch>
+                      <a:fillRect/>
+                    </a:stretch>
+                  </pic:blipFill>
+                  <pic:spPr bwMode="auto">
+                    <a:xfrm>
+                      <a:off x="0" y="0"/>
+                      <a:ext cx="1939290" cy="1223645"/>
+                    </a:xfrm>
+                    <a:prstGeom prst="rect">
+                      <a:avLst/>
+                    </a:prstGeom>
+                    <a:noFill/>
+                  </pic:spPr>
+                </pic:pic>
+              </a:graphicData>
+            </a:graphic>
+          </wp:anchor>
+        </w:drawing>
       </w:r>
       <w:r>
         <w:rPr/>
@@ -4847,12 +4755,12 @@
         <w:ind w:hanging="720" w:left="720"/>
         <w:rPr/>
       </w:pPr>
-      <w:bookmarkStart w:id="29" w:name="_Toc226825449"/>
+      <w:bookmarkStart w:id="27" w:name="_Toc226825449"/>
       <w:r>
         <w:rPr/>
         <w:t>Error Handler Package</w:t>
       </w:r>
-      <w:bookmarkEnd w:id="29"/>
+      <w:bookmarkEnd w:id="27"/>
     </w:p>
     <w:p>
       <w:pPr>
@@ -4948,69 +4856,60 @@
       </w:pPr>
       <w:r>
         <w:rPr/>
-        <mc:AlternateContent>
-          <mc:Choice Requires="wps">
-            <w:drawing>
-              <wp:anchor behindDoc="1" distT="0" distB="0" distL="0" distR="0" simplePos="0" locked="0" layoutInCell="0" allowOverlap="1" relativeHeight="4">
-                <wp:simplePos x="0" y="0"/>
-                <wp:positionH relativeFrom="column">
-                  <wp:posOffset>414655</wp:posOffset>
-                </wp:positionH>
-                <wp:positionV relativeFrom="paragraph">
-                  <wp:posOffset>64135</wp:posOffset>
-                </wp:positionV>
-                <wp:extent cx="1767840" cy="979170"/>
-                <wp:effectExtent l="0" t="0" r="0" b="0"/>
-                <wp:wrapThrough wrapText="bothSides">
-                  <wp:wrapPolygon edited="0">
-                    <wp:start x="0" y="0"/>
-                    <wp:lineTo x="21600" y="0"/>
-                    <wp:lineTo x="21600" y="21600"/>
-                    <wp:lineTo x="0" y="21600"/>
-                    <wp:lineTo x="0" y="0"/>
-                  </wp:wrapPolygon>
-                </wp:wrapThrough>
-                <wp:docPr id="12" name=""/>
-                <a:graphic xmlns:a="http://schemas.openxmlformats.org/drawingml/2006/main">
-                  <a:graphicData uri="http://schemas.openxmlformats.org/drawingml/2006/picture">
-                    <pic:pic xmlns:pic="http://schemas.openxmlformats.org/drawingml/2006/picture">
-                      <pic:nvPicPr>
-                        <pic:cNvPr id="13" name=""/>
-                        <pic:cNvPicPr/>
-                      </pic:nvPicPr>
-                      <pic:blipFill>
-                        <a:blip r:embed="rId24"/>
-                        <a:stretch/>
-                      </pic:blipFill>
-                      <pic:spPr>
-                        <a:xfrm>
-                          <a:off x="0" y="0"/>
-                          <a:ext cx="1767960" cy="979200"/>
-                        </a:xfrm>
-                        <a:prstGeom prst="rect">
-                          <a:avLst/>
-                        </a:prstGeom>
-                        <a:noFill/>
-                        <a:ln w="0">
-                          <a:noFill/>
-                        </a:ln>
-                      </pic:spPr>
-                    </pic:pic>
-                  </a:graphicData>
-                </a:graphic>
-              </wp:anchor>
-            </w:drawing>
-          </mc:Choice>
-          <mc:Fallback>
-            <w:pict>
-              <v:shape id="shape_0" stroked="f" o:allowincell="f" style="position:absolute;margin-left:32.65pt;margin-top:5.05pt;width:139.15pt;height:77.05pt;mso-wrap-style:none;v-text-anchor:middle" type="_x0000_t75">
-                <v:imagedata r:id="rId25" o:detectmouseclick="t"/>
-                <v:stroke color="#3465a4" joinstyle="round" endcap="flat"/>
-                <w10:wrap type="square"/>
-              </v:shape>
-            </w:pict>
-          </mc:Fallback>
-        </mc:AlternateContent>
+        <w:drawing>
+          <wp:anchor behindDoc="0" distT="0" distB="0" distL="0" distR="0" simplePos="0" locked="0" layoutInCell="0" allowOverlap="1" relativeHeight="5">
+            <wp:simplePos x="0" y="0"/>
+            <wp:positionH relativeFrom="column">
+              <wp:posOffset>414655</wp:posOffset>
+            </wp:positionH>
+            <wp:positionV relativeFrom="paragraph">
+              <wp:posOffset>64135</wp:posOffset>
+            </wp:positionV>
+            <wp:extent cx="1767840" cy="979170"/>
+            <wp:effectExtent l="0" t="0" r="0" b="0"/>
+            <wp:wrapThrough wrapText="bothSides">
+              <wp:wrapPolygon edited="0">
+                <wp:start x="-2" y="0"/>
+                <wp:lineTo x="21600" y="0"/>
+                <wp:lineTo x="21600" y="21601"/>
+                <wp:lineTo x="-2" y="21601"/>
+                <wp:lineTo x="-2" y="0"/>
+              </wp:wrapPolygon>
+            </wp:wrapThrough>
+            <wp:docPr id="7" name="Image5"/>
+            <wp:cNvGraphicFramePr>
+              <a:graphicFrameLocks xmlns:a="http://schemas.openxmlformats.org/drawingml/2006/main" noChangeAspect="1"/>
+            </wp:cNvGraphicFramePr>
+            <a:graphic xmlns:a="http://schemas.openxmlformats.org/drawingml/2006/main">
+              <a:graphicData uri="http://schemas.openxmlformats.org/drawingml/2006/picture">
+                <pic:pic xmlns:pic="http://schemas.openxmlformats.org/drawingml/2006/picture">
+                  <pic:nvPicPr>
+                    <pic:cNvPr id="7" name="Image5"/>
+                    <pic:cNvPicPr>
+                      <a:picLocks noChangeAspect="1" noChangeArrowheads="1"/>
+                    </pic:cNvPicPr>
+                  </pic:nvPicPr>
+                  <pic:blipFill>
+                    <a:blip r:embed="rId19"/>
+                    <a:stretch>
+                      <a:fillRect/>
+                    </a:stretch>
+                  </pic:blipFill>
+                  <pic:spPr bwMode="auto">
+                    <a:xfrm>
+                      <a:off x="0" y="0"/>
+                      <a:ext cx="1767840" cy="979170"/>
+                    </a:xfrm>
+                    <a:prstGeom prst="rect">
+                      <a:avLst/>
+                    </a:prstGeom>
+                    <a:noFill/>
+                  </pic:spPr>
+                </pic:pic>
+              </a:graphicData>
+            </a:graphic>
+          </wp:anchor>
+        </w:drawing>
       </w:r>
     </w:p>
     <w:p>
@@ -5070,12 +4969,12 @@
         <w:ind w:hanging="720" w:left="720"/>
         <w:rPr/>
       </w:pPr>
-      <w:bookmarkStart w:id="30" w:name="_Toc226825450"/>
+      <w:bookmarkStart w:id="28" w:name="_Toc226825450"/>
       <w:r>
         <w:rPr/>
         <w:t>Interface Description</w:t>
       </w:r>
-      <w:bookmarkEnd w:id="30"/>
+      <w:bookmarkEnd w:id="28"/>
     </w:p>
     <w:p>
       <w:pPr>
@@ -5113,12 +5012,12 @@
         <w:ind w:hanging="720" w:left="720"/>
         <w:rPr/>
       </w:pPr>
-      <w:bookmarkStart w:id="31" w:name="_Toc226825451"/>
+      <w:bookmarkStart w:id="29" w:name="_Toc226825451"/>
       <w:r>
         <w:rPr/>
         <w:t>Quality</w:t>
       </w:r>
-      <w:bookmarkEnd w:id="31"/>
+      <w:bookmarkEnd w:id="29"/>
       <w:r>
         <w:rPr/>
         <w:t xml:space="preserve"> </w:t>
@@ -5332,12 +5231,12 @@
       </w:r>
     </w:p>
     <w:sectPr>
-      <w:headerReference w:type="even" r:id="rId26"/>
-      <w:headerReference w:type="default" r:id="rId27"/>
-      <w:headerReference w:type="first" r:id="rId28"/>
-      <w:footerReference w:type="even" r:id="rId29"/>
-      <w:footerReference w:type="default" r:id="rId30"/>
-      <w:footerReference w:type="first" r:id="rId31"/>
+      <w:headerReference w:type="even" r:id="rId20"/>
+      <w:headerReference w:type="default" r:id="rId21"/>
+      <w:headerReference w:type="first" r:id="rId22"/>
+      <w:footerReference w:type="even" r:id="rId23"/>
+      <w:footerReference w:type="default" r:id="rId24"/>
+      <w:footerReference w:type="first" r:id="rId25"/>
       <w:type w:val="nextPage"/>
       <w:pgSz w:w="12240" w:h="15840"/>
       <w:pgMar w:left="1440" w:right="1440" w:gutter="0" w:header="720" w:top="1440" w:footer="720" w:bottom="1440"/>
@@ -5360,12 +5259,10 @@
     </w:pPr>
     <w:r>
       <w:rPr/>
-    </w:r>
-    <w:r>
       <mc:AlternateContent>
         <mc:Choice Requires="wps">
           <w:drawing>
-            <wp:anchor behindDoc="0" distT="0" distB="0" distL="0" distR="0" simplePos="0" locked="0" layoutInCell="1" allowOverlap="1" relativeHeight="0">
+            <wp:anchor behindDoc="1" distT="0" distB="0" distL="0" distR="0" simplePos="0" locked="0" layoutInCell="0" allowOverlap="1" relativeHeight="2">
               <wp:simplePos x="0" y="0"/>
               <wp:positionH relativeFrom="margin">
                 <wp:align>right</wp:align>
@@ -5380,25 +5277,31 @@
               <a:graphic xmlns:a="http://schemas.openxmlformats.org/drawingml/2006/main">
                 <a:graphicData uri="http://schemas.microsoft.com/office/word/2010/wordprocessingShape">
                   <wps:wsp>
-                    <wps:cNvSpPr txBox="1"/>
+                    <wps:cNvSpPr/>
                     <wps:spPr>
                       <a:xfrm>
                         <a:off x="0" y="0"/>
-                        <a:ext cx="14605" cy="14605"/>
+                        <a:ext cx="14760" cy="14760"/>
                       </a:xfrm>
-                      <a:prstGeom prst="rect"/>
-                      <a:solidFill>
-                        <a:srgbClr val="FFFFFF">
-                          <a:alpha val="0"/>
-                        </a:srgbClr>
-                      </a:solidFill>
+                      <a:prstGeom prst="rect">
+                        <a:avLst/>
+                      </a:prstGeom>
+                      <a:noFill/>
+                      <a:ln w="0">
+                        <a:noFill/>
+                      </a:ln>
                     </wps:spPr>
+                    <wps:style>
+                      <a:lnRef idx="0"/>
+                      <a:fillRef idx="0"/>
+                      <a:effectRef idx="0"/>
+                      <a:fontRef idx="minor"/>
+                    </wps:style>
                     <wps:txbx>
                       <w:txbxContent>
                         <w:p>
                           <w:pPr>
                             <w:pStyle w:val="Footer"/>
-                            <w:pBdr/>
                             <w:rPr>
                               <w:rStyle w:val="PageNumber"/>
                             </w:rPr>
@@ -5436,7 +5339,7 @@
                         </w:p>
                       </w:txbxContent>
                     </wps:txbx>
-                    <wps:bodyPr anchor="t" lIns="0" tIns="0" rIns="0" bIns="0">
+                    <wps:bodyPr lIns="0" tIns="0" rIns="0" bIns="0" anchor="t">
                       <a:spAutoFit/>
                     </wps:bodyPr>
                   </wps:wsp>
@@ -5447,14 +5350,14 @@
         </mc:Choice>
         <mc:Fallback>
           <w:pict>
-            <v:rect fillcolor="#FFFFFF" style="position:absolute;rotation:-0;width:1.15pt;height:1.15pt;mso-wrap-distance-left:0pt;mso-wrap-distance-right:0pt;mso-wrap-distance-top:0pt;mso-wrap-distance-bottom:0pt;margin-top:0.05pt;mso-position-vertical-relative:text;margin-left:0pt;mso-position-horizontal:right;mso-position-horizontal-relative:margin">
-              <v:fill opacity="0f"/>
-              <v:textbox inset="0in,0in,0in,0in">
+            <v:rect id="shape_0" fillcolor="white" stroked="f" o:allowincell="f" style="position:absolute;margin-left:0pt;margin-top:0.05pt;width:1.1pt;height:1.1pt;mso-wrap-style:square;v-text-anchor:top;mso-position-horizontal:right;mso-position-horizontal-relative:margin">
+              <v:fill o:detectmouseclick="t" type="solid" color2="black" opacity="0"/>
+              <v:stroke color="#3465a4" joinstyle="round" endcap="flat"/>
+              <v:textbox>
                 <w:txbxContent>
                   <w:p>
                     <w:pPr>
                       <w:pStyle w:val="Footer"/>
-                      <w:pBdr/>
                       <w:rPr>
                         <w:rStyle w:val="PageNumber"/>
                       </w:rPr>
@@ -6174,7 +6077,11 @@
           </w:r>
           <w:r>
             <w:rPr/>
-            <w:t>Version:           1.7</w:t>
+            <w:t>Version:           1.</w:t>
+          </w:r>
+          <w:r>
+            <w:rPr/>
+            <w:t>0</w:t>
           </w:r>
         </w:p>
       </w:tc>
@@ -6352,7 +6259,11 @@
           </w:r>
           <w:r>
             <w:rPr/>
-            <w:t>Version:           1.7</w:t>
+            <w:t>Version:           1.</w:t>
+          </w:r>
+          <w:r>
+            <w:rPr/>
+            <w:t>0</w:t>
           </w:r>
         </w:p>
       </w:tc>
@@ -7938,6 +7849,7 @@
     <w:qFormat/>
     <w:pPr>
       <w:widowControl w:val="false"/>
+      <w:suppressAutoHyphens w:val="true"/>
       <w:bidi w:val="0"/>
       <w:spacing w:lineRule="atLeast" w:line="240" w:before="0" w:after="0"/>
       <w:jc w:val="left"/>
@@ -8127,9 +8039,17 @@
     <w:basedOn w:val="DefaultParagraphFont"/>
     <w:rPr/>
   </w:style>
+  <w:style w:type="character" w:styleId="FootnoteCharactersuser">
+    <w:name w:val="Footnote Characters (user)"/>
+    <w:semiHidden/>
+    <w:qFormat/>
+    <w:rPr>
+      <w:sz w:val="20"/>
+      <w:vertAlign w:val="superscript"/>
+    </w:rPr>
+  </w:style>
   <w:style w:type="character" w:styleId="FootnoteCharacters">
     <w:name w:val="Footnote Characters"/>
-    <w:semiHidden/>
     <w:qFormat/>
     <w:rPr>
       <w:sz w:val="20"/>
@@ -8613,6 +8533,13 @@
       <w:szCs w:val="24"/>
     </w:rPr>
   </w:style>
+  <w:style w:type="paragraph" w:styleId="FrameContentsuser">
+    <w:name w:val="Frame Contents (user)"/>
+    <w:basedOn w:val="Normal"/>
+    <w:qFormat/>
+    <w:pPr/>
+    <w:rPr/>
+  </w:style>
   <w:style w:type="paragraph" w:styleId="FrameContents">
     <w:name w:val="Frame Contents"/>
     <w:basedOn w:val="Normal"/>

--- a/documentation/editables/03-Software-Architecture-Design.docx
+++ b/documentation/editables/03-Software-Architecture-Design.docx
@@ -62,22 +62,7 @@
         <w:rPr>
           <w:sz w:val="28"/>
         </w:rPr>
-        <w:t>Version 1.</w:t>
-      </w:r>
-      <w:r>
-        <w:rPr>
-          <w:sz w:val="28"/>
-        </w:rPr>
-        <w:t>0</w:t>
-      </w:r>
-    </w:p>
-    <w:p>
-      <w:pPr>
-        <w:pStyle w:val="InfoBlue"/>
-        <w:rPr/>
-      </w:pPr>
-      <w:r>
-        <w:rPr/>
+        <w:t>Version 1.0</w:t>
       </w:r>
     </w:p>
     <w:p>
@@ -131,16 +116,16 @@
         <w:tblLook w:firstRow="0" w:noVBand="0" w:lastRow="0" w:firstColumn="0" w:lastColumn="0" w:noHBand="0" w:val="0000"/>
       </w:tblPr>
       <w:tblGrid>
-        <w:gridCol w:w="2302"/>
+        <w:gridCol w:w="2301"/>
         <w:gridCol w:w="1152"/>
-        <w:gridCol w:w="3746"/>
+        <w:gridCol w:w="3747"/>
         <w:gridCol w:w="2304"/>
       </w:tblGrid>
       <w:tr>
         <w:trPr/>
         <w:tc>
           <w:tcPr>
-            <w:tcW w:w="2302" w:type="dxa"/>
+            <w:tcW w:w="2301" w:type="dxa"/>
             <w:tcBorders>
               <w:top w:val="single" w:sz="6" w:space="0" w:color="000000"/>
               <w:left w:val="single" w:sz="6" w:space="0" w:color="000000"/>
@@ -194,7 +179,7 @@
         </w:tc>
         <w:tc>
           <w:tcPr>
-            <w:tcW w:w="3746" w:type="dxa"/>
+            <w:tcW w:w="3747" w:type="dxa"/>
             <w:tcBorders>
               <w:top w:val="single" w:sz="6" w:space="0" w:color="000000"/>
               <w:left w:val="single" w:sz="6" w:space="0" w:color="000000"/>
@@ -251,7 +236,7 @@
         <w:trPr/>
         <w:tc>
           <w:tcPr>
-            <w:tcW w:w="2302" w:type="dxa"/>
+            <w:tcW w:w="2301" w:type="dxa"/>
             <w:tcBorders>
               <w:top w:val="single" w:sz="6" w:space="0" w:color="000000"/>
               <w:left w:val="single" w:sz="6" w:space="0" w:color="000000"/>
@@ -297,7 +282,7 @@
         </w:tc>
         <w:tc>
           <w:tcPr>
-            <w:tcW w:w="3746" w:type="dxa"/>
+            <w:tcW w:w="3747" w:type="dxa"/>
             <w:tcBorders>
               <w:top w:val="single" w:sz="6" w:space="0" w:color="000000"/>
               <w:left w:val="single" w:sz="6" w:space="0" w:color="000000"/>
@@ -346,7 +331,7 @@
         <w:trPr/>
         <w:tc>
           <w:tcPr>
-            <w:tcW w:w="2302" w:type="dxa"/>
+            <w:tcW w:w="2301" w:type="dxa"/>
             <w:tcBorders>
               <w:top w:val="single" w:sz="6" w:space="0" w:color="000000"/>
               <w:left w:val="single" w:sz="6" w:space="0" w:color="000000"/>
@@ -392,7 +377,7 @@
         </w:tc>
         <w:tc>
           <w:tcPr>
-            <w:tcW w:w="3746" w:type="dxa"/>
+            <w:tcW w:w="3747" w:type="dxa"/>
             <w:tcBorders>
               <w:top w:val="single" w:sz="6" w:space="0" w:color="000000"/>
               <w:left w:val="single" w:sz="6" w:space="0" w:color="000000"/>
@@ -441,7 +426,7 @@
         <w:trPr/>
         <w:tc>
           <w:tcPr>
-            <w:tcW w:w="2302" w:type="dxa"/>
+            <w:tcW w:w="2301" w:type="dxa"/>
             <w:tcBorders>
               <w:top w:val="single" w:sz="6" w:space="0" w:color="000000"/>
               <w:left w:val="single" w:sz="6" w:space="0" w:color="000000"/>
@@ -487,7 +472,7 @@
         </w:tc>
         <w:tc>
           <w:tcPr>
-            <w:tcW w:w="3746" w:type="dxa"/>
+            <w:tcW w:w="3747" w:type="dxa"/>
             <w:tcBorders>
               <w:top w:val="single" w:sz="6" w:space="0" w:color="000000"/>
               <w:left w:val="single" w:sz="6" w:space="0" w:color="000000"/>
@@ -536,7 +521,7 @@
         <w:trPr/>
         <w:tc>
           <w:tcPr>
-            <w:tcW w:w="2302" w:type="dxa"/>
+            <w:tcW w:w="2301" w:type="dxa"/>
             <w:tcBorders>
               <w:top w:val="single" w:sz="6" w:space="0" w:color="000000"/>
               <w:left w:val="single" w:sz="6" w:space="0" w:color="000000"/>
@@ -582,7 +567,7 @@
         </w:tc>
         <w:tc>
           <w:tcPr>
-            <w:tcW w:w="3746" w:type="dxa"/>
+            <w:tcW w:w="3747" w:type="dxa"/>
             <w:tcBorders>
               <w:top w:val="single" w:sz="6" w:space="0" w:color="000000"/>
               <w:left w:val="single" w:sz="6" w:space="0" w:color="000000"/>
@@ -631,7 +616,7 @@
         <w:trPr/>
         <w:tc>
           <w:tcPr>
-            <w:tcW w:w="2302" w:type="dxa"/>
+            <w:tcW w:w="2301" w:type="dxa"/>
             <w:tcBorders>
               <w:top w:val="single" w:sz="6" w:space="0" w:color="000000"/>
               <w:left w:val="single" w:sz="6" w:space="0" w:color="000000"/>
@@ -677,7 +662,7 @@
         </w:tc>
         <w:tc>
           <w:tcPr>
-            <w:tcW w:w="3746" w:type="dxa"/>
+            <w:tcW w:w="3747" w:type="dxa"/>
             <w:tcBorders>
               <w:top w:val="single" w:sz="6" w:space="0" w:color="000000"/>
               <w:left w:val="single" w:sz="6" w:space="0" w:color="000000"/>
@@ -726,7 +711,7 @@
         <w:trPr/>
         <w:tc>
           <w:tcPr>
-            <w:tcW w:w="2302" w:type="dxa"/>
+            <w:tcW w:w="2301" w:type="dxa"/>
             <w:tcBorders>
               <w:top w:val="single" w:sz="6" w:space="0" w:color="000000"/>
               <w:left w:val="single" w:sz="6" w:space="0" w:color="000000"/>
@@ -772,7 +757,7 @@
         </w:tc>
         <w:tc>
           <w:tcPr>
-            <w:tcW w:w="3746" w:type="dxa"/>
+            <w:tcW w:w="3747" w:type="dxa"/>
             <w:tcBorders>
               <w:top w:val="single" w:sz="6" w:space="0" w:color="000000"/>
               <w:left w:val="single" w:sz="6" w:space="0" w:color="000000"/>
@@ -821,7 +806,7 @@
         <w:trPr/>
         <w:tc>
           <w:tcPr>
-            <w:tcW w:w="2302" w:type="dxa"/>
+            <w:tcW w:w="2301" w:type="dxa"/>
             <w:tcBorders>
               <w:top w:val="single" w:sz="6" w:space="0" w:color="000000"/>
               <w:left w:val="single" w:sz="6" w:space="0" w:color="000000"/>
@@ -867,7 +852,7 @@
         </w:tc>
         <w:tc>
           <w:tcPr>
-            <w:tcW w:w="3746" w:type="dxa"/>
+            <w:tcW w:w="3747" w:type="dxa"/>
             <w:tcBorders>
               <w:top w:val="single" w:sz="6" w:space="0" w:color="000000"/>
               <w:left w:val="single" w:sz="6" w:space="0" w:color="000000"/>
@@ -2036,8 +2021,8 @@
         <w:ind w:hanging="720" w:left="720"/>
         <w:rPr/>
       </w:pPr>
-      <w:bookmarkStart w:id="0" w:name="_Toc456598586"/>
-      <w:bookmarkStart w:id="1" w:name="_Toc226825428"/>
+      <w:bookmarkStart w:id="0" w:name="_Toc226825428"/>
+      <w:bookmarkStart w:id="1" w:name="_Toc456598586"/>
       <w:r>
         <w:rPr/>
         <w:t>Introduction</w:t>
@@ -2051,8 +2036,8 @@
         <w:ind w:hanging="720" w:left="720"/>
         <w:rPr/>
       </w:pPr>
-      <w:bookmarkStart w:id="2" w:name="_Toc456598587"/>
-      <w:bookmarkStart w:id="3" w:name="_Toc226825429"/>
+      <w:bookmarkStart w:id="2" w:name="_Toc226825429"/>
+      <w:bookmarkStart w:id="3" w:name="_Toc456598587"/>
       <w:r>
         <w:rPr/>
         <w:t>Purpose</w:t>
@@ -2102,8 +2087,8 @@
         <w:ind w:hanging="720" w:left="720"/>
         <w:rPr/>
       </w:pPr>
-      <w:bookmarkStart w:id="4" w:name="_Toc226825430"/>
-      <w:bookmarkStart w:id="5" w:name="_Toc456598588"/>
+      <w:bookmarkStart w:id="4" w:name="_Toc456598588"/>
+      <w:bookmarkStart w:id="5" w:name="_Toc226825430"/>
       <w:r>
         <w:rPr/>
         <w:t>Scope</w:t>
@@ -2150,8 +2135,8 @@
         <w:ind w:hanging="720" w:left="720"/>
         <w:rPr/>
       </w:pPr>
-      <w:bookmarkStart w:id="6" w:name="_Toc226825431"/>
-      <w:bookmarkStart w:id="7" w:name="_Toc456598589"/>
+      <w:bookmarkStart w:id="6" w:name="_Toc456598589"/>
+      <w:bookmarkStart w:id="7" w:name="_Toc226825431"/>
       <w:r>
         <w:rPr/>
         <w:t>Definitions, Acronyms, and Abbreviations</w:t>
@@ -2472,8 +2457,8 @@
         <w:ind w:hanging="720" w:left="720"/>
         <w:rPr/>
       </w:pPr>
-      <w:bookmarkStart w:id="8" w:name="_Toc456598590"/>
-      <w:bookmarkStart w:id="9" w:name="_Toc226825432"/>
+      <w:bookmarkStart w:id="8" w:name="_Toc226825432"/>
+      <w:bookmarkStart w:id="9" w:name="_Toc456598590"/>
       <w:r>
         <w:rPr/>
         <w:t>References</w:t>
@@ -2526,8 +2511,8 @@
         <w:ind w:hanging="720" w:left="720"/>
         <w:rPr/>
       </w:pPr>
-      <w:bookmarkStart w:id="10" w:name="_Toc456598591"/>
-      <w:bookmarkStart w:id="11" w:name="_Toc226825433"/>
+      <w:bookmarkStart w:id="10" w:name="_Toc226825433"/>
+      <w:bookmarkStart w:id="11" w:name="_Toc456598591"/>
       <w:r>
         <w:rPr/>
         <w:t>Overview</w:t>
@@ -3621,9 +3606,9 @@
             <wp:wrapThrough wrapText="bothSides">
               <wp:wrapPolygon edited="0">
                 <wp:start x="0" y="0"/>
-                <wp:lineTo x="21599" y="0"/>
-                <wp:lineTo x="21599" y="21599"/>
-                <wp:lineTo x="0" y="21599"/>
+                <wp:lineTo x="21597" y="0"/>
+                <wp:lineTo x="21597" y="21598"/>
+                <wp:lineTo x="0" y="21598"/>
                 <wp:lineTo x="0" y="0"/>
               </wp:wrapPolygon>
             </wp:wrapThrough>
@@ -5309,30 +5294,35 @@
                           <w:r>
                             <w:rPr>
                               <w:rStyle w:val="PageNumber"/>
+                              <w:color w:val="000000"/>
                             </w:rPr>
                             <w:fldChar w:fldCharType="begin"/>
                           </w:r>
                           <w:r>
                             <w:rPr>
                               <w:rStyle w:val="PageNumber"/>
+                              <w:color w:val="000000"/>
                             </w:rPr>
                             <w:instrText xml:space="preserve"> PAGE </w:instrText>
                           </w:r>
                           <w:r>
                             <w:rPr>
                               <w:rStyle w:val="PageNumber"/>
+                              <w:color w:val="000000"/>
                             </w:rPr>
                             <w:fldChar w:fldCharType="separate"/>
                           </w:r>
                           <w:r>
                             <w:rPr>
                               <w:rStyle w:val="PageNumber"/>
+                              <w:color w:val="000000"/>
                             </w:rPr>
                             <w:t>0</w:t>
                           </w:r>
                           <w:r>
                             <w:rPr>
                               <w:rStyle w:val="PageNumber"/>
+                              <w:color w:val="000000"/>
                             </w:rPr>
                             <w:fldChar w:fldCharType="end"/>
                           </w:r>
@@ -5350,8 +5340,8 @@
         </mc:Choice>
         <mc:Fallback>
           <w:pict>
-            <v:rect id="shape_0" fillcolor="white" stroked="f" o:allowincell="f" style="position:absolute;margin-left:0pt;margin-top:0.05pt;width:1.1pt;height:1.1pt;mso-wrap-style:square;v-text-anchor:top;mso-position-horizontal:right;mso-position-horizontal-relative:margin">
-              <v:fill o:detectmouseclick="t" type="solid" color2="black" opacity="0"/>
+            <v:rect id="shape_0" stroked="f" o:allowincell="f" style="position:absolute;margin-left:0pt;margin-top:0.05pt;width:1.1pt;height:1.1pt;mso-wrap-style:square;v-text-anchor:top;mso-position-horizontal:right;mso-position-horizontal-relative:margin">
+              <v:fill o:detectmouseclick="t" on="false"/>
               <v:stroke color="#3465a4" joinstyle="round" endcap="flat"/>
               <v:textbox>
                 <w:txbxContent>
@@ -5365,30 +5355,35 @@
                     <w:r>
                       <w:rPr>
                         <w:rStyle w:val="PageNumber"/>
+                        <w:color w:val="000000"/>
                       </w:rPr>
                       <w:fldChar w:fldCharType="begin"/>
                     </w:r>
                     <w:r>
                       <w:rPr>
                         <w:rStyle w:val="PageNumber"/>
+                        <w:color w:val="000000"/>
                       </w:rPr>
                       <w:instrText xml:space="preserve"> PAGE </w:instrText>
                     </w:r>
                     <w:r>
                       <w:rPr>
                         <w:rStyle w:val="PageNumber"/>
+                        <w:color w:val="000000"/>
                       </w:rPr>
                       <w:fldChar w:fldCharType="separate"/>
                     </w:r>
                     <w:r>
                       <w:rPr>
                         <w:rStyle w:val="PageNumber"/>
+                        <w:color w:val="000000"/>
                       </w:rPr>
                       <w:t>0</w:t>
                     </w:r>
                     <w:r>
                       <w:rPr>
                         <w:rStyle w:val="PageNumber"/>
+                        <w:color w:val="000000"/>
                       </w:rPr>
                       <w:fldChar w:fldCharType="end"/>
                     </w:r>
@@ -6077,11 +6072,7 @@
           </w:r>
           <w:r>
             <w:rPr/>
-            <w:t>Version:           1.</w:t>
-          </w:r>
-          <w:r>
-            <w:rPr/>
-            <w:t>0</w:t>
+            <w:t>Version:           1.0</w:t>
           </w:r>
         </w:p>
       </w:tc>
@@ -6171,7 +6162,11 @@
           </w:pPr>
           <w:r>
             <w:rPr/>
-            <w:t>EECS348-SAD-TermProj-v1.7</w:t>
+            <w:t>EECS348-SAD-TermProj-v1.</w:t>
+          </w:r>
+          <w:r>
+            <w:rPr/>
+            <w:t>0</w:t>
           </w:r>
         </w:p>
       </w:tc>
@@ -6259,11 +6254,7 @@
           </w:r>
           <w:r>
             <w:rPr/>
-            <w:t>Version:           1.</w:t>
-          </w:r>
-          <w:r>
-            <w:rPr/>
-            <w:t>0</w:t>
+            <w:t>Version:           1.0</w:t>
           </w:r>
         </w:p>
       </w:tc>
@@ -6353,7 +6344,11 @@
           </w:pPr>
           <w:r>
             <w:rPr/>
-            <w:t>EECS348-SAD-TermProj-v1.7</w:t>
+            <w:t>EECS348-SAD-TermProj-v1.</w:t>
+          </w:r>
+          <w:r>
+            <w:rPr/>
+            <w:t>0</w:t>
           </w:r>
         </w:p>
       </w:tc>
@@ -8039,8 +8034,8 @@
     <w:basedOn w:val="DefaultParagraphFont"/>
     <w:rPr/>
   </w:style>
-  <w:style w:type="character" w:styleId="FootnoteCharactersuser">
-    <w:name w:val="Footnote Characters (user)"/>
+  <w:style w:type="character" w:styleId="FootnoteCharacters">
+    <w:name w:val="Footnote Characters"/>
     <w:semiHidden/>
     <w:qFormat/>
     <w:rPr>
@@ -8048,8 +8043,8 @@
       <w:vertAlign w:val="superscript"/>
     </w:rPr>
   </w:style>
-  <w:style w:type="character" w:styleId="FootnoteCharacters">
-    <w:name w:val="Footnote Characters"/>
+  <w:style w:type="character" w:styleId="FootnoteCharactersuser">
+    <w:name w:val="Footnote Characters (user)"/>
     <w:qFormat/>
     <w:rPr>
       <w:sz w:val="20"/>
@@ -8533,15 +8528,15 @@
       <w:szCs w:val="24"/>
     </w:rPr>
   </w:style>
-  <w:style w:type="paragraph" w:styleId="FrameContentsuser">
-    <w:name w:val="Frame Contents (user)"/>
+  <w:style w:type="paragraph" w:styleId="FrameContents">
+    <w:name w:val="Frame Contents"/>
     <w:basedOn w:val="Normal"/>
     <w:qFormat/>
     <w:pPr/>
     <w:rPr/>
   </w:style>
-  <w:style w:type="paragraph" w:styleId="FrameContents">
-    <w:name w:val="Frame Contents"/>
+  <w:style w:type="paragraph" w:styleId="FrameContentsuser">
+    <w:name w:val="Frame Contents (user)"/>
     <w:basedOn w:val="Normal"/>
     <w:qFormat/>
     <w:pPr/>
